--- a/manuel-malagasy-t5/output/Manuel_Malagasy_T5_TSIPELINA-FITSIPIKA_V1.docx
+++ b/manuel-malagasy-t5/output/Manuel_Malagasy_T5_TSIPELINA-FITSIPIKA_V1.docx
@@ -1626,6 +1626,21 @@
     </w:p>
     <w:p>
       <w:pPr>
+        <w:spacing w:after="80" w:before="0"/>
+      </w:pPr>
+      <w:r>
+        <w:rPr>
+          <w:rFonts w:ascii="Arial" w:hAnsi="Arial"/>
+          <w:b/>
+          <w:i w:val="0"/>
+          <w:color w:val="000000"/>
+          <w:sz w:val="22"/>
+        </w:rPr>
+        <w:t>Teny entina mampitaha zavatra roa.</w:t>
+      </w:r>
+    </w:p>
+    <w:p>
+      <w:pPr>
         <w:pStyle w:val="ListBullet"/>
         <w:spacing w:after="20"/>
       </w:pPr>
@@ -1666,7 +1681,7 @@
           <w:color w:val="808080"/>
           <w:sz w:val="16"/>
         </w:rPr>
-        <w:t>(Phrases 1-2 : la cause (le maitre). Phrases 3-4 : cause et consecutif, cites du dictionnaire Rakibolana — non copies, le site n'est pas sous licence libre. Phrases 5-6 : la comparaison (ohabolana, JICA).)</w:t>
+        <w:t>(Phrases 1-2 : le maitre. Phrases 3-4 : Rakibolana (citees, non copiees). Phrases 5-6 : la comparaison, ohabolana.org et JICA.)</w:t>
       </w:r>
     </w:p>
     <w:p>
@@ -1697,7 +1712,52 @@
           <w:color w:val="000000"/>
           <w:sz w:val="22"/>
         </w:rPr>
-        <w:t>Teny fampitohizana ampiasaina hanehoana fotoana. Matetika izy io no arahina matoanteny ary ampiasaina rehefa mitantara zavatra efa lasa.</w:t>
+        <w:t>Rehefa (raha milaza ny lasa ny matoanteny manaraka azy).</w:t>
+      </w:r>
+    </w:p>
+    <w:p>
+      <w:pPr>
+        <w:spacing w:after="80" w:before="0"/>
+      </w:pPr>
+      <w:r>
+        <w:rPr>
+          <w:rFonts w:ascii="Arial" w:hAnsi="Arial"/>
+          <w:b/>
+          <w:i w:val="0"/>
+          <w:color w:val="000000"/>
+          <w:sz w:val="22"/>
+        </w:rPr>
+        <w:t>Isaky ny (raha milaza ny ankehitriny ny matoanteny manaraka azy).</w:t>
+      </w:r>
+    </w:p>
+    <w:p>
+      <w:pPr>
+        <w:spacing w:after="80" w:before="0"/>
+      </w:pPr>
+      <w:r>
+        <w:rPr>
+          <w:rFonts w:ascii="Arial" w:hAnsi="Arial"/>
+          <w:b/>
+          <w:i w:val="0"/>
+          <w:color w:val="000000"/>
+          <w:sz w:val="22"/>
+        </w:rPr>
+        <w:t>Tamin' ny (raha milaza ny ho avy ny matoanteny manaraka azy ao anatin' ny tantara).</w:t>
+      </w:r>
+    </w:p>
+    <w:p>
+      <w:pPr>
+        <w:spacing w:after="100" w:before="0"/>
+      </w:pPr>
+      <w:r>
+        <w:rPr>
+          <w:rFonts w:ascii="Arial" w:hAnsi="Arial"/>
+          <w:b w:val="0"/>
+          <w:i/>
+          <w:color w:val="808080"/>
+          <w:sz w:val="16"/>
+        </w:rPr>
+        <w:t>(Rakibolana malagasy, « nony » (conjonction) — https://malagasyword.org/bins/teny2/nony)</w:t>
       </w:r>
     </w:p>
     <w:p>
@@ -1712,7 +1772,7 @@
           <w:color w:val="F76995"/>
           <w:sz w:val="22"/>
         </w:rPr>
-        <w:t>Nony tonga tany an-trano izy, dia natory avy hatrany.</w:t>
+        <w:t>Nony niamboho Ranavalona reniny, dia nitsoka ny rivo-pahafahana.</w:t>
       </w:r>
     </w:p>
     <w:p>
@@ -1727,7 +1787,52 @@
           <w:color w:val="F76995"/>
           <w:sz w:val="22"/>
         </w:rPr>
-        <w:t>Nony nahita ny reniny ny zaza, dia nitsiky.</w:t>
+        <w:t>Nony midona ny orana, velon-tsento i Sahondra mahatsiaro andreniny.</w:t>
+      </w:r>
+    </w:p>
+    <w:p>
+      <w:pPr>
+        <w:pStyle w:val="ListBullet"/>
+        <w:spacing w:after="20"/>
+      </w:pPr>
+      <w:r>
+        <w:rPr>
+          <w:rFonts w:ascii="Arial" w:hAnsi="Arial"/>
+          <w:b/>
+          <w:color w:val="F76995"/>
+          <w:sz w:val="22"/>
+        </w:rPr>
+        <w:t>Nony handeha indrindra izahay no avy ny orana.</w:t>
+      </w:r>
+    </w:p>
+    <w:p>
+      <w:pPr>
+        <w:pStyle w:val="ListBullet"/>
+        <w:spacing w:after="20"/>
+      </w:pPr>
+      <w:r>
+        <w:rPr>
+          <w:rFonts w:ascii="Arial" w:hAnsi="Arial"/>
+          <w:b/>
+          <w:color w:val="F76995"/>
+          <w:sz w:val="22"/>
+        </w:rPr>
+        <w:t>Nony lasa izy, dia nody izahay.</w:t>
+      </w:r>
+    </w:p>
+    <w:p>
+      <w:pPr>
+        <w:spacing w:after="80" w:before="0"/>
+      </w:pPr>
+      <w:r>
+        <w:rPr>
+          <w:rFonts w:ascii="Arial" w:hAnsi="Arial"/>
+          <w:b/>
+          <w:i w:val="0"/>
+          <w:color w:val="000000"/>
+          <w:sz w:val="22"/>
+        </w:rPr>
+        <w:t>Analog : fony, raha, rehefa.</w:t>
       </w:r>
     </w:p>
     <w:p>
@@ -1758,12 +1863,73 @@
           <w:color w:val="000000"/>
           <w:sz w:val="22"/>
         </w:rPr>
-        <w:t>Tsy teny tokana mitambatra ity fa teny roa miaraka : ny mpanoritra/mpisolo « no » sy ny mpampitaha « ho ». Ampiasaina amin'ny fampitahana zavatra roa izy io, indrindra rehefa misy finiavana na safidy atao.</w:t>
-      </w:r>
-    </w:p>
-    <w:p>
-      <w:pPr>
-        <w:pStyle w:val="ListBullet"/>
+        <w:t>Tsy teny tokana mitambatra ity fa « no » sy « ho » miaraka.</w:t>
+      </w:r>
+    </w:p>
+    <w:p>
+      <w:pPr>
+        <w:spacing w:after="80" w:before="0"/>
+      </w:pPr>
+      <w:r>
+        <w:rPr>
+          <w:rFonts w:ascii="Arial" w:hAnsi="Arial"/>
+          <w:b/>
+          <w:i w:val="0"/>
+          <w:color w:val="000000"/>
+          <w:sz w:val="22"/>
+        </w:rPr>
+        <w:t>« no » : Ny - L “no” -EM (mivadi-drafitra). « ho » : mpanamarika ny “ ho avy ”.</w:t>
+      </w:r>
+    </w:p>
+    <w:p>
+      <w:pPr>
+        <w:spacing w:after="100" w:before="0"/>
+      </w:pPr>
+      <w:r>
+        <w:rPr>
+          <w:rFonts w:ascii="Arial" w:hAnsi="Arial"/>
+          <w:b w:val="0"/>
+          <w:i/>
+          <w:color w:val="808080"/>
+          <w:sz w:val="16"/>
+        </w:rPr>
+        <w:t>(PE T5, Fitsipiky ny teny, p.19 : « Rafitry ny fehezanteny manana EM voasoritra — Mivadi-drafitra : Ny - L “no” -EM » ; « Matoanteny misy ny ho-/ho mpanamarika ny “ ho avy ” ».)</w:t>
+      </w:r>
+    </w:p>
+    <w:p>
+      <w:pPr>
+        <w:spacing w:after="80" w:before="0"/>
+      </w:pPr>
+      <w:r>
+        <w:rPr>
+          <w:rFonts w:ascii="Arial" w:hAnsi="Arial"/>
+          <w:b/>
+          <w:i w:val="0"/>
+          <w:color w:val="000000"/>
+          <w:sz w:val="22"/>
+        </w:rPr>
+        <w:t>Raha matoantenin' ny iharana misy tovana, mitovona ny ho.</w:t>
+      </w:r>
+    </w:p>
+    <w:p>
+      <w:pPr>
+        <w:keepNext/>
+        <w:spacing w:after="40" w:before="0"/>
+      </w:pPr>
+      <w:r>
+        <w:rPr>
+          <w:rFonts w:ascii="Arial" w:hAnsi="Arial"/>
+          <w:b/>
+          <w:i w:val="0"/>
+          <w:color w:val="78B832"/>
+          <w:sz w:val="22"/>
+        </w:rPr>
+        <w:t>Ohatra:</w:t>
+      </w:r>
+    </w:p>
+    <w:p>
+      <w:pPr>
+        <w:pStyle w:val="ListNumber"/>
         <w:spacing w:after="20"/>
       </w:pPr>
       <w:r>
@@ -1773,12 +1939,12 @@
           <w:color w:val="F76995"/>
           <w:sz w:val="22"/>
         </w:rPr>
-        <w:t>Ny hianatra no ho ny hilalao no tsara.</w:t>
-      </w:r>
-    </w:p>
-    <w:p>
-      <w:pPr>
-        <w:pStyle w:val="ListBullet"/>
+        <w:t>Ho tonga rahampitso izy. = Rahampitso izy no ho tonga.</w:t>
+      </w:r>
+    </w:p>
+    <w:p>
+      <w:pPr>
+        <w:pStyle w:val="ListNumber"/>
         <w:spacing w:after="20"/>
       </w:pPr>
       <w:r>
@@ -1788,7 +1954,37 @@
           <w:color w:val="F76995"/>
           <w:sz w:val="22"/>
         </w:rPr>
-        <w:t>Andriamanitra no ho ny olombelona no tokony hoterena.</w:t>
+        <w:t>Ho vita ity rahariva. = Rahariva no ho vita ity.</w:t>
+      </w:r>
+    </w:p>
+    <w:p>
+      <w:pPr>
+        <w:pStyle w:val="ListNumber"/>
+        <w:spacing w:after="20"/>
+      </w:pPr>
+      <w:r>
+        <w:rPr>
+          <w:rFonts w:ascii="Arial" w:hAnsi="Arial"/>
+          <w:b/>
+          <w:color w:val="F76995"/>
+          <w:sz w:val="22"/>
+        </w:rPr>
+        <w:t>Hovitaiko ity rahariva. = Rahariva ity no hovitaiko.</w:t>
+      </w:r>
+    </w:p>
+    <w:p>
+      <w:pPr>
+        <w:spacing w:after="100" w:before="0"/>
+      </w:pPr>
+      <w:r>
+        <w:rPr>
+          <w:rFonts w:ascii="Arial" w:hAnsi="Arial"/>
+          <w:b w:val="0"/>
+          <w:i/>
+          <w:color w:val="808080"/>
+          <w:sz w:val="16"/>
+        </w:rPr>
+        <w:t>(Ohatra nan'ny mpampianatra, recopies mot pour mot. Le « no » du milieu se retrouve dans « Nony handeha indrindra izahay no avy ny orana ».)</w:t>
       </w:r>
     </w:p>
     <w:p>
@@ -1906,7 +2102,7 @@
                 <w:color w:val="F76995"/>
                 <w:sz w:val="21"/>
               </w:rPr>
-              <w:t>Satria misy… (antony)</w:t>
+              <w:t>Satria misy… (antony) ; ampiasaina koa amin'ny fampitahana zavatra roa</w:t>
             </w:r>
           </w:p>
         </w:tc>
@@ -1994,7 +2190,7 @@
                 <w:color w:val="F76995"/>
                 <w:sz w:val="21"/>
               </w:rPr>
-              <w:t>Toy izay… (fampitahana / safidy)</w:t>
+              <w:t>« no » (mivadi-drafitra) + « ho » (ho avy) ; mitambatra rehefa misy tovana ny matoanteny</w:t>
             </w:r>
           </w:p>
         </w:tc>
@@ -2048,7 +2244,7 @@
           <w:color w:val="F76995"/>
           <w:sz w:val="22"/>
         </w:rPr>
-        <w:t>Nony tonga tany an-trano izy, dia natory avy hatrany.</w:t>
+        <w:t>Nony lasa izy, dia nody izahay.</w:t>
       </w:r>
     </w:p>
     <w:p>
@@ -2063,7 +2259,7 @@
           <w:color w:val="F76995"/>
           <w:sz w:val="22"/>
         </w:rPr>
-        <w:t>Ny hianatra no ho ny hilalao no tsara.</w:t>
+        <w:t>Rahampitso izy no ho tonga.</w:t>
       </w:r>
     </w:p>
     <w:p>
@@ -2168,7 +2364,7 @@
                 <w:color w:val="F76995"/>
                 <w:sz w:val="20"/>
               </w:rPr>
-              <w:t>a. no ho</w:t>
+              <w:t>a. nony</w:t>
             </w:r>
           </w:p>
         </w:tc>
@@ -2231,7 +2427,7 @@
                 <w:color w:val="F76995"/>
                 <w:sz w:val="20"/>
               </w:rPr>
-              <w:t>b. noho ny</w:t>
+              <w:t>b. no ho</w:t>
             </w:r>
           </w:p>
         </w:tc>
@@ -2253,7 +2449,7 @@
                 <w:color w:val="F76995"/>
                 <w:sz w:val="20"/>
               </w:rPr>
-              <w:t>3. Toy izay… (fampitahana / safidy)</w:t>
+              <w:t>3. « no » (mivadi-drafitra) sy « ho » (ho avy)</w:t>
             </w:r>
           </w:p>
         </w:tc>
@@ -2294,7 +2490,7 @@
                 <w:color w:val="F76995"/>
                 <w:sz w:val="20"/>
               </w:rPr>
-              <w:t>c. nony</w:t>
+              <w:t>c. noho ny</w:t>
             </w:r>
           </w:p>
         </w:tc>
@@ -2378,7 +2574,7 @@
           <w:color w:val="000000"/>
           <w:sz w:val="22"/>
         </w:rPr>
-        <w:t xml:space="preserve"> ………… tonga tany an-trano izy, dia natory avy hatrany.</w:t>
+        <w:t xml:space="preserve"> ………… niamboho Ranavalona reniny, dia nitsoka ny rivo-pahafahana.</w:t>
       </w:r>
     </w:p>
     <w:p>
@@ -2393,7 +2589,7 @@
           <w:color w:val="000000"/>
           <w:sz w:val="22"/>
         </w:rPr>
-        <w:t xml:space="preserve"> ………… nahita ny reniny ny zaza, dia nitsiky.</w:t>
+        <w:t xml:space="preserve"> ………… midona ny orana, velon-tsento i Sahondra mahatsiaro andreniny.</w:t>
       </w:r>
     </w:p>
     <w:p>
@@ -2408,7 +2604,37 @@
           <w:color w:val="000000"/>
           <w:sz w:val="22"/>
         </w:rPr>
-        <w:t xml:space="preserve"> Ny hianatra ………… ny hilalao no tsara.</w:t>
+        <w:t xml:space="preserve"> Rahampitso izy ………… tonga.</w:t>
+      </w:r>
+    </w:p>
+    <w:p>
+      <w:pPr>
+        <w:spacing w:after="80" w:before="0"/>
+      </w:pPr>
+      <w:r>
+        <w:rPr>
+          <w:rFonts w:ascii="Arial" w:hAnsi="Arial"/>
+          <w:b w:val="0"/>
+          <w:i w:val="0"/>
+          <w:color w:val="000000"/>
+          <w:sz w:val="22"/>
+        </w:rPr>
+        <w:t xml:space="preserve"> Rahariva ………… ho vita ity.</w:t>
+      </w:r>
+    </w:p>
+    <w:p>
+      <w:pPr>
+        <w:spacing w:after="80" w:before="0"/>
+      </w:pPr>
+      <w:r>
+        <w:rPr>
+          <w:rFonts w:ascii="Arial" w:hAnsi="Arial"/>
+          <w:b w:val="0"/>
+          <w:i w:val="0"/>
+          <w:color w:val="000000"/>
+          <w:sz w:val="22"/>
+        </w:rPr>
+        <w:t xml:space="preserve"> Hovitaiko ity rahariva = Rahariva ity ………… hovitaiko.</w:t>
       </w:r>
     </w:p>
     <w:p>
@@ -2429,7 +2655,28 @@
           <w:color w:val="000000"/>
           <w:sz w:val="22"/>
         </w:rPr>
-        <w:t>3. Mamorona fehezanteny roa ahitana ny hoe « noho ny » sy ny hoe « nony ». Ampiasao ireto teny ireto: ranonorana, fiezahany, an-trano, zaza.</w:t>
+        <w:t>3. Mamorona fehezanteny roa ahitana ny hoe « noho ny » sy ny hoe « nony ». Ampiasao ireto teny ireto: ranonorana, fiezahany, orana, fotoana.</w:t>
+      </w:r>
+    </w:p>
+    <w:p>
+      <w:pPr>
+        <w:spacing w:after="40" w:before="0"/>
+      </w:pPr>
+    </w:p>
+    <w:p>
+      <w:pPr>
+        <w:keepNext/>
+        <w:spacing w:after="80" w:before="0"/>
+      </w:pPr>
+      <w:r>
+        <w:rPr>
+          <w:rFonts w:ascii="Arial" w:hAnsi="Arial"/>
+          <w:b/>
+          <w:i w:val="0"/>
+          <w:color w:val="000000"/>
+          <w:sz w:val="22"/>
+        </w:rPr>
+        <w:t>4. Hanova ny fehezanteny ho mivadi-drafitra : « Ho tonga rahampitso izy. »</w:t>
       </w:r>
     </w:p>
     <w:p>
@@ -2510,7 +2757,7 @@
           <w:color w:val="F76995"/>
           <w:sz w:val="20"/>
         </w:rPr>
-        <w:t xml:space="preserve">     Toy izay… (fampitahana / safidy) : no ho</w:t>
+        <w:t xml:space="preserve">     « no » (mivadi-drafitra) sy « ho » (ho avy) : no ho</w:t>
       </w:r>
     </w:p>
     <w:p>
@@ -2626,6 +2873,36 @@
       <w:pPr>
         <w:spacing w:after="40" w:before="0"/>
       </w:pPr>
+      <w:r>
+        <w:rPr>
+          <w:rFonts w:ascii="Arial" w:hAnsi="Arial"/>
+          <w:b w:val="0"/>
+          <w:i w:val="0"/>
+          <w:color w:val="FF00FF"/>
+          <w:sz w:val="20"/>
+        </w:rPr>
+        <w:t xml:space="preserve">     7) no</w:t>
+      </w:r>
+    </w:p>
+    <w:p>
+      <w:pPr>
+        <w:spacing w:after="40" w:before="0"/>
+      </w:pPr>
+      <w:r>
+        <w:rPr>
+          <w:rFonts w:ascii="Arial" w:hAnsi="Arial"/>
+          <w:b w:val="0"/>
+          <w:i w:val="0"/>
+          <w:color w:val="FF00FF"/>
+          <w:sz w:val="20"/>
+        </w:rPr>
+        <w:t xml:space="preserve">     8) no</w:t>
+      </w:r>
+    </w:p>
+    <w:p>
+      <w:pPr>
+        <w:spacing w:after="40" w:before="0"/>
+      </w:pPr>
     </w:p>
     <w:p>
       <w:pPr>
@@ -2669,7 +2946,57 @@
           <w:color w:val="F76995"/>
           <w:sz w:val="20"/>
         </w:rPr>
-        <w:t xml:space="preserve">     Nony nahita ny reniny ny zaza, dia nitsiky.</w:t>
+        <w:t xml:space="preserve">     Nony lasa izy, dia nody izahay.</w:t>
+      </w:r>
+    </w:p>
+    <w:p>
+      <w:pPr>
+        <w:spacing w:after="40" w:before="0"/>
+      </w:pPr>
+    </w:p>
+    <w:p>
+      <w:pPr>
+        <w:spacing w:after="40" w:before="0"/>
+      </w:pPr>
+      <w:r>
+        <w:rPr>
+          <w:rFonts w:ascii="Arial" w:hAnsi="Arial"/>
+          <w:b/>
+          <w:i w:val="0"/>
+          <w:color w:val="78B832"/>
+          <w:sz w:val="21"/>
+        </w:rPr>
+        <w:t>4. Ohatra:</w:t>
+      </w:r>
+    </w:p>
+    <w:p>
+      <w:pPr>
+        <w:spacing w:after="40" w:before="0"/>
+      </w:pPr>
+      <w:r>
+        <w:rPr>
+          <w:rFonts w:ascii="Arial" w:hAnsi="Arial"/>
+          <w:b w:val="0"/>
+          <w:i w:val="0"/>
+          <w:color w:val="F76995"/>
+          <w:sz w:val="20"/>
+        </w:rPr>
+        <w:t xml:space="preserve">     Rahampitso izy no ho tonga.</w:t>
+      </w:r>
+    </w:p>
+    <w:p>
+      <w:pPr>
+        <w:spacing w:after="40" w:before="0"/>
+      </w:pPr>
+      <w:r>
+        <w:rPr>
+          <w:rFonts w:ascii="Arial" w:hAnsi="Arial"/>
+          <w:b w:val="0"/>
+          <w:i w:val="0"/>
+          <w:color w:val="F76995"/>
+          <w:sz w:val="20"/>
+        </w:rPr>
+        <w:t xml:space="preserve">     Rahariva ity no hovitaiko.</w:t>
       </w:r>
     </w:p>
     <w:p>
@@ -2726,7 +3053,7 @@
           <w:color w:val="000000"/>
           <w:sz w:val="18"/>
         </w:rPr>
-        <w:t>• Rakibolana Malagasy, article « noho » — https://www.rakibolana.org/rakibolana/teny/noho (© Eugene Heriniaina, serasera.org). Le dictionnaire n'est pas sous licence libre : ses exemples sont cites, non colles.</w:t>
+        <w:t>• PE T5, p.19 (Fitsipiky ny teny) : « Rafitry ny fehezanteny manana EM voasoritra — Mivadi-drafitra : Ny - L “no” -EM » ; « Matoanteny misy ny ho-/ho mpanamarika ny “ ho avy ” ».</w:t>
       </w:r>
     </w:p>
     <w:p>
@@ -2741,7 +3068,7 @@
           <w:color w:val="000000"/>
           <w:sz w:val="18"/>
         </w:rPr>
-        <w:t>• https://www.rakibolana.org/rakibolana/teny/nony · https://www.rakibolana.org/rakibolana/teny/no · https://tenymalagasy.org/bins/teny2/noho</w:t>
+        <w:t>• Rakibolana Malagasy, « noho » — https://www.rakibolana.org/rakibolana/teny/noho (© Eugene Heriniaina, serasera.org) ; « nony » — https://malagasyword.org/bins/teny2/nony. Contenu non libre : citations courtes avec URL, pas de copie des pages.</w:t>
       </w:r>
     </w:p>
     <w:p>
@@ -2771,7 +3098,7 @@
           <w:color w:val="000000"/>
           <w:sz w:val="18"/>
         </w:rPr>
-        <w:t>• Fanazavana sy ohatra nan'ny mpampianatra, recopies mot pour mot dans refs/rakibolana_noho.txt.</w:t>
+        <w:t>• Rectification du proprietaire sur « no ho » et phrases d'exemple fournies par lui, recopiees dans refs/rakibolana_noho.txt (https://malagasyword.org/bins/teny2).</w:t>
       </w:r>
     </w:p>
     <w:p>

--- a/manuel-malagasy-t5/output/Manuel_Malagasy_T5_TSIPELINA-FITSIPIKA_V1.docx
+++ b/manuel-malagasy-t5/output/Manuel_Malagasy_T5_TSIPELINA-FITSIPIKA_V1.docx
@@ -567,7 +567,7 @@
             </w:pPr>
             <w:r/>
             <w:r>
-              <w:t>Mamaky fehezanteny roa i Ravao : « Tsy nivoaka izy noho ny ranonorana. » sy « Nony tonga tany an-trano izy, dia natory avy hatrany. » Sahiran-tsaina izy hoe tsy mitovy ny teny nampifandray ny ampahany roa amin'ireo fehezanteny ireo.</w:t>
+              <w:t>Namaky fehezanteny roa i Ravao : « Tsy nivoaka izy noho ny ranonorana. » sy « Nony tonga tany an-trano izy, dia natory avy hatrany. » Sahiran-tsaina izy hoe tsy mitovy ny teny nampifandray ny ampahany roa amin'ireo fehezanteny ireo.</w:t>
             </w:r>
           </w:p>
         </w:tc>
@@ -1797,11 +1797,170 @@
       <w:r>
         <w:t xml:space="preserve"> ny olombelona no tokony hoterena.</w:t>
       </w:r>
+    </w:p>
+    <w:p>
+      <w:pPr>
+        <w:numPr>
+          <w:ilvl w:val="0"/>
+          <w:numId w:val="103"/>
+        </w:numPr>
+        <w:spacing w:after="40" w:before="0"/>
+      </w:pPr>
+      <w:r>
+        <w:t xml:space="preserve">Hovitaiko ity rahariva.  =  Rahariva ity </w:t>
+      </w:r>
+      <w:r>
+        <w:rPr>
+          <w:b/>
+          <w:i/>
+          <w:color w:val="F76995"/>
+        </w:rPr>
+        <w:t>no</w:t>
+      </w:r>
+      <w:r>
+        <w:t xml:space="preserve"> hovitaiko.</w:t>
+      </w:r>
+    </w:p>
+    <w:p>
+      <w:pPr>
+        <w:spacing w:after="40" w:before="0"/>
+        <w:ind w:left="2160"/>
+      </w:pPr>
+    </w:p>
+    <w:p>
+      <w:pPr>
+        <w:spacing w:after="40" w:before="0"/>
+        <w:ind w:firstLine="360"/>
+      </w:pPr>
+      <w:r>
+        <w:rPr>
+          <w:color w:val="000000"/>
+        </w:rPr>
+        <w:t xml:space="preserve">Misy ny « no ho » (roa teny) kosa ao amin'ny Rakibolana, ampiasaina aorian'ny « hatramin' » na « hatrany » : hatramin'ny isa na toerana iray </w:t>
+      </w:r>
+      <w:r>
+        <w:rPr>
+          <w:b/>
+          <w:i/>
+          <w:color w:val="F76995"/>
+        </w:rPr>
+        <w:t>ka hatramin'ny</w:t>
+      </w:r>
+      <w:r>
+        <w:rPr>
+          <w:color w:val="000000"/>
+        </w:rPr>
+        <w:t xml:space="preserve"> hafa (midika hoe « depuis… jusqu'à » amin'ny teny frantsay). Raha matoantenin'ny iharana misy tovana ny matoanteny kosa dia </w:t>
+      </w:r>
+      <w:r>
+        <w:rPr>
+          <w:b/>
+          <w:i/>
+          <w:color w:val="F76995"/>
+        </w:rPr>
+        <w:t>mitovona ny ho</w:t>
+      </w:r>
+      <w:r>
+        <w:rPr>
+          <w:color w:val="000000"/>
+        </w:rPr>
+        <w:t>.</w:t>
+      </w:r>
+    </w:p>
+    <w:p>
+      <w:pPr>
+        <w:keepNext/>
+        <w:spacing w:after="40" w:before="0"/>
+        <w:ind w:firstLine="720"/>
+      </w:pPr>
+      <w:r>
+        <w:rPr>
+          <w:i/>
+          <w:color w:val="78B832"/>
+          <w:u w:val="single"/>
+        </w:rPr>
+        <w:t>Ohatra:</w:t>
+      </w:r>
+    </w:p>
+    <w:p>
+      <w:pPr>
+        <w:numPr>
+          <w:ilvl w:val="0"/>
+          <w:numId w:val="104"/>
+        </w:numPr>
+        <w:spacing w:after="40" w:before="0"/>
+      </w:pPr>
+      <w:r>
+        <w:t xml:space="preserve">Hatramin' ny folo </w:t>
+      </w:r>
+      <w:r>
+        <w:rPr>
+          <w:b/>
+          <w:i/>
+          <w:color w:val="F76995"/>
+        </w:rPr>
+        <w:t>no ho</w:t>
+      </w:r>
+      <w:r>
+        <w:t xml:space="preserve"> miakatra.</w:t>
+      </w:r>
+    </w:p>
+    <w:p>
+      <w:pPr>
+        <w:numPr>
+          <w:ilvl w:val="0"/>
+          <w:numId w:val="104"/>
+        </w:numPr>
+        <w:spacing w:after="40" w:before="0"/>
+      </w:pPr>
+      <w:r>
+        <w:t xml:space="preserve">Hatramin' ny folo </w:t>
+      </w:r>
+      <w:r>
+        <w:rPr>
+          <w:b/>
+          <w:i/>
+          <w:color w:val="F76995"/>
+        </w:rPr>
+        <w:t>no ho</w:t>
+      </w:r>
+      <w:r>
+        <w:t xml:space="preserve"> midina.</w:t>
+      </w:r>
+    </w:p>
+    <w:p>
+      <w:pPr>
+        <w:numPr>
+          <w:ilvl w:val="0"/>
+          <w:numId w:val="104"/>
+        </w:numPr>
+        <w:spacing w:after="40" w:before="0"/>
+      </w:pPr>
+      <w:r>
+        <w:t xml:space="preserve">Hatrany </w:t>
+      </w:r>
+      <w:r>
+        <w:rPr>
+          <w:b/>
+          <w:i/>
+          <w:color w:val="F76995"/>
+        </w:rPr>
+        <w:t>no ho</w:t>
+      </w:r>
+      <w:r>
+        <w:t xml:space="preserve"> mankaty.</w:t>
+      </w:r>
       <w:r>
         <w:rPr>
           <w:vertAlign w:val="superscript"/>
         </w:rPr>
         <w:footnoteReference w:id="1004"/>
+      </w:r>
+      <w:r>
+        <w:rPr>
+          <w:vertAlign w:val="superscript"/>
+        </w:rPr>
+        <w:footnoteReference w:id="1005"/>
       </w:r>
     </w:p>
     <w:p>
@@ -1836,7 +1995,7 @@
         <w:keepNext/>
         <w:numPr>
           <w:ilvl w:val="0"/>
-          <w:numId w:val="104"/>
+          <w:numId w:val="105"/>
         </w:numPr>
         <w:spacing w:after="40" w:before="0"/>
       </w:pPr>
@@ -1853,17 +2012,17 @@
         <w:tblLook w:firstColumn="1" w:firstRow="1" w:lastColumn="0" w:lastRow="0" w:noHBand="0" w:noVBand="1" w:val="04A0"/>
       </w:tblPr>
       <w:tblGrid>
-        <w:gridCol w:w="3200"/>
+        <w:gridCol w:w="3400"/>
         <w:gridCol w:w="567"/>
-        <w:gridCol w:w="5157"/>
+        <w:gridCol w:w="4957"/>
       </w:tblGrid>
       <w:tr>
         <w:trPr>
-          <w:trHeight w:val="440" w:hRule="atLeast"/>
+          <w:trHeight w:val="440" w:hRule="exact"/>
         </w:trPr>
         <w:tc>
           <w:tcPr>
-            <w:tcW w:type="dxa" w:w="3200"/>
+            <w:tcW w:type="dxa" w:w="3400"/>
           </w:tcPr>
           <w:p>
             <w:pPr>
@@ -1889,7 +2048,7 @@
         </w:tc>
         <w:tc>
           <w:tcPr>
-            <w:tcW w:type="dxa" w:w="5157"/>
+            <w:tcW w:type="dxa" w:w="4957"/>
           </w:tcPr>
           <w:p>
             <w:pPr>
@@ -1904,11 +2063,11 @@
       </w:tr>
       <w:tr>
         <w:trPr>
-          <w:trHeight w:val="440" w:hRule="atLeast"/>
+          <w:trHeight w:val="440" w:hRule="exact"/>
         </w:trPr>
         <w:tc>
           <w:tcPr>
-            <w:tcW w:type="dxa" w:w="3200"/>
+            <w:tcW w:type="dxa" w:w="3400"/>
           </w:tcPr>
           <w:p>
             <w:pPr>
@@ -1934,7 +2093,7 @@
         </w:tc>
         <w:tc>
           <w:tcPr>
-            <w:tcW w:type="dxa" w:w="5157"/>
+            <w:tcW w:type="dxa" w:w="4957"/>
           </w:tcPr>
           <w:p>
             <w:pPr>
@@ -1949,11 +2108,11 @@
       </w:tr>
       <w:tr>
         <w:trPr>
-          <w:trHeight w:val="440" w:hRule="atLeast"/>
+          <w:trHeight w:val="440" w:hRule="exact"/>
         </w:trPr>
         <w:tc>
           <w:tcPr>
-            <w:tcW w:type="dxa" w:w="3200"/>
+            <w:tcW w:type="dxa" w:w="3400"/>
           </w:tcPr>
           <w:p>
             <w:pPr>
@@ -1979,7 +2138,7 @@
         </w:tc>
         <w:tc>
           <w:tcPr>
-            <w:tcW w:type="dxa" w:w="5157"/>
+            <w:tcW w:type="dxa" w:w="4957"/>
           </w:tcPr>
           <w:p>
             <w:pPr>
@@ -1994,11 +2153,11 @@
       </w:tr>
       <w:tr>
         <w:trPr>
-          <w:trHeight w:val="440" w:hRule="atLeast"/>
+          <w:trHeight w:val="440" w:hRule="exact"/>
         </w:trPr>
         <w:tc>
           <w:tcPr>
-            <w:tcW w:type="dxa" w:w="3200"/>
+            <w:tcW w:type="dxa" w:w="3400"/>
           </w:tcPr>
           <w:p>
             <w:pPr>
@@ -2024,7 +2183,7 @@
         </w:tc>
         <w:tc>
           <w:tcPr>
-            <w:tcW w:type="dxa" w:w="5157"/>
+            <w:tcW w:type="dxa" w:w="4957"/>
           </w:tcPr>
           <w:p>
             <w:pPr>
@@ -2039,11 +2198,11 @@
       </w:tr>
       <w:tr>
         <w:trPr>
-          <w:trHeight w:val="440" w:hRule="atLeast"/>
+          <w:trHeight w:val="440" w:hRule="exact"/>
         </w:trPr>
         <w:tc>
           <w:tcPr>
-            <w:tcW w:type="dxa" w:w="3200"/>
+            <w:tcW w:type="dxa" w:w="3400"/>
           </w:tcPr>
           <w:p>
             <w:pPr>
@@ -2069,7 +2228,7 @@
         </w:tc>
         <w:tc>
           <w:tcPr>
-            <w:tcW w:type="dxa" w:w="5157"/>
+            <w:tcW w:type="dxa" w:w="4957"/>
           </w:tcPr>
           <w:p>
             <w:pPr>
@@ -2084,11 +2243,11 @@
       </w:tr>
       <w:tr>
         <w:trPr>
-          <w:trHeight w:val="440" w:hRule="atLeast"/>
+          <w:trHeight w:val="440" w:hRule="exact"/>
         </w:trPr>
         <w:tc>
           <w:tcPr>
-            <w:tcW w:type="dxa" w:w="3200"/>
+            <w:tcW w:type="dxa" w:w="3400"/>
           </w:tcPr>
           <w:p>
             <w:pPr>
@@ -2114,7 +2273,7 @@
         </w:tc>
         <w:tc>
           <w:tcPr>
-            <w:tcW w:type="dxa" w:w="5157"/>
+            <w:tcW w:type="dxa" w:w="4957"/>
           </w:tcPr>
           <w:p>
             <w:pPr>
@@ -2129,11 +2288,11 @@
       </w:tr>
       <w:tr>
         <w:trPr>
-          <w:trHeight w:val="440" w:hRule="atLeast"/>
+          <w:trHeight w:val="440" w:hRule="exact"/>
         </w:trPr>
         <w:tc>
           <w:tcPr>
-            <w:tcW w:type="dxa" w:w="3200"/>
+            <w:tcW w:type="dxa" w:w="3400"/>
           </w:tcPr>
           <w:p>
             <w:pPr>
@@ -2159,7 +2318,7 @@
         </w:tc>
         <w:tc>
           <w:tcPr>
-            <w:tcW w:type="dxa" w:w="5157"/>
+            <w:tcW w:type="dxa" w:w="4957"/>
           </w:tcPr>
           <w:p>
             <w:pPr>
@@ -2183,7 +2342,7 @@
         <w:keepNext/>
         <w:numPr>
           <w:ilvl w:val="0"/>
-          <w:numId w:val="104"/>
+          <w:numId w:val="105"/>
         </w:numPr>
         <w:spacing w:after="40" w:before="0"/>
       </w:pPr>
@@ -2200,7 +2359,7 @@
         <w:rPr>
           <w:color w:val="000000"/>
         </w:rPr>
-        <w:t>………………… midona ny orana, velon-tsento i Sahondra mahatsiaro andreniny. Ny lahatsoratra ampiasaina dia mety …………………… lahatsoratra mitantara, manoritsoritra na mampahalala. Rahariva …………………… vita ity. …………………… ianao mividy boky betsaka, dia ahenako ny vidin'ny tsirairay.</w:t>
+        <w:t>………………… midona ny orana, velon-tsento i Sahondra mahatsiaro andreniny. Ny lahatsoratra ampiasaina dia mety …………………… lahatsoratra mitantara, manoritsoritra na mampahalala. Ho vita ity rahariva. = Rahariva …………………… vita ity. ………………… ianao mividy boky betsaka, dia ahenako ny vidin'ny tsirairay.</w:t>
       </w:r>
     </w:p>
     <w:p>
@@ -2213,7 +2372,7 @@
         <w:keepNext/>
         <w:numPr>
           <w:ilvl w:val="0"/>
-          <w:numId w:val="104"/>
+          <w:numId w:val="105"/>
         </w:numPr>
         <w:spacing w:after="40" w:before="0"/>
       </w:pPr>
@@ -2244,7 +2403,7 @@
         <w:keepNext/>
         <w:numPr>
           <w:ilvl w:val="0"/>
-          <w:numId w:val="105"/>
+          <w:numId w:val="106"/>
         </w:numPr>
         <w:spacing w:after="40" w:before="0"/>
       </w:pPr>
@@ -2261,17 +2420,17 @@
         <w:tblLook w:firstColumn="1" w:firstRow="1" w:lastColumn="0" w:lastRow="0" w:noHBand="0" w:noVBand="1" w:val="04A0"/>
       </w:tblPr>
       <w:tblGrid>
-        <w:gridCol w:w="3200"/>
+        <w:gridCol w:w="3400"/>
         <w:gridCol w:w="567"/>
-        <w:gridCol w:w="5157"/>
+        <w:gridCol w:w="4957"/>
       </w:tblGrid>
       <w:tr>
         <w:trPr>
-          <w:trHeight w:val="440" w:hRule="atLeast"/>
+          <w:trHeight w:val="440" w:hRule="exact"/>
         </w:trPr>
         <w:tc>
           <w:tcPr>
-            <w:tcW w:type="dxa" w:w="3200"/>
+            <w:tcW w:type="dxa" w:w="3400"/>
           </w:tcPr>
           <w:p>
             <w:pPr>
@@ -2293,61 +2452,58 @@
             </w:pPr>
             <w:r/>
             <w:r/>
-            <mc:AlternateContent xmlns:a="http://schemas.openxmlformats.org/drawingml/2006/main">
-              <mc:Choice Requires="wps">
-                <w:drawing>
-                  <wp:anchor distT="0" distB="0" distL="114300" distR="114300" simplePos="0" relativeHeight="251659264" behindDoc="0" locked="0" layoutInCell="1" allowOverlap="1">
-                    <wp:simplePos x="0" y="0"/>
-                    <wp:positionH relativeFrom="column">
-                      <wp:posOffset>-381000</wp:posOffset>
-                    </wp:positionH>
-                    <wp:positionV relativeFrom="paragraph">
-                      <wp:posOffset>101600</wp:posOffset>
-                    </wp:positionV>
-                    <wp:extent cx="1498600" cy="1397000"/>
-                    <wp:effectExtent l="38100" t="38100" r="60960" b="60960"/>
-                    <wp:wrapNone/>
-                    <wp:docPr id="750554311" name="Connecteur droit avec flèche 1"/>
-                    <wp:cNvGraphicFramePr/>
-                    <a:graphic>
-                      <a:graphicData uri="http://schemas.microsoft.com/office/word/2010/wordprocessingShape">
-                        <wps:wsp>
-                          <wps:cNvCnPr/>
-                          <wps:spPr>
-                            <a:xfrm>
-                              <a:off x="0" y="0"/>
-                              <a:ext cx="1498600" cy="1397000"/>
-                            </a:xfrm>
-                            <a:prstGeom prst="straightConnector1">
-                              <a:avLst/>
-                            </a:prstGeom>
-                            <a:ln w="12700">
-                              <a:solidFill>
-                                <a:srgbClr val="FF00FF"/>
-                              </a:solidFill>
-                              <a:tailEnd type="triangle"/>
-                            </a:ln>
-                          </wps:spPr>
-                          <wps:bodyPr/>
-                        </wps:wsp>
-                      </a:graphicData>
-                    </a:graphic>
-                  </wp:anchor>
-                </w:drawing>
-              </mc:Choice>
-              <mc:Fallback>
-                <w:pict>
-                  <v:line id="Connecteur droit avec flèche 1" o:spid="_x0000_s1026" style="position:absolute;margin-left:-30.0pt;margin-top:8.0pt;width:118.0pt;height:110.0pt;z-index:251659264;mso-wrap-style:square;mso-position-horizontal:absolute;mso-position-horizontal-relative:text;mso-position-vertical:absolute;mso-position-vertical-relative:text" from="0,0" to="118,110" o:inset="0,0">
-                    <v:stroke weight="1pt" color="#FF00FF" endarrow="block"/>
-                  </v:line>
-                </w:pict>
-              </mc:Fallback>
-            </mc:AlternateContent>
-          </w:p>
-        </w:tc>
-        <w:tc>
-          <w:tcPr>
-            <w:tcW w:type="dxa" w:w="5157"/>
+            <w:drawing xmlns:a="http://schemas.openxmlformats.org/drawingml/2006/main" xmlns:pic="http://schemas.openxmlformats.org/drawingml/2006/picture">
+              <wp:anchor distT="0" distB="0" distL="0" distR="0" simplePos="0" relativeHeight="251659264" behindDoc="0" locked="0" layoutInCell="1" allowOverlap="1">
+                <wp:simplePos x="0" y="0"/>
+                <wp:positionH relativeFrom="column">
+                  <wp:posOffset>-381000</wp:posOffset>
+                </wp:positionH>
+                <wp:positionV relativeFrom="paragraph">
+                  <wp:posOffset>101600</wp:posOffset>
+                </wp:positionV>
+                <wp:extent cx="1117600" cy="1397000"/>
+                <wp:effectExtent l="25400" t="25400" r="25400" b="25400"/>
+                <wp:wrapNone/>
+                <wp:docPr id="750554311" name="tsilo 1"/>
+                <wp:cNvGraphicFramePr/>
+                <a:graphic>
+                  <a:graphicData uri="http://schemas.openxmlformats.org/drawingml/2006/picture">
+                    <pic:pic>
+                      <pic:nvPicPr>
+                        <pic:cNvPr id="750554311" name="tsilo 1"/>
+                        <pic:cNvPicPr/>
+                      </pic:nvPicPr>
+                      <pic:blipFill>
+                        <a:blip r:embed="rId10">
+                          <a:extLst>
+                            <a:ext uri="{96DAC541-7B7A-43D3-8B79-37D633B846F1}">
+                              <asvg:svgBlip xmlns:asvg="http://schemas.microsoft.com/office/drawing/2016/SVG/main" r:embed="rId11"/>
+                            </a:ext>
+                          </a:extLst>
+                        </a:blip>
+                        <a:stretch>
+                          <a:fillRect/>
+                        </a:stretch>
+                      </pic:blipFill>
+                      <pic:spPr>
+                        <a:xfrm>
+                          <a:off x="0" y="0"/>
+                          <a:ext cx="1117600" cy="1397000"/>
+                        </a:xfrm>
+                        <a:prstGeom prst="rect">
+                          <a:avLst/>
+                        </a:prstGeom>
+                      </pic:spPr>
+                    </pic:pic>
+                  </a:graphicData>
+                </a:graphic>
+              </wp:anchor>
+            </w:drawing>
+          </w:p>
+        </w:tc>
+        <w:tc>
+          <w:tcPr>
+            <w:tcW w:type="dxa" w:w="4957"/>
           </w:tcPr>
           <w:p>
             <w:pPr>
@@ -2362,11 +2518,11 @@
       </w:tr>
       <w:tr>
         <w:trPr>
-          <w:trHeight w:val="440" w:hRule="atLeast"/>
+          <w:trHeight w:val="440" w:hRule="exact"/>
         </w:trPr>
         <w:tc>
           <w:tcPr>
-            <w:tcW w:type="dxa" w:w="3200"/>
+            <w:tcW w:type="dxa" w:w="3400"/>
           </w:tcPr>
           <w:p>
             <w:pPr>
@@ -2388,61 +2544,58 @@
             </w:pPr>
             <w:r/>
             <w:r/>
-            <mc:AlternateContent xmlns:a="http://schemas.openxmlformats.org/drawingml/2006/main">
-              <mc:Choice Requires="wps">
-                <w:drawing>
-                  <wp:anchor distT="0" distB="0" distL="114300" distR="114300" simplePos="0" relativeHeight="251659264" behindDoc="0" locked="0" layoutInCell="1" allowOverlap="1">
-                    <wp:simplePos x="0" y="0"/>
-                    <wp:positionH relativeFrom="column">
-                      <wp:posOffset>-381000</wp:posOffset>
-                    </wp:positionH>
-                    <wp:positionV relativeFrom="paragraph">
-                      <wp:posOffset>101600</wp:posOffset>
-                    </wp:positionV>
-                    <wp:extent cx="1498600" cy="1397000"/>
-                    <wp:effectExtent l="38100" t="38100" r="60960" b="60960"/>
-                    <wp:wrapNone/>
-                    <wp:docPr id="750554312" name="Connecteur droit avec flèche 2"/>
-                    <wp:cNvGraphicFramePr/>
-                    <a:graphic>
-                      <a:graphicData uri="http://schemas.microsoft.com/office/word/2010/wordprocessingShape">
-                        <wps:wsp>
-                          <wps:cNvCnPr/>
-                          <wps:spPr>
-                            <a:xfrm>
-                              <a:off x="0" y="0"/>
-                              <a:ext cx="1498600" cy="1397000"/>
-                            </a:xfrm>
-                            <a:prstGeom prst="straightConnector1">
-                              <a:avLst/>
-                            </a:prstGeom>
-                            <a:ln w="12700">
-                              <a:solidFill>
-                                <a:srgbClr val="FF00FF"/>
-                              </a:solidFill>
-                              <a:tailEnd type="triangle"/>
-                            </a:ln>
-                          </wps:spPr>
-                          <wps:bodyPr/>
-                        </wps:wsp>
-                      </a:graphicData>
-                    </a:graphic>
-                  </wp:anchor>
-                </w:drawing>
-              </mc:Choice>
-              <mc:Fallback>
-                <w:pict>
-                  <v:line id="Connecteur droit avec flèche 2" o:spid="_x0000_s1026" style="position:absolute;margin-left:-30.0pt;margin-top:8.0pt;width:118.0pt;height:110.0pt;z-index:251659264;mso-wrap-style:square;mso-position-horizontal:absolute;mso-position-horizontal-relative:text;mso-position-vertical:absolute;mso-position-vertical-relative:text" from="0,0" to="118,110" o:inset="0,0">
-                    <v:stroke weight="1pt" color="#FF00FF" endarrow="block"/>
-                  </v:line>
-                </w:pict>
-              </mc:Fallback>
-            </mc:AlternateContent>
-          </w:p>
-        </w:tc>
-        <w:tc>
-          <w:tcPr>
-            <w:tcW w:type="dxa" w:w="5157"/>
+            <w:drawing xmlns:a="http://schemas.openxmlformats.org/drawingml/2006/main" xmlns:pic="http://schemas.openxmlformats.org/drawingml/2006/picture">
+              <wp:anchor distT="0" distB="0" distL="0" distR="0" simplePos="0" relativeHeight="251659264" behindDoc="0" locked="0" layoutInCell="1" allowOverlap="1">
+                <wp:simplePos x="0" y="0"/>
+                <wp:positionH relativeFrom="column">
+                  <wp:posOffset>-381000</wp:posOffset>
+                </wp:positionH>
+                <wp:positionV relativeFrom="paragraph">
+                  <wp:posOffset>101600</wp:posOffset>
+                </wp:positionV>
+                <wp:extent cx="1117600" cy="1397000"/>
+                <wp:effectExtent l="25400" t="25400" r="25400" b="25400"/>
+                <wp:wrapNone/>
+                <wp:docPr id="750554312" name="tsilo 2"/>
+                <wp:cNvGraphicFramePr/>
+                <a:graphic>
+                  <a:graphicData uri="http://schemas.openxmlformats.org/drawingml/2006/picture">
+                    <pic:pic>
+                      <pic:nvPicPr>
+                        <pic:cNvPr id="750554312" name="tsilo 2"/>
+                        <pic:cNvPicPr/>
+                      </pic:nvPicPr>
+                      <pic:blipFill>
+                        <a:blip r:embed="rId12">
+                          <a:extLst>
+                            <a:ext uri="{96DAC541-7B7A-43D3-8B79-37D633B846F1}">
+                              <asvg:svgBlip xmlns:asvg="http://schemas.microsoft.com/office/drawing/2016/SVG/main" r:embed="rId13"/>
+                            </a:ext>
+                          </a:extLst>
+                        </a:blip>
+                        <a:stretch>
+                          <a:fillRect/>
+                        </a:stretch>
+                      </pic:blipFill>
+                      <pic:spPr>
+                        <a:xfrm>
+                          <a:off x="0" y="0"/>
+                          <a:ext cx="1117600" cy="1397000"/>
+                        </a:xfrm>
+                        <a:prstGeom prst="rect">
+                          <a:avLst/>
+                        </a:prstGeom>
+                      </pic:spPr>
+                    </pic:pic>
+                  </a:graphicData>
+                </a:graphic>
+              </wp:anchor>
+            </w:drawing>
+          </w:p>
+        </w:tc>
+        <w:tc>
+          <w:tcPr>
+            <w:tcW w:type="dxa" w:w="4957"/>
           </w:tcPr>
           <w:p>
             <w:pPr>
@@ -2457,11 +2610,11 @@
       </w:tr>
       <w:tr>
         <w:trPr>
-          <w:trHeight w:val="440" w:hRule="atLeast"/>
+          <w:trHeight w:val="440" w:hRule="exact"/>
         </w:trPr>
         <w:tc>
           <w:tcPr>
-            <w:tcW w:type="dxa" w:w="3200"/>
+            <w:tcW w:type="dxa" w:w="3400"/>
           </w:tcPr>
           <w:p>
             <w:pPr>
@@ -2483,62 +2636,58 @@
             </w:pPr>
             <w:r/>
             <w:r/>
-            <mc:AlternateContent xmlns:a="http://schemas.openxmlformats.org/drawingml/2006/main">
-              <mc:Choice Requires="wps">
-                <w:drawing>
-                  <wp:anchor distT="0" distB="0" distL="114300" distR="114300" simplePos="0" relativeHeight="251659264" behindDoc="0" locked="0" layoutInCell="1" allowOverlap="1">
-                    <wp:simplePos x="0" y="0"/>
-                    <wp:positionH relativeFrom="column">
-                      <wp:posOffset>-381000</wp:posOffset>
-                    </wp:positionH>
-                    <wp:positionV relativeFrom="paragraph">
-                      <wp:posOffset>-457200</wp:posOffset>
-                    </wp:positionV>
-                    <wp:extent cx="1498600" cy="558800"/>
-                    <wp:effectExtent l="38100" t="38100" r="60960" b="60960"/>
-                    <wp:wrapNone/>
-                    <wp:docPr id="750554313" name="Connecteur droit avec flèche 3"/>
-                    <wp:cNvGraphicFramePr/>
-                    <a:graphic>
-                      <a:graphicData uri="http://schemas.microsoft.com/office/word/2010/wordprocessingShape">
-                        <wps:wsp>
-                          <wps:cNvCnPr/>
-                          <wps:spPr>
-                            <a:xfrm>
-                              <a:flipV/>
-                              <a:off x="0" y="0"/>
-                              <a:ext cx="1498600" cy="558800"/>
-                            </a:xfrm>
-                            <a:prstGeom prst="straightConnector1">
-                              <a:avLst/>
-                            </a:prstGeom>
-                            <a:ln w="12700">
-                              <a:solidFill>
-                                <a:srgbClr val="FF00FF"/>
-                              </a:solidFill>
-                              <a:tailEnd type="triangle"/>
-                            </a:ln>
-                          </wps:spPr>
-                          <wps:bodyPr/>
-                        </wps:wsp>
-                      </a:graphicData>
-                    </a:graphic>
-                  </wp:anchor>
-                </w:drawing>
-              </mc:Choice>
-              <mc:Fallback>
-                <w:pict>
-                  <v:line id="Connecteur droit avec flèche 3" o:spid="_x0000_s1026" style="position:absolute;margin-left:-30.0pt;margin-top:-36.0pt;width:118.0pt;height:44.0pt;flip:v;z-index:251659264;mso-wrap-style:square;mso-position-horizontal:absolute;mso-position-horizontal-relative:text;mso-position-vertical:absolute;mso-position-vertical-relative:text" from="0,44" to="118,0" o:inset="0,0">
-                    <v:stroke weight="1pt" color="#FF00FF" endarrow="block"/>
-                  </v:line>
-                </w:pict>
-              </mc:Fallback>
-            </mc:AlternateContent>
-          </w:p>
-        </w:tc>
-        <w:tc>
-          <w:tcPr>
-            <w:tcW w:type="dxa" w:w="5157"/>
+            <w:drawing xmlns:a="http://schemas.openxmlformats.org/drawingml/2006/main" xmlns:pic="http://schemas.openxmlformats.org/drawingml/2006/picture">
+              <wp:anchor distT="0" distB="0" distL="0" distR="0" simplePos="0" relativeHeight="251659264" behindDoc="0" locked="0" layoutInCell="1" allowOverlap="1">
+                <wp:simplePos x="0" y="0"/>
+                <wp:positionH relativeFrom="column">
+                  <wp:posOffset>-381000</wp:posOffset>
+                </wp:positionH>
+                <wp:positionV relativeFrom="paragraph">
+                  <wp:posOffset>-457200</wp:posOffset>
+                </wp:positionV>
+                <wp:extent cx="1117600" cy="558800"/>
+                <wp:effectExtent l="25400" t="25400" r="25400" b="25400"/>
+                <wp:wrapNone/>
+                <wp:docPr id="750554313" name="tsilo 3"/>
+                <wp:cNvGraphicFramePr/>
+                <a:graphic>
+                  <a:graphicData uri="http://schemas.openxmlformats.org/drawingml/2006/picture">
+                    <pic:pic>
+                      <pic:nvPicPr>
+                        <pic:cNvPr id="750554313" name="tsilo 3"/>
+                        <pic:cNvPicPr/>
+                      </pic:nvPicPr>
+                      <pic:blipFill>
+                        <a:blip r:embed="rId14">
+                          <a:extLst>
+                            <a:ext uri="{96DAC541-7B7A-43D3-8B79-37D633B846F1}">
+                              <asvg:svgBlip xmlns:asvg="http://schemas.microsoft.com/office/drawing/2016/SVG/main" r:embed="rId15"/>
+                            </a:ext>
+                          </a:extLst>
+                        </a:blip>
+                        <a:stretch>
+                          <a:fillRect/>
+                        </a:stretch>
+                      </pic:blipFill>
+                      <pic:spPr>
+                        <a:xfrm>
+                          <a:off x="0" y="0"/>
+                          <a:ext cx="1117600" cy="558800"/>
+                        </a:xfrm>
+                        <a:prstGeom prst="rect">
+                          <a:avLst/>
+                        </a:prstGeom>
+                      </pic:spPr>
+                    </pic:pic>
+                  </a:graphicData>
+                </a:graphic>
+              </wp:anchor>
+            </w:drawing>
+          </w:p>
+        </w:tc>
+        <w:tc>
+          <w:tcPr>
+            <w:tcW w:type="dxa" w:w="4957"/>
           </w:tcPr>
           <w:p>
             <w:pPr>
@@ -2553,11 +2702,11 @@
       </w:tr>
       <w:tr>
         <w:trPr>
-          <w:trHeight w:val="440" w:hRule="atLeast"/>
+          <w:trHeight w:val="440" w:hRule="exact"/>
         </w:trPr>
         <w:tc>
           <w:tcPr>
-            <w:tcW w:type="dxa" w:w="3200"/>
+            <w:tcW w:type="dxa" w:w="3400"/>
           </w:tcPr>
           <w:p>
             <w:pPr>
@@ -2579,62 +2728,58 @@
             </w:pPr>
             <w:r/>
             <w:r/>
-            <mc:AlternateContent xmlns:a="http://schemas.openxmlformats.org/drawingml/2006/main">
-              <mc:Choice Requires="wps">
-                <w:drawing>
-                  <wp:anchor distT="0" distB="0" distL="114300" distR="114300" simplePos="0" relativeHeight="251659264" behindDoc="0" locked="0" layoutInCell="1" allowOverlap="1">
-                    <wp:simplePos x="0" y="0"/>
-                    <wp:positionH relativeFrom="column">
-                      <wp:posOffset>-381000</wp:posOffset>
-                    </wp:positionH>
-                    <wp:positionV relativeFrom="paragraph">
-                      <wp:posOffset>-457200</wp:posOffset>
-                    </wp:positionV>
-                    <wp:extent cx="1498600" cy="558800"/>
-                    <wp:effectExtent l="38100" t="38100" r="60960" b="60960"/>
-                    <wp:wrapNone/>
-                    <wp:docPr id="750554314" name="Connecteur droit avec flèche 4"/>
-                    <wp:cNvGraphicFramePr/>
-                    <a:graphic>
-                      <a:graphicData uri="http://schemas.microsoft.com/office/word/2010/wordprocessingShape">
-                        <wps:wsp>
-                          <wps:cNvCnPr/>
-                          <wps:spPr>
-                            <a:xfrm>
-                              <a:flipV/>
-                              <a:off x="0" y="0"/>
-                              <a:ext cx="1498600" cy="558800"/>
-                            </a:xfrm>
-                            <a:prstGeom prst="straightConnector1">
-                              <a:avLst/>
-                            </a:prstGeom>
-                            <a:ln w="12700">
-                              <a:solidFill>
-                                <a:srgbClr val="FF00FF"/>
-                              </a:solidFill>
-                              <a:tailEnd type="triangle"/>
-                            </a:ln>
-                          </wps:spPr>
-                          <wps:bodyPr/>
-                        </wps:wsp>
-                      </a:graphicData>
-                    </a:graphic>
-                  </wp:anchor>
-                </w:drawing>
-              </mc:Choice>
-              <mc:Fallback>
-                <w:pict>
-                  <v:line id="Connecteur droit avec flèche 4" o:spid="_x0000_s1026" style="position:absolute;margin-left:-30.0pt;margin-top:-36.0pt;width:118.0pt;height:44.0pt;flip:v;z-index:251659264;mso-wrap-style:square;mso-position-horizontal:absolute;mso-position-horizontal-relative:text;mso-position-vertical:absolute;mso-position-vertical-relative:text" from="0,44" to="118,0" o:inset="0,0">
-                    <v:stroke weight="1pt" color="#FF00FF" endarrow="block"/>
-                  </v:line>
-                </w:pict>
-              </mc:Fallback>
-            </mc:AlternateContent>
-          </w:p>
-        </w:tc>
-        <w:tc>
-          <w:tcPr>
-            <w:tcW w:type="dxa" w:w="5157"/>
+            <w:drawing xmlns:a="http://schemas.openxmlformats.org/drawingml/2006/main" xmlns:pic="http://schemas.openxmlformats.org/drawingml/2006/picture">
+              <wp:anchor distT="0" distB="0" distL="0" distR="0" simplePos="0" relativeHeight="251659264" behindDoc="0" locked="0" layoutInCell="1" allowOverlap="1">
+                <wp:simplePos x="0" y="0"/>
+                <wp:positionH relativeFrom="column">
+                  <wp:posOffset>-381000</wp:posOffset>
+                </wp:positionH>
+                <wp:positionV relativeFrom="paragraph">
+                  <wp:posOffset>-457200</wp:posOffset>
+                </wp:positionV>
+                <wp:extent cx="1117600" cy="558800"/>
+                <wp:effectExtent l="25400" t="25400" r="25400" b="25400"/>
+                <wp:wrapNone/>
+                <wp:docPr id="750554314" name="tsilo 4"/>
+                <wp:cNvGraphicFramePr/>
+                <a:graphic>
+                  <a:graphicData uri="http://schemas.openxmlformats.org/drawingml/2006/picture">
+                    <pic:pic>
+                      <pic:nvPicPr>
+                        <pic:cNvPr id="750554314" name="tsilo 4"/>
+                        <pic:cNvPicPr/>
+                      </pic:nvPicPr>
+                      <pic:blipFill>
+                        <a:blip r:embed="rId16">
+                          <a:extLst>
+                            <a:ext uri="{96DAC541-7B7A-43D3-8B79-37D633B846F1}">
+                              <asvg:svgBlip xmlns:asvg="http://schemas.microsoft.com/office/drawing/2016/SVG/main" r:embed="rId17"/>
+                            </a:ext>
+                          </a:extLst>
+                        </a:blip>
+                        <a:stretch>
+                          <a:fillRect/>
+                        </a:stretch>
+                      </pic:blipFill>
+                      <pic:spPr>
+                        <a:xfrm>
+                          <a:off x="0" y="0"/>
+                          <a:ext cx="1117600" cy="558800"/>
+                        </a:xfrm>
+                        <a:prstGeom prst="rect">
+                          <a:avLst/>
+                        </a:prstGeom>
+                      </pic:spPr>
+                    </pic:pic>
+                  </a:graphicData>
+                </a:graphic>
+              </wp:anchor>
+            </w:drawing>
+          </w:p>
+        </w:tc>
+        <w:tc>
+          <w:tcPr>
+            <w:tcW w:type="dxa" w:w="4957"/>
           </w:tcPr>
           <w:p>
             <w:pPr>
@@ -2649,11 +2794,11 @@
       </w:tr>
       <w:tr>
         <w:trPr>
-          <w:trHeight w:val="440" w:hRule="atLeast"/>
+          <w:trHeight w:val="440" w:hRule="exact"/>
         </w:trPr>
         <w:tc>
           <w:tcPr>
-            <w:tcW w:type="dxa" w:w="3200"/>
+            <w:tcW w:type="dxa" w:w="3400"/>
           </w:tcPr>
           <w:p>
             <w:pPr>
@@ -2675,62 +2820,58 @@
             </w:pPr>
             <w:r/>
             <w:r/>
-            <mc:AlternateContent xmlns:a="http://schemas.openxmlformats.org/drawingml/2006/main">
-              <mc:Choice Requires="wps">
-                <w:drawing>
-                  <wp:anchor distT="0" distB="0" distL="114300" distR="114300" simplePos="0" relativeHeight="251659264" behindDoc="0" locked="0" layoutInCell="1" allowOverlap="1">
-                    <wp:simplePos x="0" y="0"/>
-                    <wp:positionH relativeFrom="column">
-                      <wp:posOffset>-381000</wp:posOffset>
-                    </wp:positionH>
-                    <wp:positionV relativeFrom="paragraph">
-                      <wp:posOffset>-457200</wp:posOffset>
-                    </wp:positionV>
-                    <wp:extent cx="1498600" cy="558800"/>
-                    <wp:effectExtent l="38100" t="38100" r="60960" b="60960"/>
-                    <wp:wrapNone/>
-                    <wp:docPr id="750554315" name="Connecteur droit avec flèche 5"/>
-                    <wp:cNvGraphicFramePr/>
-                    <a:graphic>
-                      <a:graphicData uri="http://schemas.microsoft.com/office/word/2010/wordprocessingShape">
-                        <wps:wsp>
-                          <wps:cNvCnPr/>
-                          <wps:spPr>
-                            <a:xfrm>
-                              <a:flipV/>
-                              <a:off x="0" y="0"/>
-                              <a:ext cx="1498600" cy="558800"/>
-                            </a:xfrm>
-                            <a:prstGeom prst="straightConnector1">
-                              <a:avLst/>
-                            </a:prstGeom>
-                            <a:ln w="12700">
-                              <a:solidFill>
-                                <a:srgbClr val="FF00FF"/>
-                              </a:solidFill>
-                              <a:tailEnd type="triangle"/>
-                            </a:ln>
-                          </wps:spPr>
-                          <wps:bodyPr/>
-                        </wps:wsp>
-                      </a:graphicData>
-                    </a:graphic>
-                  </wp:anchor>
-                </w:drawing>
-              </mc:Choice>
-              <mc:Fallback>
-                <w:pict>
-                  <v:line id="Connecteur droit avec flèche 5" o:spid="_x0000_s1026" style="position:absolute;margin-left:-30.0pt;margin-top:-36.0pt;width:118.0pt;height:44.0pt;flip:v;z-index:251659264;mso-wrap-style:square;mso-position-horizontal:absolute;mso-position-horizontal-relative:text;mso-position-vertical:absolute;mso-position-vertical-relative:text" from="0,44" to="118,0" o:inset="0,0">
-                    <v:stroke weight="1pt" color="#FF00FF" endarrow="block"/>
-                  </v:line>
-                </w:pict>
-              </mc:Fallback>
-            </mc:AlternateContent>
-          </w:p>
-        </w:tc>
-        <w:tc>
-          <w:tcPr>
-            <w:tcW w:type="dxa" w:w="5157"/>
+            <w:drawing xmlns:a="http://schemas.openxmlformats.org/drawingml/2006/main" xmlns:pic="http://schemas.openxmlformats.org/drawingml/2006/picture">
+              <wp:anchor distT="0" distB="0" distL="0" distR="0" simplePos="0" relativeHeight="251659264" behindDoc="0" locked="0" layoutInCell="1" allowOverlap="1">
+                <wp:simplePos x="0" y="0"/>
+                <wp:positionH relativeFrom="column">
+                  <wp:posOffset>-381000</wp:posOffset>
+                </wp:positionH>
+                <wp:positionV relativeFrom="paragraph">
+                  <wp:posOffset>-457200</wp:posOffset>
+                </wp:positionV>
+                <wp:extent cx="1117600" cy="558800"/>
+                <wp:effectExtent l="25400" t="25400" r="25400" b="25400"/>
+                <wp:wrapNone/>
+                <wp:docPr id="750554315" name="tsilo 5"/>
+                <wp:cNvGraphicFramePr/>
+                <a:graphic>
+                  <a:graphicData uri="http://schemas.openxmlformats.org/drawingml/2006/picture">
+                    <pic:pic>
+                      <pic:nvPicPr>
+                        <pic:cNvPr id="750554315" name="tsilo 5"/>
+                        <pic:cNvPicPr/>
+                      </pic:nvPicPr>
+                      <pic:blipFill>
+                        <a:blip r:embed="rId18">
+                          <a:extLst>
+                            <a:ext uri="{96DAC541-7B7A-43D3-8B79-37D633B846F1}">
+                              <asvg:svgBlip xmlns:asvg="http://schemas.microsoft.com/office/drawing/2016/SVG/main" r:embed="rId19"/>
+                            </a:ext>
+                          </a:extLst>
+                        </a:blip>
+                        <a:stretch>
+                          <a:fillRect/>
+                        </a:stretch>
+                      </pic:blipFill>
+                      <pic:spPr>
+                        <a:xfrm>
+                          <a:off x="0" y="0"/>
+                          <a:ext cx="1117600" cy="558800"/>
+                        </a:xfrm>
+                        <a:prstGeom prst="rect">
+                          <a:avLst/>
+                        </a:prstGeom>
+                      </pic:spPr>
+                    </pic:pic>
+                  </a:graphicData>
+                </a:graphic>
+              </wp:anchor>
+            </w:drawing>
+          </w:p>
+        </w:tc>
+        <w:tc>
+          <w:tcPr>
+            <w:tcW w:type="dxa" w:w="4957"/>
           </w:tcPr>
           <w:p>
             <w:pPr>
@@ -2745,11 +2886,11 @@
       </w:tr>
       <w:tr>
         <w:trPr>
-          <w:trHeight w:val="440" w:hRule="atLeast"/>
+          <w:trHeight w:val="440" w:hRule="exact"/>
         </w:trPr>
         <w:tc>
           <w:tcPr>
-            <w:tcW w:type="dxa" w:w="3200"/>
+            <w:tcW w:type="dxa" w:w="3400"/>
           </w:tcPr>
           <w:p>
             <w:pPr>
@@ -2771,62 +2912,58 @@
             </w:pPr>
             <w:r/>
             <w:r/>
-            <mc:AlternateContent xmlns:a="http://schemas.openxmlformats.org/drawingml/2006/main">
-              <mc:Choice Requires="wps">
-                <w:drawing>
-                  <wp:anchor distT="0" distB="0" distL="114300" distR="114300" simplePos="0" relativeHeight="251659264" behindDoc="0" locked="0" layoutInCell="1" allowOverlap="1">
-                    <wp:simplePos x="0" y="0"/>
-                    <wp:positionH relativeFrom="column">
-                      <wp:posOffset>-381000</wp:posOffset>
-                    </wp:positionH>
-                    <wp:positionV relativeFrom="paragraph">
-                      <wp:posOffset>-457200</wp:posOffset>
-                    </wp:positionV>
-                    <wp:extent cx="1498600" cy="558800"/>
-                    <wp:effectExtent l="38100" t="38100" r="60960" b="60960"/>
-                    <wp:wrapNone/>
-                    <wp:docPr id="750554316" name="Connecteur droit avec flèche 6"/>
-                    <wp:cNvGraphicFramePr/>
-                    <a:graphic>
-                      <a:graphicData uri="http://schemas.microsoft.com/office/word/2010/wordprocessingShape">
-                        <wps:wsp>
-                          <wps:cNvCnPr/>
-                          <wps:spPr>
-                            <a:xfrm>
-                              <a:flipV/>
-                              <a:off x="0" y="0"/>
-                              <a:ext cx="1498600" cy="558800"/>
-                            </a:xfrm>
-                            <a:prstGeom prst="straightConnector1">
-                              <a:avLst/>
-                            </a:prstGeom>
-                            <a:ln w="12700">
-                              <a:solidFill>
-                                <a:srgbClr val="FF00FF"/>
-                              </a:solidFill>
-                              <a:tailEnd type="triangle"/>
-                            </a:ln>
-                          </wps:spPr>
-                          <wps:bodyPr/>
-                        </wps:wsp>
-                      </a:graphicData>
-                    </a:graphic>
-                  </wp:anchor>
-                </w:drawing>
-              </mc:Choice>
-              <mc:Fallback>
-                <w:pict>
-                  <v:line id="Connecteur droit avec flèche 6" o:spid="_x0000_s1026" style="position:absolute;margin-left:-30.0pt;margin-top:-36.0pt;width:118.0pt;height:44.0pt;flip:v;z-index:251659264;mso-wrap-style:square;mso-position-horizontal:absolute;mso-position-horizontal-relative:text;mso-position-vertical:absolute;mso-position-vertical-relative:text" from="0,44" to="118,0" o:inset="0,0">
-                    <v:stroke weight="1pt" color="#FF00FF" endarrow="block"/>
-                  </v:line>
-                </w:pict>
-              </mc:Fallback>
-            </mc:AlternateContent>
-          </w:p>
-        </w:tc>
-        <w:tc>
-          <w:tcPr>
-            <w:tcW w:type="dxa" w:w="5157"/>
+            <w:drawing xmlns:a="http://schemas.openxmlformats.org/drawingml/2006/main" xmlns:pic="http://schemas.openxmlformats.org/drawingml/2006/picture">
+              <wp:anchor distT="0" distB="0" distL="0" distR="0" simplePos="0" relativeHeight="251659264" behindDoc="0" locked="0" layoutInCell="1" allowOverlap="1">
+                <wp:simplePos x="0" y="0"/>
+                <wp:positionH relativeFrom="column">
+                  <wp:posOffset>-381000</wp:posOffset>
+                </wp:positionH>
+                <wp:positionV relativeFrom="paragraph">
+                  <wp:posOffset>-457200</wp:posOffset>
+                </wp:positionV>
+                <wp:extent cx="1117600" cy="558800"/>
+                <wp:effectExtent l="25400" t="25400" r="25400" b="25400"/>
+                <wp:wrapNone/>
+                <wp:docPr id="750554316" name="tsilo 6"/>
+                <wp:cNvGraphicFramePr/>
+                <a:graphic>
+                  <a:graphicData uri="http://schemas.openxmlformats.org/drawingml/2006/picture">
+                    <pic:pic>
+                      <pic:nvPicPr>
+                        <pic:cNvPr id="750554316" name="tsilo 6"/>
+                        <pic:cNvPicPr/>
+                      </pic:nvPicPr>
+                      <pic:blipFill>
+                        <a:blip r:embed="rId20">
+                          <a:extLst>
+                            <a:ext uri="{96DAC541-7B7A-43D3-8B79-37D633B846F1}">
+                              <asvg:svgBlip xmlns:asvg="http://schemas.microsoft.com/office/drawing/2016/SVG/main" r:embed="rId21"/>
+                            </a:ext>
+                          </a:extLst>
+                        </a:blip>
+                        <a:stretch>
+                          <a:fillRect/>
+                        </a:stretch>
+                      </pic:blipFill>
+                      <pic:spPr>
+                        <a:xfrm>
+                          <a:off x="0" y="0"/>
+                          <a:ext cx="1117600" cy="558800"/>
+                        </a:xfrm>
+                        <a:prstGeom prst="rect">
+                          <a:avLst/>
+                        </a:prstGeom>
+                      </pic:spPr>
+                    </pic:pic>
+                  </a:graphicData>
+                </a:graphic>
+              </wp:anchor>
+            </w:drawing>
+          </w:p>
+        </w:tc>
+        <w:tc>
+          <w:tcPr>
+            <w:tcW w:type="dxa" w:w="4957"/>
           </w:tcPr>
           <w:p>
             <w:pPr>
@@ -2841,11 +2978,11 @@
       </w:tr>
       <w:tr>
         <w:trPr>
-          <w:trHeight w:val="440" w:hRule="atLeast"/>
+          <w:trHeight w:val="440" w:hRule="exact"/>
         </w:trPr>
         <w:tc>
           <w:tcPr>
-            <w:tcW w:type="dxa" w:w="3200"/>
+            <w:tcW w:type="dxa" w:w="3400"/>
           </w:tcPr>
           <w:p>
             <w:pPr>
@@ -2867,62 +3004,58 @@
             </w:pPr>
             <w:r/>
             <w:r/>
-            <mc:AlternateContent xmlns:a="http://schemas.openxmlformats.org/drawingml/2006/main">
-              <mc:Choice Requires="wps">
-                <w:drawing>
-                  <wp:anchor distT="0" distB="0" distL="114300" distR="114300" simplePos="0" relativeHeight="251659264" behindDoc="0" locked="0" layoutInCell="1" allowOverlap="1">
-                    <wp:simplePos x="0" y="0"/>
-                    <wp:positionH relativeFrom="column">
-                      <wp:posOffset>-381000</wp:posOffset>
-                    </wp:positionH>
-                    <wp:positionV relativeFrom="paragraph">
-                      <wp:posOffset>-457200</wp:posOffset>
-                    </wp:positionV>
-                    <wp:extent cx="1498600" cy="558800"/>
-                    <wp:effectExtent l="38100" t="38100" r="60960" b="60960"/>
-                    <wp:wrapNone/>
-                    <wp:docPr id="750554317" name="Connecteur droit avec flèche 7"/>
-                    <wp:cNvGraphicFramePr/>
-                    <a:graphic>
-                      <a:graphicData uri="http://schemas.microsoft.com/office/word/2010/wordprocessingShape">
-                        <wps:wsp>
-                          <wps:cNvCnPr/>
-                          <wps:spPr>
-                            <a:xfrm>
-                              <a:flipV/>
-                              <a:off x="0" y="0"/>
-                              <a:ext cx="1498600" cy="558800"/>
-                            </a:xfrm>
-                            <a:prstGeom prst="straightConnector1">
-                              <a:avLst/>
-                            </a:prstGeom>
-                            <a:ln w="12700">
-                              <a:solidFill>
-                                <a:srgbClr val="FF00FF"/>
-                              </a:solidFill>
-                              <a:tailEnd type="triangle"/>
-                            </a:ln>
-                          </wps:spPr>
-                          <wps:bodyPr/>
-                        </wps:wsp>
-                      </a:graphicData>
-                    </a:graphic>
-                  </wp:anchor>
-                </w:drawing>
-              </mc:Choice>
-              <mc:Fallback>
-                <w:pict>
-                  <v:line id="Connecteur droit avec flèche 7" o:spid="_x0000_s1026" style="position:absolute;margin-left:-30.0pt;margin-top:-36.0pt;width:118.0pt;height:44.0pt;flip:v;z-index:251659264;mso-wrap-style:square;mso-position-horizontal:absolute;mso-position-horizontal-relative:text;mso-position-vertical:absolute;mso-position-vertical-relative:text" from="0,44" to="118,0" o:inset="0,0">
-                    <v:stroke weight="1pt" color="#FF00FF" endarrow="block"/>
-                  </v:line>
-                </w:pict>
-              </mc:Fallback>
-            </mc:AlternateContent>
-          </w:p>
-        </w:tc>
-        <w:tc>
-          <w:tcPr>
-            <w:tcW w:type="dxa" w:w="5157"/>
+            <w:drawing xmlns:a="http://schemas.openxmlformats.org/drawingml/2006/main" xmlns:pic="http://schemas.openxmlformats.org/drawingml/2006/picture">
+              <wp:anchor distT="0" distB="0" distL="0" distR="0" simplePos="0" relativeHeight="251659264" behindDoc="0" locked="0" layoutInCell="1" allowOverlap="1">
+                <wp:simplePos x="0" y="0"/>
+                <wp:positionH relativeFrom="column">
+                  <wp:posOffset>-381000</wp:posOffset>
+                </wp:positionH>
+                <wp:positionV relativeFrom="paragraph">
+                  <wp:posOffset>-457200</wp:posOffset>
+                </wp:positionV>
+                <wp:extent cx="1117600" cy="558800"/>
+                <wp:effectExtent l="25400" t="25400" r="25400" b="25400"/>
+                <wp:wrapNone/>
+                <wp:docPr id="750554317" name="tsilo 7"/>
+                <wp:cNvGraphicFramePr/>
+                <a:graphic>
+                  <a:graphicData uri="http://schemas.openxmlformats.org/drawingml/2006/picture">
+                    <pic:pic>
+                      <pic:nvPicPr>
+                        <pic:cNvPr id="750554317" name="tsilo 7"/>
+                        <pic:cNvPicPr/>
+                      </pic:nvPicPr>
+                      <pic:blipFill>
+                        <a:blip r:embed="rId22">
+                          <a:extLst>
+                            <a:ext uri="{96DAC541-7B7A-43D3-8B79-37D633B846F1}">
+                              <asvg:svgBlip xmlns:asvg="http://schemas.microsoft.com/office/drawing/2016/SVG/main" r:embed="rId23"/>
+                            </a:ext>
+                          </a:extLst>
+                        </a:blip>
+                        <a:stretch>
+                          <a:fillRect/>
+                        </a:stretch>
+                      </pic:blipFill>
+                      <pic:spPr>
+                        <a:xfrm>
+                          <a:off x="0" y="0"/>
+                          <a:ext cx="1117600" cy="558800"/>
+                        </a:xfrm>
+                        <a:prstGeom prst="rect">
+                          <a:avLst/>
+                        </a:prstGeom>
+                      </pic:spPr>
+                    </pic:pic>
+                  </a:graphicData>
+                </a:graphic>
+              </wp:anchor>
+            </w:drawing>
+          </w:p>
+        </w:tc>
+        <w:tc>
+          <w:tcPr>
+            <w:tcW w:type="dxa" w:w="4957"/>
           </w:tcPr>
           <w:p>
             <w:pPr>
@@ -2946,7 +3079,7 @@
         <w:keepNext/>
         <w:numPr>
           <w:ilvl w:val="0"/>
-          <w:numId w:val="105"/>
+          <w:numId w:val="106"/>
         </w:numPr>
         <w:spacing w:after="40" w:before="0"/>
       </w:pPr>
@@ -2983,7 +3116,7 @@
         <w:rPr>
           <w:color w:val="000000"/>
         </w:rPr>
-        <w:t xml:space="preserve"> lahatsoratra mitantara, manoritsoritra na mampahalala. Rahariva </w:t>
+        <w:t xml:space="preserve"> lahatsoratra mitantara, manoritsoritra na mampahalala. Ho vita ity rahariva. = Rahariva </w:t>
       </w:r>
       <w:r>
         <w:rPr>
@@ -3022,7 +3155,7 @@
         <w:keepNext/>
         <w:numPr>
           <w:ilvl w:val="0"/>
-          <w:numId w:val="105"/>
+          <w:numId w:val="106"/>
         </w:numPr>
         <w:spacing w:after="40" w:before="0"/>
       </w:pPr>
@@ -4297,7 +4430,7 @@
         <w:rPr>
           <w:vertAlign w:val="superscript"/>
         </w:rPr>
-        <w:footnoteReference w:id="1005"/>
+        <w:footnoteReference w:id="1006"/>
       </w:r>
     </w:p>
     <w:tbl>
@@ -4519,7 +4652,7 @@
         <w:keepNext/>
         <w:numPr>
           <w:ilvl w:val="0"/>
-          <w:numId w:val="106"/>
+          <w:numId w:val="107"/>
         </w:numPr>
         <w:spacing w:after="40" w:before="0"/>
       </w:pPr>
@@ -4536,7 +4669,7 @@
       <w:pPr>
         <w:numPr>
           <w:ilvl w:val="0"/>
-          <w:numId w:val="107"/>
+          <w:numId w:val="108"/>
         </w:numPr>
         <w:spacing w:after="40" w:before="0"/>
       </w:pPr>
@@ -4548,7 +4681,7 @@
       <w:pPr>
         <w:numPr>
           <w:ilvl w:val="0"/>
-          <w:numId w:val="107"/>
+          <w:numId w:val="108"/>
         </w:numPr>
         <w:spacing w:after="40" w:before="0"/>
       </w:pPr>
@@ -4560,7 +4693,7 @@
       <w:pPr>
         <w:numPr>
           <w:ilvl w:val="0"/>
-          <w:numId w:val="107"/>
+          <w:numId w:val="108"/>
         </w:numPr>
         <w:spacing w:after="40" w:before="0"/>
       </w:pPr>
@@ -4572,7 +4705,7 @@
       <w:pPr>
         <w:numPr>
           <w:ilvl w:val="0"/>
-          <w:numId w:val="107"/>
+          <w:numId w:val="108"/>
         </w:numPr>
         <w:spacing w:after="40" w:before="0"/>
       </w:pPr>
@@ -4604,7 +4737,7 @@
       <w:pPr>
         <w:numPr>
           <w:ilvl w:val="0"/>
-          <w:numId w:val="108"/>
+          <w:numId w:val="109"/>
         </w:numPr>
         <w:spacing w:after="40" w:before="0"/>
       </w:pPr>
@@ -4616,7 +4749,7 @@
       <w:pPr>
         <w:numPr>
           <w:ilvl w:val="0"/>
-          <w:numId w:val="108"/>
+          <w:numId w:val="109"/>
         </w:numPr>
         <w:spacing w:after="40" w:before="0"/>
       </w:pPr>
@@ -4628,7 +4761,7 @@
       <w:pPr>
         <w:numPr>
           <w:ilvl w:val="0"/>
-          <w:numId w:val="108"/>
+          <w:numId w:val="109"/>
         </w:numPr>
         <w:spacing w:after="40" w:before="0"/>
       </w:pPr>
@@ -4640,7 +4773,7 @@
       <w:pPr>
         <w:numPr>
           <w:ilvl w:val="0"/>
-          <w:numId w:val="108"/>
+          <w:numId w:val="109"/>
         </w:numPr>
         <w:spacing w:after="40" w:before="0"/>
       </w:pPr>
@@ -4680,7 +4813,7 @@
         <w:keepNext/>
         <w:numPr>
           <w:ilvl w:val="0"/>
-          <w:numId w:val="109"/>
+          <w:numId w:val="110"/>
         </w:numPr>
         <w:spacing w:after="40" w:before="0"/>
       </w:pPr>
@@ -4697,17 +4830,17 @@
         <w:tblLook w:firstColumn="1" w:firstRow="1" w:lastColumn="0" w:lastRow="0" w:noHBand="0" w:noVBand="1" w:val="04A0"/>
       </w:tblPr>
       <w:tblGrid>
-        <w:gridCol w:w="3200"/>
+        <w:gridCol w:w="3400"/>
         <w:gridCol w:w="567"/>
-        <w:gridCol w:w="5157"/>
+        <w:gridCol w:w="4957"/>
       </w:tblGrid>
       <w:tr>
         <w:trPr>
-          <w:trHeight w:val="440" w:hRule="atLeast"/>
+          <w:trHeight w:val="440" w:hRule="exact"/>
         </w:trPr>
         <w:tc>
           <w:tcPr>
-            <w:tcW w:type="dxa" w:w="3200"/>
+            <w:tcW w:type="dxa" w:w="3400"/>
           </w:tcPr>
           <w:p>
             <w:pPr>
@@ -4733,7 +4866,7 @@
         </w:tc>
         <w:tc>
           <w:tcPr>
-            <w:tcW w:type="dxa" w:w="5157"/>
+            <w:tcW w:type="dxa" w:w="4957"/>
           </w:tcPr>
           <w:p>
             <w:pPr>
@@ -4748,11 +4881,11 @@
       </w:tr>
       <w:tr>
         <w:trPr>
-          <w:trHeight w:val="440" w:hRule="atLeast"/>
+          <w:trHeight w:val="440" w:hRule="exact"/>
         </w:trPr>
         <w:tc>
           <w:tcPr>
-            <w:tcW w:type="dxa" w:w="3200"/>
+            <w:tcW w:type="dxa" w:w="3400"/>
           </w:tcPr>
           <w:p>
             <w:pPr>
@@ -4778,7 +4911,7 @@
         </w:tc>
         <w:tc>
           <w:tcPr>
-            <w:tcW w:type="dxa" w:w="5157"/>
+            <w:tcW w:type="dxa" w:w="4957"/>
           </w:tcPr>
           <w:p>
             <w:pPr>
@@ -4793,11 +4926,11 @@
       </w:tr>
       <w:tr>
         <w:trPr>
-          <w:trHeight w:val="440" w:hRule="atLeast"/>
+          <w:trHeight w:val="440" w:hRule="exact"/>
         </w:trPr>
         <w:tc>
           <w:tcPr>
-            <w:tcW w:type="dxa" w:w="3200"/>
+            <w:tcW w:type="dxa" w:w="3400"/>
           </w:tcPr>
           <w:p>
             <w:pPr>
@@ -4823,7 +4956,7 @@
         </w:tc>
         <w:tc>
           <w:tcPr>
-            <w:tcW w:type="dxa" w:w="5157"/>
+            <w:tcW w:type="dxa" w:w="4957"/>
           </w:tcPr>
           <w:p>
             <w:pPr>
@@ -4838,11 +4971,11 @@
       </w:tr>
       <w:tr>
         <w:trPr>
-          <w:trHeight w:val="440" w:hRule="atLeast"/>
+          <w:trHeight w:val="440" w:hRule="exact"/>
         </w:trPr>
         <w:tc>
           <w:tcPr>
-            <w:tcW w:type="dxa" w:w="3200"/>
+            <w:tcW w:type="dxa" w:w="3400"/>
           </w:tcPr>
           <w:p>
             <w:pPr>
@@ -4868,7 +5001,7 @@
         </w:tc>
         <w:tc>
           <w:tcPr>
-            <w:tcW w:type="dxa" w:w="5157"/>
+            <w:tcW w:type="dxa" w:w="4957"/>
           </w:tcPr>
           <w:p>
             <w:pPr>
@@ -4892,7 +5025,7 @@
         <w:keepNext/>
         <w:numPr>
           <w:ilvl w:val="0"/>
-          <w:numId w:val="109"/>
+          <w:numId w:val="110"/>
         </w:numPr>
         <w:spacing w:after="40" w:before="0"/>
       </w:pPr>
@@ -4958,7 +5091,7 @@
         <w:keepNext/>
         <w:numPr>
           <w:ilvl w:val="0"/>
-          <w:numId w:val="109"/>
+          <w:numId w:val="110"/>
         </w:numPr>
         <w:spacing w:after="40" w:before="0"/>
       </w:pPr>
@@ -4989,7 +5122,7 @@
         <w:keepNext/>
         <w:numPr>
           <w:ilvl w:val="0"/>
-          <w:numId w:val="110"/>
+          <w:numId w:val="111"/>
         </w:numPr>
         <w:spacing w:after="40" w:before="0"/>
       </w:pPr>
@@ -5006,17 +5139,17 @@
         <w:tblLook w:firstColumn="1" w:firstRow="1" w:lastColumn="0" w:lastRow="0" w:noHBand="0" w:noVBand="1" w:val="04A0"/>
       </w:tblPr>
       <w:tblGrid>
-        <w:gridCol w:w="3200"/>
+        <w:gridCol w:w="3400"/>
         <w:gridCol w:w="567"/>
-        <w:gridCol w:w="5157"/>
+        <w:gridCol w:w="4957"/>
       </w:tblGrid>
       <w:tr>
         <w:trPr>
-          <w:trHeight w:val="440" w:hRule="atLeast"/>
+          <w:trHeight w:val="440" w:hRule="exact"/>
         </w:trPr>
         <w:tc>
           <w:tcPr>
-            <w:tcW w:type="dxa" w:w="3200"/>
+            <w:tcW w:type="dxa" w:w="3400"/>
           </w:tcPr>
           <w:p>
             <w:pPr>
@@ -5038,61 +5171,58 @@
             </w:pPr>
             <w:r/>
             <w:r/>
-            <mc:AlternateContent xmlns:a="http://schemas.openxmlformats.org/drawingml/2006/main">
-              <mc:Choice Requires="wps">
-                <w:drawing>
-                  <wp:anchor distT="0" distB="0" distL="114300" distR="114300" simplePos="0" relativeHeight="251659264" behindDoc="0" locked="0" layoutInCell="1" allowOverlap="1">
-                    <wp:simplePos x="0" y="0"/>
-                    <wp:positionH relativeFrom="column">
-                      <wp:posOffset>-381000</wp:posOffset>
-                    </wp:positionH>
-                    <wp:positionV relativeFrom="paragraph">
-                      <wp:posOffset>101600</wp:posOffset>
-                    </wp:positionV>
-                    <wp:extent cx="1498600" cy="25400"/>
-                    <wp:effectExtent l="38100" t="38100" r="60960" b="60960"/>
-                    <wp:wrapNone/>
-                    <wp:docPr id="750554311" name="Connecteur droit avec flèche 1"/>
-                    <wp:cNvGraphicFramePr/>
-                    <a:graphic>
-                      <a:graphicData uri="http://schemas.microsoft.com/office/word/2010/wordprocessingShape">
-                        <wps:wsp>
-                          <wps:cNvCnPr/>
-                          <wps:spPr>
-                            <a:xfrm>
-                              <a:off x="0" y="0"/>
-                              <a:ext cx="1498600" cy="25400"/>
-                            </a:xfrm>
-                            <a:prstGeom prst="straightConnector1">
-                              <a:avLst/>
-                            </a:prstGeom>
-                            <a:ln w="12700">
-                              <a:solidFill>
-                                <a:srgbClr val="FF00FF"/>
-                              </a:solidFill>
-                              <a:tailEnd type="triangle"/>
-                            </a:ln>
-                          </wps:spPr>
-                          <wps:bodyPr/>
-                        </wps:wsp>
-                      </a:graphicData>
-                    </a:graphic>
-                  </wp:anchor>
-                </w:drawing>
-              </mc:Choice>
-              <mc:Fallback>
-                <w:pict>
-                  <v:line id="Connecteur droit avec flèche 1" o:spid="_x0000_s1026" style="position:absolute;margin-left:-30.0pt;margin-top:8.0pt;width:118.0pt;height:2.0pt;z-index:251659264;mso-wrap-style:square;mso-position-horizontal:absolute;mso-position-horizontal-relative:text;mso-position-vertical:absolute;mso-position-vertical-relative:text" from="0,0" to="118,2" o:inset="0,0">
-                    <v:stroke weight="1pt" color="#FF00FF" endarrow="block"/>
-                  </v:line>
-                </w:pict>
-              </mc:Fallback>
-            </mc:AlternateContent>
-          </w:p>
-        </w:tc>
-        <w:tc>
-          <w:tcPr>
-            <w:tcW w:type="dxa" w:w="5157"/>
+            <w:drawing xmlns:a="http://schemas.openxmlformats.org/drawingml/2006/main" xmlns:pic="http://schemas.openxmlformats.org/drawingml/2006/picture">
+              <wp:anchor distT="0" distB="0" distL="0" distR="0" simplePos="0" relativeHeight="251659264" behindDoc="0" locked="0" layoutInCell="1" allowOverlap="1">
+                <wp:simplePos x="0" y="0"/>
+                <wp:positionH relativeFrom="column">
+                  <wp:posOffset>-381000</wp:posOffset>
+                </wp:positionH>
+                <wp:positionV relativeFrom="paragraph">
+                  <wp:posOffset>101600</wp:posOffset>
+                </wp:positionV>
+                <wp:extent cx="1117600" cy="101600"/>
+                <wp:effectExtent l="25400" t="25400" r="25400" b="25400"/>
+                <wp:wrapNone/>
+                <wp:docPr id="750554311" name="tsilo 1"/>
+                <wp:cNvGraphicFramePr/>
+                <a:graphic>
+                  <a:graphicData uri="http://schemas.openxmlformats.org/drawingml/2006/picture">
+                    <pic:pic>
+                      <pic:nvPicPr>
+                        <pic:cNvPr id="750554311" name="tsilo 1"/>
+                        <pic:cNvPicPr/>
+                      </pic:nvPicPr>
+                      <pic:blipFill>
+                        <a:blip r:embed="rId24">
+                          <a:extLst>
+                            <a:ext uri="{96DAC541-7B7A-43D3-8B79-37D633B846F1}">
+                              <asvg:svgBlip xmlns:asvg="http://schemas.microsoft.com/office/drawing/2016/SVG/main" r:embed="rId25"/>
+                            </a:ext>
+                          </a:extLst>
+                        </a:blip>
+                        <a:stretch>
+                          <a:fillRect/>
+                        </a:stretch>
+                      </pic:blipFill>
+                      <pic:spPr>
+                        <a:xfrm>
+                          <a:off x="0" y="0"/>
+                          <a:ext cx="1117600" cy="101600"/>
+                        </a:xfrm>
+                        <a:prstGeom prst="rect">
+                          <a:avLst/>
+                        </a:prstGeom>
+                      </pic:spPr>
+                    </pic:pic>
+                  </a:graphicData>
+                </a:graphic>
+              </wp:anchor>
+            </w:drawing>
+          </w:p>
+        </w:tc>
+        <w:tc>
+          <w:tcPr>
+            <w:tcW w:type="dxa" w:w="4957"/>
           </w:tcPr>
           <w:p>
             <w:pPr>
@@ -5107,11 +5237,11 @@
       </w:tr>
       <w:tr>
         <w:trPr>
-          <w:trHeight w:val="440" w:hRule="atLeast"/>
+          <w:trHeight w:val="440" w:hRule="exact"/>
         </w:trPr>
         <w:tc>
           <w:tcPr>
-            <w:tcW w:type="dxa" w:w="3200"/>
+            <w:tcW w:type="dxa" w:w="3400"/>
           </w:tcPr>
           <w:p>
             <w:pPr>
@@ -5133,61 +5263,58 @@
             </w:pPr>
             <w:r/>
             <w:r/>
-            <mc:AlternateContent xmlns:a="http://schemas.openxmlformats.org/drawingml/2006/main">
-              <mc:Choice Requires="wps">
-                <w:drawing>
-                  <wp:anchor distT="0" distB="0" distL="114300" distR="114300" simplePos="0" relativeHeight="251659264" behindDoc="0" locked="0" layoutInCell="1" allowOverlap="1">
-                    <wp:simplePos x="0" y="0"/>
-                    <wp:positionH relativeFrom="column">
-                      <wp:posOffset>-381000</wp:posOffset>
-                    </wp:positionH>
-                    <wp:positionV relativeFrom="paragraph">
-                      <wp:posOffset>101600</wp:posOffset>
-                    </wp:positionV>
-                    <wp:extent cx="1498600" cy="558800"/>
-                    <wp:effectExtent l="38100" t="38100" r="60960" b="60960"/>
-                    <wp:wrapNone/>
-                    <wp:docPr id="750554312" name="Connecteur droit avec flèche 2"/>
-                    <wp:cNvGraphicFramePr/>
-                    <a:graphic>
-                      <a:graphicData uri="http://schemas.microsoft.com/office/word/2010/wordprocessingShape">
-                        <wps:wsp>
-                          <wps:cNvCnPr/>
-                          <wps:spPr>
-                            <a:xfrm>
-                              <a:off x="0" y="0"/>
-                              <a:ext cx="1498600" cy="558800"/>
-                            </a:xfrm>
-                            <a:prstGeom prst="straightConnector1">
-                              <a:avLst/>
-                            </a:prstGeom>
-                            <a:ln w="12700">
-                              <a:solidFill>
-                                <a:srgbClr val="FF00FF"/>
-                              </a:solidFill>
-                              <a:tailEnd type="triangle"/>
-                            </a:ln>
-                          </wps:spPr>
-                          <wps:bodyPr/>
-                        </wps:wsp>
-                      </a:graphicData>
-                    </a:graphic>
-                  </wp:anchor>
-                </w:drawing>
-              </mc:Choice>
-              <mc:Fallback>
-                <w:pict>
-                  <v:line id="Connecteur droit avec flèche 2" o:spid="_x0000_s1026" style="position:absolute;margin-left:-30.0pt;margin-top:8.0pt;width:118.0pt;height:44.0pt;z-index:251659264;mso-wrap-style:square;mso-position-horizontal:absolute;mso-position-horizontal-relative:text;mso-position-vertical:absolute;mso-position-vertical-relative:text" from="0,0" to="118,44" o:inset="0,0">
-                    <v:stroke weight="1pt" color="#FF00FF" endarrow="block"/>
-                  </v:line>
-                </w:pict>
-              </mc:Fallback>
-            </mc:AlternateContent>
-          </w:p>
-        </w:tc>
-        <w:tc>
-          <w:tcPr>
-            <w:tcW w:type="dxa" w:w="5157"/>
+            <w:drawing xmlns:a="http://schemas.openxmlformats.org/drawingml/2006/main" xmlns:pic="http://schemas.openxmlformats.org/drawingml/2006/picture">
+              <wp:anchor distT="0" distB="0" distL="0" distR="0" simplePos="0" relativeHeight="251659264" behindDoc="0" locked="0" layoutInCell="1" allowOverlap="1">
+                <wp:simplePos x="0" y="0"/>
+                <wp:positionH relativeFrom="column">
+                  <wp:posOffset>-381000</wp:posOffset>
+                </wp:positionH>
+                <wp:positionV relativeFrom="paragraph">
+                  <wp:posOffset>101600</wp:posOffset>
+                </wp:positionV>
+                <wp:extent cx="1117600" cy="558800"/>
+                <wp:effectExtent l="25400" t="25400" r="25400" b="25400"/>
+                <wp:wrapNone/>
+                <wp:docPr id="750554312" name="tsilo 2"/>
+                <wp:cNvGraphicFramePr/>
+                <a:graphic>
+                  <a:graphicData uri="http://schemas.openxmlformats.org/drawingml/2006/picture">
+                    <pic:pic>
+                      <pic:nvPicPr>
+                        <pic:cNvPr id="750554312" name="tsilo 2"/>
+                        <pic:cNvPicPr/>
+                      </pic:nvPicPr>
+                      <pic:blipFill>
+                        <a:blip r:embed="rId26">
+                          <a:extLst>
+                            <a:ext uri="{96DAC541-7B7A-43D3-8B79-37D633B846F1}">
+                              <asvg:svgBlip xmlns:asvg="http://schemas.microsoft.com/office/drawing/2016/SVG/main" r:embed="rId27"/>
+                            </a:ext>
+                          </a:extLst>
+                        </a:blip>
+                        <a:stretch>
+                          <a:fillRect/>
+                        </a:stretch>
+                      </pic:blipFill>
+                      <pic:spPr>
+                        <a:xfrm>
+                          <a:off x="0" y="0"/>
+                          <a:ext cx="1117600" cy="558800"/>
+                        </a:xfrm>
+                        <a:prstGeom prst="rect">
+                          <a:avLst/>
+                        </a:prstGeom>
+                      </pic:spPr>
+                    </pic:pic>
+                  </a:graphicData>
+                </a:graphic>
+              </wp:anchor>
+            </w:drawing>
+          </w:p>
+        </w:tc>
+        <w:tc>
+          <w:tcPr>
+            <w:tcW w:type="dxa" w:w="4957"/>
           </w:tcPr>
           <w:p>
             <w:pPr>
@@ -5202,11 +5329,11 @@
       </w:tr>
       <w:tr>
         <w:trPr>
-          <w:trHeight w:val="440" w:hRule="atLeast"/>
+          <w:trHeight w:val="440" w:hRule="exact"/>
         </w:trPr>
         <w:tc>
           <w:tcPr>
-            <w:tcW w:type="dxa" w:w="3200"/>
+            <w:tcW w:type="dxa" w:w="3400"/>
           </w:tcPr>
           <w:p>
             <w:pPr>
@@ -5228,62 +5355,58 @@
             </w:pPr>
             <w:r/>
             <w:r/>
-            <mc:AlternateContent xmlns:a="http://schemas.openxmlformats.org/drawingml/2006/main">
-              <mc:Choice Requires="wps">
-                <w:drawing>
-                  <wp:anchor distT="0" distB="0" distL="114300" distR="114300" simplePos="0" relativeHeight="251659264" behindDoc="0" locked="0" layoutInCell="1" allowOverlap="1">
-                    <wp:simplePos x="0" y="0"/>
-                    <wp:positionH relativeFrom="column">
-                      <wp:posOffset>-381000</wp:posOffset>
-                    </wp:positionH>
-                    <wp:positionV relativeFrom="paragraph">
-                      <wp:posOffset>-457200</wp:posOffset>
-                    </wp:positionV>
-                    <wp:extent cx="1498600" cy="558800"/>
-                    <wp:effectExtent l="38100" t="38100" r="60960" b="60960"/>
-                    <wp:wrapNone/>
-                    <wp:docPr id="750554313" name="Connecteur droit avec flèche 3"/>
-                    <wp:cNvGraphicFramePr/>
-                    <a:graphic>
-                      <a:graphicData uri="http://schemas.microsoft.com/office/word/2010/wordprocessingShape">
-                        <wps:wsp>
-                          <wps:cNvCnPr/>
-                          <wps:spPr>
-                            <a:xfrm>
-                              <a:flipV/>
-                              <a:off x="0" y="0"/>
-                              <a:ext cx="1498600" cy="558800"/>
-                            </a:xfrm>
-                            <a:prstGeom prst="straightConnector1">
-                              <a:avLst/>
-                            </a:prstGeom>
-                            <a:ln w="12700">
-                              <a:solidFill>
-                                <a:srgbClr val="FF00FF"/>
-                              </a:solidFill>
-                              <a:tailEnd type="triangle"/>
-                            </a:ln>
-                          </wps:spPr>
-                          <wps:bodyPr/>
-                        </wps:wsp>
-                      </a:graphicData>
-                    </a:graphic>
-                  </wp:anchor>
-                </w:drawing>
-              </mc:Choice>
-              <mc:Fallback>
-                <w:pict>
-                  <v:line id="Connecteur droit avec flèche 3" o:spid="_x0000_s1026" style="position:absolute;margin-left:-30.0pt;margin-top:-36.0pt;width:118.0pt;height:44.0pt;flip:v;z-index:251659264;mso-wrap-style:square;mso-position-horizontal:absolute;mso-position-horizontal-relative:text;mso-position-vertical:absolute;mso-position-vertical-relative:text" from="0,44" to="118,0" o:inset="0,0">
-                    <v:stroke weight="1pt" color="#FF00FF" endarrow="block"/>
-                  </v:line>
-                </w:pict>
-              </mc:Fallback>
-            </mc:AlternateContent>
-          </w:p>
-        </w:tc>
-        <w:tc>
-          <w:tcPr>
-            <w:tcW w:type="dxa" w:w="5157"/>
+            <w:drawing xmlns:a="http://schemas.openxmlformats.org/drawingml/2006/main" xmlns:pic="http://schemas.openxmlformats.org/drawingml/2006/picture">
+              <wp:anchor distT="0" distB="0" distL="0" distR="0" simplePos="0" relativeHeight="251659264" behindDoc="0" locked="0" layoutInCell="1" allowOverlap="1">
+                <wp:simplePos x="0" y="0"/>
+                <wp:positionH relativeFrom="column">
+                  <wp:posOffset>-381000</wp:posOffset>
+                </wp:positionH>
+                <wp:positionV relativeFrom="paragraph">
+                  <wp:posOffset>-457200</wp:posOffset>
+                </wp:positionV>
+                <wp:extent cx="1117600" cy="558800"/>
+                <wp:effectExtent l="25400" t="25400" r="25400" b="25400"/>
+                <wp:wrapNone/>
+                <wp:docPr id="750554313" name="tsilo 3"/>
+                <wp:cNvGraphicFramePr/>
+                <a:graphic>
+                  <a:graphicData uri="http://schemas.openxmlformats.org/drawingml/2006/picture">
+                    <pic:pic>
+                      <pic:nvPicPr>
+                        <pic:cNvPr id="750554313" name="tsilo 3"/>
+                        <pic:cNvPicPr/>
+                      </pic:nvPicPr>
+                      <pic:blipFill>
+                        <a:blip r:embed="rId28">
+                          <a:extLst>
+                            <a:ext uri="{96DAC541-7B7A-43D3-8B79-37D633B846F1}">
+                              <asvg:svgBlip xmlns:asvg="http://schemas.microsoft.com/office/drawing/2016/SVG/main" r:embed="rId29"/>
+                            </a:ext>
+                          </a:extLst>
+                        </a:blip>
+                        <a:stretch>
+                          <a:fillRect/>
+                        </a:stretch>
+                      </pic:blipFill>
+                      <pic:spPr>
+                        <a:xfrm>
+                          <a:off x="0" y="0"/>
+                          <a:ext cx="1117600" cy="558800"/>
+                        </a:xfrm>
+                        <a:prstGeom prst="rect">
+                          <a:avLst/>
+                        </a:prstGeom>
+                      </pic:spPr>
+                    </pic:pic>
+                  </a:graphicData>
+                </a:graphic>
+              </wp:anchor>
+            </w:drawing>
+          </w:p>
+        </w:tc>
+        <w:tc>
+          <w:tcPr>
+            <w:tcW w:type="dxa" w:w="4957"/>
           </w:tcPr>
           <w:p>
             <w:pPr>
@@ -5298,11 +5421,11 @@
       </w:tr>
       <w:tr>
         <w:trPr>
-          <w:trHeight w:val="440" w:hRule="atLeast"/>
+          <w:trHeight w:val="440" w:hRule="exact"/>
         </w:trPr>
         <w:tc>
           <w:tcPr>
-            <w:tcW w:type="dxa" w:w="3200"/>
+            <w:tcW w:type="dxa" w:w="3400"/>
           </w:tcPr>
           <w:p>
             <w:pPr>
@@ -5324,62 +5447,58 @@
             </w:pPr>
             <w:r/>
             <w:r/>
-            <mc:AlternateContent xmlns:a="http://schemas.openxmlformats.org/drawingml/2006/main">
-              <mc:Choice Requires="wps">
-                <w:drawing>
-                  <wp:anchor distT="0" distB="0" distL="114300" distR="114300" simplePos="0" relativeHeight="251659264" behindDoc="0" locked="0" layoutInCell="1" allowOverlap="1">
-                    <wp:simplePos x="0" y="0"/>
-                    <wp:positionH relativeFrom="column">
-                      <wp:posOffset>-381000</wp:posOffset>
-                    </wp:positionH>
-                    <wp:positionV relativeFrom="paragraph">
-                      <wp:posOffset>-457200</wp:posOffset>
-                    </wp:positionV>
-                    <wp:extent cx="1498600" cy="558800"/>
-                    <wp:effectExtent l="38100" t="38100" r="60960" b="60960"/>
-                    <wp:wrapNone/>
-                    <wp:docPr id="750554314" name="Connecteur droit avec flèche 4"/>
-                    <wp:cNvGraphicFramePr/>
-                    <a:graphic>
-                      <a:graphicData uri="http://schemas.microsoft.com/office/word/2010/wordprocessingShape">
-                        <wps:wsp>
-                          <wps:cNvCnPr/>
-                          <wps:spPr>
-                            <a:xfrm>
-                              <a:flipV/>
-                              <a:off x="0" y="0"/>
-                              <a:ext cx="1498600" cy="558800"/>
-                            </a:xfrm>
-                            <a:prstGeom prst="straightConnector1">
-                              <a:avLst/>
-                            </a:prstGeom>
-                            <a:ln w="12700">
-                              <a:solidFill>
-                                <a:srgbClr val="FF00FF"/>
-                              </a:solidFill>
-                              <a:tailEnd type="triangle"/>
-                            </a:ln>
-                          </wps:spPr>
-                          <wps:bodyPr/>
-                        </wps:wsp>
-                      </a:graphicData>
-                    </a:graphic>
-                  </wp:anchor>
-                </w:drawing>
-              </mc:Choice>
-              <mc:Fallback>
-                <w:pict>
-                  <v:line id="Connecteur droit avec flèche 4" o:spid="_x0000_s1026" style="position:absolute;margin-left:-30.0pt;margin-top:-36.0pt;width:118.0pt;height:44.0pt;flip:v;z-index:251659264;mso-wrap-style:square;mso-position-horizontal:absolute;mso-position-horizontal-relative:text;mso-position-vertical:absolute;mso-position-vertical-relative:text" from="0,44" to="118,0" o:inset="0,0">
-                    <v:stroke weight="1pt" color="#FF00FF" endarrow="block"/>
-                  </v:line>
-                </w:pict>
-              </mc:Fallback>
-            </mc:AlternateContent>
-          </w:p>
-        </w:tc>
-        <w:tc>
-          <w:tcPr>
-            <w:tcW w:type="dxa" w:w="5157"/>
+            <w:drawing xmlns:a="http://schemas.openxmlformats.org/drawingml/2006/main" xmlns:pic="http://schemas.openxmlformats.org/drawingml/2006/picture">
+              <wp:anchor distT="0" distB="0" distL="0" distR="0" simplePos="0" relativeHeight="251659264" behindDoc="0" locked="0" layoutInCell="1" allowOverlap="1">
+                <wp:simplePos x="0" y="0"/>
+                <wp:positionH relativeFrom="column">
+                  <wp:posOffset>-381000</wp:posOffset>
+                </wp:positionH>
+                <wp:positionV relativeFrom="paragraph">
+                  <wp:posOffset>-457200</wp:posOffset>
+                </wp:positionV>
+                <wp:extent cx="1117600" cy="558800"/>
+                <wp:effectExtent l="25400" t="25400" r="25400" b="25400"/>
+                <wp:wrapNone/>
+                <wp:docPr id="750554314" name="tsilo 4"/>
+                <wp:cNvGraphicFramePr/>
+                <a:graphic>
+                  <a:graphicData uri="http://schemas.openxmlformats.org/drawingml/2006/picture">
+                    <pic:pic>
+                      <pic:nvPicPr>
+                        <pic:cNvPr id="750554314" name="tsilo 4"/>
+                        <pic:cNvPicPr/>
+                      </pic:nvPicPr>
+                      <pic:blipFill>
+                        <a:blip r:embed="rId30">
+                          <a:extLst>
+                            <a:ext uri="{96DAC541-7B7A-43D3-8B79-37D633B846F1}">
+                              <asvg:svgBlip xmlns:asvg="http://schemas.microsoft.com/office/drawing/2016/SVG/main" r:embed="rId31"/>
+                            </a:ext>
+                          </a:extLst>
+                        </a:blip>
+                        <a:stretch>
+                          <a:fillRect/>
+                        </a:stretch>
+                      </pic:blipFill>
+                      <pic:spPr>
+                        <a:xfrm>
+                          <a:off x="0" y="0"/>
+                          <a:ext cx="1117600" cy="558800"/>
+                        </a:xfrm>
+                        <a:prstGeom prst="rect">
+                          <a:avLst/>
+                        </a:prstGeom>
+                      </pic:spPr>
+                    </pic:pic>
+                  </a:graphicData>
+                </a:graphic>
+              </wp:anchor>
+            </w:drawing>
+          </w:p>
+        </w:tc>
+        <w:tc>
+          <w:tcPr>
+            <w:tcW w:type="dxa" w:w="4957"/>
           </w:tcPr>
           <w:p>
             <w:pPr>
@@ -5403,7 +5522,7 @@
         <w:keepNext/>
         <w:numPr>
           <w:ilvl w:val="0"/>
-          <w:numId w:val="110"/>
+          <w:numId w:val="111"/>
         </w:numPr>
         <w:spacing w:after="40" w:before="0"/>
       </w:pPr>
@@ -5469,7 +5588,7 @@
         <w:keepNext/>
         <w:numPr>
           <w:ilvl w:val="0"/>
-          <w:numId w:val="110"/>
+          <w:numId w:val="111"/>
         </w:numPr>
         <w:spacing w:after="40" w:before="0"/>
       </w:pPr>
@@ -6716,7 +6835,7 @@
         <w:rPr>
           <w:vertAlign w:val="superscript"/>
         </w:rPr>
-        <w:footnoteReference w:id="1006"/>
+        <w:footnoteReference w:id="1007"/>
       </w:r>
     </w:p>
     <w:tbl>
@@ -6898,7 +7017,7 @@
         <w:keepNext/>
         <w:numPr>
           <w:ilvl w:val="0"/>
-          <w:numId w:val="111"/>
+          <w:numId w:val="112"/>
         </w:numPr>
         <w:spacing w:after="40" w:before="0"/>
       </w:pPr>
@@ -6916,7 +7035,7 @@
         <w:keepNext/>
         <w:numPr>
           <w:ilvl w:val="0"/>
-          <w:numId w:val="111"/>
+          <w:numId w:val="112"/>
         </w:numPr>
         <w:spacing w:after="40" w:before="0"/>
       </w:pPr>
@@ -6933,7 +7052,7 @@
       <w:pPr>
         <w:numPr>
           <w:ilvl w:val="0"/>
-          <w:numId w:val="112"/>
+          <w:numId w:val="113"/>
         </w:numPr>
         <w:spacing w:after="40" w:before="0"/>
       </w:pPr>
@@ -6945,7 +7064,7 @@
       <w:pPr>
         <w:numPr>
           <w:ilvl w:val="0"/>
-          <w:numId w:val="112"/>
+          <w:numId w:val="113"/>
         </w:numPr>
         <w:spacing w:after="40" w:before="0"/>
       </w:pPr>
@@ -6957,7 +7076,7 @@
       <w:pPr>
         <w:numPr>
           <w:ilvl w:val="0"/>
-          <w:numId w:val="112"/>
+          <w:numId w:val="113"/>
         </w:numPr>
         <w:spacing w:after="40" w:before="0"/>
       </w:pPr>
@@ -6968,7 +7087,7 @@
         <w:rPr>
           <w:vertAlign w:val="superscript"/>
         </w:rPr>
-        <w:footnoteReference w:id="1007"/>
+        <w:footnoteReference w:id="1008"/>
       </w:r>
     </w:p>
     <w:p>
@@ -7003,7 +7122,7 @@
         <w:keepNext/>
         <w:numPr>
           <w:ilvl w:val="0"/>
-          <w:numId w:val="113"/>
+          <w:numId w:val="114"/>
         </w:numPr>
         <w:spacing w:after="40" w:before="0"/>
       </w:pPr>
@@ -7020,17 +7139,17 @@
         <w:tblLook w:firstColumn="1" w:firstRow="1" w:lastColumn="0" w:lastRow="0" w:noHBand="0" w:noVBand="1" w:val="04A0"/>
       </w:tblPr>
       <w:tblGrid>
-        <w:gridCol w:w="3200"/>
+        <w:gridCol w:w="3400"/>
         <w:gridCol w:w="567"/>
-        <w:gridCol w:w="5157"/>
+        <w:gridCol w:w="4957"/>
       </w:tblGrid>
       <w:tr>
         <w:trPr>
-          <w:trHeight w:val="440" w:hRule="atLeast"/>
+          <w:trHeight w:val="440" w:hRule="exact"/>
         </w:trPr>
         <w:tc>
           <w:tcPr>
-            <w:tcW w:type="dxa" w:w="3200"/>
+            <w:tcW w:type="dxa" w:w="3400"/>
           </w:tcPr>
           <w:p>
             <w:pPr>
@@ -7056,7 +7175,7 @@
         </w:tc>
         <w:tc>
           <w:tcPr>
-            <w:tcW w:type="dxa" w:w="5157"/>
+            <w:tcW w:type="dxa" w:w="4957"/>
           </w:tcPr>
           <w:p>
             <w:pPr>
@@ -7071,11 +7190,11 @@
       </w:tr>
       <w:tr>
         <w:trPr>
-          <w:trHeight w:val="440" w:hRule="atLeast"/>
+          <w:trHeight w:val="440" w:hRule="exact"/>
         </w:trPr>
         <w:tc>
           <w:tcPr>
-            <w:tcW w:type="dxa" w:w="3200"/>
+            <w:tcW w:type="dxa" w:w="3400"/>
           </w:tcPr>
           <w:p>
             <w:pPr>
@@ -7101,7 +7220,7 @@
         </w:tc>
         <w:tc>
           <w:tcPr>
-            <w:tcW w:type="dxa" w:w="5157"/>
+            <w:tcW w:type="dxa" w:w="4957"/>
           </w:tcPr>
           <w:p>
             <w:pPr>
@@ -7116,11 +7235,11 @@
       </w:tr>
       <w:tr>
         <w:trPr>
-          <w:trHeight w:val="440" w:hRule="atLeast"/>
+          <w:trHeight w:val="440" w:hRule="exact"/>
         </w:trPr>
         <w:tc>
           <w:tcPr>
-            <w:tcW w:type="dxa" w:w="3200"/>
+            <w:tcW w:type="dxa" w:w="3400"/>
           </w:tcPr>
           <w:p>
             <w:pPr>
@@ -7146,7 +7265,7 @@
         </w:tc>
         <w:tc>
           <w:tcPr>
-            <w:tcW w:type="dxa" w:w="5157"/>
+            <w:tcW w:type="dxa" w:w="4957"/>
           </w:tcPr>
           <w:p>
             <w:pPr>
@@ -7170,7 +7289,7 @@
         <w:keepNext/>
         <w:numPr>
           <w:ilvl w:val="0"/>
-          <w:numId w:val="113"/>
+          <w:numId w:val="114"/>
         </w:numPr>
         <w:spacing w:after="40" w:before="0"/>
       </w:pPr>
@@ -7188,7 +7307,7 @@
         <w:keepNext/>
         <w:numPr>
           <w:ilvl w:val="0"/>
-          <w:numId w:val="113"/>
+          <w:numId w:val="114"/>
         </w:numPr>
         <w:spacing w:after="40" w:before="0"/>
       </w:pPr>
@@ -7219,7 +7338,7 @@
         <w:keepNext/>
         <w:numPr>
           <w:ilvl w:val="0"/>
-          <w:numId w:val="114"/>
+          <w:numId w:val="115"/>
         </w:numPr>
         <w:spacing w:after="40" w:before="0"/>
       </w:pPr>
@@ -7236,17 +7355,17 @@
         <w:tblLook w:firstColumn="1" w:firstRow="1" w:lastColumn="0" w:lastRow="0" w:noHBand="0" w:noVBand="1" w:val="04A0"/>
       </w:tblPr>
       <w:tblGrid>
-        <w:gridCol w:w="3200"/>
+        <w:gridCol w:w="3400"/>
         <w:gridCol w:w="567"/>
-        <w:gridCol w:w="5157"/>
+        <w:gridCol w:w="4957"/>
       </w:tblGrid>
       <w:tr>
         <w:trPr>
-          <w:trHeight w:val="440" w:hRule="atLeast"/>
+          <w:trHeight w:val="440" w:hRule="exact"/>
         </w:trPr>
         <w:tc>
           <w:tcPr>
-            <w:tcW w:type="dxa" w:w="3200"/>
+            <w:tcW w:type="dxa" w:w="3400"/>
           </w:tcPr>
           <w:p>
             <w:pPr>
@@ -7268,61 +7387,58 @@
             </w:pPr>
             <w:r/>
             <w:r/>
-            <mc:AlternateContent xmlns:a="http://schemas.openxmlformats.org/drawingml/2006/main">
-              <mc:Choice Requires="wps">
-                <w:drawing>
-                  <wp:anchor distT="0" distB="0" distL="114300" distR="114300" simplePos="0" relativeHeight="251659264" behindDoc="0" locked="0" layoutInCell="1" allowOverlap="1">
-                    <wp:simplePos x="0" y="0"/>
-                    <wp:positionH relativeFrom="column">
-                      <wp:posOffset>-381000</wp:posOffset>
-                    </wp:positionH>
-                    <wp:positionV relativeFrom="paragraph">
-                      <wp:posOffset>101600</wp:posOffset>
-                    </wp:positionV>
-                    <wp:extent cx="1498600" cy="279400"/>
-                    <wp:effectExtent l="38100" t="38100" r="60960" b="60960"/>
-                    <wp:wrapNone/>
-                    <wp:docPr id="750554311" name="Connecteur droit avec flèche 1"/>
-                    <wp:cNvGraphicFramePr/>
-                    <a:graphic>
-                      <a:graphicData uri="http://schemas.microsoft.com/office/word/2010/wordprocessingShape">
-                        <wps:wsp>
-                          <wps:cNvCnPr/>
-                          <wps:spPr>
-                            <a:xfrm>
-                              <a:off x="0" y="0"/>
-                              <a:ext cx="1498600" cy="279400"/>
-                            </a:xfrm>
-                            <a:prstGeom prst="straightConnector1">
-                              <a:avLst/>
-                            </a:prstGeom>
-                            <a:ln w="12700">
-                              <a:solidFill>
-                                <a:srgbClr val="FF00FF"/>
-                              </a:solidFill>
-                              <a:tailEnd type="triangle"/>
-                            </a:ln>
-                          </wps:spPr>
-                          <wps:bodyPr/>
-                        </wps:wsp>
-                      </a:graphicData>
-                    </a:graphic>
-                  </wp:anchor>
-                </w:drawing>
-              </mc:Choice>
-              <mc:Fallback>
-                <w:pict>
-                  <v:line id="Connecteur droit avec flèche 1" o:spid="_x0000_s1026" style="position:absolute;margin-left:-30.0pt;margin-top:8.0pt;width:118.0pt;height:22.0pt;z-index:251659264;mso-wrap-style:square;mso-position-horizontal:absolute;mso-position-horizontal-relative:text;mso-position-vertical:absolute;mso-position-vertical-relative:text" from="0,0" to="118,22" o:inset="0,0">
-                    <v:stroke weight="1pt" color="#FF00FF" endarrow="block"/>
-                  </v:line>
-                </w:pict>
-              </mc:Fallback>
-            </mc:AlternateContent>
-          </w:p>
-        </w:tc>
-        <w:tc>
-          <w:tcPr>
-            <w:tcW w:type="dxa" w:w="5157"/>
+            <w:drawing xmlns:a="http://schemas.openxmlformats.org/drawingml/2006/main" xmlns:pic="http://schemas.openxmlformats.org/drawingml/2006/picture">
+              <wp:anchor distT="0" distB="0" distL="0" distR="0" simplePos="0" relativeHeight="251659264" behindDoc="0" locked="0" layoutInCell="1" allowOverlap="1">
+                <wp:simplePos x="0" y="0"/>
+                <wp:positionH relativeFrom="column">
+                  <wp:posOffset>-381000</wp:posOffset>
+                </wp:positionH>
+                <wp:positionV relativeFrom="paragraph">
+                  <wp:posOffset>101600</wp:posOffset>
+                </wp:positionV>
+                <wp:extent cx="1117600" cy="279400"/>
+                <wp:effectExtent l="25400" t="25400" r="25400" b="25400"/>
+                <wp:wrapNone/>
+                <wp:docPr id="750554311" name="tsilo 1"/>
+                <wp:cNvGraphicFramePr/>
+                <a:graphic>
+                  <a:graphicData uri="http://schemas.openxmlformats.org/drawingml/2006/picture">
+                    <pic:pic>
+                      <pic:nvPicPr>
+                        <pic:cNvPr id="750554311" name="tsilo 1"/>
+                        <pic:cNvPicPr/>
+                      </pic:nvPicPr>
+                      <pic:blipFill>
+                        <a:blip r:embed="rId32">
+                          <a:extLst>
+                            <a:ext uri="{96DAC541-7B7A-43D3-8B79-37D633B846F1}">
+                              <asvg:svgBlip xmlns:asvg="http://schemas.microsoft.com/office/drawing/2016/SVG/main" r:embed="rId33"/>
+                            </a:ext>
+                          </a:extLst>
+                        </a:blip>
+                        <a:stretch>
+                          <a:fillRect/>
+                        </a:stretch>
+                      </pic:blipFill>
+                      <pic:spPr>
+                        <a:xfrm>
+                          <a:off x="0" y="0"/>
+                          <a:ext cx="1117600" cy="279400"/>
+                        </a:xfrm>
+                        <a:prstGeom prst="rect">
+                          <a:avLst/>
+                        </a:prstGeom>
+                      </pic:spPr>
+                    </pic:pic>
+                  </a:graphicData>
+                </a:graphic>
+              </wp:anchor>
+            </w:drawing>
+          </w:p>
+        </w:tc>
+        <w:tc>
+          <w:tcPr>
+            <w:tcW w:type="dxa" w:w="4957"/>
           </w:tcPr>
           <w:p>
             <w:pPr>
@@ -7337,11 +7453,11 @@
       </w:tr>
       <w:tr>
         <w:trPr>
-          <w:trHeight w:val="440" w:hRule="atLeast"/>
+          <w:trHeight w:val="440" w:hRule="exact"/>
         </w:trPr>
         <w:tc>
           <w:tcPr>
-            <w:tcW w:type="dxa" w:w="3200"/>
+            <w:tcW w:type="dxa" w:w="3400"/>
           </w:tcPr>
           <w:p>
             <w:pPr>
@@ -7363,61 +7479,58 @@
             </w:pPr>
             <w:r/>
             <w:r/>
-            <mc:AlternateContent xmlns:a="http://schemas.openxmlformats.org/drawingml/2006/main">
-              <mc:Choice Requires="wps">
-                <w:drawing>
-                  <wp:anchor distT="0" distB="0" distL="114300" distR="114300" simplePos="0" relativeHeight="251659264" behindDoc="0" locked="0" layoutInCell="1" allowOverlap="1">
-                    <wp:simplePos x="0" y="0"/>
-                    <wp:positionH relativeFrom="column">
-                      <wp:posOffset>-381000</wp:posOffset>
-                    </wp:positionH>
-                    <wp:positionV relativeFrom="paragraph">
-                      <wp:posOffset>101600</wp:posOffset>
-                    </wp:positionV>
-                    <wp:extent cx="1498600" cy="279400"/>
-                    <wp:effectExtent l="38100" t="38100" r="60960" b="60960"/>
-                    <wp:wrapNone/>
-                    <wp:docPr id="750554312" name="Connecteur droit avec flèche 2"/>
-                    <wp:cNvGraphicFramePr/>
-                    <a:graphic>
-                      <a:graphicData uri="http://schemas.microsoft.com/office/word/2010/wordprocessingShape">
-                        <wps:wsp>
-                          <wps:cNvCnPr/>
-                          <wps:spPr>
-                            <a:xfrm>
-                              <a:off x="0" y="0"/>
-                              <a:ext cx="1498600" cy="279400"/>
-                            </a:xfrm>
-                            <a:prstGeom prst="straightConnector1">
-                              <a:avLst/>
-                            </a:prstGeom>
-                            <a:ln w="12700">
-                              <a:solidFill>
-                                <a:srgbClr val="FF00FF"/>
-                              </a:solidFill>
-                              <a:tailEnd type="triangle"/>
-                            </a:ln>
-                          </wps:spPr>
-                          <wps:bodyPr/>
-                        </wps:wsp>
-                      </a:graphicData>
-                    </a:graphic>
-                  </wp:anchor>
-                </w:drawing>
-              </mc:Choice>
-              <mc:Fallback>
-                <w:pict>
-                  <v:line id="Connecteur droit avec flèche 2" o:spid="_x0000_s1026" style="position:absolute;margin-left:-30.0pt;margin-top:8.0pt;width:118.0pt;height:22.0pt;z-index:251659264;mso-wrap-style:square;mso-position-horizontal:absolute;mso-position-horizontal-relative:text;mso-position-vertical:absolute;mso-position-vertical-relative:text" from="0,0" to="118,22" o:inset="0,0">
-                    <v:stroke weight="1pt" color="#FF00FF" endarrow="block"/>
-                  </v:line>
-                </w:pict>
-              </mc:Fallback>
-            </mc:AlternateContent>
-          </w:p>
-        </w:tc>
-        <w:tc>
-          <w:tcPr>
-            <w:tcW w:type="dxa" w:w="5157"/>
+            <w:drawing xmlns:a="http://schemas.openxmlformats.org/drawingml/2006/main" xmlns:pic="http://schemas.openxmlformats.org/drawingml/2006/picture">
+              <wp:anchor distT="0" distB="0" distL="0" distR="0" simplePos="0" relativeHeight="251659264" behindDoc="0" locked="0" layoutInCell="1" allowOverlap="1">
+                <wp:simplePos x="0" y="0"/>
+                <wp:positionH relativeFrom="column">
+                  <wp:posOffset>-381000</wp:posOffset>
+                </wp:positionH>
+                <wp:positionV relativeFrom="paragraph">
+                  <wp:posOffset>101600</wp:posOffset>
+                </wp:positionV>
+                <wp:extent cx="1117600" cy="279400"/>
+                <wp:effectExtent l="25400" t="25400" r="25400" b="25400"/>
+                <wp:wrapNone/>
+                <wp:docPr id="750554312" name="tsilo 2"/>
+                <wp:cNvGraphicFramePr/>
+                <a:graphic>
+                  <a:graphicData uri="http://schemas.openxmlformats.org/drawingml/2006/picture">
+                    <pic:pic>
+                      <pic:nvPicPr>
+                        <pic:cNvPr id="750554312" name="tsilo 2"/>
+                        <pic:cNvPicPr/>
+                      </pic:nvPicPr>
+                      <pic:blipFill>
+                        <a:blip r:embed="rId34">
+                          <a:extLst>
+                            <a:ext uri="{96DAC541-7B7A-43D3-8B79-37D633B846F1}">
+                              <asvg:svgBlip xmlns:asvg="http://schemas.microsoft.com/office/drawing/2016/SVG/main" r:embed="rId35"/>
+                            </a:ext>
+                          </a:extLst>
+                        </a:blip>
+                        <a:stretch>
+                          <a:fillRect/>
+                        </a:stretch>
+                      </pic:blipFill>
+                      <pic:spPr>
+                        <a:xfrm>
+                          <a:off x="0" y="0"/>
+                          <a:ext cx="1117600" cy="279400"/>
+                        </a:xfrm>
+                        <a:prstGeom prst="rect">
+                          <a:avLst/>
+                        </a:prstGeom>
+                      </pic:spPr>
+                    </pic:pic>
+                  </a:graphicData>
+                </a:graphic>
+              </wp:anchor>
+            </w:drawing>
+          </w:p>
+        </w:tc>
+        <w:tc>
+          <w:tcPr>
+            <w:tcW w:type="dxa" w:w="4957"/>
           </w:tcPr>
           <w:p>
             <w:pPr>
@@ -7432,11 +7545,11 @@
       </w:tr>
       <w:tr>
         <w:trPr>
-          <w:trHeight w:val="440" w:hRule="atLeast"/>
+          <w:trHeight w:val="440" w:hRule="exact"/>
         </w:trPr>
         <w:tc>
           <w:tcPr>
-            <w:tcW w:type="dxa" w:w="3200"/>
+            <w:tcW w:type="dxa" w:w="3400"/>
           </w:tcPr>
           <w:p>
             <w:pPr>
@@ -7458,62 +7571,58 @@
             </w:pPr>
             <w:r/>
             <w:r/>
-            <mc:AlternateContent xmlns:a="http://schemas.openxmlformats.org/drawingml/2006/main">
-              <mc:Choice Requires="wps">
-                <w:drawing>
-                  <wp:anchor distT="0" distB="0" distL="114300" distR="114300" simplePos="0" relativeHeight="251659264" behindDoc="0" locked="0" layoutInCell="1" allowOverlap="1">
-                    <wp:simplePos x="0" y="0"/>
-                    <wp:positionH relativeFrom="column">
-                      <wp:posOffset>-381000</wp:posOffset>
-                    </wp:positionH>
-                    <wp:positionV relativeFrom="paragraph">
-                      <wp:posOffset>-457200</wp:posOffset>
-                    </wp:positionV>
-                    <wp:extent cx="1498600" cy="558800"/>
-                    <wp:effectExtent l="38100" t="38100" r="60960" b="60960"/>
-                    <wp:wrapNone/>
-                    <wp:docPr id="750554313" name="Connecteur droit avec flèche 3"/>
-                    <wp:cNvGraphicFramePr/>
-                    <a:graphic>
-                      <a:graphicData uri="http://schemas.microsoft.com/office/word/2010/wordprocessingShape">
-                        <wps:wsp>
-                          <wps:cNvCnPr/>
-                          <wps:spPr>
-                            <a:xfrm>
-                              <a:flipV/>
-                              <a:off x="0" y="0"/>
-                              <a:ext cx="1498600" cy="558800"/>
-                            </a:xfrm>
-                            <a:prstGeom prst="straightConnector1">
-                              <a:avLst/>
-                            </a:prstGeom>
-                            <a:ln w="12700">
-                              <a:solidFill>
-                                <a:srgbClr val="FF00FF"/>
-                              </a:solidFill>
-                              <a:tailEnd type="triangle"/>
-                            </a:ln>
-                          </wps:spPr>
-                          <wps:bodyPr/>
-                        </wps:wsp>
-                      </a:graphicData>
-                    </a:graphic>
-                  </wp:anchor>
-                </w:drawing>
-              </mc:Choice>
-              <mc:Fallback>
-                <w:pict>
-                  <v:line id="Connecteur droit avec flèche 3" o:spid="_x0000_s1026" style="position:absolute;margin-left:-30.0pt;margin-top:-36.0pt;width:118.0pt;height:44.0pt;flip:v;z-index:251659264;mso-wrap-style:square;mso-position-horizontal:absolute;mso-position-horizontal-relative:text;mso-position-vertical:absolute;mso-position-vertical-relative:text" from="0,44" to="118,0" o:inset="0,0">
-                    <v:stroke weight="1pt" color="#FF00FF" endarrow="block"/>
-                  </v:line>
-                </w:pict>
-              </mc:Fallback>
-            </mc:AlternateContent>
-          </w:p>
-        </w:tc>
-        <w:tc>
-          <w:tcPr>
-            <w:tcW w:type="dxa" w:w="5157"/>
+            <w:drawing xmlns:a="http://schemas.openxmlformats.org/drawingml/2006/main" xmlns:pic="http://schemas.openxmlformats.org/drawingml/2006/picture">
+              <wp:anchor distT="0" distB="0" distL="0" distR="0" simplePos="0" relativeHeight="251659264" behindDoc="0" locked="0" layoutInCell="1" allowOverlap="1">
+                <wp:simplePos x="0" y="0"/>
+                <wp:positionH relativeFrom="column">
+                  <wp:posOffset>-381000</wp:posOffset>
+                </wp:positionH>
+                <wp:positionV relativeFrom="paragraph">
+                  <wp:posOffset>-457200</wp:posOffset>
+                </wp:positionV>
+                <wp:extent cx="1117600" cy="558800"/>
+                <wp:effectExtent l="25400" t="25400" r="25400" b="25400"/>
+                <wp:wrapNone/>
+                <wp:docPr id="750554313" name="tsilo 3"/>
+                <wp:cNvGraphicFramePr/>
+                <a:graphic>
+                  <a:graphicData uri="http://schemas.openxmlformats.org/drawingml/2006/picture">
+                    <pic:pic>
+                      <pic:nvPicPr>
+                        <pic:cNvPr id="750554313" name="tsilo 3"/>
+                        <pic:cNvPicPr/>
+                      </pic:nvPicPr>
+                      <pic:blipFill>
+                        <a:blip r:embed="rId36">
+                          <a:extLst>
+                            <a:ext uri="{96DAC541-7B7A-43D3-8B79-37D633B846F1}">
+                              <asvg:svgBlip xmlns:asvg="http://schemas.microsoft.com/office/drawing/2016/SVG/main" r:embed="rId37"/>
+                            </a:ext>
+                          </a:extLst>
+                        </a:blip>
+                        <a:stretch>
+                          <a:fillRect/>
+                        </a:stretch>
+                      </pic:blipFill>
+                      <pic:spPr>
+                        <a:xfrm>
+                          <a:off x="0" y="0"/>
+                          <a:ext cx="1117600" cy="558800"/>
+                        </a:xfrm>
+                        <a:prstGeom prst="rect">
+                          <a:avLst/>
+                        </a:prstGeom>
+                      </pic:spPr>
+                    </pic:pic>
+                  </a:graphicData>
+                </a:graphic>
+              </wp:anchor>
+            </w:drawing>
+          </w:p>
+        </w:tc>
+        <w:tc>
+          <w:tcPr>
+            <w:tcW w:type="dxa" w:w="4957"/>
           </w:tcPr>
           <w:p>
             <w:pPr>
@@ -7537,7 +7646,7 @@
         <w:keepNext/>
         <w:numPr>
           <w:ilvl w:val="0"/>
-          <w:numId w:val="114"/>
+          <w:numId w:val="115"/>
         </w:numPr>
         <w:spacing w:after="40" w:before="0"/>
       </w:pPr>
@@ -7591,7 +7700,7 @@
         <w:keepNext/>
         <w:numPr>
           <w:ilvl w:val="0"/>
-          <w:numId w:val="114"/>
+          <w:numId w:val="115"/>
         </w:numPr>
         <w:spacing w:after="40" w:before="0"/>
       </w:pPr>
@@ -8838,7 +8947,7 @@
         <w:rPr>
           <w:vertAlign w:val="superscript"/>
         </w:rPr>
-        <w:footnoteReference w:id="1008"/>
+        <w:footnoteReference w:id="1009"/>
       </w:r>
     </w:p>
     <w:p>
@@ -8846,7 +8955,7 @@
         <w:keepNext/>
         <w:numPr>
           <w:ilvl w:val="0"/>
-          <w:numId w:val="115"/>
+          <w:numId w:val="116"/>
         </w:numPr>
         <w:spacing w:after="40" w:before="0"/>
       </w:pPr>
@@ -9172,7 +9281,7 @@
         <w:keepNext/>
         <w:numPr>
           <w:ilvl w:val="0"/>
-          <w:numId w:val="115"/>
+          <w:numId w:val="116"/>
         </w:numPr>
         <w:spacing w:after="40" w:before="0"/>
       </w:pPr>
@@ -9189,7 +9298,7 @@
       <w:pPr>
         <w:numPr>
           <w:ilvl w:val="0"/>
-          <w:numId w:val="116"/>
+          <w:numId w:val="117"/>
         </w:numPr>
         <w:spacing w:after="40" w:before="0"/>
       </w:pPr>
@@ -9201,7 +9310,7 @@
       <w:pPr>
         <w:numPr>
           <w:ilvl w:val="0"/>
-          <w:numId w:val="116"/>
+          <w:numId w:val="117"/>
         </w:numPr>
         <w:spacing w:after="40" w:before="0"/>
       </w:pPr>
@@ -9213,7 +9322,7 @@
       <w:pPr>
         <w:numPr>
           <w:ilvl w:val="0"/>
-          <w:numId w:val="116"/>
+          <w:numId w:val="117"/>
         </w:numPr>
         <w:spacing w:after="40" w:before="0"/>
       </w:pPr>
@@ -9225,7 +9334,7 @@
       <w:pPr>
         <w:numPr>
           <w:ilvl w:val="0"/>
-          <w:numId w:val="116"/>
+          <w:numId w:val="117"/>
         </w:numPr>
         <w:spacing w:after="40" w:before="0"/>
       </w:pPr>
@@ -9237,7 +9346,7 @@
       <w:pPr>
         <w:numPr>
           <w:ilvl w:val="0"/>
-          <w:numId w:val="116"/>
+          <w:numId w:val="117"/>
         </w:numPr>
         <w:spacing w:after="40" w:before="0"/>
       </w:pPr>
@@ -9269,7 +9378,7 @@
       <w:pPr>
         <w:numPr>
           <w:ilvl w:val="0"/>
-          <w:numId w:val="117"/>
+          <w:numId w:val="118"/>
         </w:numPr>
         <w:spacing w:after="40" w:before="0"/>
       </w:pPr>
@@ -9281,7 +9390,7 @@
       <w:pPr>
         <w:numPr>
           <w:ilvl w:val="0"/>
-          <w:numId w:val="117"/>
+          <w:numId w:val="118"/>
         </w:numPr>
         <w:spacing w:after="40" w:before="0"/>
       </w:pPr>
@@ -9293,7 +9402,7 @@
       <w:pPr>
         <w:numPr>
           <w:ilvl w:val="0"/>
-          <w:numId w:val="117"/>
+          <w:numId w:val="118"/>
         </w:numPr>
         <w:spacing w:after="40" w:before="0"/>
       </w:pPr>
@@ -9305,7 +9414,7 @@
       <w:pPr>
         <w:numPr>
           <w:ilvl w:val="0"/>
-          <w:numId w:val="117"/>
+          <w:numId w:val="118"/>
         </w:numPr>
         <w:spacing w:after="40" w:before="0"/>
       </w:pPr>
@@ -9317,7 +9426,7 @@
       <w:pPr>
         <w:numPr>
           <w:ilvl w:val="0"/>
-          <w:numId w:val="117"/>
+          <w:numId w:val="118"/>
         </w:numPr>
         <w:spacing w:after="40" w:before="0"/>
       </w:pPr>
@@ -9357,7 +9466,7 @@
         <w:keepNext/>
         <w:numPr>
           <w:ilvl w:val="0"/>
-          <w:numId w:val="118"/>
+          <w:numId w:val="119"/>
         </w:numPr>
         <w:spacing w:after="40" w:before="0"/>
       </w:pPr>
@@ -9374,17 +9483,17 @@
         <w:tblLook w:firstColumn="1" w:firstRow="1" w:lastColumn="0" w:lastRow="0" w:noHBand="0" w:noVBand="1" w:val="04A0"/>
       </w:tblPr>
       <w:tblGrid>
-        <w:gridCol w:w="3200"/>
+        <w:gridCol w:w="3400"/>
         <w:gridCol w:w="567"/>
-        <w:gridCol w:w="5157"/>
+        <w:gridCol w:w="4957"/>
       </w:tblGrid>
       <w:tr>
         <w:trPr>
-          <w:trHeight w:val="440" w:hRule="atLeast"/>
+          <w:trHeight w:val="440" w:hRule="exact"/>
         </w:trPr>
         <w:tc>
           <w:tcPr>
-            <w:tcW w:type="dxa" w:w="3200"/>
+            <w:tcW w:type="dxa" w:w="3400"/>
           </w:tcPr>
           <w:p>
             <w:pPr>
@@ -9410,7 +9519,7 @@
         </w:tc>
         <w:tc>
           <w:tcPr>
-            <w:tcW w:type="dxa" w:w="5157"/>
+            <w:tcW w:type="dxa" w:w="4957"/>
           </w:tcPr>
           <w:p>
             <w:pPr>
@@ -9425,11 +9534,11 @@
       </w:tr>
       <w:tr>
         <w:trPr>
-          <w:trHeight w:val="440" w:hRule="atLeast"/>
+          <w:trHeight w:val="440" w:hRule="exact"/>
         </w:trPr>
         <w:tc>
           <w:tcPr>
-            <w:tcW w:type="dxa" w:w="3200"/>
+            <w:tcW w:type="dxa" w:w="3400"/>
           </w:tcPr>
           <w:p>
             <w:pPr>
@@ -9455,7 +9564,7 @@
         </w:tc>
         <w:tc>
           <w:tcPr>
-            <w:tcW w:type="dxa" w:w="5157"/>
+            <w:tcW w:type="dxa" w:w="4957"/>
           </w:tcPr>
           <w:p>
             <w:pPr>
@@ -9470,11 +9579,11 @@
       </w:tr>
       <w:tr>
         <w:trPr>
-          <w:trHeight w:val="440" w:hRule="atLeast"/>
+          <w:trHeight w:val="440" w:hRule="exact"/>
         </w:trPr>
         <w:tc>
           <w:tcPr>
-            <w:tcW w:type="dxa" w:w="3200"/>
+            <w:tcW w:type="dxa" w:w="3400"/>
           </w:tcPr>
           <w:p>
             <w:pPr>
@@ -9500,7 +9609,7 @@
         </w:tc>
         <w:tc>
           <w:tcPr>
-            <w:tcW w:type="dxa" w:w="5157"/>
+            <w:tcW w:type="dxa" w:w="4957"/>
           </w:tcPr>
           <w:p>
             <w:pPr>
@@ -9515,11 +9624,11 @@
       </w:tr>
       <w:tr>
         <w:trPr>
-          <w:trHeight w:val="440" w:hRule="atLeast"/>
+          <w:trHeight w:val="440" w:hRule="exact"/>
         </w:trPr>
         <w:tc>
           <w:tcPr>
-            <w:tcW w:type="dxa" w:w="3200"/>
+            <w:tcW w:type="dxa" w:w="3400"/>
           </w:tcPr>
           <w:p>
             <w:pPr>
@@ -9545,7 +9654,7 @@
         </w:tc>
         <w:tc>
           <w:tcPr>
-            <w:tcW w:type="dxa" w:w="5157"/>
+            <w:tcW w:type="dxa" w:w="4957"/>
           </w:tcPr>
           <w:p>
             <w:pPr>
@@ -9569,7 +9678,7 @@
         <w:keepNext/>
         <w:numPr>
           <w:ilvl w:val="0"/>
-          <w:numId w:val="118"/>
+          <w:numId w:val="119"/>
         </w:numPr>
         <w:spacing w:after="40" w:before="0"/>
       </w:pPr>
@@ -9647,7 +9756,7 @@
         <w:keepNext/>
         <w:numPr>
           <w:ilvl w:val="0"/>
-          <w:numId w:val="118"/>
+          <w:numId w:val="119"/>
         </w:numPr>
         <w:spacing w:after="40" w:before="0"/>
       </w:pPr>
@@ -9678,7 +9787,7 @@
         <w:keepNext/>
         <w:numPr>
           <w:ilvl w:val="0"/>
-          <w:numId w:val="119"/>
+          <w:numId w:val="120"/>
         </w:numPr>
         <w:spacing w:after="40" w:before="0"/>
       </w:pPr>
@@ -9695,17 +9804,17 @@
         <w:tblLook w:firstColumn="1" w:firstRow="1" w:lastColumn="0" w:lastRow="0" w:noHBand="0" w:noVBand="1" w:val="04A0"/>
       </w:tblPr>
       <w:tblGrid>
-        <w:gridCol w:w="3200"/>
+        <w:gridCol w:w="3400"/>
         <w:gridCol w:w="567"/>
-        <w:gridCol w:w="5157"/>
+        <w:gridCol w:w="4957"/>
       </w:tblGrid>
       <w:tr>
         <w:trPr>
-          <w:trHeight w:val="440" w:hRule="atLeast"/>
+          <w:trHeight w:val="440" w:hRule="exact"/>
         </w:trPr>
         <w:tc>
           <w:tcPr>
-            <w:tcW w:type="dxa" w:w="3200"/>
+            <w:tcW w:type="dxa" w:w="3400"/>
           </w:tcPr>
           <w:p>
             <w:pPr>
@@ -9727,61 +9836,58 @@
             </w:pPr>
             <w:r/>
             <w:r/>
-            <mc:AlternateContent xmlns:a="http://schemas.openxmlformats.org/drawingml/2006/main">
-              <mc:Choice Requires="wps">
-                <w:drawing>
-                  <wp:anchor distT="0" distB="0" distL="114300" distR="114300" simplePos="0" relativeHeight="251659264" behindDoc="0" locked="0" layoutInCell="1" allowOverlap="1">
-                    <wp:simplePos x="0" y="0"/>
-                    <wp:positionH relativeFrom="column">
-                      <wp:posOffset>-381000</wp:posOffset>
-                    </wp:positionH>
-                    <wp:positionV relativeFrom="paragraph">
-                      <wp:posOffset>101600</wp:posOffset>
-                    </wp:positionV>
-                    <wp:extent cx="1498600" cy="558800"/>
-                    <wp:effectExtent l="38100" t="38100" r="60960" b="60960"/>
-                    <wp:wrapNone/>
-                    <wp:docPr id="750554311" name="Connecteur droit avec flèche 1"/>
-                    <wp:cNvGraphicFramePr/>
-                    <a:graphic>
-                      <a:graphicData uri="http://schemas.microsoft.com/office/word/2010/wordprocessingShape">
-                        <wps:wsp>
-                          <wps:cNvCnPr/>
-                          <wps:spPr>
-                            <a:xfrm>
-                              <a:off x="0" y="0"/>
-                              <a:ext cx="1498600" cy="558800"/>
-                            </a:xfrm>
-                            <a:prstGeom prst="straightConnector1">
-                              <a:avLst/>
-                            </a:prstGeom>
-                            <a:ln w="12700">
-                              <a:solidFill>
-                                <a:srgbClr val="FF00FF"/>
-                              </a:solidFill>
-                              <a:tailEnd type="triangle"/>
-                            </a:ln>
-                          </wps:spPr>
-                          <wps:bodyPr/>
-                        </wps:wsp>
-                      </a:graphicData>
-                    </a:graphic>
-                  </wp:anchor>
-                </w:drawing>
-              </mc:Choice>
-              <mc:Fallback>
-                <w:pict>
-                  <v:line id="Connecteur droit avec flèche 1" o:spid="_x0000_s1026" style="position:absolute;margin-left:-30.0pt;margin-top:8.0pt;width:118.0pt;height:44.0pt;z-index:251659264;mso-wrap-style:square;mso-position-horizontal:absolute;mso-position-horizontal-relative:text;mso-position-vertical:absolute;mso-position-vertical-relative:text" from="0,0" to="118,44" o:inset="0,0">
-                    <v:stroke weight="1pt" color="#FF00FF" endarrow="block"/>
-                  </v:line>
-                </w:pict>
-              </mc:Fallback>
-            </mc:AlternateContent>
-          </w:p>
-        </w:tc>
-        <w:tc>
-          <w:tcPr>
-            <w:tcW w:type="dxa" w:w="5157"/>
+            <w:drawing xmlns:a="http://schemas.openxmlformats.org/drawingml/2006/main" xmlns:pic="http://schemas.openxmlformats.org/drawingml/2006/picture">
+              <wp:anchor distT="0" distB="0" distL="0" distR="0" simplePos="0" relativeHeight="251659264" behindDoc="0" locked="0" layoutInCell="1" allowOverlap="1">
+                <wp:simplePos x="0" y="0"/>
+                <wp:positionH relativeFrom="column">
+                  <wp:posOffset>-381000</wp:posOffset>
+                </wp:positionH>
+                <wp:positionV relativeFrom="paragraph">
+                  <wp:posOffset>101600</wp:posOffset>
+                </wp:positionV>
+                <wp:extent cx="1117600" cy="558800"/>
+                <wp:effectExtent l="25400" t="25400" r="25400" b="25400"/>
+                <wp:wrapNone/>
+                <wp:docPr id="750554311" name="tsilo 1"/>
+                <wp:cNvGraphicFramePr/>
+                <a:graphic>
+                  <a:graphicData uri="http://schemas.openxmlformats.org/drawingml/2006/picture">
+                    <pic:pic>
+                      <pic:nvPicPr>
+                        <pic:cNvPr id="750554311" name="tsilo 1"/>
+                        <pic:cNvPicPr/>
+                      </pic:nvPicPr>
+                      <pic:blipFill>
+                        <a:blip r:embed="rId38">
+                          <a:extLst>
+                            <a:ext uri="{96DAC541-7B7A-43D3-8B79-37D633B846F1}">
+                              <asvg:svgBlip xmlns:asvg="http://schemas.microsoft.com/office/drawing/2016/SVG/main" r:embed="rId39"/>
+                            </a:ext>
+                          </a:extLst>
+                        </a:blip>
+                        <a:stretch>
+                          <a:fillRect/>
+                        </a:stretch>
+                      </pic:blipFill>
+                      <pic:spPr>
+                        <a:xfrm>
+                          <a:off x="0" y="0"/>
+                          <a:ext cx="1117600" cy="558800"/>
+                        </a:xfrm>
+                        <a:prstGeom prst="rect">
+                          <a:avLst/>
+                        </a:prstGeom>
+                      </pic:spPr>
+                    </pic:pic>
+                  </a:graphicData>
+                </a:graphic>
+              </wp:anchor>
+            </w:drawing>
+          </w:p>
+        </w:tc>
+        <w:tc>
+          <w:tcPr>
+            <w:tcW w:type="dxa" w:w="4957"/>
           </w:tcPr>
           <w:p>
             <w:pPr>
@@ -9796,11 +9902,11 @@
       </w:tr>
       <w:tr>
         <w:trPr>
-          <w:trHeight w:val="440" w:hRule="atLeast"/>
+          <w:trHeight w:val="440" w:hRule="exact"/>
         </w:trPr>
         <w:tc>
           <w:tcPr>
-            <w:tcW w:type="dxa" w:w="3200"/>
+            <w:tcW w:type="dxa" w:w="3400"/>
           </w:tcPr>
           <w:p>
             <w:pPr>
@@ -9822,61 +9928,58 @@
             </w:pPr>
             <w:r/>
             <w:r/>
-            <mc:AlternateContent xmlns:a="http://schemas.openxmlformats.org/drawingml/2006/main">
-              <mc:Choice Requires="wps">
-                <w:drawing>
-                  <wp:anchor distT="0" distB="0" distL="114300" distR="114300" simplePos="0" relativeHeight="251659264" behindDoc="0" locked="0" layoutInCell="1" allowOverlap="1">
-                    <wp:simplePos x="0" y="0"/>
-                    <wp:positionH relativeFrom="column">
-                      <wp:posOffset>-381000</wp:posOffset>
-                    </wp:positionH>
-                    <wp:positionV relativeFrom="paragraph">
-                      <wp:posOffset>101600</wp:posOffset>
-                    </wp:positionV>
-                    <wp:extent cx="1498600" cy="558800"/>
-                    <wp:effectExtent l="38100" t="38100" r="60960" b="60960"/>
-                    <wp:wrapNone/>
-                    <wp:docPr id="750554312" name="Connecteur droit avec flèche 2"/>
-                    <wp:cNvGraphicFramePr/>
-                    <a:graphic>
-                      <a:graphicData uri="http://schemas.microsoft.com/office/word/2010/wordprocessingShape">
-                        <wps:wsp>
-                          <wps:cNvCnPr/>
-                          <wps:spPr>
-                            <a:xfrm>
-                              <a:off x="0" y="0"/>
-                              <a:ext cx="1498600" cy="558800"/>
-                            </a:xfrm>
-                            <a:prstGeom prst="straightConnector1">
-                              <a:avLst/>
-                            </a:prstGeom>
-                            <a:ln w="12700">
-                              <a:solidFill>
-                                <a:srgbClr val="FF00FF"/>
-                              </a:solidFill>
-                              <a:tailEnd type="triangle"/>
-                            </a:ln>
-                          </wps:spPr>
-                          <wps:bodyPr/>
-                        </wps:wsp>
-                      </a:graphicData>
-                    </a:graphic>
-                  </wp:anchor>
-                </w:drawing>
-              </mc:Choice>
-              <mc:Fallback>
-                <w:pict>
-                  <v:line id="Connecteur droit avec flèche 2" o:spid="_x0000_s1026" style="position:absolute;margin-left:-30.0pt;margin-top:8.0pt;width:118.0pt;height:44.0pt;z-index:251659264;mso-wrap-style:square;mso-position-horizontal:absolute;mso-position-horizontal-relative:text;mso-position-vertical:absolute;mso-position-vertical-relative:text" from="0,0" to="118,44" o:inset="0,0">
-                    <v:stroke weight="1pt" color="#FF00FF" endarrow="block"/>
-                  </v:line>
-                </w:pict>
-              </mc:Fallback>
-            </mc:AlternateContent>
-          </w:p>
-        </w:tc>
-        <w:tc>
-          <w:tcPr>
-            <w:tcW w:type="dxa" w:w="5157"/>
+            <w:drawing xmlns:a="http://schemas.openxmlformats.org/drawingml/2006/main" xmlns:pic="http://schemas.openxmlformats.org/drawingml/2006/picture">
+              <wp:anchor distT="0" distB="0" distL="0" distR="0" simplePos="0" relativeHeight="251659264" behindDoc="0" locked="0" layoutInCell="1" allowOverlap="1">
+                <wp:simplePos x="0" y="0"/>
+                <wp:positionH relativeFrom="column">
+                  <wp:posOffset>-381000</wp:posOffset>
+                </wp:positionH>
+                <wp:positionV relativeFrom="paragraph">
+                  <wp:posOffset>101600</wp:posOffset>
+                </wp:positionV>
+                <wp:extent cx="1117600" cy="558800"/>
+                <wp:effectExtent l="25400" t="25400" r="25400" b="25400"/>
+                <wp:wrapNone/>
+                <wp:docPr id="750554312" name="tsilo 2"/>
+                <wp:cNvGraphicFramePr/>
+                <a:graphic>
+                  <a:graphicData uri="http://schemas.openxmlformats.org/drawingml/2006/picture">
+                    <pic:pic>
+                      <pic:nvPicPr>
+                        <pic:cNvPr id="750554312" name="tsilo 2"/>
+                        <pic:cNvPicPr/>
+                      </pic:nvPicPr>
+                      <pic:blipFill>
+                        <a:blip r:embed="rId40">
+                          <a:extLst>
+                            <a:ext uri="{96DAC541-7B7A-43D3-8B79-37D633B846F1}">
+                              <asvg:svgBlip xmlns:asvg="http://schemas.microsoft.com/office/drawing/2016/SVG/main" r:embed="rId41"/>
+                            </a:ext>
+                          </a:extLst>
+                        </a:blip>
+                        <a:stretch>
+                          <a:fillRect/>
+                        </a:stretch>
+                      </pic:blipFill>
+                      <pic:spPr>
+                        <a:xfrm>
+                          <a:off x="0" y="0"/>
+                          <a:ext cx="1117600" cy="558800"/>
+                        </a:xfrm>
+                        <a:prstGeom prst="rect">
+                          <a:avLst/>
+                        </a:prstGeom>
+                      </pic:spPr>
+                    </pic:pic>
+                  </a:graphicData>
+                </a:graphic>
+              </wp:anchor>
+            </w:drawing>
+          </w:p>
+        </w:tc>
+        <w:tc>
+          <w:tcPr>
+            <w:tcW w:type="dxa" w:w="4957"/>
           </w:tcPr>
           <w:p>
             <w:pPr>
@@ -9891,11 +9994,11 @@
       </w:tr>
       <w:tr>
         <w:trPr>
-          <w:trHeight w:val="440" w:hRule="atLeast"/>
+          <w:trHeight w:val="440" w:hRule="exact"/>
         </w:trPr>
         <w:tc>
           <w:tcPr>
-            <w:tcW w:type="dxa" w:w="3200"/>
+            <w:tcW w:type="dxa" w:w="3400"/>
           </w:tcPr>
           <w:p>
             <w:pPr>
@@ -9917,62 +10020,58 @@
             </w:pPr>
             <w:r/>
             <w:r/>
-            <mc:AlternateContent xmlns:a="http://schemas.openxmlformats.org/drawingml/2006/main">
-              <mc:Choice Requires="wps">
-                <w:drawing>
-                  <wp:anchor distT="0" distB="0" distL="114300" distR="114300" simplePos="0" relativeHeight="251659264" behindDoc="0" locked="0" layoutInCell="1" allowOverlap="1">
-                    <wp:simplePos x="0" y="0"/>
-                    <wp:positionH relativeFrom="column">
-                      <wp:posOffset>-381000</wp:posOffset>
-                    </wp:positionH>
-                    <wp:positionV relativeFrom="paragraph">
-                      <wp:posOffset>-457200</wp:posOffset>
-                    </wp:positionV>
-                    <wp:extent cx="1498600" cy="558800"/>
-                    <wp:effectExtent l="38100" t="38100" r="60960" b="60960"/>
-                    <wp:wrapNone/>
-                    <wp:docPr id="750554313" name="Connecteur droit avec flèche 3"/>
-                    <wp:cNvGraphicFramePr/>
-                    <a:graphic>
-                      <a:graphicData uri="http://schemas.microsoft.com/office/word/2010/wordprocessingShape">
-                        <wps:wsp>
-                          <wps:cNvCnPr/>
-                          <wps:spPr>
-                            <a:xfrm>
-                              <a:flipV/>
-                              <a:off x="0" y="0"/>
-                              <a:ext cx="1498600" cy="558800"/>
-                            </a:xfrm>
-                            <a:prstGeom prst="straightConnector1">
-                              <a:avLst/>
-                            </a:prstGeom>
-                            <a:ln w="12700">
-                              <a:solidFill>
-                                <a:srgbClr val="FF00FF"/>
-                              </a:solidFill>
-                              <a:tailEnd type="triangle"/>
-                            </a:ln>
-                          </wps:spPr>
-                          <wps:bodyPr/>
-                        </wps:wsp>
-                      </a:graphicData>
-                    </a:graphic>
-                  </wp:anchor>
-                </w:drawing>
-              </mc:Choice>
-              <mc:Fallback>
-                <w:pict>
-                  <v:line id="Connecteur droit avec flèche 3" o:spid="_x0000_s1026" style="position:absolute;margin-left:-30.0pt;margin-top:-36.0pt;width:118.0pt;height:44.0pt;flip:v;z-index:251659264;mso-wrap-style:square;mso-position-horizontal:absolute;mso-position-horizontal-relative:text;mso-position-vertical:absolute;mso-position-vertical-relative:text" from="0,44" to="118,0" o:inset="0,0">
-                    <v:stroke weight="1pt" color="#FF00FF" endarrow="block"/>
-                  </v:line>
-                </w:pict>
-              </mc:Fallback>
-            </mc:AlternateContent>
-          </w:p>
-        </w:tc>
-        <w:tc>
-          <w:tcPr>
-            <w:tcW w:type="dxa" w:w="5157"/>
+            <w:drawing xmlns:a="http://schemas.openxmlformats.org/drawingml/2006/main" xmlns:pic="http://schemas.openxmlformats.org/drawingml/2006/picture">
+              <wp:anchor distT="0" distB="0" distL="0" distR="0" simplePos="0" relativeHeight="251659264" behindDoc="0" locked="0" layoutInCell="1" allowOverlap="1">
+                <wp:simplePos x="0" y="0"/>
+                <wp:positionH relativeFrom="column">
+                  <wp:posOffset>-381000</wp:posOffset>
+                </wp:positionH>
+                <wp:positionV relativeFrom="paragraph">
+                  <wp:posOffset>-457200</wp:posOffset>
+                </wp:positionV>
+                <wp:extent cx="1117600" cy="558800"/>
+                <wp:effectExtent l="25400" t="25400" r="25400" b="25400"/>
+                <wp:wrapNone/>
+                <wp:docPr id="750554313" name="tsilo 3"/>
+                <wp:cNvGraphicFramePr/>
+                <a:graphic>
+                  <a:graphicData uri="http://schemas.openxmlformats.org/drawingml/2006/picture">
+                    <pic:pic>
+                      <pic:nvPicPr>
+                        <pic:cNvPr id="750554313" name="tsilo 3"/>
+                        <pic:cNvPicPr/>
+                      </pic:nvPicPr>
+                      <pic:blipFill>
+                        <a:blip r:embed="rId42">
+                          <a:extLst>
+                            <a:ext uri="{96DAC541-7B7A-43D3-8B79-37D633B846F1}">
+                              <asvg:svgBlip xmlns:asvg="http://schemas.microsoft.com/office/drawing/2016/SVG/main" r:embed="rId43"/>
+                            </a:ext>
+                          </a:extLst>
+                        </a:blip>
+                        <a:stretch>
+                          <a:fillRect/>
+                        </a:stretch>
+                      </pic:blipFill>
+                      <pic:spPr>
+                        <a:xfrm>
+                          <a:off x="0" y="0"/>
+                          <a:ext cx="1117600" cy="558800"/>
+                        </a:xfrm>
+                        <a:prstGeom prst="rect">
+                          <a:avLst/>
+                        </a:prstGeom>
+                      </pic:spPr>
+                    </pic:pic>
+                  </a:graphicData>
+                </a:graphic>
+              </wp:anchor>
+            </w:drawing>
+          </w:p>
+        </w:tc>
+        <w:tc>
+          <w:tcPr>
+            <w:tcW w:type="dxa" w:w="4957"/>
           </w:tcPr>
           <w:p>
             <w:pPr>
@@ -9987,11 +10086,11 @@
       </w:tr>
       <w:tr>
         <w:trPr>
-          <w:trHeight w:val="440" w:hRule="atLeast"/>
+          <w:trHeight w:val="440" w:hRule="exact"/>
         </w:trPr>
         <w:tc>
           <w:tcPr>
-            <w:tcW w:type="dxa" w:w="3200"/>
+            <w:tcW w:type="dxa" w:w="3400"/>
           </w:tcPr>
           <w:p>
             <w:pPr>
@@ -10013,62 +10112,58 @@
             </w:pPr>
             <w:r/>
             <w:r/>
-            <mc:AlternateContent xmlns:a="http://schemas.openxmlformats.org/drawingml/2006/main">
-              <mc:Choice Requires="wps">
-                <w:drawing>
-                  <wp:anchor distT="0" distB="0" distL="114300" distR="114300" simplePos="0" relativeHeight="251659264" behindDoc="0" locked="0" layoutInCell="1" allowOverlap="1">
-                    <wp:simplePos x="0" y="0"/>
-                    <wp:positionH relativeFrom="column">
-                      <wp:posOffset>-381000</wp:posOffset>
-                    </wp:positionH>
-                    <wp:positionV relativeFrom="paragraph">
-                      <wp:posOffset>-457200</wp:posOffset>
-                    </wp:positionV>
-                    <wp:extent cx="1498600" cy="558800"/>
-                    <wp:effectExtent l="38100" t="38100" r="60960" b="60960"/>
-                    <wp:wrapNone/>
-                    <wp:docPr id="750554314" name="Connecteur droit avec flèche 4"/>
-                    <wp:cNvGraphicFramePr/>
-                    <a:graphic>
-                      <a:graphicData uri="http://schemas.microsoft.com/office/word/2010/wordprocessingShape">
-                        <wps:wsp>
-                          <wps:cNvCnPr/>
-                          <wps:spPr>
-                            <a:xfrm>
-                              <a:flipV/>
-                              <a:off x="0" y="0"/>
-                              <a:ext cx="1498600" cy="558800"/>
-                            </a:xfrm>
-                            <a:prstGeom prst="straightConnector1">
-                              <a:avLst/>
-                            </a:prstGeom>
-                            <a:ln w="12700">
-                              <a:solidFill>
-                                <a:srgbClr val="FF00FF"/>
-                              </a:solidFill>
-                              <a:tailEnd type="triangle"/>
-                            </a:ln>
-                          </wps:spPr>
-                          <wps:bodyPr/>
-                        </wps:wsp>
-                      </a:graphicData>
-                    </a:graphic>
-                  </wp:anchor>
-                </w:drawing>
-              </mc:Choice>
-              <mc:Fallback>
-                <w:pict>
-                  <v:line id="Connecteur droit avec flèche 4" o:spid="_x0000_s1026" style="position:absolute;margin-left:-30.0pt;margin-top:-36.0pt;width:118.0pt;height:44.0pt;flip:v;z-index:251659264;mso-wrap-style:square;mso-position-horizontal:absolute;mso-position-horizontal-relative:text;mso-position-vertical:absolute;mso-position-vertical-relative:text" from="0,44" to="118,0" o:inset="0,0">
-                    <v:stroke weight="1pt" color="#FF00FF" endarrow="block"/>
-                  </v:line>
-                </w:pict>
-              </mc:Fallback>
-            </mc:AlternateContent>
-          </w:p>
-        </w:tc>
-        <w:tc>
-          <w:tcPr>
-            <w:tcW w:type="dxa" w:w="5157"/>
+            <w:drawing xmlns:a="http://schemas.openxmlformats.org/drawingml/2006/main" xmlns:pic="http://schemas.openxmlformats.org/drawingml/2006/picture">
+              <wp:anchor distT="0" distB="0" distL="0" distR="0" simplePos="0" relativeHeight="251659264" behindDoc="0" locked="0" layoutInCell="1" allowOverlap="1">
+                <wp:simplePos x="0" y="0"/>
+                <wp:positionH relativeFrom="column">
+                  <wp:posOffset>-381000</wp:posOffset>
+                </wp:positionH>
+                <wp:positionV relativeFrom="paragraph">
+                  <wp:posOffset>-457200</wp:posOffset>
+                </wp:positionV>
+                <wp:extent cx="1117600" cy="558800"/>
+                <wp:effectExtent l="25400" t="25400" r="25400" b="25400"/>
+                <wp:wrapNone/>
+                <wp:docPr id="750554314" name="tsilo 4"/>
+                <wp:cNvGraphicFramePr/>
+                <a:graphic>
+                  <a:graphicData uri="http://schemas.openxmlformats.org/drawingml/2006/picture">
+                    <pic:pic>
+                      <pic:nvPicPr>
+                        <pic:cNvPr id="750554314" name="tsilo 4"/>
+                        <pic:cNvPicPr/>
+                      </pic:nvPicPr>
+                      <pic:blipFill>
+                        <a:blip r:embed="rId44">
+                          <a:extLst>
+                            <a:ext uri="{96DAC541-7B7A-43D3-8B79-37D633B846F1}">
+                              <asvg:svgBlip xmlns:asvg="http://schemas.microsoft.com/office/drawing/2016/SVG/main" r:embed="rId45"/>
+                            </a:ext>
+                          </a:extLst>
+                        </a:blip>
+                        <a:stretch>
+                          <a:fillRect/>
+                        </a:stretch>
+                      </pic:blipFill>
+                      <pic:spPr>
+                        <a:xfrm>
+                          <a:off x="0" y="0"/>
+                          <a:ext cx="1117600" cy="558800"/>
+                        </a:xfrm>
+                        <a:prstGeom prst="rect">
+                          <a:avLst/>
+                        </a:prstGeom>
+                      </pic:spPr>
+                    </pic:pic>
+                  </a:graphicData>
+                </a:graphic>
+              </wp:anchor>
+            </w:drawing>
+          </w:p>
+        </w:tc>
+        <w:tc>
+          <w:tcPr>
+            <w:tcW w:type="dxa" w:w="4957"/>
           </w:tcPr>
           <w:p>
             <w:pPr>
@@ -10092,7 +10187,7 @@
         <w:keepNext/>
         <w:numPr>
           <w:ilvl w:val="0"/>
-          <w:numId w:val="119"/>
+          <w:numId w:val="120"/>
         </w:numPr>
         <w:spacing w:after="40" w:before="0"/>
       </w:pPr>
@@ -10170,7 +10265,7 @@
         <w:keepNext/>
         <w:numPr>
           <w:ilvl w:val="0"/>
-          <w:numId w:val="119"/>
+          <w:numId w:val="120"/>
         </w:numPr>
         <w:spacing w:after="40" w:before="0"/>
       </w:pPr>
@@ -11991,7 +12086,7 @@
         <w:rPr>
           <w:vertAlign w:val="superscript"/>
         </w:rPr>
-        <w:footnoteReference w:id="1009"/>
+        <w:footnoteReference w:id="1010"/>
       </w:r>
     </w:p>
     <w:p>
@@ -11999,7 +12094,7 @@
         <w:keepNext/>
         <w:numPr>
           <w:ilvl w:val="0"/>
-          <w:numId w:val="120"/>
+          <w:numId w:val="121"/>
         </w:numPr>
         <w:spacing w:after="40" w:before="0"/>
       </w:pPr>
@@ -12016,7 +12111,7 @@
       <w:pPr>
         <w:numPr>
           <w:ilvl w:val="0"/>
-          <w:numId w:val="121"/>
+          <w:numId w:val="122"/>
         </w:numPr>
         <w:spacing w:after="40" w:before="0"/>
       </w:pPr>
@@ -12026,28 +12121,28 @@
     </w:p>
     <w:p>
       <w:pPr>
+        <w:numPr>
+          <w:ilvl w:val="0"/>
+          <w:numId w:val="122"/>
+        </w:numPr>
+        <w:spacing w:after="40" w:before="0"/>
+      </w:pPr>
+      <w:r>
+        <w:t>…dia vao mainka ampitomboin'ny fikambanana tsy miankina amin'ny fanjakana (ONG)…</w:t>
+      </w:r>
+    </w:p>
+    <w:p>
+      <w:pPr>
+        <w:spacing w:after="40" w:before="0"/>
+        <w:ind w:left="2160"/>
+      </w:pPr>
+    </w:p>
+    <w:p>
+      <w:pPr>
+        <w:keepNext/>
         <w:numPr>
           <w:ilvl w:val="0"/>
           <w:numId w:val="121"/>
-        </w:numPr>
-        <w:spacing w:after="40" w:before="0"/>
-      </w:pPr>
-      <w:r>
-        <w:t>…dia vao mainka ampitomboin'ny fikambanana tsy miankina amin'ny fanjakana (ONG)…</w:t>
-      </w:r>
-    </w:p>
-    <w:p>
-      <w:pPr>
-        <w:spacing w:after="40" w:before="0"/>
-        <w:ind w:left="2160"/>
-      </w:pPr>
-    </w:p>
-    <w:p>
-      <w:pPr>
-        <w:keepNext/>
-        <w:numPr>
-          <w:ilvl w:val="0"/>
-          <w:numId w:val="120"/>
         </w:numPr>
         <w:spacing w:after="40" w:before="0"/>
       </w:pPr>
@@ -12064,7 +12159,7 @@
       <w:pPr>
         <w:numPr>
           <w:ilvl w:val="0"/>
-          <w:numId w:val="122"/>
+          <w:numId w:val="123"/>
         </w:numPr>
         <w:spacing w:after="40" w:before="0"/>
       </w:pPr>
@@ -12083,7 +12178,7 @@
         <w:keepNext/>
         <w:numPr>
           <w:ilvl w:val="0"/>
-          <w:numId w:val="120"/>
+          <w:numId w:val="121"/>
         </w:numPr>
         <w:spacing w:after="40" w:before="0"/>
       </w:pPr>
@@ -12100,7 +12195,7 @@
       <w:pPr>
         <w:numPr>
           <w:ilvl w:val="0"/>
-          <w:numId w:val="123"/>
+          <w:numId w:val="124"/>
         </w:numPr>
         <w:spacing w:after="40" w:before="0"/>
       </w:pPr>
@@ -12112,7 +12207,7 @@
       <w:pPr>
         <w:numPr>
           <w:ilvl w:val="0"/>
-          <w:numId w:val="123"/>
+          <w:numId w:val="124"/>
         </w:numPr>
         <w:spacing w:after="40" w:before="0"/>
       </w:pPr>
@@ -12144,7 +12239,7 @@
       <w:pPr>
         <w:numPr>
           <w:ilvl w:val="0"/>
-          <w:numId w:val="124"/>
+          <w:numId w:val="125"/>
         </w:numPr>
         <w:spacing w:after="40" w:before="0"/>
       </w:pPr>
@@ -12156,7 +12251,7 @@
       <w:pPr>
         <w:numPr>
           <w:ilvl w:val="0"/>
-          <w:numId w:val="124"/>
+          <w:numId w:val="125"/>
         </w:numPr>
         <w:spacing w:after="40" w:before="0"/>
       </w:pPr>
@@ -12168,7 +12263,7 @@
       <w:pPr>
         <w:numPr>
           <w:ilvl w:val="0"/>
-          <w:numId w:val="124"/>
+          <w:numId w:val="125"/>
         </w:numPr>
         <w:spacing w:after="40" w:before="0"/>
       </w:pPr>
@@ -12208,7 +12303,7 @@
         <w:keepNext/>
         <w:numPr>
           <w:ilvl w:val="0"/>
-          <w:numId w:val="125"/>
+          <w:numId w:val="126"/>
         </w:numPr>
         <w:spacing w:after="40" w:before="0"/>
       </w:pPr>
@@ -12225,17 +12320,17 @@
         <w:tblLook w:firstColumn="1" w:firstRow="1" w:lastColumn="0" w:lastRow="0" w:noHBand="0" w:noVBand="1" w:val="04A0"/>
       </w:tblPr>
       <w:tblGrid>
-        <w:gridCol w:w="3200"/>
+        <w:gridCol w:w="3400"/>
         <w:gridCol w:w="567"/>
-        <w:gridCol w:w="5157"/>
+        <w:gridCol w:w="4957"/>
       </w:tblGrid>
       <w:tr>
         <w:trPr>
-          <w:trHeight w:val="440" w:hRule="atLeast"/>
+          <w:trHeight w:val="440" w:hRule="exact"/>
         </w:trPr>
         <w:tc>
           <w:tcPr>
-            <w:tcW w:type="dxa" w:w="3200"/>
+            <w:tcW w:type="dxa" w:w="3400"/>
           </w:tcPr>
           <w:p>
             <w:pPr>
@@ -12261,7 +12356,7 @@
         </w:tc>
         <w:tc>
           <w:tcPr>
-            <w:tcW w:type="dxa" w:w="5157"/>
+            <w:tcW w:type="dxa" w:w="4957"/>
           </w:tcPr>
           <w:p>
             <w:pPr>
@@ -12276,11 +12371,11 @@
       </w:tr>
       <w:tr>
         <w:trPr>
-          <w:trHeight w:val="440" w:hRule="atLeast"/>
+          <w:trHeight w:val="440" w:hRule="exact"/>
         </w:trPr>
         <w:tc>
           <w:tcPr>
-            <w:tcW w:type="dxa" w:w="3200"/>
+            <w:tcW w:type="dxa" w:w="3400"/>
           </w:tcPr>
           <w:p>
             <w:pPr>
@@ -12306,7 +12401,7 @@
         </w:tc>
         <w:tc>
           <w:tcPr>
-            <w:tcW w:type="dxa" w:w="5157"/>
+            <w:tcW w:type="dxa" w:w="4957"/>
           </w:tcPr>
           <w:p>
             <w:pPr>
@@ -12321,11 +12416,11 @@
       </w:tr>
       <w:tr>
         <w:trPr>
-          <w:trHeight w:val="440" w:hRule="atLeast"/>
+          <w:trHeight w:val="440" w:hRule="exact"/>
         </w:trPr>
         <w:tc>
           <w:tcPr>
-            <w:tcW w:type="dxa" w:w="3200"/>
+            <w:tcW w:type="dxa" w:w="3400"/>
           </w:tcPr>
           <w:p>
             <w:pPr>
@@ -12351,7 +12446,7 @@
         </w:tc>
         <w:tc>
           <w:tcPr>
-            <w:tcW w:type="dxa" w:w="5157"/>
+            <w:tcW w:type="dxa" w:w="4957"/>
           </w:tcPr>
           <w:p>
             <w:pPr>
@@ -12366,11 +12461,11 @@
       </w:tr>
       <w:tr>
         <w:trPr>
-          <w:trHeight w:val="440" w:hRule="atLeast"/>
+          <w:trHeight w:val="440" w:hRule="exact"/>
         </w:trPr>
         <w:tc>
           <w:tcPr>
-            <w:tcW w:type="dxa" w:w="3200"/>
+            <w:tcW w:type="dxa" w:w="3400"/>
           </w:tcPr>
           <w:p>
             <w:pPr>
@@ -12396,7 +12491,7 @@
         </w:tc>
         <w:tc>
           <w:tcPr>
-            <w:tcW w:type="dxa" w:w="5157"/>
+            <w:tcW w:type="dxa" w:w="4957"/>
           </w:tcPr>
           <w:p>
             <w:pPr>
@@ -12420,7 +12515,7 @@
         <w:keepNext/>
         <w:numPr>
           <w:ilvl w:val="0"/>
-          <w:numId w:val="125"/>
+          <w:numId w:val="126"/>
         </w:numPr>
         <w:spacing w:after="40" w:before="0"/>
       </w:pPr>
@@ -12474,7 +12569,7 @@
         <w:keepNext/>
         <w:numPr>
           <w:ilvl w:val="0"/>
-          <w:numId w:val="125"/>
+          <w:numId w:val="126"/>
         </w:numPr>
         <w:spacing w:after="40" w:before="0"/>
       </w:pPr>
@@ -12505,7 +12600,7 @@
         <w:keepNext/>
         <w:numPr>
           <w:ilvl w:val="0"/>
-          <w:numId w:val="126"/>
+          <w:numId w:val="127"/>
         </w:numPr>
         <w:spacing w:after="40" w:before="0"/>
       </w:pPr>
@@ -12522,17 +12617,17 @@
         <w:tblLook w:firstColumn="1" w:firstRow="1" w:lastColumn="0" w:lastRow="0" w:noHBand="0" w:noVBand="1" w:val="04A0"/>
       </w:tblPr>
       <w:tblGrid>
-        <w:gridCol w:w="3200"/>
+        <w:gridCol w:w="3400"/>
         <w:gridCol w:w="567"/>
-        <w:gridCol w:w="5157"/>
+        <w:gridCol w:w="4957"/>
       </w:tblGrid>
       <w:tr>
         <w:trPr>
-          <w:trHeight w:val="440" w:hRule="atLeast"/>
+          <w:trHeight w:val="440" w:hRule="exact"/>
         </w:trPr>
         <w:tc>
           <w:tcPr>
-            <w:tcW w:type="dxa" w:w="3200"/>
+            <w:tcW w:type="dxa" w:w="3400"/>
           </w:tcPr>
           <w:p>
             <w:pPr>
@@ -12554,61 +12649,58 @@
             </w:pPr>
             <w:r/>
             <w:r/>
-            <mc:AlternateContent xmlns:a="http://schemas.openxmlformats.org/drawingml/2006/main">
-              <mc:Choice Requires="wps">
-                <w:drawing>
-                  <wp:anchor distT="0" distB="0" distL="114300" distR="114300" simplePos="0" relativeHeight="251659264" behindDoc="0" locked="0" layoutInCell="1" allowOverlap="1">
-                    <wp:simplePos x="0" y="0"/>
-                    <wp:positionH relativeFrom="column">
-                      <wp:posOffset>-381000</wp:posOffset>
-                    </wp:positionH>
-                    <wp:positionV relativeFrom="paragraph">
-                      <wp:posOffset>101600</wp:posOffset>
-                    </wp:positionV>
-                    <wp:extent cx="1498600" cy="558800"/>
-                    <wp:effectExtent l="38100" t="38100" r="60960" b="60960"/>
-                    <wp:wrapNone/>
-                    <wp:docPr id="750554311" name="Connecteur droit avec flèche 1"/>
-                    <wp:cNvGraphicFramePr/>
-                    <a:graphic>
-                      <a:graphicData uri="http://schemas.microsoft.com/office/word/2010/wordprocessingShape">
-                        <wps:wsp>
-                          <wps:cNvCnPr/>
-                          <wps:spPr>
-                            <a:xfrm>
-                              <a:off x="0" y="0"/>
-                              <a:ext cx="1498600" cy="558800"/>
-                            </a:xfrm>
-                            <a:prstGeom prst="straightConnector1">
-                              <a:avLst/>
-                            </a:prstGeom>
-                            <a:ln w="12700">
-                              <a:solidFill>
-                                <a:srgbClr val="FF00FF"/>
-                              </a:solidFill>
-                              <a:tailEnd type="triangle"/>
-                            </a:ln>
-                          </wps:spPr>
-                          <wps:bodyPr/>
-                        </wps:wsp>
-                      </a:graphicData>
-                    </a:graphic>
-                  </wp:anchor>
-                </w:drawing>
-              </mc:Choice>
-              <mc:Fallback>
-                <w:pict>
-                  <v:line id="Connecteur droit avec flèche 1" o:spid="_x0000_s1026" style="position:absolute;margin-left:-30.0pt;margin-top:8.0pt;width:118.0pt;height:44.0pt;z-index:251659264;mso-wrap-style:square;mso-position-horizontal:absolute;mso-position-horizontal-relative:text;mso-position-vertical:absolute;mso-position-vertical-relative:text" from="0,0" to="118,44" o:inset="0,0">
-                    <v:stroke weight="1pt" color="#FF00FF" endarrow="block"/>
-                  </v:line>
-                </w:pict>
-              </mc:Fallback>
-            </mc:AlternateContent>
-          </w:p>
-        </w:tc>
-        <w:tc>
-          <w:tcPr>
-            <w:tcW w:type="dxa" w:w="5157"/>
+            <w:drawing xmlns:a="http://schemas.openxmlformats.org/drawingml/2006/main" xmlns:pic="http://schemas.openxmlformats.org/drawingml/2006/picture">
+              <wp:anchor distT="0" distB="0" distL="0" distR="0" simplePos="0" relativeHeight="251659264" behindDoc="0" locked="0" layoutInCell="1" allowOverlap="1">
+                <wp:simplePos x="0" y="0"/>
+                <wp:positionH relativeFrom="column">
+                  <wp:posOffset>-381000</wp:posOffset>
+                </wp:positionH>
+                <wp:positionV relativeFrom="paragraph">
+                  <wp:posOffset>101600</wp:posOffset>
+                </wp:positionV>
+                <wp:extent cx="1117600" cy="558800"/>
+                <wp:effectExtent l="25400" t="25400" r="25400" b="25400"/>
+                <wp:wrapNone/>
+                <wp:docPr id="750554311" name="tsilo 1"/>
+                <wp:cNvGraphicFramePr/>
+                <a:graphic>
+                  <a:graphicData uri="http://schemas.openxmlformats.org/drawingml/2006/picture">
+                    <pic:pic>
+                      <pic:nvPicPr>
+                        <pic:cNvPr id="750554311" name="tsilo 1"/>
+                        <pic:cNvPicPr/>
+                      </pic:nvPicPr>
+                      <pic:blipFill>
+                        <a:blip r:embed="rId46">
+                          <a:extLst>
+                            <a:ext uri="{96DAC541-7B7A-43D3-8B79-37D633B846F1}">
+                              <asvg:svgBlip xmlns:asvg="http://schemas.microsoft.com/office/drawing/2016/SVG/main" r:embed="rId47"/>
+                            </a:ext>
+                          </a:extLst>
+                        </a:blip>
+                        <a:stretch>
+                          <a:fillRect/>
+                        </a:stretch>
+                      </pic:blipFill>
+                      <pic:spPr>
+                        <a:xfrm>
+                          <a:off x="0" y="0"/>
+                          <a:ext cx="1117600" cy="558800"/>
+                        </a:xfrm>
+                        <a:prstGeom prst="rect">
+                          <a:avLst/>
+                        </a:prstGeom>
+                      </pic:spPr>
+                    </pic:pic>
+                  </a:graphicData>
+                </a:graphic>
+              </wp:anchor>
+            </w:drawing>
+          </w:p>
+        </w:tc>
+        <w:tc>
+          <w:tcPr>
+            <w:tcW w:type="dxa" w:w="4957"/>
           </w:tcPr>
           <w:p>
             <w:pPr>
@@ -12623,11 +12715,11 @@
       </w:tr>
       <w:tr>
         <w:trPr>
-          <w:trHeight w:val="440" w:hRule="atLeast"/>
+          <w:trHeight w:val="440" w:hRule="exact"/>
         </w:trPr>
         <w:tc>
           <w:tcPr>
-            <w:tcW w:type="dxa" w:w="3200"/>
+            <w:tcW w:type="dxa" w:w="3400"/>
           </w:tcPr>
           <w:p>
             <w:pPr>
@@ -12649,61 +12741,58 @@
             </w:pPr>
             <w:r/>
             <w:r/>
-            <mc:AlternateContent xmlns:a="http://schemas.openxmlformats.org/drawingml/2006/main">
-              <mc:Choice Requires="wps">
-                <w:drawing>
-                  <wp:anchor distT="0" distB="0" distL="114300" distR="114300" simplePos="0" relativeHeight="251659264" behindDoc="0" locked="0" layoutInCell="1" allowOverlap="1">
-                    <wp:simplePos x="0" y="0"/>
-                    <wp:positionH relativeFrom="column">
-                      <wp:posOffset>-381000</wp:posOffset>
-                    </wp:positionH>
-                    <wp:positionV relativeFrom="paragraph">
-                      <wp:posOffset>101600</wp:posOffset>
-                    </wp:positionV>
-                    <wp:extent cx="1498600" cy="25400"/>
-                    <wp:effectExtent l="38100" t="38100" r="60960" b="60960"/>
-                    <wp:wrapNone/>
-                    <wp:docPr id="750554312" name="Connecteur droit avec flèche 2"/>
-                    <wp:cNvGraphicFramePr/>
-                    <a:graphic>
-                      <a:graphicData uri="http://schemas.microsoft.com/office/word/2010/wordprocessingShape">
-                        <wps:wsp>
-                          <wps:cNvCnPr/>
-                          <wps:spPr>
-                            <a:xfrm>
-                              <a:off x="0" y="0"/>
-                              <a:ext cx="1498600" cy="25400"/>
-                            </a:xfrm>
-                            <a:prstGeom prst="straightConnector1">
-                              <a:avLst/>
-                            </a:prstGeom>
-                            <a:ln w="12700">
-                              <a:solidFill>
-                                <a:srgbClr val="FF00FF"/>
-                              </a:solidFill>
-                              <a:tailEnd type="triangle"/>
-                            </a:ln>
-                          </wps:spPr>
-                          <wps:bodyPr/>
-                        </wps:wsp>
-                      </a:graphicData>
-                    </a:graphic>
-                  </wp:anchor>
-                </w:drawing>
-              </mc:Choice>
-              <mc:Fallback>
-                <w:pict>
-                  <v:line id="Connecteur droit avec flèche 2" o:spid="_x0000_s1026" style="position:absolute;margin-left:-30.0pt;margin-top:8.0pt;width:118.0pt;height:2.0pt;z-index:251659264;mso-wrap-style:square;mso-position-horizontal:absolute;mso-position-horizontal-relative:text;mso-position-vertical:absolute;mso-position-vertical-relative:text" from="0,0" to="118,2" o:inset="0,0">
-                    <v:stroke weight="1pt" color="#FF00FF" endarrow="block"/>
-                  </v:line>
-                </w:pict>
-              </mc:Fallback>
-            </mc:AlternateContent>
-          </w:p>
-        </w:tc>
-        <w:tc>
-          <w:tcPr>
-            <w:tcW w:type="dxa" w:w="5157"/>
+            <w:drawing xmlns:a="http://schemas.openxmlformats.org/drawingml/2006/main" xmlns:pic="http://schemas.openxmlformats.org/drawingml/2006/picture">
+              <wp:anchor distT="0" distB="0" distL="0" distR="0" simplePos="0" relativeHeight="251659264" behindDoc="0" locked="0" layoutInCell="1" allowOverlap="1">
+                <wp:simplePos x="0" y="0"/>
+                <wp:positionH relativeFrom="column">
+                  <wp:posOffset>-381000</wp:posOffset>
+                </wp:positionH>
+                <wp:positionV relativeFrom="paragraph">
+                  <wp:posOffset>101600</wp:posOffset>
+                </wp:positionV>
+                <wp:extent cx="1117600" cy="101600"/>
+                <wp:effectExtent l="25400" t="25400" r="25400" b="25400"/>
+                <wp:wrapNone/>
+                <wp:docPr id="750554312" name="tsilo 2"/>
+                <wp:cNvGraphicFramePr/>
+                <a:graphic>
+                  <a:graphicData uri="http://schemas.openxmlformats.org/drawingml/2006/picture">
+                    <pic:pic>
+                      <pic:nvPicPr>
+                        <pic:cNvPr id="750554312" name="tsilo 2"/>
+                        <pic:cNvPicPr/>
+                      </pic:nvPicPr>
+                      <pic:blipFill>
+                        <a:blip r:embed="rId48">
+                          <a:extLst>
+                            <a:ext uri="{96DAC541-7B7A-43D3-8B79-37D633B846F1}">
+                              <asvg:svgBlip xmlns:asvg="http://schemas.microsoft.com/office/drawing/2016/SVG/main" r:embed="rId49"/>
+                            </a:ext>
+                          </a:extLst>
+                        </a:blip>
+                        <a:stretch>
+                          <a:fillRect/>
+                        </a:stretch>
+                      </pic:blipFill>
+                      <pic:spPr>
+                        <a:xfrm>
+                          <a:off x="0" y="0"/>
+                          <a:ext cx="1117600" cy="101600"/>
+                        </a:xfrm>
+                        <a:prstGeom prst="rect">
+                          <a:avLst/>
+                        </a:prstGeom>
+                      </pic:spPr>
+                    </pic:pic>
+                  </a:graphicData>
+                </a:graphic>
+              </wp:anchor>
+            </w:drawing>
+          </w:p>
+        </w:tc>
+        <w:tc>
+          <w:tcPr>
+            <w:tcW w:type="dxa" w:w="4957"/>
           </w:tcPr>
           <w:p>
             <w:pPr>
@@ -12718,11 +12807,11 @@
       </w:tr>
       <w:tr>
         <w:trPr>
-          <w:trHeight w:val="440" w:hRule="atLeast"/>
+          <w:trHeight w:val="440" w:hRule="exact"/>
         </w:trPr>
         <w:tc>
           <w:tcPr>
-            <w:tcW w:type="dxa" w:w="3200"/>
+            <w:tcW w:type="dxa" w:w="3400"/>
           </w:tcPr>
           <w:p>
             <w:pPr>
@@ -12744,62 +12833,58 @@
             </w:pPr>
             <w:r/>
             <w:r/>
-            <mc:AlternateContent xmlns:a="http://schemas.openxmlformats.org/drawingml/2006/main">
-              <mc:Choice Requires="wps">
-                <w:drawing>
-                  <wp:anchor distT="0" distB="0" distL="114300" distR="114300" simplePos="0" relativeHeight="251659264" behindDoc="0" locked="0" layoutInCell="1" allowOverlap="1">
-                    <wp:simplePos x="0" y="0"/>
-                    <wp:positionH relativeFrom="column">
-                      <wp:posOffset>-381000</wp:posOffset>
-                    </wp:positionH>
-                    <wp:positionV relativeFrom="paragraph">
-                      <wp:posOffset>-457200</wp:posOffset>
-                    </wp:positionV>
-                    <wp:extent cx="1498600" cy="558800"/>
-                    <wp:effectExtent l="38100" t="38100" r="60960" b="60960"/>
-                    <wp:wrapNone/>
-                    <wp:docPr id="750554313" name="Connecteur droit avec flèche 3"/>
-                    <wp:cNvGraphicFramePr/>
-                    <a:graphic>
-                      <a:graphicData uri="http://schemas.microsoft.com/office/word/2010/wordprocessingShape">
-                        <wps:wsp>
-                          <wps:cNvCnPr/>
-                          <wps:spPr>
-                            <a:xfrm>
-                              <a:flipV/>
-                              <a:off x="0" y="0"/>
-                              <a:ext cx="1498600" cy="558800"/>
-                            </a:xfrm>
-                            <a:prstGeom prst="straightConnector1">
-                              <a:avLst/>
-                            </a:prstGeom>
-                            <a:ln w="12700">
-                              <a:solidFill>
-                                <a:srgbClr val="FF00FF"/>
-                              </a:solidFill>
-                              <a:tailEnd type="triangle"/>
-                            </a:ln>
-                          </wps:spPr>
-                          <wps:bodyPr/>
-                        </wps:wsp>
-                      </a:graphicData>
-                    </a:graphic>
-                  </wp:anchor>
-                </w:drawing>
-              </mc:Choice>
-              <mc:Fallback>
-                <w:pict>
-                  <v:line id="Connecteur droit avec flèche 3" o:spid="_x0000_s1026" style="position:absolute;margin-left:-30.0pt;margin-top:-36.0pt;width:118.0pt;height:44.0pt;flip:v;z-index:251659264;mso-wrap-style:square;mso-position-horizontal:absolute;mso-position-horizontal-relative:text;mso-position-vertical:absolute;mso-position-vertical-relative:text" from="0,44" to="118,0" o:inset="0,0">
-                    <v:stroke weight="1pt" color="#FF00FF" endarrow="block"/>
-                  </v:line>
-                </w:pict>
-              </mc:Fallback>
-            </mc:AlternateContent>
-          </w:p>
-        </w:tc>
-        <w:tc>
-          <w:tcPr>
-            <w:tcW w:type="dxa" w:w="5157"/>
+            <w:drawing xmlns:a="http://schemas.openxmlformats.org/drawingml/2006/main" xmlns:pic="http://schemas.openxmlformats.org/drawingml/2006/picture">
+              <wp:anchor distT="0" distB="0" distL="0" distR="0" simplePos="0" relativeHeight="251659264" behindDoc="0" locked="0" layoutInCell="1" allowOverlap="1">
+                <wp:simplePos x="0" y="0"/>
+                <wp:positionH relativeFrom="column">
+                  <wp:posOffset>-381000</wp:posOffset>
+                </wp:positionH>
+                <wp:positionV relativeFrom="paragraph">
+                  <wp:posOffset>-457200</wp:posOffset>
+                </wp:positionV>
+                <wp:extent cx="1117600" cy="558800"/>
+                <wp:effectExtent l="25400" t="25400" r="25400" b="25400"/>
+                <wp:wrapNone/>
+                <wp:docPr id="750554313" name="tsilo 3"/>
+                <wp:cNvGraphicFramePr/>
+                <a:graphic>
+                  <a:graphicData uri="http://schemas.openxmlformats.org/drawingml/2006/picture">
+                    <pic:pic>
+                      <pic:nvPicPr>
+                        <pic:cNvPr id="750554313" name="tsilo 3"/>
+                        <pic:cNvPicPr/>
+                      </pic:nvPicPr>
+                      <pic:blipFill>
+                        <a:blip r:embed="rId50">
+                          <a:extLst>
+                            <a:ext uri="{96DAC541-7B7A-43D3-8B79-37D633B846F1}">
+                              <asvg:svgBlip xmlns:asvg="http://schemas.microsoft.com/office/drawing/2016/SVG/main" r:embed="rId51"/>
+                            </a:ext>
+                          </a:extLst>
+                        </a:blip>
+                        <a:stretch>
+                          <a:fillRect/>
+                        </a:stretch>
+                      </pic:blipFill>
+                      <pic:spPr>
+                        <a:xfrm>
+                          <a:off x="0" y="0"/>
+                          <a:ext cx="1117600" cy="558800"/>
+                        </a:xfrm>
+                        <a:prstGeom prst="rect">
+                          <a:avLst/>
+                        </a:prstGeom>
+                      </pic:spPr>
+                    </pic:pic>
+                  </a:graphicData>
+                </a:graphic>
+              </wp:anchor>
+            </w:drawing>
+          </w:p>
+        </w:tc>
+        <w:tc>
+          <w:tcPr>
+            <w:tcW w:type="dxa" w:w="4957"/>
           </w:tcPr>
           <w:p>
             <w:pPr>
@@ -12814,11 +12899,11 @@
       </w:tr>
       <w:tr>
         <w:trPr>
-          <w:trHeight w:val="440" w:hRule="atLeast"/>
+          <w:trHeight w:val="440" w:hRule="exact"/>
         </w:trPr>
         <w:tc>
           <w:tcPr>
-            <w:tcW w:type="dxa" w:w="3200"/>
+            <w:tcW w:type="dxa" w:w="3400"/>
           </w:tcPr>
           <w:p>
             <w:pPr>
@@ -12840,62 +12925,58 @@
             </w:pPr>
             <w:r/>
             <w:r/>
-            <mc:AlternateContent xmlns:a="http://schemas.openxmlformats.org/drawingml/2006/main">
-              <mc:Choice Requires="wps">
-                <w:drawing>
-                  <wp:anchor distT="0" distB="0" distL="114300" distR="114300" simplePos="0" relativeHeight="251659264" behindDoc="0" locked="0" layoutInCell="1" allowOverlap="1">
-                    <wp:simplePos x="0" y="0"/>
-                    <wp:positionH relativeFrom="column">
-                      <wp:posOffset>-381000</wp:posOffset>
-                    </wp:positionH>
-                    <wp:positionV relativeFrom="paragraph">
-                      <wp:posOffset>-457200</wp:posOffset>
-                    </wp:positionV>
-                    <wp:extent cx="1498600" cy="558800"/>
-                    <wp:effectExtent l="38100" t="38100" r="60960" b="60960"/>
-                    <wp:wrapNone/>
-                    <wp:docPr id="750554314" name="Connecteur droit avec flèche 4"/>
-                    <wp:cNvGraphicFramePr/>
-                    <a:graphic>
-                      <a:graphicData uri="http://schemas.microsoft.com/office/word/2010/wordprocessingShape">
-                        <wps:wsp>
-                          <wps:cNvCnPr/>
-                          <wps:spPr>
-                            <a:xfrm>
-                              <a:flipV/>
-                              <a:off x="0" y="0"/>
-                              <a:ext cx="1498600" cy="558800"/>
-                            </a:xfrm>
-                            <a:prstGeom prst="straightConnector1">
-                              <a:avLst/>
-                            </a:prstGeom>
-                            <a:ln w="12700">
-                              <a:solidFill>
-                                <a:srgbClr val="FF00FF"/>
-                              </a:solidFill>
-                              <a:tailEnd type="triangle"/>
-                            </a:ln>
-                          </wps:spPr>
-                          <wps:bodyPr/>
-                        </wps:wsp>
-                      </a:graphicData>
-                    </a:graphic>
-                  </wp:anchor>
-                </w:drawing>
-              </mc:Choice>
-              <mc:Fallback>
-                <w:pict>
-                  <v:line id="Connecteur droit avec flèche 4" o:spid="_x0000_s1026" style="position:absolute;margin-left:-30.0pt;margin-top:-36.0pt;width:118.0pt;height:44.0pt;flip:v;z-index:251659264;mso-wrap-style:square;mso-position-horizontal:absolute;mso-position-horizontal-relative:text;mso-position-vertical:absolute;mso-position-vertical-relative:text" from="0,44" to="118,0" o:inset="0,0">
-                    <v:stroke weight="1pt" color="#FF00FF" endarrow="block"/>
-                  </v:line>
-                </w:pict>
-              </mc:Fallback>
-            </mc:AlternateContent>
-          </w:p>
-        </w:tc>
-        <w:tc>
-          <w:tcPr>
-            <w:tcW w:type="dxa" w:w="5157"/>
+            <w:drawing xmlns:a="http://schemas.openxmlformats.org/drawingml/2006/main" xmlns:pic="http://schemas.openxmlformats.org/drawingml/2006/picture">
+              <wp:anchor distT="0" distB="0" distL="0" distR="0" simplePos="0" relativeHeight="251659264" behindDoc="0" locked="0" layoutInCell="1" allowOverlap="1">
+                <wp:simplePos x="0" y="0"/>
+                <wp:positionH relativeFrom="column">
+                  <wp:posOffset>-381000</wp:posOffset>
+                </wp:positionH>
+                <wp:positionV relativeFrom="paragraph">
+                  <wp:posOffset>-457200</wp:posOffset>
+                </wp:positionV>
+                <wp:extent cx="1117600" cy="558800"/>
+                <wp:effectExtent l="25400" t="25400" r="25400" b="25400"/>
+                <wp:wrapNone/>
+                <wp:docPr id="750554314" name="tsilo 4"/>
+                <wp:cNvGraphicFramePr/>
+                <a:graphic>
+                  <a:graphicData uri="http://schemas.openxmlformats.org/drawingml/2006/picture">
+                    <pic:pic>
+                      <pic:nvPicPr>
+                        <pic:cNvPr id="750554314" name="tsilo 4"/>
+                        <pic:cNvPicPr/>
+                      </pic:nvPicPr>
+                      <pic:blipFill>
+                        <a:blip r:embed="rId52">
+                          <a:extLst>
+                            <a:ext uri="{96DAC541-7B7A-43D3-8B79-37D633B846F1}">
+                              <asvg:svgBlip xmlns:asvg="http://schemas.microsoft.com/office/drawing/2016/SVG/main" r:embed="rId53"/>
+                            </a:ext>
+                          </a:extLst>
+                        </a:blip>
+                        <a:stretch>
+                          <a:fillRect/>
+                        </a:stretch>
+                      </pic:blipFill>
+                      <pic:spPr>
+                        <a:xfrm>
+                          <a:off x="0" y="0"/>
+                          <a:ext cx="1117600" cy="558800"/>
+                        </a:xfrm>
+                        <a:prstGeom prst="rect">
+                          <a:avLst/>
+                        </a:prstGeom>
+                      </pic:spPr>
+                    </pic:pic>
+                  </a:graphicData>
+                </a:graphic>
+              </wp:anchor>
+            </w:drawing>
+          </w:p>
+        </w:tc>
+        <w:tc>
+          <w:tcPr>
+            <w:tcW w:type="dxa" w:w="4957"/>
           </w:tcPr>
           <w:p>
             <w:pPr>
@@ -12919,7 +13000,7 @@
         <w:keepNext/>
         <w:numPr>
           <w:ilvl w:val="0"/>
-          <w:numId w:val="126"/>
+          <w:numId w:val="127"/>
         </w:numPr>
         <w:spacing w:after="40" w:before="0"/>
       </w:pPr>
@@ -12973,7 +13054,7 @@
         <w:keepNext/>
         <w:numPr>
           <w:ilvl w:val="0"/>
-          <w:numId w:val="126"/>
+          <w:numId w:val="127"/>
         </w:numPr>
         <w:spacing w:after="40" w:before="0"/>
       </w:pPr>
@@ -14220,7 +14301,7 @@
         <w:rPr>
           <w:vertAlign w:val="superscript"/>
         </w:rPr>
-        <w:footnoteReference w:id="1010"/>
+        <w:footnoteReference w:id="1011"/>
       </w:r>
     </w:p>
     <w:tbl>
@@ -14442,7 +14523,7 @@
         <w:keepNext/>
         <w:numPr>
           <w:ilvl w:val="0"/>
-          <w:numId w:val="127"/>
+          <w:numId w:val="128"/>
         </w:numPr>
         <w:spacing w:after="40" w:before="0"/>
       </w:pPr>
@@ -14459,7 +14540,7 @@
       <w:pPr>
         <w:numPr>
           <w:ilvl w:val="0"/>
-          <w:numId w:val="128"/>
+          <w:numId w:val="129"/>
         </w:numPr>
         <w:spacing w:after="40" w:before="0"/>
       </w:pPr>
@@ -14471,7 +14552,7 @@
       <w:pPr>
         <w:numPr>
           <w:ilvl w:val="0"/>
-          <w:numId w:val="128"/>
+          <w:numId w:val="129"/>
         </w:numPr>
         <w:spacing w:after="40" w:before="0"/>
       </w:pPr>
@@ -14483,7 +14564,7 @@
       <w:pPr>
         <w:numPr>
           <w:ilvl w:val="0"/>
-          <w:numId w:val="128"/>
+          <w:numId w:val="129"/>
         </w:numPr>
         <w:spacing w:after="40" w:before="0"/>
       </w:pPr>
@@ -14495,7 +14576,7 @@
       <w:pPr>
         <w:numPr>
           <w:ilvl w:val="0"/>
-          <w:numId w:val="128"/>
+          <w:numId w:val="129"/>
         </w:numPr>
         <w:spacing w:after="40" w:before="0"/>
       </w:pPr>
@@ -14535,7 +14616,7 @@
         <w:keepNext/>
         <w:numPr>
           <w:ilvl w:val="0"/>
-          <w:numId w:val="129"/>
+          <w:numId w:val="130"/>
         </w:numPr>
         <w:spacing w:after="40" w:before="0"/>
       </w:pPr>
@@ -14552,17 +14633,17 @@
         <w:tblLook w:firstColumn="1" w:firstRow="1" w:lastColumn="0" w:lastRow="0" w:noHBand="0" w:noVBand="1" w:val="04A0"/>
       </w:tblPr>
       <w:tblGrid>
-        <w:gridCol w:w="3200"/>
+        <w:gridCol w:w="3400"/>
         <w:gridCol w:w="567"/>
-        <w:gridCol w:w="5157"/>
+        <w:gridCol w:w="4957"/>
       </w:tblGrid>
       <w:tr>
         <w:trPr>
-          <w:trHeight w:val="440" w:hRule="atLeast"/>
+          <w:trHeight w:val="440" w:hRule="exact"/>
         </w:trPr>
         <w:tc>
           <w:tcPr>
-            <w:tcW w:type="dxa" w:w="3200"/>
+            <w:tcW w:type="dxa" w:w="3400"/>
           </w:tcPr>
           <w:p>
             <w:pPr>
@@ -14588,7 +14669,7 @@
         </w:tc>
         <w:tc>
           <w:tcPr>
-            <w:tcW w:type="dxa" w:w="5157"/>
+            <w:tcW w:type="dxa" w:w="4957"/>
           </w:tcPr>
           <w:p>
             <w:pPr>
@@ -14603,11 +14684,11 @@
       </w:tr>
       <w:tr>
         <w:trPr>
-          <w:trHeight w:val="440" w:hRule="atLeast"/>
+          <w:trHeight w:val="440" w:hRule="exact"/>
         </w:trPr>
         <w:tc>
           <w:tcPr>
-            <w:tcW w:type="dxa" w:w="3200"/>
+            <w:tcW w:type="dxa" w:w="3400"/>
           </w:tcPr>
           <w:p>
             <w:pPr>
@@ -14633,7 +14714,7 @@
         </w:tc>
         <w:tc>
           <w:tcPr>
-            <w:tcW w:type="dxa" w:w="5157"/>
+            <w:tcW w:type="dxa" w:w="4957"/>
           </w:tcPr>
           <w:p>
             <w:pPr>
@@ -14648,11 +14729,11 @@
       </w:tr>
       <w:tr>
         <w:trPr>
-          <w:trHeight w:val="440" w:hRule="atLeast"/>
+          <w:trHeight w:val="440" w:hRule="exact"/>
         </w:trPr>
         <w:tc>
           <w:tcPr>
-            <w:tcW w:type="dxa" w:w="3200"/>
+            <w:tcW w:type="dxa" w:w="3400"/>
           </w:tcPr>
           <w:p>
             <w:pPr>
@@ -14678,7 +14759,7 @@
         </w:tc>
         <w:tc>
           <w:tcPr>
-            <w:tcW w:type="dxa" w:w="5157"/>
+            <w:tcW w:type="dxa" w:w="4957"/>
           </w:tcPr>
           <w:p>
             <w:pPr>
@@ -14693,11 +14774,11 @@
       </w:tr>
       <w:tr>
         <w:trPr>
-          <w:trHeight w:val="440" w:hRule="atLeast"/>
+          <w:trHeight w:val="440" w:hRule="exact"/>
         </w:trPr>
         <w:tc>
           <w:tcPr>
-            <w:tcW w:type="dxa" w:w="3200"/>
+            <w:tcW w:type="dxa" w:w="3400"/>
           </w:tcPr>
           <w:p>
             <w:pPr>
@@ -14723,7 +14804,7 @@
         </w:tc>
         <w:tc>
           <w:tcPr>
-            <w:tcW w:type="dxa" w:w="5157"/>
+            <w:tcW w:type="dxa" w:w="4957"/>
           </w:tcPr>
           <w:p>
             <w:pPr>
@@ -14747,7 +14828,7 @@
         <w:keepNext/>
         <w:numPr>
           <w:ilvl w:val="0"/>
-          <w:numId w:val="129"/>
+          <w:numId w:val="130"/>
         </w:numPr>
         <w:spacing w:after="40" w:before="0"/>
       </w:pPr>
@@ -14813,7 +14894,7 @@
         <w:keepNext/>
         <w:numPr>
           <w:ilvl w:val="0"/>
-          <w:numId w:val="129"/>
+          <w:numId w:val="130"/>
         </w:numPr>
         <w:spacing w:after="40" w:before="0"/>
       </w:pPr>
@@ -14844,7 +14925,7 @@
         <w:keepNext/>
         <w:numPr>
           <w:ilvl w:val="0"/>
-          <w:numId w:val="130"/>
+          <w:numId w:val="131"/>
         </w:numPr>
         <w:spacing w:after="40" w:before="0"/>
       </w:pPr>
@@ -14861,17 +14942,17 @@
         <w:tblLook w:firstColumn="1" w:firstRow="1" w:lastColumn="0" w:lastRow="0" w:noHBand="0" w:noVBand="1" w:val="04A0"/>
       </w:tblPr>
       <w:tblGrid>
-        <w:gridCol w:w="3200"/>
+        <w:gridCol w:w="3400"/>
         <w:gridCol w:w="567"/>
-        <w:gridCol w:w="5157"/>
+        <w:gridCol w:w="4957"/>
       </w:tblGrid>
       <w:tr>
         <w:trPr>
-          <w:trHeight w:val="440" w:hRule="atLeast"/>
+          <w:trHeight w:val="440" w:hRule="exact"/>
         </w:trPr>
         <w:tc>
           <w:tcPr>
-            <w:tcW w:type="dxa" w:w="3200"/>
+            <w:tcW w:type="dxa" w:w="3400"/>
           </w:tcPr>
           <w:p>
             <w:pPr>
@@ -14893,61 +14974,58 @@
             </w:pPr>
             <w:r/>
             <w:r/>
-            <mc:AlternateContent xmlns:a="http://schemas.openxmlformats.org/drawingml/2006/main">
-              <mc:Choice Requires="wps">
-                <w:drawing>
-                  <wp:anchor distT="0" distB="0" distL="114300" distR="114300" simplePos="0" relativeHeight="251659264" behindDoc="0" locked="0" layoutInCell="1" allowOverlap="1">
-                    <wp:simplePos x="0" y="0"/>
-                    <wp:positionH relativeFrom="column">
-                      <wp:posOffset>-381000</wp:posOffset>
-                    </wp:positionH>
-                    <wp:positionV relativeFrom="paragraph">
-                      <wp:posOffset>101600</wp:posOffset>
-                    </wp:positionV>
-                    <wp:extent cx="1498600" cy="558800"/>
-                    <wp:effectExtent l="38100" t="38100" r="60960" b="60960"/>
-                    <wp:wrapNone/>
-                    <wp:docPr id="750554311" name="Connecteur droit avec flèche 1"/>
-                    <wp:cNvGraphicFramePr/>
-                    <a:graphic>
-                      <a:graphicData uri="http://schemas.microsoft.com/office/word/2010/wordprocessingShape">
-                        <wps:wsp>
-                          <wps:cNvCnPr/>
-                          <wps:spPr>
-                            <a:xfrm>
-                              <a:off x="0" y="0"/>
-                              <a:ext cx="1498600" cy="558800"/>
-                            </a:xfrm>
-                            <a:prstGeom prst="straightConnector1">
-                              <a:avLst/>
-                            </a:prstGeom>
-                            <a:ln w="12700">
-                              <a:solidFill>
-                                <a:srgbClr val="FF00FF"/>
-                              </a:solidFill>
-                              <a:tailEnd type="triangle"/>
-                            </a:ln>
-                          </wps:spPr>
-                          <wps:bodyPr/>
-                        </wps:wsp>
-                      </a:graphicData>
-                    </a:graphic>
-                  </wp:anchor>
-                </w:drawing>
-              </mc:Choice>
-              <mc:Fallback>
-                <w:pict>
-                  <v:line id="Connecteur droit avec flèche 1" o:spid="_x0000_s1026" style="position:absolute;margin-left:-30.0pt;margin-top:8.0pt;width:118.0pt;height:44.0pt;z-index:251659264;mso-wrap-style:square;mso-position-horizontal:absolute;mso-position-horizontal-relative:text;mso-position-vertical:absolute;mso-position-vertical-relative:text" from="0,0" to="118,44" o:inset="0,0">
-                    <v:stroke weight="1pt" color="#FF00FF" endarrow="block"/>
-                  </v:line>
-                </w:pict>
-              </mc:Fallback>
-            </mc:AlternateContent>
-          </w:p>
-        </w:tc>
-        <w:tc>
-          <w:tcPr>
-            <w:tcW w:type="dxa" w:w="5157"/>
+            <w:drawing xmlns:a="http://schemas.openxmlformats.org/drawingml/2006/main" xmlns:pic="http://schemas.openxmlformats.org/drawingml/2006/picture">
+              <wp:anchor distT="0" distB="0" distL="0" distR="0" simplePos="0" relativeHeight="251659264" behindDoc="0" locked="0" layoutInCell="1" allowOverlap="1">
+                <wp:simplePos x="0" y="0"/>
+                <wp:positionH relativeFrom="column">
+                  <wp:posOffset>-381000</wp:posOffset>
+                </wp:positionH>
+                <wp:positionV relativeFrom="paragraph">
+                  <wp:posOffset>101600</wp:posOffset>
+                </wp:positionV>
+                <wp:extent cx="1117600" cy="558800"/>
+                <wp:effectExtent l="25400" t="25400" r="25400" b="25400"/>
+                <wp:wrapNone/>
+                <wp:docPr id="750554311" name="tsilo 1"/>
+                <wp:cNvGraphicFramePr/>
+                <a:graphic>
+                  <a:graphicData uri="http://schemas.openxmlformats.org/drawingml/2006/picture">
+                    <pic:pic>
+                      <pic:nvPicPr>
+                        <pic:cNvPr id="750554311" name="tsilo 1"/>
+                        <pic:cNvPicPr/>
+                      </pic:nvPicPr>
+                      <pic:blipFill>
+                        <a:blip r:embed="rId54">
+                          <a:extLst>
+                            <a:ext uri="{96DAC541-7B7A-43D3-8B79-37D633B846F1}">
+                              <asvg:svgBlip xmlns:asvg="http://schemas.microsoft.com/office/drawing/2016/SVG/main" r:embed="rId55"/>
+                            </a:ext>
+                          </a:extLst>
+                        </a:blip>
+                        <a:stretch>
+                          <a:fillRect/>
+                        </a:stretch>
+                      </pic:blipFill>
+                      <pic:spPr>
+                        <a:xfrm>
+                          <a:off x="0" y="0"/>
+                          <a:ext cx="1117600" cy="558800"/>
+                        </a:xfrm>
+                        <a:prstGeom prst="rect">
+                          <a:avLst/>
+                        </a:prstGeom>
+                      </pic:spPr>
+                    </pic:pic>
+                  </a:graphicData>
+                </a:graphic>
+              </wp:anchor>
+            </w:drawing>
+          </w:p>
+        </w:tc>
+        <w:tc>
+          <w:tcPr>
+            <w:tcW w:type="dxa" w:w="4957"/>
           </w:tcPr>
           <w:p>
             <w:pPr>
@@ -14962,11 +15040,11 @@
       </w:tr>
       <w:tr>
         <w:trPr>
-          <w:trHeight w:val="440" w:hRule="atLeast"/>
+          <w:trHeight w:val="440" w:hRule="exact"/>
         </w:trPr>
         <w:tc>
           <w:tcPr>
-            <w:tcW w:type="dxa" w:w="3200"/>
+            <w:tcW w:type="dxa" w:w="3400"/>
           </w:tcPr>
           <w:p>
             <w:pPr>
@@ -14988,61 +15066,58 @@
             </w:pPr>
             <w:r/>
             <w:r/>
-            <mc:AlternateContent xmlns:a="http://schemas.openxmlformats.org/drawingml/2006/main">
-              <mc:Choice Requires="wps">
-                <w:drawing>
-                  <wp:anchor distT="0" distB="0" distL="114300" distR="114300" simplePos="0" relativeHeight="251659264" behindDoc="0" locked="0" layoutInCell="1" allowOverlap="1">
-                    <wp:simplePos x="0" y="0"/>
-                    <wp:positionH relativeFrom="column">
-                      <wp:posOffset>-381000</wp:posOffset>
-                    </wp:positionH>
-                    <wp:positionV relativeFrom="paragraph">
-                      <wp:posOffset>101600</wp:posOffset>
-                    </wp:positionV>
-                    <wp:extent cx="1498600" cy="25400"/>
-                    <wp:effectExtent l="38100" t="38100" r="60960" b="60960"/>
-                    <wp:wrapNone/>
-                    <wp:docPr id="750554312" name="Connecteur droit avec flèche 2"/>
-                    <wp:cNvGraphicFramePr/>
-                    <a:graphic>
-                      <a:graphicData uri="http://schemas.microsoft.com/office/word/2010/wordprocessingShape">
-                        <wps:wsp>
-                          <wps:cNvCnPr/>
-                          <wps:spPr>
-                            <a:xfrm>
-                              <a:off x="0" y="0"/>
-                              <a:ext cx="1498600" cy="25400"/>
-                            </a:xfrm>
-                            <a:prstGeom prst="straightConnector1">
-                              <a:avLst/>
-                            </a:prstGeom>
-                            <a:ln w="12700">
-                              <a:solidFill>
-                                <a:srgbClr val="FF00FF"/>
-                              </a:solidFill>
-                              <a:tailEnd type="triangle"/>
-                            </a:ln>
-                          </wps:spPr>
-                          <wps:bodyPr/>
-                        </wps:wsp>
-                      </a:graphicData>
-                    </a:graphic>
-                  </wp:anchor>
-                </w:drawing>
-              </mc:Choice>
-              <mc:Fallback>
-                <w:pict>
-                  <v:line id="Connecteur droit avec flèche 2" o:spid="_x0000_s1026" style="position:absolute;margin-left:-30.0pt;margin-top:8.0pt;width:118.0pt;height:2.0pt;z-index:251659264;mso-wrap-style:square;mso-position-horizontal:absolute;mso-position-horizontal-relative:text;mso-position-vertical:absolute;mso-position-vertical-relative:text" from="0,0" to="118,2" o:inset="0,0">
-                    <v:stroke weight="1pt" color="#FF00FF" endarrow="block"/>
-                  </v:line>
-                </w:pict>
-              </mc:Fallback>
-            </mc:AlternateContent>
-          </w:p>
-        </w:tc>
-        <w:tc>
-          <w:tcPr>
-            <w:tcW w:type="dxa" w:w="5157"/>
+            <w:drawing xmlns:a="http://schemas.openxmlformats.org/drawingml/2006/main" xmlns:pic="http://schemas.openxmlformats.org/drawingml/2006/picture">
+              <wp:anchor distT="0" distB="0" distL="0" distR="0" simplePos="0" relativeHeight="251659264" behindDoc="0" locked="0" layoutInCell="1" allowOverlap="1">
+                <wp:simplePos x="0" y="0"/>
+                <wp:positionH relativeFrom="column">
+                  <wp:posOffset>-381000</wp:posOffset>
+                </wp:positionH>
+                <wp:positionV relativeFrom="paragraph">
+                  <wp:posOffset>101600</wp:posOffset>
+                </wp:positionV>
+                <wp:extent cx="1117600" cy="101600"/>
+                <wp:effectExtent l="25400" t="25400" r="25400" b="25400"/>
+                <wp:wrapNone/>
+                <wp:docPr id="750554312" name="tsilo 2"/>
+                <wp:cNvGraphicFramePr/>
+                <a:graphic>
+                  <a:graphicData uri="http://schemas.openxmlformats.org/drawingml/2006/picture">
+                    <pic:pic>
+                      <pic:nvPicPr>
+                        <pic:cNvPr id="750554312" name="tsilo 2"/>
+                        <pic:cNvPicPr/>
+                      </pic:nvPicPr>
+                      <pic:blipFill>
+                        <a:blip r:embed="rId56">
+                          <a:extLst>
+                            <a:ext uri="{96DAC541-7B7A-43D3-8B79-37D633B846F1}">
+                              <asvg:svgBlip xmlns:asvg="http://schemas.microsoft.com/office/drawing/2016/SVG/main" r:embed="rId57"/>
+                            </a:ext>
+                          </a:extLst>
+                        </a:blip>
+                        <a:stretch>
+                          <a:fillRect/>
+                        </a:stretch>
+                      </pic:blipFill>
+                      <pic:spPr>
+                        <a:xfrm>
+                          <a:off x="0" y="0"/>
+                          <a:ext cx="1117600" cy="101600"/>
+                        </a:xfrm>
+                        <a:prstGeom prst="rect">
+                          <a:avLst/>
+                        </a:prstGeom>
+                      </pic:spPr>
+                    </pic:pic>
+                  </a:graphicData>
+                </a:graphic>
+              </wp:anchor>
+            </w:drawing>
+          </w:p>
+        </w:tc>
+        <w:tc>
+          <w:tcPr>
+            <w:tcW w:type="dxa" w:w="4957"/>
           </w:tcPr>
           <w:p>
             <w:pPr>
@@ -15057,11 +15132,11 @@
       </w:tr>
       <w:tr>
         <w:trPr>
-          <w:trHeight w:val="440" w:hRule="atLeast"/>
+          <w:trHeight w:val="440" w:hRule="exact"/>
         </w:trPr>
         <w:tc>
           <w:tcPr>
-            <w:tcW w:type="dxa" w:w="3200"/>
+            <w:tcW w:type="dxa" w:w="3400"/>
           </w:tcPr>
           <w:p>
             <w:pPr>
@@ -15083,62 +15158,58 @@
             </w:pPr>
             <w:r/>
             <w:r/>
-            <mc:AlternateContent xmlns:a="http://schemas.openxmlformats.org/drawingml/2006/main">
-              <mc:Choice Requires="wps">
-                <w:drawing>
-                  <wp:anchor distT="0" distB="0" distL="114300" distR="114300" simplePos="0" relativeHeight="251659264" behindDoc="0" locked="0" layoutInCell="1" allowOverlap="1">
-                    <wp:simplePos x="0" y="0"/>
-                    <wp:positionH relativeFrom="column">
-                      <wp:posOffset>-381000</wp:posOffset>
-                    </wp:positionH>
-                    <wp:positionV relativeFrom="paragraph">
-                      <wp:posOffset>-457200</wp:posOffset>
-                    </wp:positionV>
-                    <wp:extent cx="1498600" cy="558800"/>
-                    <wp:effectExtent l="38100" t="38100" r="60960" b="60960"/>
-                    <wp:wrapNone/>
-                    <wp:docPr id="750554313" name="Connecteur droit avec flèche 3"/>
-                    <wp:cNvGraphicFramePr/>
-                    <a:graphic>
-                      <a:graphicData uri="http://schemas.microsoft.com/office/word/2010/wordprocessingShape">
-                        <wps:wsp>
-                          <wps:cNvCnPr/>
-                          <wps:spPr>
-                            <a:xfrm>
-                              <a:flipV/>
-                              <a:off x="0" y="0"/>
-                              <a:ext cx="1498600" cy="558800"/>
-                            </a:xfrm>
-                            <a:prstGeom prst="straightConnector1">
-                              <a:avLst/>
-                            </a:prstGeom>
-                            <a:ln w="12700">
-                              <a:solidFill>
-                                <a:srgbClr val="FF00FF"/>
-                              </a:solidFill>
-                              <a:tailEnd type="triangle"/>
-                            </a:ln>
-                          </wps:spPr>
-                          <wps:bodyPr/>
-                        </wps:wsp>
-                      </a:graphicData>
-                    </a:graphic>
-                  </wp:anchor>
-                </w:drawing>
-              </mc:Choice>
-              <mc:Fallback>
-                <w:pict>
-                  <v:line id="Connecteur droit avec flèche 3" o:spid="_x0000_s1026" style="position:absolute;margin-left:-30.0pt;margin-top:-36.0pt;width:118.0pt;height:44.0pt;flip:v;z-index:251659264;mso-wrap-style:square;mso-position-horizontal:absolute;mso-position-horizontal-relative:text;mso-position-vertical:absolute;mso-position-vertical-relative:text" from="0,44" to="118,0" o:inset="0,0">
-                    <v:stroke weight="1pt" color="#FF00FF" endarrow="block"/>
-                  </v:line>
-                </w:pict>
-              </mc:Fallback>
-            </mc:AlternateContent>
-          </w:p>
-        </w:tc>
-        <w:tc>
-          <w:tcPr>
-            <w:tcW w:type="dxa" w:w="5157"/>
+            <w:drawing xmlns:a="http://schemas.openxmlformats.org/drawingml/2006/main" xmlns:pic="http://schemas.openxmlformats.org/drawingml/2006/picture">
+              <wp:anchor distT="0" distB="0" distL="0" distR="0" simplePos="0" relativeHeight="251659264" behindDoc="0" locked="0" layoutInCell="1" allowOverlap="1">
+                <wp:simplePos x="0" y="0"/>
+                <wp:positionH relativeFrom="column">
+                  <wp:posOffset>-381000</wp:posOffset>
+                </wp:positionH>
+                <wp:positionV relativeFrom="paragraph">
+                  <wp:posOffset>-457200</wp:posOffset>
+                </wp:positionV>
+                <wp:extent cx="1117600" cy="558800"/>
+                <wp:effectExtent l="25400" t="25400" r="25400" b="25400"/>
+                <wp:wrapNone/>
+                <wp:docPr id="750554313" name="tsilo 3"/>
+                <wp:cNvGraphicFramePr/>
+                <a:graphic>
+                  <a:graphicData uri="http://schemas.openxmlformats.org/drawingml/2006/picture">
+                    <pic:pic>
+                      <pic:nvPicPr>
+                        <pic:cNvPr id="750554313" name="tsilo 3"/>
+                        <pic:cNvPicPr/>
+                      </pic:nvPicPr>
+                      <pic:blipFill>
+                        <a:blip r:embed="rId58">
+                          <a:extLst>
+                            <a:ext uri="{96DAC541-7B7A-43D3-8B79-37D633B846F1}">
+                              <asvg:svgBlip xmlns:asvg="http://schemas.microsoft.com/office/drawing/2016/SVG/main" r:embed="rId59"/>
+                            </a:ext>
+                          </a:extLst>
+                        </a:blip>
+                        <a:stretch>
+                          <a:fillRect/>
+                        </a:stretch>
+                      </pic:blipFill>
+                      <pic:spPr>
+                        <a:xfrm>
+                          <a:off x="0" y="0"/>
+                          <a:ext cx="1117600" cy="558800"/>
+                        </a:xfrm>
+                        <a:prstGeom prst="rect">
+                          <a:avLst/>
+                        </a:prstGeom>
+                      </pic:spPr>
+                    </pic:pic>
+                  </a:graphicData>
+                </a:graphic>
+              </wp:anchor>
+            </w:drawing>
+          </w:p>
+        </w:tc>
+        <w:tc>
+          <w:tcPr>
+            <w:tcW w:type="dxa" w:w="4957"/>
           </w:tcPr>
           <w:p>
             <w:pPr>
@@ -15153,11 +15224,11 @@
       </w:tr>
       <w:tr>
         <w:trPr>
-          <w:trHeight w:val="440" w:hRule="atLeast"/>
+          <w:trHeight w:val="440" w:hRule="exact"/>
         </w:trPr>
         <w:tc>
           <w:tcPr>
-            <w:tcW w:type="dxa" w:w="3200"/>
+            <w:tcW w:type="dxa" w:w="3400"/>
           </w:tcPr>
           <w:p>
             <w:pPr>
@@ -15179,62 +15250,58 @@
             </w:pPr>
             <w:r/>
             <w:r/>
-            <mc:AlternateContent xmlns:a="http://schemas.openxmlformats.org/drawingml/2006/main">
-              <mc:Choice Requires="wps">
-                <w:drawing>
-                  <wp:anchor distT="0" distB="0" distL="114300" distR="114300" simplePos="0" relativeHeight="251659264" behindDoc="0" locked="0" layoutInCell="1" allowOverlap="1">
-                    <wp:simplePos x="0" y="0"/>
-                    <wp:positionH relativeFrom="column">
-                      <wp:posOffset>-381000</wp:posOffset>
-                    </wp:positionH>
-                    <wp:positionV relativeFrom="paragraph">
-                      <wp:posOffset>-457200</wp:posOffset>
-                    </wp:positionV>
-                    <wp:extent cx="1498600" cy="558800"/>
-                    <wp:effectExtent l="38100" t="38100" r="60960" b="60960"/>
-                    <wp:wrapNone/>
-                    <wp:docPr id="750554314" name="Connecteur droit avec flèche 4"/>
-                    <wp:cNvGraphicFramePr/>
-                    <a:graphic>
-                      <a:graphicData uri="http://schemas.microsoft.com/office/word/2010/wordprocessingShape">
-                        <wps:wsp>
-                          <wps:cNvCnPr/>
-                          <wps:spPr>
-                            <a:xfrm>
-                              <a:flipV/>
-                              <a:off x="0" y="0"/>
-                              <a:ext cx="1498600" cy="558800"/>
-                            </a:xfrm>
-                            <a:prstGeom prst="straightConnector1">
-                              <a:avLst/>
-                            </a:prstGeom>
-                            <a:ln w="12700">
-                              <a:solidFill>
-                                <a:srgbClr val="FF00FF"/>
-                              </a:solidFill>
-                              <a:tailEnd type="triangle"/>
-                            </a:ln>
-                          </wps:spPr>
-                          <wps:bodyPr/>
-                        </wps:wsp>
-                      </a:graphicData>
-                    </a:graphic>
-                  </wp:anchor>
-                </w:drawing>
-              </mc:Choice>
-              <mc:Fallback>
-                <w:pict>
-                  <v:line id="Connecteur droit avec flèche 4" o:spid="_x0000_s1026" style="position:absolute;margin-left:-30.0pt;margin-top:-36.0pt;width:118.0pt;height:44.0pt;flip:v;z-index:251659264;mso-wrap-style:square;mso-position-horizontal:absolute;mso-position-horizontal-relative:text;mso-position-vertical:absolute;mso-position-vertical-relative:text" from="0,44" to="118,0" o:inset="0,0">
-                    <v:stroke weight="1pt" color="#FF00FF" endarrow="block"/>
-                  </v:line>
-                </w:pict>
-              </mc:Fallback>
-            </mc:AlternateContent>
-          </w:p>
-        </w:tc>
-        <w:tc>
-          <w:tcPr>
-            <w:tcW w:type="dxa" w:w="5157"/>
+            <w:drawing xmlns:a="http://schemas.openxmlformats.org/drawingml/2006/main" xmlns:pic="http://schemas.openxmlformats.org/drawingml/2006/picture">
+              <wp:anchor distT="0" distB="0" distL="0" distR="0" simplePos="0" relativeHeight="251659264" behindDoc="0" locked="0" layoutInCell="1" allowOverlap="1">
+                <wp:simplePos x="0" y="0"/>
+                <wp:positionH relativeFrom="column">
+                  <wp:posOffset>-381000</wp:posOffset>
+                </wp:positionH>
+                <wp:positionV relativeFrom="paragraph">
+                  <wp:posOffset>-457200</wp:posOffset>
+                </wp:positionV>
+                <wp:extent cx="1117600" cy="558800"/>
+                <wp:effectExtent l="25400" t="25400" r="25400" b="25400"/>
+                <wp:wrapNone/>
+                <wp:docPr id="750554314" name="tsilo 4"/>
+                <wp:cNvGraphicFramePr/>
+                <a:graphic>
+                  <a:graphicData uri="http://schemas.openxmlformats.org/drawingml/2006/picture">
+                    <pic:pic>
+                      <pic:nvPicPr>
+                        <pic:cNvPr id="750554314" name="tsilo 4"/>
+                        <pic:cNvPicPr/>
+                      </pic:nvPicPr>
+                      <pic:blipFill>
+                        <a:blip r:embed="rId60">
+                          <a:extLst>
+                            <a:ext uri="{96DAC541-7B7A-43D3-8B79-37D633B846F1}">
+                              <asvg:svgBlip xmlns:asvg="http://schemas.microsoft.com/office/drawing/2016/SVG/main" r:embed="rId61"/>
+                            </a:ext>
+                          </a:extLst>
+                        </a:blip>
+                        <a:stretch>
+                          <a:fillRect/>
+                        </a:stretch>
+                      </pic:blipFill>
+                      <pic:spPr>
+                        <a:xfrm>
+                          <a:off x="0" y="0"/>
+                          <a:ext cx="1117600" cy="558800"/>
+                        </a:xfrm>
+                        <a:prstGeom prst="rect">
+                          <a:avLst/>
+                        </a:prstGeom>
+                      </pic:spPr>
+                    </pic:pic>
+                  </a:graphicData>
+                </a:graphic>
+              </wp:anchor>
+            </w:drawing>
+          </w:p>
+        </w:tc>
+        <w:tc>
+          <w:tcPr>
+            <w:tcW w:type="dxa" w:w="4957"/>
           </w:tcPr>
           <w:p>
             <w:pPr>
@@ -15258,7 +15325,7 @@
         <w:keepNext/>
         <w:numPr>
           <w:ilvl w:val="0"/>
-          <w:numId w:val="130"/>
+          <w:numId w:val="131"/>
         </w:numPr>
         <w:spacing w:after="40" w:before="0"/>
       </w:pPr>
@@ -15324,7 +15391,7 @@
         <w:keepNext/>
         <w:numPr>
           <w:ilvl w:val="0"/>
-          <w:numId w:val="130"/>
+          <w:numId w:val="131"/>
         </w:numPr>
         <w:spacing w:after="40" w:before="0"/>
       </w:pPr>
@@ -16571,7 +16638,7 @@
         <w:rPr>
           <w:vertAlign w:val="superscript"/>
         </w:rPr>
-        <w:footnoteReference w:id="1011"/>
+        <w:footnoteReference w:id="1012"/>
       </w:r>
     </w:p>
     <w:p>
@@ -16579,7 +16646,7 @@
         <w:keepNext/>
         <w:numPr>
           <w:ilvl w:val="0"/>
-          <w:numId w:val="131"/>
+          <w:numId w:val="132"/>
         </w:numPr>
         <w:spacing w:after="40" w:before="0"/>
       </w:pPr>
@@ -16596,7 +16663,7 @@
       <w:pPr>
         <w:numPr>
           <w:ilvl w:val="0"/>
-          <w:numId w:val="132"/>
+          <w:numId w:val="133"/>
         </w:numPr>
         <w:spacing w:after="40" w:before="0"/>
       </w:pPr>
@@ -16608,7 +16675,7 @@
       <w:pPr>
         <w:numPr>
           <w:ilvl w:val="0"/>
-          <w:numId w:val="132"/>
+          <w:numId w:val="133"/>
         </w:numPr>
         <w:spacing w:after="40" w:before="0"/>
       </w:pPr>
@@ -16620,7 +16687,7 @@
       <w:pPr>
         <w:numPr>
           <w:ilvl w:val="0"/>
-          <w:numId w:val="132"/>
+          <w:numId w:val="133"/>
         </w:numPr>
         <w:spacing w:after="40" w:before="0"/>
       </w:pPr>
@@ -16632,7 +16699,7 @@
       <w:pPr>
         <w:numPr>
           <w:ilvl w:val="0"/>
-          <w:numId w:val="132"/>
+          <w:numId w:val="133"/>
         </w:numPr>
         <w:spacing w:after="40" w:before="0"/>
       </w:pPr>
@@ -16664,7 +16731,7 @@
       <w:pPr>
         <w:numPr>
           <w:ilvl w:val="0"/>
-          <w:numId w:val="133"/>
+          <w:numId w:val="134"/>
         </w:numPr>
         <w:spacing w:after="40" w:before="0"/>
       </w:pPr>
@@ -16676,7 +16743,7 @@
       <w:pPr>
         <w:numPr>
           <w:ilvl w:val="0"/>
-          <w:numId w:val="133"/>
+          <w:numId w:val="134"/>
         </w:numPr>
         <w:spacing w:after="40" w:before="0"/>
       </w:pPr>
@@ -16716,7 +16783,7 @@
         <w:keepNext/>
         <w:numPr>
           <w:ilvl w:val="0"/>
-          <w:numId w:val="134"/>
+          <w:numId w:val="135"/>
         </w:numPr>
         <w:spacing w:after="40" w:before="0"/>
       </w:pPr>
@@ -16770,7 +16837,7 @@
         <w:keepNext/>
         <w:numPr>
           <w:ilvl w:val="0"/>
-          <w:numId w:val="134"/>
+          <w:numId w:val="135"/>
         </w:numPr>
         <w:spacing w:after="40" w:before="0"/>
       </w:pPr>
@@ -16787,17 +16854,17 @@
         <w:tblLook w:firstColumn="1" w:firstRow="1" w:lastColumn="0" w:lastRow="0" w:noHBand="0" w:noVBand="1" w:val="04A0"/>
       </w:tblPr>
       <w:tblGrid>
-        <w:gridCol w:w="3200"/>
+        <w:gridCol w:w="3400"/>
         <w:gridCol w:w="567"/>
-        <w:gridCol w:w="5157"/>
+        <w:gridCol w:w="4957"/>
       </w:tblGrid>
       <w:tr>
         <w:trPr>
-          <w:trHeight w:val="440" w:hRule="atLeast"/>
+          <w:trHeight w:val="440" w:hRule="exact"/>
         </w:trPr>
         <w:tc>
           <w:tcPr>
-            <w:tcW w:type="dxa" w:w="3200"/>
+            <w:tcW w:type="dxa" w:w="3400"/>
           </w:tcPr>
           <w:p>
             <w:pPr>
@@ -16823,7 +16890,7 @@
         </w:tc>
         <w:tc>
           <w:tcPr>
-            <w:tcW w:type="dxa" w:w="5157"/>
+            <w:tcW w:type="dxa" w:w="4957"/>
           </w:tcPr>
           <w:p>
             <w:pPr>
@@ -16838,11 +16905,11 @@
       </w:tr>
       <w:tr>
         <w:trPr>
-          <w:trHeight w:val="440" w:hRule="atLeast"/>
+          <w:trHeight w:val="440" w:hRule="exact"/>
         </w:trPr>
         <w:tc>
           <w:tcPr>
-            <w:tcW w:type="dxa" w:w="3200"/>
+            <w:tcW w:type="dxa" w:w="3400"/>
           </w:tcPr>
           <w:p>
             <w:pPr>
@@ -16868,7 +16935,7 @@
         </w:tc>
         <w:tc>
           <w:tcPr>
-            <w:tcW w:type="dxa" w:w="5157"/>
+            <w:tcW w:type="dxa" w:w="4957"/>
           </w:tcPr>
           <w:p>
             <w:pPr>
@@ -16883,11 +16950,11 @@
       </w:tr>
       <w:tr>
         <w:trPr>
-          <w:trHeight w:val="440" w:hRule="atLeast"/>
+          <w:trHeight w:val="440" w:hRule="exact"/>
         </w:trPr>
         <w:tc>
           <w:tcPr>
-            <w:tcW w:type="dxa" w:w="3200"/>
+            <w:tcW w:type="dxa" w:w="3400"/>
           </w:tcPr>
           <w:p>
             <w:pPr>
@@ -16913,7 +16980,7 @@
         </w:tc>
         <w:tc>
           <w:tcPr>
-            <w:tcW w:type="dxa" w:w="5157"/>
+            <w:tcW w:type="dxa" w:w="4957"/>
           </w:tcPr>
           <w:p>
             <w:pPr>
@@ -16937,7 +17004,7 @@
         <w:keepNext/>
         <w:numPr>
           <w:ilvl w:val="0"/>
-          <w:numId w:val="134"/>
+          <w:numId w:val="135"/>
         </w:numPr>
         <w:spacing w:after="40" w:before="0"/>
       </w:pPr>
@@ -16968,7 +17035,7 @@
         <w:keepNext/>
         <w:numPr>
           <w:ilvl w:val="0"/>
-          <w:numId w:val="135"/>
+          <w:numId w:val="136"/>
         </w:numPr>
         <w:spacing w:after="40" w:before="0"/>
       </w:pPr>
@@ -17022,7 +17089,7 @@
         <w:keepNext/>
         <w:numPr>
           <w:ilvl w:val="0"/>
-          <w:numId w:val="135"/>
+          <w:numId w:val="136"/>
         </w:numPr>
         <w:spacing w:after="40" w:before="0"/>
       </w:pPr>
@@ -17039,17 +17106,17 @@
         <w:tblLook w:firstColumn="1" w:firstRow="1" w:lastColumn="0" w:lastRow="0" w:noHBand="0" w:noVBand="1" w:val="04A0"/>
       </w:tblPr>
       <w:tblGrid>
-        <w:gridCol w:w="3200"/>
+        <w:gridCol w:w="3400"/>
         <w:gridCol w:w="567"/>
-        <w:gridCol w:w="5157"/>
+        <w:gridCol w:w="4957"/>
       </w:tblGrid>
       <w:tr>
         <w:trPr>
-          <w:trHeight w:val="440" w:hRule="atLeast"/>
+          <w:trHeight w:val="440" w:hRule="exact"/>
         </w:trPr>
         <w:tc>
           <w:tcPr>
-            <w:tcW w:type="dxa" w:w="3200"/>
+            <w:tcW w:type="dxa" w:w="3400"/>
           </w:tcPr>
           <w:p>
             <w:pPr>
@@ -17071,61 +17138,58 @@
             </w:pPr>
             <w:r/>
             <w:r/>
-            <mc:AlternateContent xmlns:a="http://schemas.openxmlformats.org/drawingml/2006/main">
-              <mc:Choice Requires="wps">
-                <w:drawing>
-                  <wp:anchor distT="0" distB="0" distL="114300" distR="114300" simplePos="0" relativeHeight="251659264" behindDoc="0" locked="0" layoutInCell="1" allowOverlap="1">
-                    <wp:simplePos x="0" y="0"/>
-                    <wp:positionH relativeFrom="column">
-                      <wp:posOffset>-381000</wp:posOffset>
-                    </wp:positionH>
-                    <wp:positionV relativeFrom="paragraph">
-                      <wp:posOffset>101600</wp:posOffset>
-                    </wp:positionV>
-                    <wp:extent cx="1498600" cy="279400"/>
-                    <wp:effectExtent l="38100" t="38100" r="60960" b="60960"/>
-                    <wp:wrapNone/>
-                    <wp:docPr id="750554311" name="Connecteur droit avec flèche 1"/>
-                    <wp:cNvGraphicFramePr/>
-                    <a:graphic>
-                      <a:graphicData uri="http://schemas.microsoft.com/office/word/2010/wordprocessingShape">
-                        <wps:wsp>
-                          <wps:cNvCnPr/>
-                          <wps:spPr>
-                            <a:xfrm>
-                              <a:off x="0" y="0"/>
-                              <a:ext cx="1498600" cy="279400"/>
-                            </a:xfrm>
-                            <a:prstGeom prst="straightConnector1">
-                              <a:avLst/>
-                            </a:prstGeom>
-                            <a:ln w="12700">
-                              <a:solidFill>
-                                <a:srgbClr val="FF00FF"/>
-                              </a:solidFill>
-                              <a:tailEnd type="triangle"/>
-                            </a:ln>
-                          </wps:spPr>
-                          <wps:bodyPr/>
-                        </wps:wsp>
-                      </a:graphicData>
-                    </a:graphic>
-                  </wp:anchor>
-                </w:drawing>
-              </mc:Choice>
-              <mc:Fallback>
-                <w:pict>
-                  <v:line id="Connecteur droit avec flèche 1" o:spid="_x0000_s1026" style="position:absolute;margin-left:-30.0pt;margin-top:8.0pt;width:118.0pt;height:22.0pt;z-index:251659264;mso-wrap-style:square;mso-position-horizontal:absolute;mso-position-horizontal-relative:text;mso-position-vertical:absolute;mso-position-vertical-relative:text" from="0,0" to="118,22" o:inset="0,0">
-                    <v:stroke weight="1pt" color="#FF00FF" endarrow="block"/>
-                  </v:line>
-                </w:pict>
-              </mc:Fallback>
-            </mc:AlternateContent>
-          </w:p>
-        </w:tc>
-        <w:tc>
-          <w:tcPr>
-            <w:tcW w:type="dxa" w:w="5157"/>
+            <w:drawing xmlns:a="http://schemas.openxmlformats.org/drawingml/2006/main" xmlns:pic="http://schemas.openxmlformats.org/drawingml/2006/picture">
+              <wp:anchor distT="0" distB="0" distL="0" distR="0" simplePos="0" relativeHeight="251659264" behindDoc="0" locked="0" layoutInCell="1" allowOverlap="1">
+                <wp:simplePos x="0" y="0"/>
+                <wp:positionH relativeFrom="column">
+                  <wp:posOffset>-381000</wp:posOffset>
+                </wp:positionH>
+                <wp:positionV relativeFrom="paragraph">
+                  <wp:posOffset>101600</wp:posOffset>
+                </wp:positionV>
+                <wp:extent cx="1117600" cy="279400"/>
+                <wp:effectExtent l="25400" t="25400" r="25400" b="25400"/>
+                <wp:wrapNone/>
+                <wp:docPr id="750554311" name="tsilo 1"/>
+                <wp:cNvGraphicFramePr/>
+                <a:graphic>
+                  <a:graphicData uri="http://schemas.openxmlformats.org/drawingml/2006/picture">
+                    <pic:pic>
+                      <pic:nvPicPr>
+                        <pic:cNvPr id="750554311" name="tsilo 1"/>
+                        <pic:cNvPicPr/>
+                      </pic:nvPicPr>
+                      <pic:blipFill>
+                        <a:blip r:embed="rId62">
+                          <a:extLst>
+                            <a:ext uri="{96DAC541-7B7A-43D3-8B79-37D633B846F1}">
+                              <asvg:svgBlip xmlns:asvg="http://schemas.microsoft.com/office/drawing/2016/SVG/main" r:embed="rId63"/>
+                            </a:ext>
+                          </a:extLst>
+                        </a:blip>
+                        <a:stretch>
+                          <a:fillRect/>
+                        </a:stretch>
+                      </pic:blipFill>
+                      <pic:spPr>
+                        <a:xfrm>
+                          <a:off x="0" y="0"/>
+                          <a:ext cx="1117600" cy="279400"/>
+                        </a:xfrm>
+                        <a:prstGeom prst="rect">
+                          <a:avLst/>
+                        </a:prstGeom>
+                      </pic:spPr>
+                    </pic:pic>
+                  </a:graphicData>
+                </a:graphic>
+              </wp:anchor>
+            </w:drawing>
+          </w:p>
+        </w:tc>
+        <w:tc>
+          <w:tcPr>
+            <w:tcW w:type="dxa" w:w="4957"/>
           </w:tcPr>
           <w:p>
             <w:pPr>
@@ -17140,11 +17204,11 @@
       </w:tr>
       <w:tr>
         <w:trPr>
-          <w:trHeight w:val="440" w:hRule="atLeast"/>
+          <w:trHeight w:val="440" w:hRule="exact"/>
         </w:trPr>
         <w:tc>
           <w:tcPr>
-            <w:tcW w:type="dxa" w:w="3200"/>
+            <w:tcW w:type="dxa" w:w="3400"/>
           </w:tcPr>
           <w:p>
             <w:pPr>
@@ -17166,61 +17230,58 @@
             </w:pPr>
             <w:r/>
             <w:r/>
-            <mc:AlternateContent xmlns:a="http://schemas.openxmlformats.org/drawingml/2006/main">
-              <mc:Choice Requires="wps">
-                <w:drawing>
-                  <wp:anchor distT="0" distB="0" distL="114300" distR="114300" simplePos="0" relativeHeight="251659264" behindDoc="0" locked="0" layoutInCell="1" allowOverlap="1">
-                    <wp:simplePos x="0" y="0"/>
-                    <wp:positionH relativeFrom="column">
-                      <wp:posOffset>-381000</wp:posOffset>
-                    </wp:positionH>
-                    <wp:positionV relativeFrom="paragraph">
-                      <wp:posOffset>101600</wp:posOffset>
-                    </wp:positionV>
-                    <wp:extent cx="1498600" cy="279400"/>
-                    <wp:effectExtent l="38100" t="38100" r="60960" b="60960"/>
-                    <wp:wrapNone/>
-                    <wp:docPr id="750554312" name="Connecteur droit avec flèche 2"/>
-                    <wp:cNvGraphicFramePr/>
-                    <a:graphic>
-                      <a:graphicData uri="http://schemas.microsoft.com/office/word/2010/wordprocessingShape">
-                        <wps:wsp>
-                          <wps:cNvCnPr/>
-                          <wps:spPr>
-                            <a:xfrm>
-                              <a:off x="0" y="0"/>
-                              <a:ext cx="1498600" cy="279400"/>
-                            </a:xfrm>
-                            <a:prstGeom prst="straightConnector1">
-                              <a:avLst/>
-                            </a:prstGeom>
-                            <a:ln w="12700">
-                              <a:solidFill>
-                                <a:srgbClr val="FF00FF"/>
-                              </a:solidFill>
-                              <a:tailEnd type="triangle"/>
-                            </a:ln>
-                          </wps:spPr>
-                          <wps:bodyPr/>
-                        </wps:wsp>
-                      </a:graphicData>
-                    </a:graphic>
-                  </wp:anchor>
-                </w:drawing>
-              </mc:Choice>
-              <mc:Fallback>
-                <w:pict>
-                  <v:line id="Connecteur droit avec flèche 2" o:spid="_x0000_s1026" style="position:absolute;margin-left:-30.0pt;margin-top:8.0pt;width:118.0pt;height:22.0pt;z-index:251659264;mso-wrap-style:square;mso-position-horizontal:absolute;mso-position-horizontal-relative:text;mso-position-vertical:absolute;mso-position-vertical-relative:text" from="0,0" to="118,22" o:inset="0,0">
-                    <v:stroke weight="1pt" color="#FF00FF" endarrow="block"/>
-                  </v:line>
-                </w:pict>
-              </mc:Fallback>
-            </mc:AlternateContent>
-          </w:p>
-        </w:tc>
-        <w:tc>
-          <w:tcPr>
-            <w:tcW w:type="dxa" w:w="5157"/>
+            <w:drawing xmlns:a="http://schemas.openxmlformats.org/drawingml/2006/main" xmlns:pic="http://schemas.openxmlformats.org/drawingml/2006/picture">
+              <wp:anchor distT="0" distB="0" distL="0" distR="0" simplePos="0" relativeHeight="251659264" behindDoc="0" locked="0" layoutInCell="1" allowOverlap="1">
+                <wp:simplePos x="0" y="0"/>
+                <wp:positionH relativeFrom="column">
+                  <wp:posOffset>-381000</wp:posOffset>
+                </wp:positionH>
+                <wp:positionV relativeFrom="paragraph">
+                  <wp:posOffset>101600</wp:posOffset>
+                </wp:positionV>
+                <wp:extent cx="1117600" cy="279400"/>
+                <wp:effectExtent l="25400" t="25400" r="25400" b="25400"/>
+                <wp:wrapNone/>
+                <wp:docPr id="750554312" name="tsilo 2"/>
+                <wp:cNvGraphicFramePr/>
+                <a:graphic>
+                  <a:graphicData uri="http://schemas.openxmlformats.org/drawingml/2006/picture">
+                    <pic:pic>
+                      <pic:nvPicPr>
+                        <pic:cNvPr id="750554312" name="tsilo 2"/>
+                        <pic:cNvPicPr/>
+                      </pic:nvPicPr>
+                      <pic:blipFill>
+                        <a:blip r:embed="rId64">
+                          <a:extLst>
+                            <a:ext uri="{96DAC541-7B7A-43D3-8B79-37D633B846F1}">
+                              <asvg:svgBlip xmlns:asvg="http://schemas.microsoft.com/office/drawing/2016/SVG/main" r:embed="rId65"/>
+                            </a:ext>
+                          </a:extLst>
+                        </a:blip>
+                        <a:stretch>
+                          <a:fillRect/>
+                        </a:stretch>
+                      </pic:blipFill>
+                      <pic:spPr>
+                        <a:xfrm>
+                          <a:off x="0" y="0"/>
+                          <a:ext cx="1117600" cy="279400"/>
+                        </a:xfrm>
+                        <a:prstGeom prst="rect">
+                          <a:avLst/>
+                        </a:prstGeom>
+                      </pic:spPr>
+                    </pic:pic>
+                  </a:graphicData>
+                </a:graphic>
+              </wp:anchor>
+            </w:drawing>
+          </w:p>
+        </w:tc>
+        <w:tc>
+          <w:tcPr>
+            <w:tcW w:type="dxa" w:w="4957"/>
           </w:tcPr>
           <w:p>
             <w:pPr>
@@ -17235,11 +17296,11 @@
       </w:tr>
       <w:tr>
         <w:trPr>
-          <w:trHeight w:val="440" w:hRule="atLeast"/>
+          <w:trHeight w:val="440" w:hRule="exact"/>
         </w:trPr>
         <w:tc>
           <w:tcPr>
-            <w:tcW w:type="dxa" w:w="3200"/>
+            <w:tcW w:type="dxa" w:w="3400"/>
           </w:tcPr>
           <w:p>
             <w:pPr>
@@ -17261,62 +17322,58 @@
             </w:pPr>
             <w:r/>
             <w:r/>
-            <mc:AlternateContent xmlns:a="http://schemas.openxmlformats.org/drawingml/2006/main">
-              <mc:Choice Requires="wps">
-                <w:drawing>
-                  <wp:anchor distT="0" distB="0" distL="114300" distR="114300" simplePos="0" relativeHeight="251659264" behindDoc="0" locked="0" layoutInCell="1" allowOverlap="1">
-                    <wp:simplePos x="0" y="0"/>
-                    <wp:positionH relativeFrom="column">
-                      <wp:posOffset>-381000</wp:posOffset>
-                    </wp:positionH>
-                    <wp:positionV relativeFrom="paragraph">
-                      <wp:posOffset>-457200</wp:posOffset>
-                    </wp:positionV>
-                    <wp:extent cx="1498600" cy="558800"/>
-                    <wp:effectExtent l="38100" t="38100" r="60960" b="60960"/>
-                    <wp:wrapNone/>
-                    <wp:docPr id="750554313" name="Connecteur droit avec flèche 3"/>
-                    <wp:cNvGraphicFramePr/>
-                    <a:graphic>
-                      <a:graphicData uri="http://schemas.microsoft.com/office/word/2010/wordprocessingShape">
-                        <wps:wsp>
-                          <wps:cNvCnPr/>
-                          <wps:spPr>
-                            <a:xfrm>
-                              <a:flipV/>
-                              <a:off x="0" y="0"/>
-                              <a:ext cx="1498600" cy="558800"/>
-                            </a:xfrm>
-                            <a:prstGeom prst="straightConnector1">
-                              <a:avLst/>
-                            </a:prstGeom>
-                            <a:ln w="12700">
-                              <a:solidFill>
-                                <a:srgbClr val="FF00FF"/>
-                              </a:solidFill>
-                              <a:tailEnd type="triangle"/>
-                            </a:ln>
-                          </wps:spPr>
-                          <wps:bodyPr/>
-                        </wps:wsp>
-                      </a:graphicData>
-                    </a:graphic>
-                  </wp:anchor>
-                </w:drawing>
-              </mc:Choice>
-              <mc:Fallback>
-                <w:pict>
-                  <v:line id="Connecteur droit avec flèche 3" o:spid="_x0000_s1026" style="position:absolute;margin-left:-30.0pt;margin-top:-36.0pt;width:118.0pt;height:44.0pt;flip:v;z-index:251659264;mso-wrap-style:square;mso-position-horizontal:absolute;mso-position-horizontal-relative:text;mso-position-vertical:absolute;mso-position-vertical-relative:text" from="0,44" to="118,0" o:inset="0,0">
-                    <v:stroke weight="1pt" color="#FF00FF" endarrow="block"/>
-                  </v:line>
-                </w:pict>
-              </mc:Fallback>
-            </mc:AlternateContent>
-          </w:p>
-        </w:tc>
-        <w:tc>
-          <w:tcPr>
-            <w:tcW w:type="dxa" w:w="5157"/>
+            <w:drawing xmlns:a="http://schemas.openxmlformats.org/drawingml/2006/main" xmlns:pic="http://schemas.openxmlformats.org/drawingml/2006/picture">
+              <wp:anchor distT="0" distB="0" distL="0" distR="0" simplePos="0" relativeHeight="251659264" behindDoc="0" locked="0" layoutInCell="1" allowOverlap="1">
+                <wp:simplePos x="0" y="0"/>
+                <wp:positionH relativeFrom="column">
+                  <wp:posOffset>-381000</wp:posOffset>
+                </wp:positionH>
+                <wp:positionV relativeFrom="paragraph">
+                  <wp:posOffset>-457200</wp:posOffset>
+                </wp:positionV>
+                <wp:extent cx="1117600" cy="558800"/>
+                <wp:effectExtent l="25400" t="25400" r="25400" b="25400"/>
+                <wp:wrapNone/>
+                <wp:docPr id="750554313" name="tsilo 3"/>
+                <wp:cNvGraphicFramePr/>
+                <a:graphic>
+                  <a:graphicData uri="http://schemas.openxmlformats.org/drawingml/2006/picture">
+                    <pic:pic>
+                      <pic:nvPicPr>
+                        <pic:cNvPr id="750554313" name="tsilo 3"/>
+                        <pic:cNvPicPr/>
+                      </pic:nvPicPr>
+                      <pic:blipFill>
+                        <a:blip r:embed="rId66">
+                          <a:extLst>
+                            <a:ext uri="{96DAC541-7B7A-43D3-8B79-37D633B846F1}">
+                              <asvg:svgBlip xmlns:asvg="http://schemas.microsoft.com/office/drawing/2016/SVG/main" r:embed="rId67"/>
+                            </a:ext>
+                          </a:extLst>
+                        </a:blip>
+                        <a:stretch>
+                          <a:fillRect/>
+                        </a:stretch>
+                      </pic:blipFill>
+                      <pic:spPr>
+                        <a:xfrm>
+                          <a:off x="0" y="0"/>
+                          <a:ext cx="1117600" cy="558800"/>
+                        </a:xfrm>
+                        <a:prstGeom prst="rect">
+                          <a:avLst/>
+                        </a:prstGeom>
+                      </pic:spPr>
+                    </pic:pic>
+                  </a:graphicData>
+                </a:graphic>
+              </wp:anchor>
+            </w:drawing>
+          </w:p>
+        </w:tc>
+        <w:tc>
+          <w:tcPr>
+            <w:tcW w:type="dxa" w:w="4957"/>
           </w:tcPr>
           <w:p>
             <w:pPr>
@@ -17340,7 +17397,7 @@
         <w:keepNext/>
         <w:numPr>
           <w:ilvl w:val="0"/>
-          <w:numId w:val="135"/>
+          <w:numId w:val="136"/>
         </w:numPr>
         <w:spacing w:after="40" w:before="0"/>
       </w:pPr>
@@ -18575,7 +18632,7 @@
         <w:rPr>
           <w:vertAlign w:val="superscript"/>
         </w:rPr>
-        <w:footnoteReference w:id="1012"/>
+        <w:footnoteReference w:id="1013"/>
       </w:r>
     </w:p>
     <w:p>
@@ -18583,7 +18640,7 @@
         <w:keepNext/>
         <w:numPr>
           <w:ilvl w:val="0"/>
-          <w:numId w:val="136"/>
+          <w:numId w:val="137"/>
         </w:numPr>
         <w:spacing w:after="40" w:before="0"/>
       </w:pPr>
@@ -18988,7 +19045,7 @@
       <w:pPr>
         <w:numPr>
           <w:ilvl w:val="0"/>
-          <w:numId w:val="137"/>
+          <w:numId w:val="138"/>
         </w:numPr>
         <w:spacing w:after="40" w:before="0"/>
       </w:pPr>
@@ -19000,7 +19057,7 @@
       <w:pPr>
         <w:numPr>
           <w:ilvl w:val="0"/>
-          <w:numId w:val="137"/>
+          <w:numId w:val="138"/>
         </w:numPr>
         <w:spacing w:after="40" w:before="0"/>
       </w:pPr>
@@ -19012,7 +19069,7 @@
       <w:pPr>
         <w:numPr>
           <w:ilvl w:val="0"/>
-          <w:numId w:val="137"/>
+          <w:numId w:val="138"/>
         </w:numPr>
         <w:spacing w:after="40" w:before="0"/>
       </w:pPr>
@@ -19052,7 +19109,7 @@
         <w:keepNext/>
         <w:numPr>
           <w:ilvl w:val="0"/>
-          <w:numId w:val="138"/>
+          <w:numId w:val="139"/>
         </w:numPr>
         <w:spacing w:after="40" w:before="0"/>
       </w:pPr>
@@ -19106,7 +19163,7 @@
         <w:keepNext/>
         <w:numPr>
           <w:ilvl w:val="0"/>
-          <w:numId w:val="138"/>
+          <w:numId w:val="139"/>
         </w:numPr>
         <w:spacing w:after="40" w:before="0"/>
       </w:pPr>
@@ -19123,17 +19180,17 @@
         <w:tblLook w:firstColumn="1" w:firstRow="1" w:lastColumn="0" w:lastRow="0" w:noHBand="0" w:noVBand="1" w:val="04A0"/>
       </w:tblPr>
       <w:tblGrid>
-        <w:gridCol w:w="3200"/>
+        <w:gridCol w:w="3400"/>
         <w:gridCol w:w="567"/>
-        <w:gridCol w:w="5157"/>
+        <w:gridCol w:w="4957"/>
       </w:tblGrid>
       <w:tr>
         <w:trPr>
-          <w:trHeight w:val="440" w:hRule="atLeast"/>
+          <w:trHeight w:val="440" w:hRule="exact"/>
         </w:trPr>
         <w:tc>
           <w:tcPr>
-            <w:tcW w:type="dxa" w:w="3200"/>
+            <w:tcW w:type="dxa" w:w="3400"/>
           </w:tcPr>
           <w:p>
             <w:pPr>
@@ -19159,7 +19216,7 @@
         </w:tc>
         <w:tc>
           <w:tcPr>
-            <w:tcW w:type="dxa" w:w="5157"/>
+            <w:tcW w:type="dxa" w:w="4957"/>
           </w:tcPr>
           <w:p>
             <w:pPr>
@@ -19174,11 +19231,11 @@
       </w:tr>
       <w:tr>
         <w:trPr>
-          <w:trHeight w:val="440" w:hRule="atLeast"/>
+          <w:trHeight w:val="440" w:hRule="exact"/>
         </w:trPr>
         <w:tc>
           <w:tcPr>
-            <w:tcW w:type="dxa" w:w="3200"/>
+            <w:tcW w:type="dxa" w:w="3400"/>
           </w:tcPr>
           <w:p>
             <w:pPr>
@@ -19204,7 +19261,7 @@
         </w:tc>
         <w:tc>
           <w:tcPr>
-            <w:tcW w:type="dxa" w:w="5157"/>
+            <w:tcW w:type="dxa" w:w="4957"/>
           </w:tcPr>
           <w:p>
             <w:pPr>
@@ -19219,11 +19276,11 @@
       </w:tr>
       <w:tr>
         <w:trPr>
-          <w:trHeight w:val="440" w:hRule="atLeast"/>
+          <w:trHeight w:val="440" w:hRule="exact"/>
         </w:trPr>
         <w:tc>
           <w:tcPr>
-            <w:tcW w:type="dxa" w:w="3200"/>
+            <w:tcW w:type="dxa" w:w="3400"/>
           </w:tcPr>
           <w:p>
             <w:pPr>
@@ -19249,7 +19306,7 @@
         </w:tc>
         <w:tc>
           <w:tcPr>
-            <w:tcW w:type="dxa" w:w="5157"/>
+            <w:tcW w:type="dxa" w:w="4957"/>
           </w:tcPr>
           <w:p>
             <w:pPr>
@@ -19264,11 +19321,11 @@
       </w:tr>
       <w:tr>
         <w:trPr>
-          <w:trHeight w:val="440" w:hRule="atLeast"/>
+          <w:trHeight w:val="440" w:hRule="exact"/>
         </w:trPr>
         <w:tc>
           <w:tcPr>
-            <w:tcW w:type="dxa" w:w="3200"/>
+            <w:tcW w:type="dxa" w:w="3400"/>
           </w:tcPr>
           <w:p>
             <w:pPr>
@@ -19294,7 +19351,7 @@
         </w:tc>
         <w:tc>
           <w:tcPr>
-            <w:tcW w:type="dxa" w:w="5157"/>
+            <w:tcW w:type="dxa" w:w="4957"/>
           </w:tcPr>
           <w:p>
             <w:pPr>
@@ -19318,7 +19375,7 @@
         <w:keepNext/>
         <w:numPr>
           <w:ilvl w:val="0"/>
-          <w:numId w:val="138"/>
+          <w:numId w:val="139"/>
         </w:numPr>
         <w:spacing w:after="40" w:before="0"/>
       </w:pPr>
@@ -19349,7 +19406,7 @@
         <w:keepNext/>
         <w:numPr>
           <w:ilvl w:val="0"/>
-          <w:numId w:val="139"/>
+          <w:numId w:val="140"/>
         </w:numPr>
         <w:spacing w:after="40" w:before="0"/>
       </w:pPr>
@@ -19403,7 +19460,7 @@
         <w:keepNext/>
         <w:numPr>
           <w:ilvl w:val="0"/>
-          <w:numId w:val="139"/>
+          <w:numId w:val="140"/>
         </w:numPr>
         <w:spacing w:after="40" w:before="0"/>
       </w:pPr>
@@ -19420,17 +19477,17 @@
         <w:tblLook w:firstColumn="1" w:firstRow="1" w:lastColumn="0" w:lastRow="0" w:noHBand="0" w:noVBand="1" w:val="04A0"/>
       </w:tblPr>
       <w:tblGrid>
-        <w:gridCol w:w="3200"/>
+        <w:gridCol w:w="3400"/>
         <w:gridCol w:w="567"/>
-        <w:gridCol w:w="5157"/>
+        <w:gridCol w:w="4957"/>
       </w:tblGrid>
       <w:tr>
         <w:trPr>
-          <w:trHeight w:val="440" w:hRule="atLeast"/>
+          <w:trHeight w:val="440" w:hRule="exact"/>
         </w:trPr>
         <w:tc>
           <w:tcPr>
-            <w:tcW w:type="dxa" w:w="3200"/>
+            <w:tcW w:type="dxa" w:w="3400"/>
           </w:tcPr>
           <w:p>
             <w:pPr>
@@ -19452,61 +19509,58 @@
             </w:pPr>
             <w:r/>
             <w:r/>
-            <mc:AlternateContent xmlns:a="http://schemas.openxmlformats.org/drawingml/2006/main">
-              <mc:Choice Requires="wps">
-                <w:drawing>
-                  <wp:anchor distT="0" distB="0" distL="114300" distR="114300" simplePos="0" relativeHeight="251659264" behindDoc="0" locked="0" layoutInCell="1" allowOverlap="1">
-                    <wp:simplePos x="0" y="0"/>
-                    <wp:positionH relativeFrom="column">
-                      <wp:posOffset>-381000</wp:posOffset>
-                    </wp:positionH>
-                    <wp:positionV relativeFrom="paragraph">
-                      <wp:posOffset>101600</wp:posOffset>
-                    </wp:positionV>
-                    <wp:extent cx="1498600" cy="558800"/>
-                    <wp:effectExtent l="38100" t="38100" r="60960" b="60960"/>
-                    <wp:wrapNone/>
-                    <wp:docPr id="750554311" name="Connecteur droit avec flèche 1"/>
-                    <wp:cNvGraphicFramePr/>
-                    <a:graphic>
-                      <a:graphicData uri="http://schemas.microsoft.com/office/word/2010/wordprocessingShape">
-                        <wps:wsp>
-                          <wps:cNvCnPr/>
-                          <wps:spPr>
-                            <a:xfrm>
-                              <a:off x="0" y="0"/>
-                              <a:ext cx="1498600" cy="558800"/>
-                            </a:xfrm>
-                            <a:prstGeom prst="straightConnector1">
-                              <a:avLst/>
-                            </a:prstGeom>
-                            <a:ln w="12700">
-                              <a:solidFill>
-                                <a:srgbClr val="FF00FF"/>
-                              </a:solidFill>
-                              <a:tailEnd type="triangle"/>
-                            </a:ln>
-                          </wps:spPr>
-                          <wps:bodyPr/>
-                        </wps:wsp>
-                      </a:graphicData>
-                    </a:graphic>
-                  </wp:anchor>
-                </w:drawing>
-              </mc:Choice>
-              <mc:Fallback>
-                <w:pict>
-                  <v:line id="Connecteur droit avec flèche 1" o:spid="_x0000_s1026" style="position:absolute;margin-left:-30.0pt;margin-top:8.0pt;width:118.0pt;height:44.0pt;z-index:251659264;mso-wrap-style:square;mso-position-horizontal:absolute;mso-position-horizontal-relative:text;mso-position-vertical:absolute;mso-position-vertical-relative:text" from="0,0" to="118,44" o:inset="0,0">
-                    <v:stroke weight="1pt" color="#FF00FF" endarrow="block"/>
-                  </v:line>
-                </w:pict>
-              </mc:Fallback>
-            </mc:AlternateContent>
-          </w:p>
-        </w:tc>
-        <w:tc>
-          <w:tcPr>
-            <w:tcW w:type="dxa" w:w="5157"/>
+            <w:drawing xmlns:a="http://schemas.openxmlformats.org/drawingml/2006/main" xmlns:pic="http://schemas.openxmlformats.org/drawingml/2006/picture">
+              <wp:anchor distT="0" distB="0" distL="0" distR="0" simplePos="0" relativeHeight="251659264" behindDoc="0" locked="0" layoutInCell="1" allowOverlap="1">
+                <wp:simplePos x="0" y="0"/>
+                <wp:positionH relativeFrom="column">
+                  <wp:posOffset>-381000</wp:posOffset>
+                </wp:positionH>
+                <wp:positionV relativeFrom="paragraph">
+                  <wp:posOffset>101600</wp:posOffset>
+                </wp:positionV>
+                <wp:extent cx="1117600" cy="558800"/>
+                <wp:effectExtent l="25400" t="25400" r="25400" b="25400"/>
+                <wp:wrapNone/>
+                <wp:docPr id="750554311" name="tsilo 1"/>
+                <wp:cNvGraphicFramePr/>
+                <a:graphic>
+                  <a:graphicData uri="http://schemas.openxmlformats.org/drawingml/2006/picture">
+                    <pic:pic>
+                      <pic:nvPicPr>
+                        <pic:cNvPr id="750554311" name="tsilo 1"/>
+                        <pic:cNvPicPr/>
+                      </pic:nvPicPr>
+                      <pic:blipFill>
+                        <a:blip r:embed="rId68">
+                          <a:extLst>
+                            <a:ext uri="{96DAC541-7B7A-43D3-8B79-37D633B846F1}">
+                              <asvg:svgBlip xmlns:asvg="http://schemas.microsoft.com/office/drawing/2016/SVG/main" r:embed="rId69"/>
+                            </a:ext>
+                          </a:extLst>
+                        </a:blip>
+                        <a:stretch>
+                          <a:fillRect/>
+                        </a:stretch>
+                      </pic:blipFill>
+                      <pic:spPr>
+                        <a:xfrm>
+                          <a:off x="0" y="0"/>
+                          <a:ext cx="1117600" cy="558800"/>
+                        </a:xfrm>
+                        <a:prstGeom prst="rect">
+                          <a:avLst/>
+                        </a:prstGeom>
+                      </pic:spPr>
+                    </pic:pic>
+                  </a:graphicData>
+                </a:graphic>
+              </wp:anchor>
+            </w:drawing>
+          </w:p>
+        </w:tc>
+        <w:tc>
+          <w:tcPr>
+            <w:tcW w:type="dxa" w:w="4957"/>
           </w:tcPr>
           <w:p>
             <w:pPr>
@@ -19521,11 +19575,11 @@
       </w:tr>
       <w:tr>
         <w:trPr>
-          <w:trHeight w:val="440" w:hRule="atLeast"/>
+          <w:trHeight w:val="440" w:hRule="exact"/>
         </w:trPr>
         <w:tc>
           <w:tcPr>
-            <w:tcW w:type="dxa" w:w="3200"/>
+            <w:tcW w:type="dxa" w:w="3400"/>
           </w:tcPr>
           <w:p>
             <w:pPr>
@@ -19547,61 +19601,58 @@
             </w:pPr>
             <w:r/>
             <w:r/>
-            <mc:AlternateContent xmlns:a="http://schemas.openxmlformats.org/drawingml/2006/main">
-              <mc:Choice Requires="wps">
-                <w:drawing>
-                  <wp:anchor distT="0" distB="0" distL="114300" distR="114300" simplePos="0" relativeHeight="251659264" behindDoc="0" locked="0" layoutInCell="1" allowOverlap="1">
-                    <wp:simplePos x="0" y="0"/>
-                    <wp:positionH relativeFrom="column">
-                      <wp:posOffset>-381000</wp:posOffset>
-                    </wp:positionH>
-                    <wp:positionV relativeFrom="paragraph">
-                      <wp:posOffset>101600</wp:posOffset>
-                    </wp:positionV>
-                    <wp:extent cx="1498600" cy="558800"/>
-                    <wp:effectExtent l="38100" t="38100" r="60960" b="60960"/>
-                    <wp:wrapNone/>
-                    <wp:docPr id="750554312" name="Connecteur droit avec flèche 2"/>
-                    <wp:cNvGraphicFramePr/>
-                    <a:graphic>
-                      <a:graphicData uri="http://schemas.microsoft.com/office/word/2010/wordprocessingShape">
-                        <wps:wsp>
-                          <wps:cNvCnPr/>
-                          <wps:spPr>
-                            <a:xfrm>
-                              <a:off x="0" y="0"/>
-                              <a:ext cx="1498600" cy="558800"/>
-                            </a:xfrm>
-                            <a:prstGeom prst="straightConnector1">
-                              <a:avLst/>
-                            </a:prstGeom>
-                            <a:ln w="12700">
-                              <a:solidFill>
-                                <a:srgbClr val="FF00FF"/>
-                              </a:solidFill>
-                              <a:tailEnd type="triangle"/>
-                            </a:ln>
-                          </wps:spPr>
-                          <wps:bodyPr/>
-                        </wps:wsp>
-                      </a:graphicData>
-                    </a:graphic>
-                  </wp:anchor>
-                </w:drawing>
-              </mc:Choice>
-              <mc:Fallback>
-                <w:pict>
-                  <v:line id="Connecteur droit avec flèche 2" o:spid="_x0000_s1026" style="position:absolute;margin-left:-30.0pt;margin-top:8.0pt;width:118.0pt;height:44.0pt;z-index:251659264;mso-wrap-style:square;mso-position-horizontal:absolute;mso-position-horizontal-relative:text;mso-position-vertical:absolute;mso-position-vertical-relative:text" from="0,0" to="118,44" o:inset="0,0">
-                    <v:stroke weight="1pt" color="#FF00FF" endarrow="block"/>
-                  </v:line>
-                </w:pict>
-              </mc:Fallback>
-            </mc:AlternateContent>
-          </w:p>
-        </w:tc>
-        <w:tc>
-          <w:tcPr>
-            <w:tcW w:type="dxa" w:w="5157"/>
+            <w:drawing xmlns:a="http://schemas.openxmlformats.org/drawingml/2006/main" xmlns:pic="http://schemas.openxmlformats.org/drawingml/2006/picture">
+              <wp:anchor distT="0" distB="0" distL="0" distR="0" simplePos="0" relativeHeight="251659264" behindDoc="0" locked="0" layoutInCell="1" allowOverlap="1">
+                <wp:simplePos x="0" y="0"/>
+                <wp:positionH relativeFrom="column">
+                  <wp:posOffset>-381000</wp:posOffset>
+                </wp:positionH>
+                <wp:positionV relativeFrom="paragraph">
+                  <wp:posOffset>101600</wp:posOffset>
+                </wp:positionV>
+                <wp:extent cx="1117600" cy="558800"/>
+                <wp:effectExtent l="25400" t="25400" r="25400" b="25400"/>
+                <wp:wrapNone/>
+                <wp:docPr id="750554312" name="tsilo 2"/>
+                <wp:cNvGraphicFramePr/>
+                <a:graphic>
+                  <a:graphicData uri="http://schemas.openxmlformats.org/drawingml/2006/picture">
+                    <pic:pic>
+                      <pic:nvPicPr>
+                        <pic:cNvPr id="750554312" name="tsilo 2"/>
+                        <pic:cNvPicPr/>
+                      </pic:nvPicPr>
+                      <pic:blipFill>
+                        <a:blip r:embed="rId70">
+                          <a:extLst>
+                            <a:ext uri="{96DAC541-7B7A-43D3-8B79-37D633B846F1}">
+                              <asvg:svgBlip xmlns:asvg="http://schemas.microsoft.com/office/drawing/2016/SVG/main" r:embed="rId71"/>
+                            </a:ext>
+                          </a:extLst>
+                        </a:blip>
+                        <a:stretch>
+                          <a:fillRect/>
+                        </a:stretch>
+                      </pic:blipFill>
+                      <pic:spPr>
+                        <a:xfrm>
+                          <a:off x="0" y="0"/>
+                          <a:ext cx="1117600" cy="558800"/>
+                        </a:xfrm>
+                        <a:prstGeom prst="rect">
+                          <a:avLst/>
+                        </a:prstGeom>
+                      </pic:spPr>
+                    </pic:pic>
+                  </a:graphicData>
+                </a:graphic>
+              </wp:anchor>
+            </w:drawing>
+          </w:p>
+        </w:tc>
+        <w:tc>
+          <w:tcPr>
+            <w:tcW w:type="dxa" w:w="4957"/>
           </w:tcPr>
           <w:p>
             <w:pPr>
@@ -19616,11 +19667,11 @@
       </w:tr>
       <w:tr>
         <w:trPr>
-          <w:trHeight w:val="440" w:hRule="atLeast"/>
+          <w:trHeight w:val="440" w:hRule="exact"/>
         </w:trPr>
         <w:tc>
           <w:tcPr>
-            <w:tcW w:type="dxa" w:w="3200"/>
+            <w:tcW w:type="dxa" w:w="3400"/>
           </w:tcPr>
           <w:p>
             <w:pPr>
@@ -19642,62 +19693,58 @@
             </w:pPr>
             <w:r/>
             <w:r/>
-            <mc:AlternateContent xmlns:a="http://schemas.openxmlformats.org/drawingml/2006/main">
-              <mc:Choice Requires="wps">
-                <w:drawing>
-                  <wp:anchor distT="0" distB="0" distL="114300" distR="114300" simplePos="0" relativeHeight="251659264" behindDoc="0" locked="0" layoutInCell="1" allowOverlap="1">
-                    <wp:simplePos x="0" y="0"/>
-                    <wp:positionH relativeFrom="column">
-                      <wp:posOffset>-381000</wp:posOffset>
-                    </wp:positionH>
-                    <wp:positionV relativeFrom="paragraph">
-                      <wp:posOffset>-457200</wp:posOffset>
-                    </wp:positionV>
-                    <wp:extent cx="1498600" cy="558800"/>
-                    <wp:effectExtent l="38100" t="38100" r="60960" b="60960"/>
-                    <wp:wrapNone/>
-                    <wp:docPr id="750554313" name="Connecteur droit avec flèche 3"/>
-                    <wp:cNvGraphicFramePr/>
-                    <a:graphic>
-                      <a:graphicData uri="http://schemas.microsoft.com/office/word/2010/wordprocessingShape">
-                        <wps:wsp>
-                          <wps:cNvCnPr/>
-                          <wps:spPr>
-                            <a:xfrm>
-                              <a:flipV/>
-                              <a:off x="0" y="0"/>
-                              <a:ext cx="1498600" cy="558800"/>
-                            </a:xfrm>
-                            <a:prstGeom prst="straightConnector1">
-                              <a:avLst/>
-                            </a:prstGeom>
-                            <a:ln w="12700">
-                              <a:solidFill>
-                                <a:srgbClr val="FF00FF"/>
-                              </a:solidFill>
-                              <a:tailEnd type="triangle"/>
-                            </a:ln>
-                          </wps:spPr>
-                          <wps:bodyPr/>
-                        </wps:wsp>
-                      </a:graphicData>
-                    </a:graphic>
-                  </wp:anchor>
-                </w:drawing>
-              </mc:Choice>
-              <mc:Fallback>
-                <w:pict>
-                  <v:line id="Connecteur droit avec flèche 3" o:spid="_x0000_s1026" style="position:absolute;margin-left:-30.0pt;margin-top:-36.0pt;width:118.0pt;height:44.0pt;flip:v;z-index:251659264;mso-wrap-style:square;mso-position-horizontal:absolute;mso-position-horizontal-relative:text;mso-position-vertical:absolute;mso-position-vertical-relative:text" from="0,44" to="118,0" o:inset="0,0">
-                    <v:stroke weight="1pt" color="#FF00FF" endarrow="block"/>
-                  </v:line>
-                </w:pict>
-              </mc:Fallback>
-            </mc:AlternateContent>
-          </w:p>
-        </w:tc>
-        <w:tc>
-          <w:tcPr>
-            <w:tcW w:type="dxa" w:w="5157"/>
+            <w:drawing xmlns:a="http://schemas.openxmlformats.org/drawingml/2006/main" xmlns:pic="http://schemas.openxmlformats.org/drawingml/2006/picture">
+              <wp:anchor distT="0" distB="0" distL="0" distR="0" simplePos="0" relativeHeight="251659264" behindDoc="0" locked="0" layoutInCell="1" allowOverlap="1">
+                <wp:simplePos x="0" y="0"/>
+                <wp:positionH relativeFrom="column">
+                  <wp:posOffset>-381000</wp:posOffset>
+                </wp:positionH>
+                <wp:positionV relativeFrom="paragraph">
+                  <wp:posOffset>-457200</wp:posOffset>
+                </wp:positionV>
+                <wp:extent cx="1117600" cy="558800"/>
+                <wp:effectExtent l="25400" t="25400" r="25400" b="25400"/>
+                <wp:wrapNone/>
+                <wp:docPr id="750554313" name="tsilo 3"/>
+                <wp:cNvGraphicFramePr/>
+                <a:graphic>
+                  <a:graphicData uri="http://schemas.openxmlformats.org/drawingml/2006/picture">
+                    <pic:pic>
+                      <pic:nvPicPr>
+                        <pic:cNvPr id="750554313" name="tsilo 3"/>
+                        <pic:cNvPicPr/>
+                      </pic:nvPicPr>
+                      <pic:blipFill>
+                        <a:blip r:embed="rId72">
+                          <a:extLst>
+                            <a:ext uri="{96DAC541-7B7A-43D3-8B79-37D633B846F1}">
+                              <asvg:svgBlip xmlns:asvg="http://schemas.microsoft.com/office/drawing/2016/SVG/main" r:embed="rId73"/>
+                            </a:ext>
+                          </a:extLst>
+                        </a:blip>
+                        <a:stretch>
+                          <a:fillRect/>
+                        </a:stretch>
+                      </pic:blipFill>
+                      <pic:spPr>
+                        <a:xfrm>
+                          <a:off x="0" y="0"/>
+                          <a:ext cx="1117600" cy="558800"/>
+                        </a:xfrm>
+                        <a:prstGeom prst="rect">
+                          <a:avLst/>
+                        </a:prstGeom>
+                      </pic:spPr>
+                    </pic:pic>
+                  </a:graphicData>
+                </a:graphic>
+              </wp:anchor>
+            </w:drawing>
+          </w:p>
+        </w:tc>
+        <w:tc>
+          <w:tcPr>
+            <w:tcW w:type="dxa" w:w="4957"/>
           </w:tcPr>
           <w:p>
             <w:pPr>
@@ -19712,11 +19759,11 @@
       </w:tr>
       <w:tr>
         <w:trPr>
-          <w:trHeight w:val="440" w:hRule="atLeast"/>
+          <w:trHeight w:val="440" w:hRule="exact"/>
         </w:trPr>
         <w:tc>
           <w:tcPr>
-            <w:tcW w:type="dxa" w:w="3200"/>
+            <w:tcW w:type="dxa" w:w="3400"/>
           </w:tcPr>
           <w:p>
             <w:pPr>
@@ -19738,62 +19785,58 @@
             </w:pPr>
             <w:r/>
             <w:r/>
-            <mc:AlternateContent xmlns:a="http://schemas.openxmlformats.org/drawingml/2006/main">
-              <mc:Choice Requires="wps">
-                <w:drawing>
-                  <wp:anchor distT="0" distB="0" distL="114300" distR="114300" simplePos="0" relativeHeight="251659264" behindDoc="0" locked="0" layoutInCell="1" allowOverlap="1">
-                    <wp:simplePos x="0" y="0"/>
-                    <wp:positionH relativeFrom="column">
-                      <wp:posOffset>-381000</wp:posOffset>
-                    </wp:positionH>
-                    <wp:positionV relativeFrom="paragraph">
-                      <wp:posOffset>-457200</wp:posOffset>
-                    </wp:positionV>
-                    <wp:extent cx="1498600" cy="558800"/>
-                    <wp:effectExtent l="38100" t="38100" r="60960" b="60960"/>
-                    <wp:wrapNone/>
-                    <wp:docPr id="750554314" name="Connecteur droit avec flèche 4"/>
-                    <wp:cNvGraphicFramePr/>
-                    <a:graphic>
-                      <a:graphicData uri="http://schemas.microsoft.com/office/word/2010/wordprocessingShape">
-                        <wps:wsp>
-                          <wps:cNvCnPr/>
-                          <wps:spPr>
-                            <a:xfrm>
-                              <a:flipV/>
-                              <a:off x="0" y="0"/>
-                              <a:ext cx="1498600" cy="558800"/>
-                            </a:xfrm>
-                            <a:prstGeom prst="straightConnector1">
-                              <a:avLst/>
-                            </a:prstGeom>
-                            <a:ln w="12700">
-                              <a:solidFill>
-                                <a:srgbClr val="FF00FF"/>
-                              </a:solidFill>
-                              <a:tailEnd type="triangle"/>
-                            </a:ln>
-                          </wps:spPr>
-                          <wps:bodyPr/>
-                        </wps:wsp>
-                      </a:graphicData>
-                    </a:graphic>
-                  </wp:anchor>
-                </w:drawing>
-              </mc:Choice>
-              <mc:Fallback>
-                <w:pict>
-                  <v:line id="Connecteur droit avec flèche 4" o:spid="_x0000_s1026" style="position:absolute;margin-left:-30.0pt;margin-top:-36.0pt;width:118.0pt;height:44.0pt;flip:v;z-index:251659264;mso-wrap-style:square;mso-position-horizontal:absolute;mso-position-horizontal-relative:text;mso-position-vertical:absolute;mso-position-vertical-relative:text" from="0,44" to="118,0" o:inset="0,0">
-                    <v:stroke weight="1pt" color="#FF00FF" endarrow="block"/>
-                  </v:line>
-                </w:pict>
-              </mc:Fallback>
-            </mc:AlternateContent>
-          </w:p>
-        </w:tc>
-        <w:tc>
-          <w:tcPr>
-            <w:tcW w:type="dxa" w:w="5157"/>
+            <w:drawing xmlns:a="http://schemas.openxmlformats.org/drawingml/2006/main" xmlns:pic="http://schemas.openxmlformats.org/drawingml/2006/picture">
+              <wp:anchor distT="0" distB="0" distL="0" distR="0" simplePos="0" relativeHeight="251659264" behindDoc="0" locked="0" layoutInCell="1" allowOverlap="1">
+                <wp:simplePos x="0" y="0"/>
+                <wp:positionH relativeFrom="column">
+                  <wp:posOffset>-381000</wp:posOffset>
+                </wp:positionH>
+                <wp:positionV relativeFrom="paragraph">
+                  <wp:posOffset>-457200</wp:posOffset>
+                </wp:positionV>
+                <wp:extent cx="1117600" cy="558800"/>
+                <wp:effectExtent l="25400" t="25400" r="25400" b="25400"/>
+                <wp:wrapNone/>
+                <wp:docPr id="750554314" name="tsilo 4"/>
+                <wp:cNvGraphicFramePr/>
+                <a:graphic>
+                  <a:graphicData uri="http://schemas.openxmlformats.org/drawingml/2006/picture">
+                    <pic:pic>
+                      <pic:nvPicPr>
+                        <pic:cNvPr id="750554314" name="tsilo 4"/>
+                        <pic:cNvPicPr/>
+                      </pic:nvPicPr>
+                      <pic:blipFill>
+                        <a:blip r:embed="rId74">
+                          <a:extLst>
+                            <a:ext uri="{96DAC541-7B7A-43D3-8B79-37D633B846F1}">
+                              <asvg:svgBlip xmlns:asvg="http://schemas.microsoft.com/office/drawing/2016/SVG/main" r:embed="rId75"/>
+                            </a:ext>
+                          </a:extLst>
+                        </a:blip>
+                        <a:stretch>
+                          <a:fillRect/>
+                        </a:stretch>
+                      </pic:blipFill>
+                      <pic:spPr>
+                        <a:xfrm>
+                          <a:off x="0" y="0"/>
+                          <a:ext cx="1117600" cy="558800"/>
+                        </a:xfrm>
+                        <a:prstGeom prst="rect">
+                          <a:avLst/>
+                        </a:prstGeom>
+                      </pic:spPr>
+                    </pic:pic>
+                  </a:graphicData>
+                </a:graphic>
+              </wp:anchor>
+            </w:drawing>
+          </w:p>
+        </w:tc>
+        <w:tc>
+          <w:tcPr>
+            <w:tcW w:type="dxa" w:w="4957"/>
           </w:tcPr>
           <w:p>
             <w:pPr>
@@ -19817,7 +19860,7 @@
         <w:keepNext/>
         <w:numPr>
           <w:ilvl w:val="0"/>
-          <w:numId w:val="139"/>
+          <w:numId w:val="140"/>
         </w:numPr>
         <w:spacing w:after="40" w:before="0"/>
       </w:pPr>
@@ -21064,7 +21107,7 @@
         <w:rPr>
           <w:vertAlign w:val="superscript"/>
         </w:rPr>
-        <w:footnoteReference w:id="1013"/>
+        <w:footnoteReference w:id="1014"/>
       </w:r>
     </w:p>
     <w:tbl>
@@ -21166,7 +21209,7 @@
         <w:keepNext/>
         <w:numPr>
           <w:ilvl w:val="0"/>
-          <w:numId w:val="140"/>
+          <w:numId w:val="141"/>
         </w:numPr>
         <w:spacing w:after="40" w:before="0"/>
       </w:pPr>
@@ -21183,7 +21226,7 @@
       <w:pPr>
         <w:numPr>
           <w:ilvl w:val="0"/>
-          <w:numId w:val="141"/>
+          <w:numId w:val="142"/>
         </w:numPr>
         <w:spacing w:after="40" w:before="0"/>
       </w:pPr>
@@ -21195,7 +21238,7 @@
       <w:pPr>
         <w:numPr>
           <w:ilvl w:val="0"/>
-          <w:numId w:val="141"/>
+          <w:numId w:val="142"/>
         </w:numPr>
         <w:spacing w:after="40" w:before="0"/>
       </w:pPr>
@@ -21207,7 +21250,7 @@
       <w:pPr>
         <w:numPr>
           <w:ilvl w:val="0"/>
-          <w:numId w:val="141"/>
+          <w:numId w:val="142"/>
         </w:numPr>
         <w:spacing w:after="40" w:before="0"/>
       </w:pPr>
@@ -21219,7 +21262,7 @@
       <w:pPr>
         <w:numPr>
           <w:ilvl w:val="0"/>
-          <w:numId w:val="141"/>
+          <w:numId w:val="142"/>
         </w:numPr>
         <w:spacing w:after="40" w:before="0"/>
       </w:pPr>
@@ -21231,7 +21274,7 @@
       <w:pPr>
         <w:numPr>
           <w:ilvl w:val="0"/>
-          <w:numId w:val="141"/>
+          <w:numId w:val="142"/>
         </w:numPr>
         <w:spacing w:after="40" w:before="0"/>
       </w:pPr>
@@ -21263,7 +21306,7 @@
       <w:pPr>
         <w:numPr>
           <w:ilvl w:val="0"/>
-          <w:numId w:val="142"/>
+          <w:numId w:val="143"/>
         </w:numPr>
         <w:spacing w:after="40" w:before="0"/>
       </w:pPr>
@@ -21275,7 +21318,7 @@
       <w:pPr>
         <w:numPr>
           <w:ilvl w:val="0"/>
-          <w:numId w:val="142"/>
+          <w:numId w:val="143"/>
         </w:numPr>
         <w:spacing w:after="40" w:before="0"/>
       </w:pPr>
@@ -21315,7 +21358,7 @@
         <w:keepNext/>
         <w:numPr>
           <w:ilvl w:val="0"/>
-          <w:numId w:val="143"/>
+          <w:numId w:val="144"/>
         </w:numPr>
         <w:spacing w:after="40" w:before="0"/>
       </w:pPr>
@@ -21332,17 +21375,17 @@
         <w:tblLook w:firstColumn="1" w:firstRow="1" w:lastColumn="0" w:lastRow="0" w:noHBand="0" w:noVBand="1" w:val="04A0"/>
       </w:tblPr>
       <w:tblGrid>
-        <w:gridCol w:w="3200"/>
+        <w:gridCol w:w="3400"/>
         <w:gridCol w:w="567"/>
-        <w:gridCol w:w="5157"/>
+        <w:gridCol w:w="4957"/>
       </w:tblGrid>
       <w:tr>
         <w:trPr>
-          <w:trHeight w:val="440" w:hRule="atLeast"/>
+          <w:trHeight w:val="440" w:hRule="exact"/>
         </w:trPr>
         <w:tc>
           <w:tcPr>
-            <w:tcW w:type="dxa" w:w="3200"/>
+            <w:tcW w:type="dxa" w:w="3400"/>
           </w:tcPr>
           <w:p>
             <w:pPr>
@@ -21368,7 +21411,7 @@
         </w:tc>
         <w:tc>
           <w:tcPr>
-            <w:tcW w:type="dxa" w:w="5157"/>
+            <w:tcW w:type="dxa" w:w="4957"/>
           </w:tcPr>
           <w:p>
             <w:pPr>
@@ -21383,11 +21426,11 @@
       </w:tr>
       <w:tr>
         <w:trPr>
-          <w:trHeight w:val="440" w:hRule="atLeast"/>
+          <w:trHeight w:val="440" w:hRule="exact"/>
         </w:trPr>
         <w:tc>
           <w:tcPr>
-            <w:tcW w:type="dxa" w:w="3200"/>
+            <w:tcW w:type="dxa" w:w="3400"/>
           </w:tcPr>
           <w:p>
             <w:pPr>
@@ -21413,7 +21456,7 @@
         </w:tc>
         <w:tc>
           <w:tcPr>
-            <w:tcW w:type="dxa" w:w="5157"/>
+            <w:tcW w:type="dxa" w:w="4957"/>
           </w:tcPr>
           <w:p>
             <w:pPr>
@@ -21428,11 +21471,11 @@
       </w:tr>
       <w:tr>
         <w:trPr>
-          <w:trHeight w:val="440" w:hRule="atLeast"/>
+          <w:trHeight w:val="440" w:hRule="exact"/>
         </w:trPr>
         <w:tc>
           <w:tcPr>
-            <w:tcW w:type="dxa" w:w="3200"/>
+            <w:tcW w:type="dxa" w:w="3400"/>
           </w:tcPr>
           <w:p>
             <w:pPr>
@@ -21458,7 +21501,7 @@
         </w:tc>
         <w:tc>
           <w:tcPr>
-            <w:tcW w:type="dxa" w:w="5157"/>
+            <w:tcW w:type="dxa" w:w="4957"/>
           </w:tcPr>
           <w:p>
             <w:pPr>
@@ -21473,11 +21516,11 @@
       </w:tr>
       <w:tr>
         <w:trPr>
-          <w:trHeight w:val="440" w:hRule="atLeast"/>
+          <w:trHeight w:val="440" w:hRule="exact"/>
         </w:trPr>
         <w:tc>
           <w:tcPr>
-            <w:tcW w:type="dxa" w:w="3200"/>
+            <w:tcW w:type="dxa" w:w="3400"/>
           </w:tcPr>
           <w:p>
             <w:pPr>
@@ -21503,7 +21546,7 @@
         </w:tc>
         <w:tc>
           <w:tcPr>
-            <w:tcW w:type="dxa" w:w="5157"/>
+            <w:tcW w:type="dxa" w:w="4957"/>
           </w:tcPr>
           <w:p>
             <w:pPr>
@@ -21527,7 +21570,7 @@
         <w:keepNext/>
         <w:numPr>
           <w:ilvl w:val="0"/>
-          <w:numId w:val="143"/>
+          <w:numId w:val="144"/>
         </w:numPr>
         <w:spacing w:after="40" w:before="0"/>
       </w:pPr>
@@ -21593,7 +21636,7 @@
         <w:keepNext/>
         <w:numPr>
           <w:ilvl w:val="0"/>
-          <w:numId w:val="143"/>
+          <w:numId w:val="144"/>
         </w:numPr>
         <w:spacing w:after="40" w:before="0"/>
       </w:pPr>
@@ -21624,7 +21667,7 @@
         <w:keepNext/>
         <w:numPr>
           <w:ilvl w:val="0"/>
-          <w:numId w:val="144"/>
+          <w:numId w:val="145"/>
         </w:numPr>
         <w:spacing w:after="40" w:before="0"/>
       </w:pPr>
@@ -21641,17 +21684,17 @@
         <w:tblLook w:firstColumn="1" w:firstRow="1" w:lastColumn="0" w:lastRow="0" w:noHBand="0" w:noVBand="1" w:val="04A0"/>
       </w:tblPr>
       <w:tblGrid>
-        <w:gridCol w:w="3200"/>
+        <w:gridCol w:w="3400"/>
         <w:gridCol w:w="567"/>
-        <w:gridCol w:w="5157"/>
+        <w:gridCol w:w="4957"/>
       </w:tblGrid>
       <w:tr>
         <w:trPr>
-          <w:trHeight w:val="440" w:hRule="atLeast"/>
+          <w:trHeight w:val="440" w:hRule="exact"/>
         </w:trPr>
         <w:tc>
           <w:tcPr>
-            <w:tcW w:type="dxa" w:w="3200"/>
+            <w:tcW w:type="dxa" w:w="3400"/>
           </w:tcPr>
           <w:p>
             <w:pPr>
@@ -21673,61 +21716,58 @@
             </w:pPr>
             <w:r/>
             <w:r/>
-            <mc:AlternateContent xmlns:a="http://schemas.openxmlformats.org/drawingml/2006/main">
-              <mc:Choice Requires="wps">
-                <w:drawing>
-                  <wp:anchor distT="0" distB="0" distL="114300" distR="114300" simplePos="0" relativeHeight="251659264" behindDoc="0" locked="0" layoutInCell="1" allowOverlap="1">
-                    <wp:simplePos x="0" y="0"/>
-                    <wp:positionH relativeFrom="column">
-                      <wp:posOffset>-381000</wp:posOffset>
-                    </wp:positionH>
-                    <wp:positionV relativeFrom="paragraph">
-                      <wp:posOffset>101600</wp:posOffset>
-                    </wp:positionV>
-                    <wp:extent cx="1498600" cy="558800"/>
-                    <wp:effectExtent l="38100" t="38100" r="60960" b="60960"/>
-                    <wp:wrapNone/>
-                    <wp:docPr id="750554311" name="Connecteur droit avec flèche 1"/>
-                    <wp:cNvGraphicFramePr/>
-                    <a:graphic>
-                      <a:graphicData uri="http://schemas.microsoft.com/office/word/2010/wordprocessingShape">
-                        <wps:wsp>
-                          <wps:cNvCnPr/>
-                          <wps:spPr>
-                            <a:xfrm>
-                              <a:off x="0" y="0"/>
-                              <a:ext cx="1498600" cy="558800"/>
-                            </a:xfrm>
-                            <a:prstGeom prst="straightConnector1">
-                              <a:avLst/>
-                            </a:prstGeom>
-                            <a:ln w="12700">
-                              <a:solidFill>
-                                <a:srgbClr val="FF00FF"/>
-                              </a:solidFill>
-                              <a:tailEnd type="triangle"/>
-                            </a:ln>
-                          </wps:spPr>
-                          <wps:bodyPr/>
-                        </wps:wsp>
-                      </a:graphicData>
-                    </a:graphic>
-                  </wp:anchor>
-                </w:drawing>
-              </mc:Choice>
-              <mc:Fallback>
-                <w:pict>
-                  <v:line id="Connecteur droit avec flèche 1" o:spid="_x0000_s1026" style="position:absolute;margin-left:-30.0pt;margin-top:8.0pt;width:118.0pt;height:44.0pt;z-index:251659264;mso-wrap-style:square;mso-position-horizontal:absolute;mso-position-horizontal-relative:text;mso-position-vertical:absolute;mso-position-vertical-relative:text" from="0,0" to="118,44" o:inset="0,0">
-                    <v:stroke weight="1pt" color="#FF00FF" endarrow="block"/>
-                  </v:line>
-                </w:pict>
-              </mc:Fallback>
-            </mc:AlternateContent>
-          </w:p>
-        </w:tc>
-        <w:tc>
-          <w:tcPr>
-            <w:tcW w:type="dxa" w:w="5157"/>
+            <w:drawing xmlns:a="http://schemas.openxmlformats.org/drawingml/2006/main" xmlns:pic="http://schemas.openxmlformats.org/drawingml/2006/picture">
+              <wp:anchor distT="0" distB="0" distL="0" distR="0" simplePos="0" relativeHeight="251659264" behindDoc="0" locked="0" layoutInCell="1" allowOverlap="1">
+                <wp:simplePos x="0" y="0"/>
+                <wp:positionH relativeFrom="column">
+                  <wp:posOffset>-381000</wp:posOffset>
+                </wp:positionH>
+                <wp:positionV relativeFrom="paragraph">
+                  <wp:posOffset>101600</wp:posOffset>
+                </wp:positionV>
+                <wp:extent cx="1117600" cy="558800"/>
+                <wp:effectExtent l="25400" t="25400" r="25400" b="25400"/>
+                <wp:wrapNone/>
+                <wp:docPr id="750554311" name="tsilo 1"/>
+                <wp:cNvGraphicFramePr/>
+                <a:graphic>
+                  <a:graphicData uri="http://schemas.openxmlformats.org/drawingml/2006/picture">
+                    <pic:pic>
+                      <pic:nvPicPr>
+                        <pic:cNvPr id="750554311" name="tsilo 1"/>
+                        <pic:cNvPicPr/>
+                      </pic:nvPicPr>
+                      <pic:blipFill>
+                        <a:blip r:embed="rId76">
+                          <a:extLst>
+                            <a:ext uri="{96DAC541-7B7A-43D3-8B79-37D633B846F1}">
+                              <asvg:svgBlip xmlns:asvg="http://schemas.microsoft.com/office/drawing/2016/SVG/main" r:embed="rId77"/>
+                            </a:ext>
+                          </a:extLst>
+                        </a:blip>
+                        <a:stretch>
+                          <a:fillRect/>
+                        </a:stretch>
+                      </pic:blipFill>
+                      <pic:spPr>
+                        <a:xfrm>
+                          <a:off x="0" y="0"/>
+                          <a:ext cx="1117600" cy="558800"/>
+                        </a:xfrm>
+                        <a:prstGeom prst="rect">
+                          <a:avLst/>
+                        </a:prstGeom>
+                      </pic:spPr>
+                    </pic:pic>
+                  </a:graphicData>
+                </a:graphic>
+              </wp:anchor>
+            </w:drawing>
+          </w:p>
+        </w:tc>
+        <w:tc>
+          <w:tcPr>
+            <w:tcW w:type="dxa" w:w="4957"/>
           </w:tcPr>
           <w:p>
             <w:pPr>
@@ -21742,11 +21782,11 @@
       </w:tr>
       <w:tr>
         <w:trPr>
-          <w:trHeight w:val="440" w:hRule="atLeast"/>
+          <w:trHeight w:val="440" w:hRule="exact"/>
         </w:trPr>
         <w:tc>
           <w:tcPr>
-            <w:tcW w:type="dxa" w:w="3200"/>
+            <w:tcW w:type="dxa" w:w="3400"/>
           </w:tcPr>
           <w:p>
             <w:pPr>
@@ -21768,61 +21808,58 @@
             </w:pPr>
             <w:r/>
             <w:r/>
-            <mc:AlternateContent xmlns:a="http://schemas.openxmlformats.org/drawingml/2006/main">
-              <mc:Choice Requires="wps">
-                <w:drawing>
-                  <wp:anchor distT="0" distB="0" distL="114300" distR="114300" simplePos="0" relativeHeight="251659264" behindDoc="0" locked="0" layoutInCell="1" allowOverlap="1">
-                    <wp:simplePos x="0" y="0"/>
-                    <wp:positionH relativeFrom="column">
-                      <wp:posOffset>-381000</wp:posOffset>
-                    </wp:positionH>
-                    <wp:positionV relativeFrom="paragraph">
-                      <wp:posOffset>101600</wp:posOffset>
-                    </wp:positionV>
-                    <wp:extent cx="1498600" cy="558800"/>
-                    <wp:effectExtent l="38100" t="38100" r="60960" b="60960"/>
-                    <wp:wrapNone/>
-                    <wp:docPr id="750554312" name="Connecteur droit avec flèche 2"/>
-                    <wp:cNvGraphicFramePr/>
-                    <a:graphic>
-                      <a:graphicData uri="http://schemas.microsoft.com/office/word/2010/wordprocessingShape">
-                        <wps:wsp>
-                          <wps:cNvCnPr/>
-                          <wps:spPr>
-                            <a:xfrm>
-                              <a:off x="0" y="0"/>
-                              <a:ext cx="1498600" cy="558800"/>
-                            </a:xfrm>
-                            <a:prstGeom prst="straightConnector1">
-                              <a:avLst/>
-                            </a:prstGeom>
-                            <a:ln w="12700">
-                              <a:solidFill>
-                                <a:srgbClr val="FF00FF"/>
-                              </a:solidFill>
-                              <a:tailEnd type="triangle"/>
-                            </a:ln>
-                          </wps:spPr>
-                          <wps:bodyPr/>
-                        </wps:wsp>
-                      </a:graphicData>
-                    </a:graphic>
-                  </wp:anchor>
-                </w:drawing>
-              </mc:Choice>
-              <mc:Fallback>
-                <w:pict>
-                  <v:line id="Connecteur droit avec flèche 2" o:spid="_x0000_s1026" style="position:absolute;margin-left:-30.0pt;margin-top:8.0pt;width:118.0pt;height:44.0pt;z-index:251659264;mso-wrap-style:square;mso-position-horizontal:absolute;mso-position-horizontal-relative:text;mso-position-vertical:absolute;mso-position-vertical-relative:text" from="0,0" to="118,44" o:inset="0,0">
-                    <v:stroke weight="1pt" color="#FF00FF" endarrow="block"/>
-                  </v:line>
-                </w:pict>
-              </mc:Fallback>
-            </mc:AlternateContent>
-          </w:p>
-        </w:tc>
-        <w:tc>
-          <w:tcPr>
-            <w:tcW w:type="dxa" w:w="5157"/>
+            <w:drawing xmlns:a="http://schemas.openxmlformats.org/drawingml/2006/main" xmlns:pic="http://schemas.openxmlformats.org/drawingml/2006/picture">
+              <wp:anchor distT="0" distB="0" distL="0" distR="0" simplePos="0" relativeHeight="251659264" behindDoc="0" locked="0" layoutInCell="1" allowOverlap="1">
+                <wp:simplePos x="0" y="0"/>
+                <wp:positionH relativeFrom="column">
+                  <wp:posOffset>-381000</wp:posOffset>
+                </wp:positionH>
+                <wp:positionV relativeFrom="paragraph">
+                  <wp:posOffset>101600</wp:posOffset>
+                </wp:positionV>
+                <wp:extent cx="1117600" cy="558800"/>
+                <wp:effectExtent l="25400" t="25400" r="25400" b="25400"/>
+                <wp:wrapNone/>
+                <wp:docPr id="750554312" name="tsilo 2"/>
+                <wp:cNvGraphicFramePr/>
+                <a:graphic>
+                  <a:graphicData uri="http://schemas.openxmlformats.org/drawingml/2006/picture">
+                    <pic:pic>
+                      <pic:nvPicPr>
+                        <pic:cNvPr id="750554312" name="tsilo 2"/>
+                        <pic:cNvPicPr/>
+                      </pic:nvPicPr>
+                      <pic:blipFill>
+                        <a:blip r:embed="rId78">
+                          <a:extLst>
+                            <a:ext uri="{96DAC541-7B7A-43D3-8B79-37D633B846F1}">
+                              <asvg:svgBlip xmlns:asvg="http://schemas.microsoft.com/office/drawing/2016/SVG/main" r:embed="rId79"/>
+                            </a:ext>
+                          </a:extLst>
+                        </a:blip>
+                        <a:stretch>
+                          <a:fillRect/>
+                        </a:stretch>
+                      </pic:blipFill>
+                      <pic:spPr>
+                        <a:xfrm>
+                          <a:off x="0" y="0"/>
+                          <a:ext cx="1117600" cy="558800"/>
+                        </a:xfrm>
+                        <a:prstGeom prst="rect">
+                          <a:avLst/>
+                        </a:prstGeom>
+                      </pic:spPr>
+                    </pic:pic>
+                  </a:graphicData>
+                </a:graphic>
+              </wp:anchor>
+            </w:drawing>
+          </w:p>
+        </w:tc>
+        <w:tc>
+          <w:tcPr>
+            <w:tcW w:type="dxa" w:w="4957"/>
           </w:tcPr>
           <w:p>
             <w:pPr>
@@ -21837,11 +21874,11 @@
       </w:tr>
       <w:tr>
         <w:trPr>
-          <w:trHeight w:val="440" w:hRule="atLeast"/>
+          <w:trHeight w:val="440" w:hRule="exact"/>
         </w:trPr>
         <w:tc>
           <w:tcPr>
-            <w:tcW w:type="dxa" w:w="3200"/>
+            <w:tcW w:type="dxa" w:w="3400"/>
           </w:tcPr>
           <w:p>
             <w:pPr>
@@ -21863,62 +21900,58 @@
             </w:pPr>
             <w:r/>
             <w:r/>
-            <mc:AlternateContent xmlns:a="http://schemas.openxmlformats.org/drawingml/2006/main">
-              <mc:Choice Requires="wps">
-                <w:drawing>
-                  <wp:anchor distT="0" distB="0" distL="114300" distR="114300" simplePos="0" relativeHeight="251659264" behindDoc="0" locked="0" layoutInCell="1" allowOverlap="1">
-                    <wp:simplePos x="0" y="0"/>
-                    <wp:positionH relativeFrom="column">
-                      <wp:posOffset>-381000</wp:posOffset>
-                    </wp:positionH>
-                    <wp:positionV relativeFrom="paragraph">
-                      <wp:posOffset>-457200</wp:posOffset>
-                    </wp:positionV>
-                    <wp:extent cx="1498600" cy="558800"/>
-                    <wp:effectExtent l="38100" t="38100" r="60960" b="60960"/>
-                    <wp:wrapNone/>
-                    <wp:docPr id="750554313" name="Connecteur droit avec flèche 3"/>
-                    <wp:cNvGraphicFramePr/>
-                    <a:graphic>
-                      <a:graphicData uri="http://schemas.microsoft.com/office/word/2010/wordprocessingShape">
-                        <wps:wsp>
-                          <wps:cNvCnPr/>
-                          <wps:spPr>
-                            <a:xfrm>
-                              <a:flipV/>
-                              <a:off x="0" y="0"/>
-                              <a:ext cx="1498600" cy="558800"/>
-                            </a:xfrm>
-                            <a:prstGeom prst="straightConnector1">
-                              <a:avLst/>
-                            </a:prstGeom>
-                            <a:ln w="12700">
-                              <a:solidFill>
-                                <a:srgbClr val="FF00FF"/>
-                              </a:solidFill>
-                              <a:tailEnd type="triangle"/>
-                            </a:ln>
-                          </wps:spPr>
-                          <wps:bodyPr/>
-                        </wps:wsp>
-                      </a:graphicData>
-                    </a:graphic>
-                  </wp:anchor>
-                </w:drawing>
-              </mc:Choice>
-              <mc:Fallback>
-                <w:pict>
-                  <v:line id="Connecteur droit avec flèche 3" o:spid="_x0000_s1026" style="position:absolute;margin-left:-30.0pt;margin-top:-36.0pt;width:118.0pt;height:44.0pt;flip:v;z-index:251659264;mso-wrap-style:square;mso-position-horizontal:absolute;mso-position-horizontal-relative:text;mso-position-vertical:absolute;mso-position-vertical-relative:text" from="0,44" to="118,0" o:inset="0,0">
-                    <v:stroke weight="1pt" color="#FF00FF" endarrow="block"/>
-                  </v:line>
-                </w:pict>
-              </mc:Fallback>
-            </mc:AlternateContent>
-          </w:p>
-        </w:tc>
-        <w:tc>
-          <w:tcPr>
-            <w:tcW w:type="dxa" w:w="5157"/>
+            <w:drawing xmlns:a="http://schemas.openxmlformats.org/drawingml/2006/main" xmlns:pic="http://schemas.openxmlformats.org/drawingml/2006/picture">
+              <wp:anchor distT="0" distB="0" distL="0" distR="0" simplePos="0" relativeHeight="251659264" behindDoc="0" locked="0" layoutInCell="1" allowOverlap="1">
+                <wp:simplePos x="0" y="0"/>
+                <wp:positionH relativeFrom="column">
+                  <wp:posOffset>-381000</wp:posOffset>
+                </wp:positionH>
+                <wp:positionV relativeFrom="paragraph">
+                  <wp:posOffset>-457200</wp:posOffset>
+                </wp:positionV>
+                <wp:extent cx="1117600" cy="558800"/>
+                <wp:effectExtent l="25400" t="25400" r="25400" b="25400"/>
+                <wp:wrapNone/>
+                <wp:docPr id="750554313" name="tsilo 3"/>
+                <wp:cNvGraphicFramePr/>
+                <a:graphic>
+                  <a:graphicData uri="http://schemas.openxmlformats.org/drawingml/2006/picture">
+                    <pic:pic>
+                      <pic:nvPicPr>
+                        <pic:cNvPr id="750554313" name="tsilo 3"/>
+                        <pic:cNvPicPr/>
+                      </pic:nvPicPr>
+                      <pic:blipFill>
+                        <a:blip r:embed="rId80">
+                          <a:extLst>
+                            <a:ext uri="{96DAC541-7B7A-43D3-8B79-37D633B846F1}">
+                              <asvg:svgBlip xmlns:asvg="http://schemas.microsoft.com/office/drawing/2016/SVG/main" r:embed="rId81"/>
+                            </a:ext>
+                          </a:extLst>
+                        </a:blip>
+                        <a:stretch>
+                          <a:fillRect/>
+                        </a:stretch>
+                      </pic:blipFill>
+                      <pic:spPr>
+                        <a:xfrm>
+                          <a:off x="0" y="0"/>
+                          <a:ext cx="1117600" cy="558800"/>
+                        </a:xfrm>
+                        <a:prstGeom prst="rect">
+                          <a:avLst/>
+                        </a:prstGeom>
+                      </pic:spPr>
+                    </pic:pic>
+                  </a:graphicData>
+                </a:graphic>
+              </wp:anchor>
+            </w:drawing>
+          </w:p>
+        </w:tc>
+        <w:tc>
+          <w:tcPr>
+            <w:tcW w:type="dxa" w:w="4957"/>
           </w:tcPr>
           <w:p>
             <w:pPr>
@@ -21933,11 +21966,11 @@
       </w:tr>
       <w:tr>
         <w:trPr>
-          <w:trHeight w:val="440" w:hRule="atLeast"/>
+          <w:trHeight w:val="440" w:hRule="exact"/>
         </w:trPr>
         <w:tc>
           <w:tcPr>
-            <w:tcW w:type="dxa" w:w="3200"/>
+            <w:tcW w:type="dxa" w:w="3400"/>
           </w:tcPr>
           <w:p>
             <w:pPr>
@@ -21959,62 +21992,58 @@
             </w:pPr>
             <w:r/>
             <w:r/>
-            <mc:AlternateContent xmlns:a="http://schemas.openxmlformats.org/drawingml/2006/main">
-              <mc:Choice Requires="wps">
-                <w:drawing>
-                  <wp:anchor distT="0" distB="0" distL="114300" distR="114300" simplePos="0" relativeHeight="251659264" behindDoc="0" locked="0" layoutInCell="1" allowOverlap="1">
-                    <wp:simplePos x="0" y="0"/>
-                    <wp:positionH relativeFrom="column">
-                      <wp:posOffset>-381000</wp:posOffset>
-                    </wp:positionH>
-                    <wp:positionV relativeFrom="paragraph">
-                      <wp:posOffset>-457200</wp:posOffset>
-                    </wp:positionV>
-                    <wp:extent cx="1498600" cy="558800"/>
-                    <wp:effectExtent l="38100" t="38100" r="60960" b="60960"/>
-                    <wp:wrapNone/>
-                    <wp:docPr id="750554314" name="Connecteur droit avec flèche 4"/>
-                    <wp:cNvGraphicFramePr/>
-                    <a:graphic>
-                      <a:graphicData uri="http://schemas.microsoft.com/office/word/2010/wordprocessingShape">
-                        <wps:wsp>
-                          <wps:cNvCnPr/>
-                          <wps:spPr>
-                            <a:xfrm>
-                              <a:flipV/>
-                              <a:off x="0" y="0"/>
-                              <a:ext cx="1498600" cy="558800"/>
-                            </a:xfrm>
-                            <a:prstGeom prst="straightConnector1">
-                              <a:avLst/>
-                            </a:prstGeom>
-                            <a:ln w="12700">
-                              <a:solidFill>
-                                <a:srgbClr val="FF00FF"/>
-                              </a:solidFill>
-                              <a:tailEnd type="triangle"/>
-                            </a:ln>
-                          </wps:spPr>
-                          <wps:bodyPr/>
-                        </wps:wsp>
-                      </a:graphicData>
-                    </a:graphic>
-                  </wp:anchor>
-                </w:drawing>
-              </mc:Choice>
-              <mc:Fallback>
-                <w:pict>
-                  <v:line id="Connecteur droit avec flèche 4" o:spid="_x0000_s1026" style="position:absolute;margin-left:-30.0pt;margin-top:-36.0pt;width:118.0pt;height:44.0pt;flip:v;z-index:251659264;mso-wrap-style:square;mso-position-horizontal:absolute;mso-position-horizontal-relative:text;mso-position-vertical:absolute;mso-position-vertical-relative:text" from="0,44" to="118,0" o:inset="0,0">
-                    <v:stroke weight="1pt" color="#FF00FF" endarrow="block"/>
-                  </v:line>
-                </w:pict>
-              </mc:Fallback>
-            </mc:AlternateContent>
-          </w:p>
-        </w:tc>
-        <w:tc>
-          <w:tcPr>
-            <w:tcW w:type="dxa" w:w="5157"/>
+            <w:drawing xmlns:a="http://schemas.openxmlformats.org/drawingml/2006/main" xmlns:pic="http://schemas.openxmlformats.org/drawingml/2006/picture">
+              <wp:anchor distT="0" distB="0" distL="0" distR="0" simplePos="0" relativeHeight="251659264" behindDoc="0" locked="0" layoutInCell="1" allowOverlap="1">
+                <wp:simplePos x="0" y="0"/>
+                <wp:positionH relativeFrom="column">
+                  <wp:posOffset>-381000</wp:posOffset>
+                </wp:positionH>
+                <wp:positionV relativeFrom="paragraph">
+                  <wp:posOffset>-457200</wp:posOffset>
+                </wp:positionV>
+                <wp:extent cx="1117600" cy="558800"/>
+                <wp:effectExtent l="25400" t="25400" r="25400" b="25400"/>
+                <wp:wrapNone/>
+                <wp:docPr id="750554314" name="tsilo 4"/>
+                <wp:cNvGraphicFramePr/>
+                <a:graphic>
+                  <a:graphicData uri="http://schemas.openxmlformats.org/drawingml/2006/picture">
+                    <pic:pic>
+                      <pic:nvPicPr>
+                        <pic:cNvPr id="750554314" name="tsilo 4"/>
+                        <pic:cNvPicPr/>
+                      </pic:nvPicPr>
+                      <pic:blipFill>
+                        <a:blip r:embed="rId82">
+                          <a:extLst>
+                            <a:ext uri="{96DAC541-7B7A-43D3-8B79-37D633B846F1}">
+                              <asvg:svgBlip xmlns:asvg="http://schemas.microsoft.com/office/drawing/2016/SVG/main" r:embed="rId83"/>
+                            </a:ext>
+                          </a:extLst>
+                        </a:blip>
+                        <a:stretch>
+                          <a:fillRect/>
+                        </a:stretch>
+                      </pic:blipFill>
+                      <pic:spPr>
+                        <a:xfrm>
+                          <a:off x="0" y="0"/>
+                          <a:ext cx="1117600" cy="558800"/>
+                        </a:xfrm>
+                        <a:prstGeom prst="rect">
+                          <a:avLst/>
+                        </a:prstGeom>
+                      </pic:spPr>
+                    </pic:pic>
+                  </a:graphicData>
+                </a:graphic>
+              </wp:anchor>
+            </w:drawing>
+          </w:p>
+        </w:tc>
+        <w:tc>
+          <w:tcPr>
+            <w:tcW w:type="dxa" w:w="4957"/>
           </w:tcPr>
           <w:p>
             <w:pPr>
@@ -22038,7 +22067,7 @@
         <w:keepNext/>
         <w:numPr>
           <w:ilvl w:val="0"/>
-          <w:numId w:val="144"/>
+          <w:numId w:val="145"/>
         </w:numPr>
         <w:spacing w:after="40" w:before="0"/>
       </w:pPr>
@@ -22104,7 +22133,7 @@
         <w:keepNext/>
         <w:numPr>
           <w:ilvl w:val="0"/>
-          <w:numId w:val="144"/>
+          <w:numId w:val="145"/>
         </w:numPr>
         <w:spacing w:after="40" w:before="0"/>
       </w:pPr>
@@ -23351,7 +23380,7 @@
         <w:rPr>
           <w:vertAlign w:val="superscript"/>
         </w:rPr>
-        <w:footnoteReference w:id="1014"/>
+        <w:footnoteReference w:id="1015"/>
       </w:r>
     </w:p>
     <w:p>
@@ -23359,7 +23388,7 @@
         <w:keepNext/>
         <w:numPr>
           <w:ilvl w:val="0"/>
-          <w:numId w:val="145"/>
+          <w:numId w:val="146"/>
         </w:numPr>
         <w:spacing w:after="40" w:before="0"/>
       </w:pPr>
@@ -23387,7 +23416,7 @@
         <w:rPr>
           <w:vertAlign w:val="superscript"/>
         </w:rPr>
-        <w:footnoteReference w:id="1015"/>
+        <w:footnoteReference w:id="1016"/>
       </w:r>
     </w:p>
     <w:p>
@@ -23395,7 +23424,7 @@
         <w:keepNext/>
         <w:numPr>
           <w:ilvl w:val="0"/>
-          <w:numId w:val="145"/>
+          <w:numId w:val="146"/>
         </w:numPr>
         <w:spacing w:after="40" w:before="0"/>
       </w:pPr>
@@ -23412,7 +23441,7 @@
       <w:pPr>
         <w:numPr>
           <w:ilvl w:val="0"/>
-          <w:numId w:val="146"/>
+          <w:numId w:val="147"/>
         </w:numPr>
         <w:spacing w:after="40" w:before="0"/>
       </w:pPr>
@@ -23424,7 +23453,7 @@
       <w:pPr>
         <w:numPr>
           <w:ilvl w:val="0"/>
-          <w:numId w:val="146"/>
+          <w:numId w:val="147"/>
         </w:numPr>
         <w:spacing w:after="40" w:before="0"/>
       </w:pPr>
@@ -23436,7 +23465,7 @@
       <w:pPr>
         <w:numPr>
           <w:ilvl w:val="0"/>
-          <w:numId w:val="146"/>
+          <w:numId w:val="147"/>
         </w:numPr>
         <w:spacing w:after="40" w:before="0"/>
       </w:pPr>
@@ -23468,7 +23497,7 @@
       <w:pPr>
         <w:numPr>
           <w:ilvl w:val="0"/>
-          <w:numId w:val="147"/>
+          <w:numId w:val="148"/>
         </w:numPr>
         <w:spacing w:after="40" w:before="0"/>
       </w:pPr>
@@ -23480,7 +23509,7 @@
       <w:pPr>
         <w:numPr>
           <w:ilvl w:val="0"/>
-          <w:numId w:val="147"/>
+          <w:numId w:val="148"/>
         </w:numPr>
         <w:spacing w:after="40" w:before="0"/>
       </w:pPr>
@@ -23520,7 +23549,7 @@
         <w:keepNext/>
         <w:numPr>
           <w:ilvl w:val="0"/>
-          <w:numId w:val="148"/>
+          <w:numId w:val="149"/>
         </w:numPr>
         <w:spacing w:after="40" w:before="0"/>
       </w:pPr>
@@ -23538,7 +23567,7 @@
         <w:keepNext/>
         <w:numPr>
           <w:ilvl w:val="0"/>
-          <w:numId w:val="148"/>
+          <w:numId w:val="149"/>
         </w:numPr>
         <w:spacing w:after="40" w:before="0"/>
       </w:pPr>
@@ -23568,7 +23597,7 @@
         <w:keepNext/>
         <w:numPr>
           <w:ilvl w:val="0"/>
-          <w:numId w:val="148"/>
+          <w:numId w:val="149"/>
         </w:numPr>
         <w:spacing w:after="40" w:before="0"/>
       </w:pPr>
@@ -23599,7 +23628,7 @@
         <w:keepNext/>
         <w:numPr>
           <w:ilvl w:val="0"/>
-          <w:numId w:val="149"/>
+          <w:numId w:val="150"/>
         </w:numPr>
         <w:spacing w:after="40" w:before="0"/>
       </w:pPr>
@@ -23629,7 +23658,7 @@
         <w:keepNext/>
         <w:numPr>
           <w:ilvl w:val="0"/>
-          <w:numId w:val="149"/>
+          <w:numId w:val="150"/>
         </w:numPr>
         <w:spacing w:after="40" w:before="0"/>
       </w:pPr>
@@ -23671,7 +23700,7 @@
         <w:keepNext/>
         <w:numPr>
           <w:ilvl w:val="0"/>
-          <w:numId w:val="149"/>
+          <w:numId w:val="150"/>
         </w:numPr>
         <w:spacing w:after="40" w:before="0"/>
       </w:pPr>
@@ -25481,7 +25510,7 @@
       <w:pPr>
         <w:numPr>
           <w:ilvl w:val="0"/>
-          <w:numId w:val="151"/>
+          <w:numId w:val="152"/>
         </w:numPr>
         <w:spacing w:after="40" w:before="0"/>
       </w:pPr>
@@ -25491,34 +25520,34 @@
     </w:p>
     <w:p>
       <w:pPr>
+        <w:numPr>
+          <w:ilvl w:val="0"/>
+          <w:numId w:val="152"/>
+        </w:numPr>
+        <w:spacing w:after="40" w:before="0"/>
+      </w:pPr>
+      <w:r>
+        <w:t>Mivadi-drafitra : Ny - L “no” -EM</w:t>
+      </w:r>
+      <w:r>
+        <w:rPr>
+          <w:vertAlign w:val="superscript"/>
+        </w:rPr>
+        <w:footnoteReference w:id="1017"/>
+      </w:r>
+    </w:p>
+    <w:p>
+      <w:pPr>
+        <w:spacing w:after="40" w:before="0"/>
+        <w:ind w:left="2160"/>
+      </w:pPr>
+    </w:p>
+    <w:p>
+      <w:pPr>
+        <w:keepNext/>
         <w:numPr>
           <w:ilvl w:val="0"/>
           <w:numId w:val="151"/>
-        </w:numPr>
-        <w:spacing w:after="40" w:before="0"/>
-      </w:pPr>
-      <w:r>
-        <w:t>Mivadi-drafitra : Ny - L “no” -EM</w:t>
-      </w:r>
-      <w:r>
-        <w:rPr>
-          <w:vertAlign w:val="superscript"/>
-        </w:rPr>
-        <w:footnoteReference w:id="1016"/>
-      </w:r>
-    </w:p>
-    <w:p>
-      <w:pPr>
-        <w:spacing w:after="40" w:before="0"/>
-        <w:ind w:left="2160"/>
-      </w:pPr>
-    </w:p>
-    <w:p>
-      <w:pPr>
-        <w:keepNext/>
-        <w:numPr>
-          <w:ilvl w:val="0"/>
-          <w:numId w:val="150"/>
         </w:numPr>
         <w:spacing w:after="40" w:before="0"/>
       </w:pPr>
@@ -25546,7 +25575,7 @@
         <w:rPr>
           <w:vertAlign w:val="superscript"/>
         </w:rPr>
-        <w:footnoteReference w:id="1017"/>
+        <w:footnoteReference w:id="1018"/>
       </w:r>
     </w:p>
     <w:p>
@@ -25554,7 +25583,7 @@
         <w:keepNext/>
         <w:numPr>
           <w:ilvl w:val="0"/>
-          <w:numId w:val="150"/>
+          <w:numId w:val="151"/>
         </w:numPr>
         <w:spacing w:after="40" w:before="0"/>
       </w:pPr>
@@ -25571,7 +25600,7 @@
       <w:pPr>
         <w:numPr>
           <w:ilvl w:val="0"/>
-          <w:numId w:val="152"/>
+          <w:numId w:val="153"/>
         </w:numPr>
         <w:spacing w:after="40" w:before="0"/>
       </w:pPr>
@@ -25583,7 +25612,7 @@
       <w:pPr>
         <w:numPr>
           <w:ilvl w:val="0"/>
-          <w:numId w:val="152"/>
+          <w:numId w:val="153"/>
         </w:numPr>
         <w:spacing w:after="40" w:before="0"/>
       </w:pPr>
@@ -25595,7 +25624,7 @@
       <w:pPr>
         <w:numPr>
           <w:ilvl w:val="0"/>
-          <w:numId w:val="152"/>
+          <w:numId w:val="153"/>
         </w:numPr>
         <w:spacing w:after="40" w:before="0"/>
       </w:pPr>
@@ -25607,7 +25636,7 @@
       <w:pPr>
         <w:numPr>
           <w:ilvl w:val="0"/>
-          <w:numId w:val="152"/>
+          <w:numId w:val="153"/>
         </w:numPr>
         <w:spacing w:after="40" w:before="0"/>
       </w:pPr>
@@ -25619,7 +25648,7 @@
       <w:pPr>
         <w:numPr>
           <w:ilvl w:val="0"/>
-          <w:numId w:val="152"/>
+          <w:numId w:val="153"/>
         </w:numPr>
         <w:spacing w:after="40" w:before="0"/>
       </w:pPr>
@@ -25659,7 +25688,7 @@
         <w:keepNext/>
         <w:numPr>
           <w:ilvl w:val="0"/>
-          <w:numId w:val="153"/>
+          <w:numId w:val="154"/>
         </w:numPr>
         <w:spacing w:after="40" w:before="0"/>
       </w:pPr>
@@ -25676,17 +25705,17 @@
         <w:tblLook w:firstColumn="1" w:firstRow="1" w:lastColumn="0" w:lastRow="0" w:noHBand="0" w:noVBand="1" w:val="04A0"/>
       </w:tblPr>
       <w:tblGrid>
-        <w:gridCol w:w="3200"/>
+        <w:gridCol w:w="3400"/>
         <w:gridCol w:w="567"/>
-        <w:gridCol w:w="5157"/>
+        <w:gridCol w:w="4957"/>
       </w:tblGrid>
       <w:tr>
         <w:trPr>
-          <w:trHeight w:val="440" w:hRule="atLeast"/>
+          <w:trHeight w:val="440" w:hRule="exact"/>
         </w:trPr>
         <w:tc>
           <w:tcPr>
-            <w:tcW w:type="dxa" w:w="3200"/>
+            <w:tcW w:type="dxa" w:w="3400"/>
           </w:tcPr>
           <w:p>
             <w:pPr>
@@ -25712,7 +25741,7 @@
         </w:tc>
         <w:tc>
           <w:tcPr>
-            <w:tcW w:type="dxa" w:w="5157"/>
+            <w:tcW w:type="dxa" w:w="4957"/>
           </w:tcPr>
           <w:p>
             <w:pPr>
@@ -25727,11 +25756,11 @@
       </w:tr>
       <w:tr>
         <w:trPr>
-          <w:trHeight w:val="440" w:hRule="atLeast"/>
+          <w:trHeight w:val="440" w:hRule="exact"/>
         </w:trPr>
         <w:tc>
           <w:tcPr>
-            <w:tcW w:type="dxa" w:w="3200"/>
+            <w:tcW w:type="dxa" w:w="3400"/>
           </w:tcPr>
           <w:p>
             <w:pPr>
@@ -25757,7 +25786,7 @@
         </w:tc>
         <w:tc>
           <w:tcPr>
-            <w:tcW w:type="dxa" w:w="5157"/>
+            <w:tcW w:type="dxa" w:w="4957"/>
           </w:tcPr>
           <w:p>
             <w:pPr>
@@ -25772,11 +25801,11 @@
       </w:tr>
       <w:tr>
         <w:trPr>
-          <w:trHeight w:val="440" w:hRule="atLeast"/>
+          <w:trHeight w:val="440" w:hRule="exact"/>
         </w:trPr>
         <w:tc>
           <w:tcPr>
-            <w:tcW w:type="dxa" w:w="3200"/>
+            <w:tcW w:type="dxa" w:w="3400"/>
           </w:tcPr>
           <w:p>
             <w:pPr>
@@ -25802,7 +25831,7 @@
         </w:tc>
         <w:tc>
           <w:tcPr>
-            <w:tcW w:type="dxa" w:w="5157"/>
+            <w:tcW w:type="dxa" w:w="4957"/>
           </w:tcPr>
           <w:p>
             <w:pPr>
@@ -25826,7 +25855,7 @@
         <w:keepNext/>
         <w:numPr>
           <w:ilvl w:val="0"/>
-          <w:numId w:val="153"/>
+          <w:numId w:val="154"/>
         </w:numPr>
         <w:spacing w:after="40" w:before="0"/>
       </w:pPr>
@@ -25880,7 +25909,7 @@
         <w:keepNext/>
         <w:numPr>
           <w:ilvl w:val="0"/>
-          <w:numId w:val="153"/>
+          <w:numId w:val="154"/>
         </w:numPr>
         <w:spacing w:after="40" w:before="0"/>
       </w:pPr>
@@ -25911,7 +25940,7 @@
         <w:keepNext/>
         <w:numPr>
           <w:ilvl w:val="0"/>
-          <w:numId w:val="154"/>
+          <w:numId w:val="155"/>
         </w:numPr>
         <w:spacing w:after="40" w:before="0"/>
       </w:pPr>
@@ -25928,17 +25957,17 @@
         <w:tblLook w:firstColumn="1" w:firstRow="1" w:lastColumn="0" w:lastRow="0" w:noHBand="0" w:noVBand="1" w:val="04A0"/>
       </w:tblPr>
       <w:tblGrid>
-        <w:gridCol w:w="3200"/>
+        <w:gridCol w:w="3400"/>
         <w:gridCol w:w="567"/>
-        <w:gridCol w:w="5157"/>
+        <w:gridCol w:w="4957"/>
       </w:tblGrid>
       <w:tr>
         <w:trPr>
-          <w:trHeight w:val="440" w:hRule="atLeast"/>
+          <w:trHeight w:val="440" w:hRule="exact"/>
         </w:trPr>
         <w:tc>
           <w:tcPr>
-            <w:tcW w:type="dxa" w:w="3200"/>
+            <w:tcW w:type="dxa" w:w="3400"/>
           </w:tcPr>
           <w:p>
             <w:pPr>
@@ -25960,61 +25989,58 @@
             </w:pPr>
             <w:r/>
             <w:r/>
-            <mc:AlternateContent xmlns:a="http://schemas.openxmlformats.org/drawingml/2006/main">
-              <mc:Choice Requires="wps">
-                <w:drawing>
-                  <wp:anchor distT="0" distB="0" distL="114300" distR="114300" simplePos="0" relativeHeight="251659264" behindDoc="0" locked="0" layoutInCell="1" allowOverlap="1">
-                    <wp:simplePos x="0" y="0"/>
-                    <wp:positionH relativeFrom="column">
-                      <wp:posOffset>-381000</wp:posOffset>
-                    </wp:positionH>
-                    <wp:positionV relativeFrom="paragraph">
-                      <wp:posOffset>101600</wp:posOffset>
-                    </wp:positionV>
-                    <wp:extent cx="1498600" cy="25400"/>
-                    <wp:effectExtent l="38100" t="38100" r="60960" b="60960"/>
-                    <wp:wrapNone/>
-                    <wp:docPr id="750554311" name="Connecteur droit avec flèche 1"/>
-                    <wp:cNvGraphicFramePr/>
-                    <a:graphic>
-                      <a:graphicData uri="http://schemas.microsoft.com/office/word/2010/wordprocessingShape">
-                        <wps:wsp>
-                          <wps:cNvCnPr/>
-                          <wps:spPr>
-                            <a:xfrm>
-                              <a:off x="0" y="0"/>
-                              <a:ext cx="1498600" cy="25400"/>
-                            </a:xfrm>
-                            <a:prstGeom prst="straightConnector1">
-                              <a:avLst/>
-                            </a:prstGeom>
-                            <a:ln w="12700">
-                              <a:solidFill>
-                                <a:srgbClr val="FF00FF"/>
-                              </a:solidFill>
-                              <a:tailEnd type="triangle"/>
-                            </a:ln>
-                          </wps:spPr>
-                          <wps:bodyPr/>
-                        </wps:wsp>
-                      </a:graphicData>
-                    </a:graphic>
-                  </wp:anchor>
-                </w:drawing>
-              </mc:Choice>
-              <mc:Fallback>
-                <w:pict>
-                  <v:line id="Connecteur droit avec flèche 1" o:spid="_x0000_s1026" style="position:absolute;margin-left:-30.0pt;margin-top:8.0pt;width:118.0pt;height:2.0pt;z-index:251659264;mso-wrap-style:square;mso-position-horizontal:absolute;mso-position-horizontal-relative:text;mso-position-vertical:absolute;mso-position-vertical-relative:text" from="0,0" to="118,2" o:inset="0,0">
-                    <v:stroke weight="1pt" color="#FF00FF" endarrow="block"/>
-                  </v:line>
-                </w:pict>
-              </mc:Fallback>
-            </mc:AlternateContent>
-          </w:p>
-        </w:tc>
-        <w:tc>
-          <w:tcPr>
-            <w:tcW w:type="dxa" w:w="5157"/>
+            <w:drawing xmlns:a="http://schemas.openxmlformats.org/drawingml/2006/main" xmlns:pic="http://schemas.openxmlformats.org/drawingml/2006/picture">
+              <wp:anchor distT="0" distB="0" distL="0" distR="0" simplePos="0" relativeHeight="251659264" behindDoc="0" locked="0" layoutInCell="1" allowOverlap="1">
+                <wp:simplePos x="0" y="0"/>
+                <wp:positionH relativeFrom="column">
+                  <wp:posOffset>-381000</wp:posOffset>
+                </wp:positionH>
+                <wp:positionV relativeFrom="paragraph">
+                  <wp:posOffset>101600</wp:posOffset>
+                </wp:positionV>
+                <wp:extent cx="1117600" cy="101600"/>
+                <wp:effectExtent l="25400" t="25400" r="25400" b="25400"/>
+                <wp:wrapNone/>
+                <wp:docPr id="750554311" name="tsilo 1"/>
+                <wp:cNvGraphicFramePr/>
+                <a:graphic>
+                  <a:graphicData uri="http://schemas.openxmlformats.org/drawingml/2006/picture">
+                    <pic:pic>
+                      <pic:nvPicPr>
+                        <pic:cNvPr id="750554311" name="tsilo 1"/>
+                        <pic:cNvPicPr/>
+                      </pic:nvPicPr>
+                      <pic:blipFill>
+                        <a:blip r:embed="rId84">
+                          <a:extLst>
+                            <a:ext uri="{96DAC541-7B7A-43D3-8B79-37D633B846F1}">
+                              <asvg:svgBlip xmlns:asvg="http://schemas.microsoft.com/office/drawing/2016/SVG/main" r:embed="rId85"/>
+                            </a:ext>
+                          </a:extLst>
+                        </a:blip>
+                        <a:stretch>
+                          <a:fillRect/>
+                        </a:stretch>
+                      </pic:blipFill>
+                      <pic:spPr>
+                        <a:xfrm>
+                          <a:off x="0" y="0"/>
+                          <a:ext cx="1117600" cy="101600"/>
+                        </a:xfrm>
+                        <a:prstGeom prst="rect">
+                          <a:avLst/>
+                        </a:prstGeom>
+                      </pic:spPr>
+                    </pic:pic>
+                  </a:graphicData>
+                </a:graphic>
+              </wp:anchor>
+            </w:drawing>
+          </w:p>
+        </w:tc>
+        <w:tc>
+          <w:tcPr>
+            <w:tcW w:type="dxa" w:w="4957"/>
           </w:tcPr>
           <w:p>
             <w:pPr>
@@ -26029,11 +26055,11 @@
       </w:tr>
       <w:tr>
         <w:trPr>
-          <w:trHeight w:val="440" w:hRule="atLeast"/>
+          <w:trHeight w:val="440" w:hRule="exact"/>
         </w:trPr>
         <w:tc>
           <w:tcPr>
-            <w:tcW w:type="dxa" w:w="3200"/>
+            <w:tcW w:type="dxa" w:w="3400"/>
           </w:tcPr>
           <w:p>
             <w:pPr>
@@ -26055,61 +26081,58 @@
             </w:pPr>
             <w:r/>
             <w:r/>
-            <mc:AlternateContent xmlns:a="http://schemas.openxmlformats.org/drawingml/2006/main">
-              <mc:Choice Requires="wps">
-                <w:drawing>
-                  <wp:anchor distT="0" distB="0" distL="114300" distR="114300" simplePos="0" relativeHeight="251659264" behindDoc="0" locked="0" layoutInCell="1" allowOverlap="1">
-                    <wp:simplePos x="0" y="0"/>
-                    <wp:positionH relativeFrom="column">
-                      <wp:posOffset>-381000</wp:posOffset>
-                    </wp:positionH>
-                    <wp:positionV relativeFrom="paragraph">
-                      <wp:posOffset>101600</wp:posOffset>
-                    </wp:positionV>
-                    <wp:extent cx="1498600" cy="279400"/>
-                    <wp:effectExtent l="38100" t="38100" r="60960" b="60960"/>
-                    <wp:wrapNone/>
-                    <wp:docPr id="750554312" name="Connecteur droit avec flèche 2"/>
-                    <wp:cNvGraphicFramePr/>
-                    <a:graphic>
-                      <a:graphicData uri="http://schemas.microsoft.com/office/word/2010/wordprocessingShape">
-                        <wps:wsp>
-                          <wps:cNvCnPr/>
-                          <wps:spPr>
-                            <a:xfrm>
-                              <a:off x="0" y="0"/>
-                              <a:ext cx="1498600" cy="279400"/>
-                            </a:xfrm>
-                            <a:prstGeom prst="straightConnector1">
-                              <a:avLst/>
-                            </a:prstGeom>
-                            <a:ln w="12700">
-                              <a:solidFill>
-                                <a:srgbClr val="FF00FF"/>
-                              </a:solidFill>
-                              <a:tailEnd type="triangle"/>
-                            </a:ln>
-                          </wps:spPr>
-                          <wps:bodyPr/>
-                        </wps:wsp>
-                      </a:graphicData>
-                    </a:graphic>
-                  </wp:anchor>
-                </w:drawing>
-              </mc:Choice>
-              <mc:Fallback>
-                <w:pict>
-                  <v:line id="Connecteur droit avec flèche 2" o:spid="_x0000_s1026" style="position:absolute;margin-left:-30.0pt;margin-top:8.0pt;width:118.0pt;height:22.0pt;z-index:251659264;mso-wrap-style:square;mso-position-horizontal:absolute;mso-position-horizontal-relative:text;mso-position-vertical:absolute;mso-position-vertical-relative:text" from="0,0" to="118,22" o:inset="0,0">
-                    <v:stroke weight="1pt" color="#FF00FF" endarrow="block"/>
-                  </v:line>
-                </w:pict>
-              </mc:Fallback>
-            </mc:AlternateContent>
-          </w:p>
-        </w:tc>
-        <w:tc>
-          <w:tcPr>
-            <w:tcW w:type="dxa" w:w="5157"/>
+            <w:drawing xmlns:a="http://schemas.openxmlformats.org/drawingml/2006/main" xmlns:pic="http://schemas.openxmlformats.org/drawingml/2006/picture">
+              <wp:anchor distT="0" distB="0" distL="0" distR="0" simplePos="0" relativeHeight="251659264" behindDoc="0" locked="0" layoutInCell="1" allowOverlap="1">
+                <wp:simplePos x="0" y="0"/>
+                <wp:positionH relativeFrom="column">
+                  <wp:posOffset>-381000</wp:posOffset>
+                </wp:positionH>
+                <wp:positionV relativeFrom="paragraph">
+                  <wp:posOffset>101600</wp:posOffset>
+                </wp:positionV>
+                <wp:extent cx="1117600" cy="279400"/>
+                <wp:effectExtent l="25400" t="25400" r="25400" b="25400"/>
+                <wp:wrapNone/>
+                <wp:docPr id="750554312" name="tsilo 2"/>
+                <wp:cNvGraphicFramePr/>
+                <a:graphic>
+                  <a:graphicData uri="http://schemas.openxmlformats.org/drawingml/2006/picture">
+                    <pic:pic>
+                      <pic:nvPicPr>
+                        <pic:cNvPr id="750554312" name="tsilo 2"/>
+                        <pic:cNvPicPr/>
+                      </pic:nvPicPr>
+                      <pic:blipFill>
+                        <a:blip r:embed="rId86">
+                          <a:extLst>
+                            <a:ext uri="{96DAC541-7B7A-43D3-8B79-37D633B846F1}">
+                              <asvg:svgBlip xmlns:asvg="http://schemas.microsoft.com/office/drawing/2016/SVG/main" r:embed="rId87"/>
+                            </a:ext>
+                          </a:extLst>
+                        </a:blip>
+                        <a:stretch>
+                          <a:fillRect/>
+                        </a:stretch>
+                      </pic:blipFill>
+                      <pic:spPr>
+                        <a:xfrm>
+                          <a:off x="0" y="0"/>
+                          <a:ext cx="1117600" cy="279400"/>
+                        </a:xfrm>
+                        <a:prstGeom prst="rect">
+                          <a:avLst/>
+                        </a:prstGeom>
+                      </pic:spPr>
+                    </pic:pic>
+                  </a:graphicData>
+                </a:graphic>
+              </wp:anchor>
+            </w:drawing>
+          </w:p>
+        </w:tc>
+        <w:tc>
+          <w:tcPr>
+            <w:tcW w:type="dxa" w:w="4957"/>
           </w:tcPr>
           <w:p>
             <w:pPr>
@@ -26124,11 +26147,11 @@
       </w:tr>
       <w:tr>
         <w:trPr>
-          <w:trHeight w:val="440" w:hRule="atLeast"/>
+          <w:trHeight w:val="440" w:hRule="exact"/>
         </w:trPr>
         <w:tc>
           <w:tcPr>
-            <w:tcW w:type="dxa" w:w="3200"/>
+            <w:tcW w:type="dxa" w:w="3400"/>
           </w:tcPr>
           <w:p>
             <w:pPr>
@@ -26150,62 +26173,58 @@
             </w:pPr>
             <w:r/>
             <w:r/>
-            <mc:AlternateContent xmlns:a="http://schemas.openxmlformats.org/drawingml/2006/main">
-              <mc:Choice Requires="wps">
-                <w:drawing>
-                  <wp:anchor distT="0" distB="0" distL="114300" distR="114300" simplePos="0" relativeHeight="251659264" behindDoc="0" locked="0" layoutInCell="1" allowOverlap="1">
-                    <wp:simplePos x="0" y="0"/>
-                    <wp:positionH relativeFrom="column">
-                      <wp:posOffset>-381000</wp:posOffset>
-                    </wp:positionH>
-                    <wp:positionV relativeFrom="paragraph">
-                      <wp:posOffset>-457200</wp:posOffset>
-                    </wp:positionV>
-                    <wp:extent cx="1498600" cy="558800"/>
-                    <wp:effectExtent l="38100" t="38100" r="60960" b="60960"/>
-                    <wp:wrapNone/>
-                    <wp:docPr id="750554313" name="Connecteur droit avec flèche 3"/>
-                    <wp:cNvGraphicFramePr/>
-                    <a:graphic>
-                      <a:graphicData uri="http://schemas.microsoft.com/office/word/2010/wordprocessingShape">
-                        <wps:wsp>
-                          <wps:cNvCnPr/>
-                          <wps:spPr>
-                            <a:xfrm>
-                              <a:flipV/>
-                              <a:off x="0" y="0"/>
-                              <a:ext cx="1498600" cy="558800"/>
-                            </a:xfrm>
-                            <a:prstGeom prst="straightConnector1">
-                              <a:avLst/>
-                            </a:prstGeom>
-                            <a:ln w="12700">
-                              <a:solidFill>
-                                <a:srgbClr val="FF00FF"/>
-                              </a:solidFill>
-                              <a:tailEnd type="triangle"/>
-                            </a:ln>
-                          </wps:spPr>
-                          <wps:bodyPr/>
-                        </wps:wsp>
-                      </a:graphicData>
-                    </a:graphic>
-                  </wp:anchor>
-                </w:drawing>
-              </mc:Choice>
-              <mc:Fallback>
-                <w:pict>
-                  <v:line id="Connecteur droit avec flèche 3" o:spid="_x0000_s1026" style="position:absolute;margin-left:-30.0pt;margin-top:-36.0pt;width:118.0pt;height:44.0pt;flip:v;z-index:251659264;mso-wrap-style:square;mso-position-horizontal:absolute;mso-position-horizontal-relative:text;mso-position-vertical:absolute;mso-position-vertical-relative:text" from="0,44" to="118,0" o:inset="0,0">
-                    <v:stroke weight="1pt" color="#FF00FF" endarrow="block"/>
-                  </v:line>
-                </w:pict>
-              </mc:Fallback>
-            </mc:AlternateContent>
-          </w:p>
-        </w:tc>
-        <w:tc>
-          <w:tcPr>
-            <w:tcW w:type="dxa" w:w="5157"/>
+            <w:drawing xmlns:a="http://schemas.openxmlformats.org/drawingml/2006/main" xmlns:pic="http://schemas.openxmlformats.org/drawingml/2006/picture">
+              <wp:anchor distT="0" distB="0" distL="0" distR="0" simplePos="0" relativeHeight="251659264" behindDoc="0" locked="0" layoutInCell="1" allowOverlap="1">
+                <wp:simplePos x="0" y="0"/>
+                <wp:positionH relativeFrom="column">
+                  <wp:posOffset>-381000</wp:posOffset>
+                </wp:positionH>
+                <wp:positionV relativeFrom="paragraph">
+                  <wp:posOffset>-457200</wp:posOffset>
+                </wp:positionV>
+                <wp:extent cx="1117600" cy="558800"/>
+                <wp:effectExtent l="25400" t="25400" r="25400" b="25400"/>
+                <wp:wrapNone/>
+                <wp:docPr id="750554313" name="tsilo 3"/>
+                <wp:cNvGraphicFramePr/>
+                <a:graphic>
+                  <a:graphicData uri="http://schemas.openxmlformats.org/drawingml/2006/picture">
+                    <pic:pic>
+                      <pic:nvPicPr>
+                        <pic:cNvPr id="750554313" name="tsilo 3"/>
+                        <pic:cNvPicPr/>
+                      </pic:nvPicPr>
+                      <pic:blipFill>
+                        <a:blip r:embed="rId88">
+                          <a:extLst>
+                            <a:ext uri="{96DAC541-7B7A-43D3-8B79-37D633B846F1}">
+                              <asvg:svgBlip xmlns:asvg="http://schemas.microsoft.com/office/drawing/2016/SVG/main" r:embed="rId89"/>
+                            </a:ext>
+                          </a:extLst>
+                        </a:blip>
+                        <a:stretch>
+                          <a:fillRect/>
+                        </a:stretch>
+                      </pic:blipFill>
+                      <pic:spPr>
+                        <a:xfrm>
+                          <a:off x="0" y="0"/>
+                          <a:ext cx="1117600" cy="558800"/>
+                        </a:xfrm>
+                        <a:prstGeom prst="rect">
+                          <a:avLst/>
+                        </a:prstGeom>
+                      </pic:spPr>
+                    </pic:pic>
+                  </a:graphicData>
+                </a:graphic>
+              </wp:anchor>
+            </w:drawing>
+          </w:p>
+        </w:tc>
+        <w:tc>
+          <w:tcPr>
+            <w:tcW w:type="dxa" w:w="4957"/>
           </w:tcPr>
           <w:p>
             <w:pPr>
@@ -26229,7 +26248,7 @@
         <w:keepNext/>
         <w:numPr>
           <w:ilvl w:val="0"/>
-          <w:numId w:val="154"/>
+          <w:numId w:val="155"/>
         </w:numPr>
         <w:spacing w:after="40" w:before="0"/>
       </w:pPr>
@@ -26283,7 +26302,7 @@
         <w:keepNext/>
         <w:numPr>
           <w:ilvl w:val="0"/>
-          <w:numId w:val="154"/>
+          <w:numId w:val="155"/>
         </w:numPr>
         <w:spacing w:after="40" w:before="0"/>
       </w:pPr>
@@ -27519,7 +27538,7 @@
       <w:pPr>
         <w:numPr>
           <w:ilvl w:val="0"/>
-          <w:numId w:val="156"/>
+          <w:numId w:val="157"/>
         </w:numPr>
         <w:spacing w:after="40" w:before="0"/>
       </w:pPr>
@@ -27529,34 +27548,34 @@
     </w:p>
     <w:p>
       <w:pPr>
+        <w:numPr>
+          <w:ilvl w:val="0"/>
+          <w:numId w:val="157"/>
+        </w:numPr>
+        <w:spacing w:after="40" w:before="0"/>
+      </w:pPr>
+      <w:r>
+        <w:t>Mandidy mirary : tovana -a sy tendro (tsarà, salamà, mahavità …)</w:t>
+      </w:r>
+      <w:r>
+        <w:rPr>
+          <w:vertAlign w:val="superscript"/>
+        </w:rPr>
+        <w:footnoteReference w:id="1019"/>
+      </w:r>
+    </w:p>
+    <w:p>
+      <w:pPr>
+        <w:spacing w:after="40" w:before="0"/>
+        <w:ind w:left="2160"/>
+      </w:pPr>
+    </w:p>
+    <w:p>
+      <w:pPr>
+        <w:keepNext/>
         <w:numPr>
           <w:ilvl w:val="0"/>
           <w:numId w:val="156"/>
-        </w:numPr>
-        <w:spacing w:after="40" w:before="0"/>
-      </w:pPr>
-      <w:r>
-        <w:t>Mandidy mirary : tovana -a sy tendro (tsarà, salamà, mahavità …)</w:t>
-      </w:r>
-      <w:r>
-        <w:rPr>
-          <w:vertAlign w:val="superscript"/>
-        </w:rPr>
-        <w:footnoteReference w:id="1018"/>
-      </w:r>
-    </w:p>
-    <w:p>
-      <w:pPr>
-        <w:spacing w:after="40" w:before="0"/>
-        <w:ind w:left="2160"/>
-      </w:pPr>
-    </w:p>
-    <w:p>
-      <w:pPr>
-        <w:keepNext/>
-        <w:numPr>
-          <w:ilvl w:val="0"/>
-          <w:numId w:val="155"/>
         </w:numPr>
         <w:spacing w:after="40" w:before="0"/>
       </w:pPr>
@@ -27573,7 +27592,7 @@
       <w:pPr>
         <w:numPr>
           <w:ilvl w:val="0"/>
-          <w:numId w:val="157"/>
+          <w:numId w:val="158"/>
         </w:numPr>
         <w:spacing w:after="40" w:before="0"/>
       </w:pPr>
@@ -27585,7 +27604,7 @@
       <w:pPr>
         <w:numPr>
           <w:ilvl w:val="0"/>
-          <w:numId w:val="157"/>
+          <w:numId w:val="158"/>
         </w:numPr>
         <w:spacing w:after="40" w:before="0"/>
       </w:pPr>
@@ -27597,7 +27616,7 @@
       <w:pPr>
         <w:numPr>
           <w:ilvl w:val="0"/>
-          <w:numId w:val="157"/>
+          <w:numId w:val="158"/>
         </w:numPr>
         <w:spacing w:after="40" w:before="0"/>
       </w:pPr>
@@ -27609,7 +27628,7 @@
       <w:pPr>
         <w:numPr>
           <w:ilvl w:val="0"/>
-          <w:numId w:val="157"/>
+          <w:numId w:val="158"/>
         </w:numPr>
         <w:spacing w:after="40" w:before="0"/>
       </w:pPr>
@@ -27621,7 +27640,7 @@
       <w:pPr>
         <w:numPr>
           <w:ilvl w:val="0"/>
-          <w:numId w:val="157"/>
+          <w:numId w:val="158"/>
         </w:numPr>
         <w:spacing w:after="40" w:before="0"/>
       </w:pPr>
@@ -27653,7 +27672,7 @@
       <w:pPr>
         <w:numPr>
           <w:ilvl w:val="0"/>
-          <w:numId w:val="158"/>
+          <w:numId w:val="159"/>
         </w:numPr>
         <w:spacing w:after="40" w:before="0"/>
       </w:pPr>
@@ -27665,7 +27684,7 @@
       <w:pPr>
         <w:numPr>
           <w:ilvl w:val="0"/>
-          <w:numId w:val="158"/>
+          <w:numId w:val="159"/>
         </w:numPr>
         <w:spacing w:after="40" w:before="0"/>
       </w:pPr>
@@ -27705,7 +27724,7 @@
         <w:keepNext/>
         <w:numPr>
           <w:ilvl w:val="0"/>
-          <w:numId w:val="159"/>
+          <w:numId w:val="160"/>
         </w:numPr>
         <w:spacing w:after="40" w:before="0"/>
       </w:pPr>
@@ -27722,17 +27741,17 @@
         <w:tblLook w:firstColumn="1" w:firstRow="1" w:lastColumn="0" w:lastRow="0" w:noHBand="0" w:noVBand="1" w:val="04A0"/>
       </w:tblPr>
       <w:tblGrid>
-        <w:gridCol w:w="3200"/>
+        <w:gridCol w:w="3400"/>
         <w:gridCol w:w="567"/>
-        <w:gridCol w:w="5157"/>
+        <w:gridCol w:w="4957"/>
       </w:tblGrid>
       <w:tr>
         <w:trPr>
-          <w:trHeight w:val="440" w:hRule="atLeast"/>
+          <w:trHeight w:val="440" w:hRule="exact"/>
         </w:trPr>
         <w:tc>
           <w:tcPr>
-            <w:tcW w:type="dxa" w:w="3200"/>
+            <w:tcW w:type="dxa" w:w="3400"/>
           </w:tcPr>
           <w:p>
             <w:pPr>
@@ -27758,7 +27777,7 @@
         </w:tc>
         <w:tc>
           <w:tcPr>
-            <w:tcW w:type="dxa" w:w="5157"/>
+            <w:tcW w:type="dxa" w:w="4957"/>
           </w:tcPr>
           <w:p>
             <w:pPr>
@@ -27773,11 +27792,11 @@
       </w:tr>
       <w:tr>
         <w:trPr>
-          <w:trHeight w:val="440" w:hRule="atLeast"/>
+          <w:trHeight w:val="440" w:hRule="exact"/>
         </w:trPr>
         <w:tc>
           <w:tcPr>
-            <w:tcW w:type="dxa" w:w="3200"/>
+            <w:tcW w:type="dxa" w:w="3400"/>
           </w:tcPr>
           <w:p>
             <w:pPr>
@@ -27803,7 +27822,7 @@
         </w:tc>
         <w:tc>
           <w:tcPr>
-            <w:tcW w:type="dxa" w:w="5157"/>
+            <w:tcW w:type="dxa" w:w="4957"/>
           </w:tcPr>
           <w:p>
             <w:pPr>
@@ -27818,11 +27837,11 @@
       </w:tr>
       <w:tr>
         <w:trPr>
-          <w:trHeight w:val="440" w:hRule="atLeast"/>
+          <w:trHeight w:val="440" w:hRule="exact"/>
         </w:trPr>
         <w:tc>
           <w:tcPr>
-            <w:tcW w:type="dxa" w:w="3200"/>
+            <w:tcW w:type="dxa" w:w="3400"/>
           </w:tcPr>
           <w:p>
             <w:pPr>
@@ -27848,7 +27867,7 @@
         </w:tc>
         <w:tc>
           <w:tcPr>
-            <w:tcW w:type="dxa" w:w="5157"/>
+            <w:tcW w:type="dxa" w:w="4957"/>
           </w:tcPr>
           <w:p>
             <w:pPr>
@@ -27872,7 +27891,7 @@
         <w:keepNext/>
         <w:numPr>
           <w:ilvl w:val="0"/>
-          <w:numId w:val="159"/>
+          <w:numId w:val="160"/>
         </w:numPr>
         <w:spacing w:after="40" w:before="0"/>
       </w:pPr>
@@ -27926,7 +27945,7 @@
         <w:keepNext/>
         <w:numPr>
           <w:ilvl w:val="0"/>
-          <w:numId w:val="159"/>
+          <w:numId w:val="160"/>
         </w:numPr>
         <w:spacing w:after="40" w:before="0"/>
       </w:pPr>
@@ -27957,7 +27976,7 @@
         <w:keepNext/>
         <w:numPr>
           <w:ilvl w:val="0"/>
-          <w:numId w:val="160"/>
+          <w:numId w:val="161"/>
         </w:numPr>
         <w:spacing w:after="40" w:before="0"/>
       </w:pPr>
@@ -27974,17 +27993,17 @@
         <w:tblLook w:firstColumn="1" w:firstRow="1" w:lastColumn="0" w:lastRow="0" w:noHBand="0" w:noVBand="1" w:val="04A0"/>
       </w:tblPr>
       <w:tblGrid>
-        <w:gridCol w:w="3200"/>
+        <w:gridCol w:w="3400"/>
         <w:gridCol w:w="567"/>
-        <w:gridCol w:w="5157"/>
+        <w:gridCol w:w="4957"/>
       </w:tblGrid>
       <w:tr>
         <w:trPr>
-          <w:trHeight w:val="440" w:hRule="atLeast"/>
+          <w:trHeight w:val="440" w:hRule="exact"/>
         </w:trPr>
         <w:tc>
           <w:tcPr>
-            <w:tcW w:type="dxa" w:w="3200"/>
+            <w:tcW w:type="dxa" w:w="3400"/>
           </w:tcPr>
           <w:p>
             <w:pPr>
@@ -28006,61 +28025,58 @@
             </w:pPr>
             <w:r/>
             <w:r/>
-            <mc:AlternateContent xmlns:a="http://schemas.openxmlformats.org/drawingml/2006/main">
-              <mc:Choice Requires="wps">
-                <w:drawing>
-                  <wp:anchor distT="0" distB="0" distL="114300" distR="114300" simplePos="0" relativeHeight="251659264" behindDoc="0" locked="0" layoutInCell="1" allowOverlap="1">
-                    <wp:simplePos x="0" y="0"/>
-                    <wp:positionH relativeFrom="column">
-                      <wp:posOffset>-381000</wp:posOffset>
-                    </wp:positionH>
-                    <wp:positionV relativeFrom="paragraph">
-                      <wp:posOffset>101600</wp:posOffset>
-                    </wp:positionV>
-                    <wp:extent cx="1498600" cy="279400"/>
-                    <wp:effectExtent l="38100" t="38100" r="60960" b="60960"/>
-                    <wp:wrapNone/>
-                    <wp:docPr id="750554311" name="Connecteur droit avec flèche 1"/>
-                    <wp:cNvGraphicFramePr/>
-                    <a:graphic>
-                      <a:graphicData uri="http://schemas.microsoft.com/office/word/2010/wordprocessingShape">
-                        <wps:wsp>
-                          <wps:cNvCnPr/>
-                          <wps:spPr>
-                            <a:xfrm>
-                              <a:off x="0" y="0"/>
-                              <a:ext cx="1498600" cy="279400"/>
-                            </a:xfrm>
-                            <a:prstGeom prst="straightConnector1">
-                              <a:avLst/>
-                            </a:prstGeom>
-                            <a:ln w="12700">
-                              <a:solidFill>
-                                <a:srgbClr val="FF00FF"/>
-                              </a:solidFill>
-                              <a:tailEnd type="triangle"/>
-                            </a:ln>
-                          </wps:spPr>
-                          <wps:bodyPr/>
-                        </wps:wsp>
-                      </a:graphicData>
-                    </a:graphic>
-                  </wp:anchor>
-                </w:drawing>
-              </mc:Choice>
-              <mc:Fallback>
-                <w:pict>
-                  <v:line id="Connecteur droit avec flèche 1" o:spid="_x0000_s1026" style="position:absolute;margin-left:-30.0pt;margin-top:8.0pt;width:118.0pt;height:22.0pt;z-index:251659264;mso-wrap-style:square;mso-position-horizontal:absolute;mso-position-horizontal-relative:text;mso-position-vertical:absolute;mso-position-vertical-relative:text" from="0,0" to="118,22" o:inset="0,0">
-                    <v:stroke weight="1pt" color="#FF00FF" endarrow="block"/>
-                  </v:line>
-                </w:pict>
-              </mc:Fallback>
-            </mc:AlternateContent>
-          </w:p>
-        </w:tc>
-        <w:tc>
-          <w:tcPr>
-            <w:tcW w:type="dxa" w:w="5157"/>
+            <w:drawing xmlns:a="http://schemas.openxmlformats.org/drawingml/2006/main" xmlns:pic="http://schemas.openxmlformats.org/drawingml/2006/picture">
+              <wp:anchor distT="0" distB="0" distL="0" distR="0" simplePos="0" relativeHeight="251659264" behindDoc="0" locked="0" layoutInCell="1" allowOverlap="1">
+                <wp:simplePos x="0" y="0"/>
+                <wp:positionH relativeFrom="column">
+                  <wp:posOffset>-381000</wp:posOffset>
+                </wp:positionH>
+                <wp:positionV relativeFrom="paragraph">
+                  <wp:posOffset>101600</wp:posOffset>
+                </wp:positionV>
+                <wp:extent cx="1117600" cy="279400"/>
+                <wp:effectExtent l="25400" t="25400" r="25400" b="25400"/>
+                <wp:wrapNone/>
+                <wp:docPr id="750554311" name="tsilo 1"/>
+                <wp:cNvGraphicFramePr/>
+                <a:graphic>
+                  <a:graphicData uri="http://schemas.openxmlformats.org/drawingml/2006/picture">
+                    <pic:pic>
+                      <pic:nvPicPr>
+                        <pic:cNvPr id="750554311" name="tsilo 1"/>
+                        <pic:cNvPicPr/>
+                      </pic:nvPicPr>
+                      <pic:blipFill>
+                        <a:blip r:embed="rId90">
+                          <a:extLst>
+                            <a:ext uri="{96DAC541-7B7A-43D3-8B79-37D633B846F1}">
+                              <asvg:svgBlip xmlns:asvg="http://schemas.microsoft.com/office/drawing/2016/SVG/main" r:embed="rId91"/>
+                            </a:ext>
+                          </a:extLst>
+                        </a:blip>
+                        <a:stretch>
+                          <a:fillRect/>
+                        </a:stretch>
+                      </pic:blipFill>
+                      <pic:spPr>
+                        <a:xfrm>
+                          <a:off x="0" y="0"/>
+                          <a:ext cx="1117600" cy="279400"/>
+                        </a:xfrm>
+                        <a:prstGeom prst="rect">
+                          <a:avLst/>
+                        </a:prstGeom>
+                      </pic:spPr>
+                    </pic:pic>
+                  </a:graphicData>
+                </a:graphic>
+              </wp:anchor>
+            </w:drawing>
+          </w:p>
+        </w:tc>
+        <w:tc>
+          <w:tcPr>
+            <w:tcW w:type="dxa" w:w="4957"/>
           </w:tcPr>
           <w:p>
             <w:pPr>
@@ -28075,11 +28091,11 @@
       </w:tr>
       <w:tr>
         <w:trPr>
-          <w:trHeight w:val="440" w:hRule="atLeast"/>
+          <w:trHeight w:val="440" w:hRule="exact"/>
         </w:trPr>
         <w:tc>
           <w:tcPr>
-            <w:tcW w:type="dxa" w:w="3200"/>
+            <w:tcW w:type="dxa" w:w="3400"/>
           </w:tcPr>
           <w:p>
             <w:pPr>
@@ -28101,61 +28117,58 @@
             </w:pPr>
             <w:r/>
             <w:r/>
-            <mc:AlternateContent xmlns:a="http://schemas.openxmlformats.org/drawingml/2006/main">
-              <mc:Choice Requires="wps">
-                <w:drawing>
-                  <wp:anchor distT="0" distB="0" distL="114300" distR="114300" simplePos="0" relativeHeight="251659264" behindDoc="0" locked="0" layoutInCell="1" allowOverlap="1">
-                    <wp:simplePos x="0" y="0"/>
-                    <wp:positionH relativeFrom="column">
-                      <wp:posOffset>-381000</wp:posOffset>
-                    </wp:positionH>
-                    <wp:positionV relativeFrom="paragraph">
-                      <wp:posOffset>101600</wp:posOffset>
-                    </wp:positionV>
-                    <wp:extent cx="1498600" cy="279400"/>
-                    <wp:effectExtent l="38100" t="38100" r="60960" b="60960"/>
-                    <wp:wrapNone/>
-                    <wp:docPr id="750554312" name="Connecteur droit avec flèche 2"/>
-                    <wp:cNvGraphicFramePr/>
-                    <a:graphic>
-                      <a:graphicData uri="http://schemas.microsoft.com/office/word/2010/wordprocessingShape">
-                        <wps:wsp>
-                          <wps:cNvCnPr/>
-                          <wps:spPr>
-                            <a:xfrm>
-                              <a:off x="0" y="0"/>
-                              <a:ext cx="1498600" cy="279400"/>
-                            </a:xfrm>
-                            <a:prstGeom prst="straightConnector1">
-                              <a:avLst/>
-                            </a:prstGeom>
-                            <a:ln w="12700">
-                              <a:solidFill>
-                                <a:srgbClr val="FF00FF"/>
-                              </a:solidFill>
-                              <a:tailEnd type="triangle"/>
-                            </a:ln>
-                          </wps:spPr>
-                          <wps:bodyPr/>
-                        </wps:wsp>
-                      </a:graphicData>
-                    </a:graphic>
-                  </wp:anchor>
-                </w:drawing>
-              </mc:Choice>
-              <mc:Fallback>
-                <w:pict>
-                  <v:line id="Connecteur droit avec flèche 2" o:spid="_x0000_s1026" style="position:absolute;margin-left:-30.0pt;margin-top:8.0pt;width:118.0pt;height:22.0pt;z-index:251659264;mso-wrap-style:square;mso-position-horizontal:absolute;mso-position-horizontal-relative:text;mso-position-vertical:absolute;mso-position-vertical-relative:text" from="0,0" to="118,22" o:inset="0,0">
-                    <v:stroke weight="1pt" color="#FF00FF" endarrow="block"/>
-                  </v:line>
-                </w:pict>
-              </mc:Fallback>
-            </mc:AlternateContent>
-          </w:p>
-        </w:tc>
-        <w:tc>
-          <w:tcPr>
-            <w:tcW w:type="dxa" w:w="5157"/>
+            <w:drawing xmlns:a="http://schemas.openxmlformats.org/drawingml/2006/main" xmlns:pic="http://schemas.openxmlformats.org/drawingml/2006/picture">
+              <wp:anchor distT="0" distB="0" distL="0" distR="0" simplePos="0" relativeHeight="251659264" behindDoc="0" locked="0" layoutInCell="1" allowOverlap="1">
+                <wp:simplePos x="0" y="0"/>
+                <wp:positionH relativeFrom="column">
+                  <wp:posOffset>-381000</wp:posOffset>
+                </wp:positionH>
+                <wp:positionV relativeFrom="paragraph">
+                  <wp:posOffset>101600</wp:posOffset>
+                </wp:positionV>
+                <wp:extent cx="1117600" cy="279400"/>
+                <wp:effectExtent l="25400" t="25400" r="25400" b="25400"/>
+                <wp:wrapNone/>
+                <wp:docPr id="750554312" name="tsilo 2"/>
+                <wp:cNvGraphicFramePr/>
+                <a:graphic>
+                  <a:graphicData uri="http://schemas.openxmlformats.org/drawingml/2006/picture">
+                    <pic:pic>
+                      <pic:nvPicPr>
+                        <pic:cNvPr id="750554312" name="tsilo 2"/>
+                        <pic:cNvPicPr/>
+                      </pic:nvPicPr>
+                      <pic:blipFill>
+                        <a:blip r:embed="rId92">
+                          <a:extLst>
+                            <a:ext uri="{96DAC541-7B7A-43D3-8B79-37D633B846F1}">
+                              <asvg:svgBlip xmlns:asvg="http://schemas.microsoft.com/office/drawing/2016/SVG/main" r:embed="rId93"/>
+                            </a:ext>
+                          </a:extLst>
+                        </a:blip>
+                        <a:stretch>
+                          <a:fillRect/>
+                        </a:stretch>
+                      </pic:blipFill>
+                      <pic:spPr>
+                        <a:xfrm>
+                          <a:off x="0" y="0"/>
+                          <a:ext cx="1117600" cy="279400"/>
+                        </a:xfrm>
+                        <a:prstGeom prst="rect">
+                          <a:avLst/>
+                        </a:prstGeom>
+                      </pic:spPr>
+                    </pic:pic>
+                  </a:graphicData>
+                </a:graphic>
+              </wp:anchor>
+            </w:drawing>
+          </w:p>
+        </w:tc>
+        <w:tc>
+          <w:tcPr>
+            <w:tcW w:type="dxa" w:w="4957"/>
           </w:tcPr>
           <w:p>
             <w:pPr>
@@ -28170,11 +28183,11 @@
       </w:tr>
       <w:tr>
         <w:trPr>
-          <w:trHeight w:val="440" w:hRule="atLeast"/>
+          <w:trHeight w:val="440" w:hRule="exact"/>
         </w:trPr>
         <w:tc>
           <w:tcPr>
-            <w:tcW w:type="dxa" w:w="3200"/>
+            <w:tcW w:type="dxa" w:w="3400"/>
           </w:tcPr>
           <w:p>
             <w:pPr>
@@ -28196,62 +28209,58 @@
             </w:pPr>
             <w:r/>
             <w:r/>
-            <mc:AlternateContent xmlns:a="http://schemas.openxmlformats.org/drawingml/2006/main">
-              <mc:Choice Requires="wps">
-                <w:drawing>
-                  <wp:anchor distT="0" distB="0" distL="114300" distR="114300" simplePos="0" relativeHeight="251659264" behindDoc="0" locked="0" layoutInCell="1" allowOverlap="1">
-                    <wp:simplePos x="0" y="0"/>
-                    <wp:positionH relativeFrom="column">
-                      <wp:posOffset>-381000</wp:posOffset>
-                    </wp:positionH>
-                    <wp:positionV relativeFrom="paragraph">
-                      <wp:posOffset>-457200</wp:posOffset>
-                    </wp:positionV>
-                    <wp:extent cx="1498600" cy="558800"/>
-                    <wp:effectExtent l="38100" t="38100" r="60960" b="60960"/>
-                    <wp:wrapNone/>
-                    <wp:docPr id="750554313" name="Connecteur droit avec flèche 3"/>
-                    <wp:cNvGraphicFramePr/>
-                    <a:graphic>
-                      <a:graphicData uri="http://schemas.microsoft.com/office/word/2010/wordprocessingShape">
-                        <wps:wsp>
-                          <wps:cNvCnPr/>
-                          <wps:spPr>
-                            <a:xfrm>
-                              <a:flipV/>
-                              <a:off x="0" y="0"/>
-                              <a:ext cx="1498600" cy="558800"/>
-                            </a:xfrm>
-                            <a:prstGeom prst="straightConnector1">
-                              <a:avLst/>
-                            </a:prstGeom>
-                            <a:ln w="12700">
-                              <a:solidFill>
-                                <a:srgbClr val="FF00FF"/>
-                              </a:solidFill>
-                              <a:tailEnd type="triangle"/>
-                            </a:ln>
-                          </wps:spPr>
-                          <wps:bodyPr/>
-                        </wps:wsp>
-                      </a:graphicData>
-                    </a:graphic>
-                  </wp:anchor>
-                </w:drawing>
-              </mc:Choice>
-              <mc:Fallback>
-                <w:pict>
-                  <v:line id="Connecteur droit avec flèche 3" o:spid="_x0000_s1026" style="position:absolute;margin-left:-30.0pt;margin-top:-36.0pt;width:118.0pt;height:44.0pt;flip:v;z-index:251659264;mso-wrap-style:square;mso-position-horizontal:absolute;mso-position-horizontal-relative:text;mso-position-vertical:absolute;mso-position-vertical-relative:text" from="0,44" to="118,0" o:inset="0,0">
-                    <v:stroke weight="1pt" color="#FF00FF" endarrow="block"/>
-                  </v:line>
-                </w:pict>
-              </mc:Fallback>
-            </mc:AlternateContent>
-          </w:p>
-        </w:tc>
-        <w:tc>
-          <w:tcPr>
-            <w:tcW w:type="dxa" w:w="5157"/>
+            <w:drawing xmlns:a="http://schemas.openxmlformats.org/drawingml/2006/main" xmlns:pic="http://schemas.openxmlformats.org/drawingml/2006/picture">
+              <wp:anchor distT="0" distB="0" distL="0" distR="0" simplePos="0" relativeHeight="251659264" behindDoc="0" locked="0" layoutInCell="1" allowOverlap="1">
+                <wp:simplePos x="0" y="0"/>
+                <wp:positionH relativeFrom="column">
+                  <wp:posOffset>-381000</wp:posOffset>
+                </wp:positionH>
+                <wp:positionV relativeFrom="paragraph">
+                  <wp:posOffset>-457200</wp:posOffset>
+                </wp:positionV>
+                <wp:extent cx="1117600" cy="558800"/>
+                <wp:effectExtent l="25400" t="25400" r="25400" b="25400"/>
+                <wp:wrapNone/>
+                <wp:docPr id="750554313" name="tsilo 3"/>
+                <wp:cNvGraphicFramePr/>
+                <a:graphic>
+                  <a:graphicData uri="http://schemas.openxmlformats.org/drawingml/2006/picture">
+                    <pic:pic>
+                      <pic:nvPicPr>
+                        <pic:cNvPr id="750554313" name="tsilo 3"/>
+                        <pic:cNvPicPr/>
+                      </pic:nvPicPr>
+                      <pic:blipFill>
+                        <a:blip r:embed="rId94">
+                          <a:extLst>
+                            <a:ext uri="{96DAC541-7B7A-43D3-8B79-37D633B846F1}">
+                              <asvg:svgBlip xmlns:asvg="http://schemas.microsoft.com/office/drawing/2016/SVG/main" r:embed="rId95"/>
+                            </a:ext>
+                          </a:extLst>
+                        </a:blip>
+                        <a:stretch>
+                          <a:fillRect/>
+                        </a:stretch>
+                      </pic:blipFill>
+                      <pic:spPr>
+                        <a:xfrm>
+                          <a:off x="0" y="0"/>
+                          <a:ext cx="1117600" cy="558800"/>
+                        </a:xfrm>
+                        <a:prstGeom prst="rect">
+                          <a:avLst/>
+                        </a:prstGeom>
+                      </pic:spPr>
+                    </pic:pic>
+                  </a:graphicData>
+                </a:graphic>
+              </wp:anchor>
+            </w:drawing>
+          </w:p>
+        </w:tc>
+        <w:tc>
+          <w:tcPr>
+            <w:tcW w:type="dxa" w:w="4957"/>
           </w:tcPr>
           <w:p>
             <w:pPr>
@@ -28275,7 +28284,7 @@
         <w:keepNext/>
         <w:numPr>
           <w:ilvl w:val="0"/>
-          <w:numId w:val="160"/>
+          <w:numId w:val="161"/>
         </w:numPr>
         <w:spacing w:after="40" w:before="0"/>
       </w:pPr>
@@ -28329,7 +28338,7 @@
         <w:keepNext/>
         <w:numPr>
           <w:ilvl w:val="0"/>
-          <w:numId w:val="160"/>
+          <w:numId w:val="161"/>
         </w:numPr>
         <w:spacing w:after="40" w:before="0"/>
       </w:pPr>
@@ -28504,7 +28513,7 @@
         <w:rPr>
           <w:sz w:val="18"/>
         </w:rPr>
-        <w:t xml:space="preserve"> Fanamarihana : raha matoantenin'ny iharana misy tovana, mitovona ny ho — « Hovitaiko ity rahariva » = « Rahariva ity no hovitaiko » ; « Ho tonga rahampitso izy » = « Rahampitso izy no ho tonga » ; « Ho vita ity rahariva » = « Rahariva no ho vita ity ».</w:t>
+        <w:t xml:space="preserve"> Rakibolana an-tserasera, « noho » — https://malagasyword.org/bins/teny2/noho : « à cause de ; plus que ; plutôt que » (sens 1 sy 2) ary, ho an'ny « no ho (locution) », « marque un point de depart, et signifie ; depuis… jusqu'à : Hatramin' ny folo no ho miakatra ». Ny hoe « plutôt que » dia avy amin'ny « noho », fa TSY avy amin'ny « no ho ».</w:t>
       </w:r>
     </w:p>
   </w:footnote>
@@ -28524,7 +28533,7 @@
         <w:rPr>
           <w:sz w:val="18"/>
         </w:rPr>
-        <w:t xml:space="preserve"> PE T5, Tsipelina, p.18</w:t>
+        <w:t xml:space="preserve"> Fanamarihana nomen'ny mpampianatra : raha matoantenin'ny iharana misy tovana, mitovona ny ho — « Hovitaiko ity rahariva » = « Rahariva ity no hovitaiko » ; « Ho tonga rahampitso izy » = « Rahampitso izy no ho tonga » ; « Ho vita ity rahariva » = « Rahariva no ho vita ity ».</w:t>
       </w:r>
     </w:p>
   </w:footnote>
@@ -28564,7 +28573,7 @@
         <w:rPr>
           <w:sz w:val="18"/>
         </w:rPr>
-        <w:t xml:space="preserve"> « barìka », « terý », « arý » : la paire est donnée par le PE ; aucun exemple de ces formes accentuées ne se trouve dans les textes copiés ici.</w:t>
+        <w:t xml:space="preserve"> PE T5, Tsipelina, p.18</w:t>
       </w:r>
     </w:p>
   </w:footnote>
@@ -28584,7 +28593,7 @@
         <w:rPr>
           <w:sz w:val="18"/>
         </w:rPr>
-        <w:t xml:space="preserve"> PE T5, Tsipelina, p.18</w:t>
+        <w:t xml:space="preserve"> « barìka », « terý », « arý » : la paire est donnée par le PE ; aucun exemple de ces formes accentuées ne se trouve dans les textes copiés ici.</w:t>
       </w:r>
     </w:p>
   </w:footnote>
@@ -28604,7 +28613,7 @@
         <w:rPr>
           <w:sz w:val="18"/>
         </w:rPr>
-        <w:t xml:space="preserve"> PE T5, Fiasan'ny teny · Fitsipiky ny teny, p.19</w:t>
+        <w:t xml:space="preserve"> PE T5, Tsipelina, p.18</w:t>
       </w:r>
     </w:p>
   </w:footnote>
@@ -28624,7 +28633,7 @@
         <w:rPr>
           <w:sz w:val="18"/>
         </w:rPr>
-        <w:t xml:space="preserve"> PE T5, Fitsipiky ny teny, p.19</w:t>
+        <w:t xml:space="preserve"> PE T5, Fiasan'ny teny · Fitsipiky ny teny, p.19</w:t>
       </w:r>
     </w:p>
   </w:footnote>
@@ -28724,7 +28733,7 @@
         <w:rPr>
           <w:sz w:val="18"/>
         </w:rPr>
-        <w:t xml:space="preserve"> Wikipedia : « Fehezanteny »</w:t>
+        <w:t xml:space="preserve"> PE T5, Fitsipiky ny teny, p.19</w:t>
       </w:r>
     </w:p>
   </w:footnote>
@@ -28744,7 +28753,7 @@
         <w:rPr>
           <w:sz w:val="18"/>
         </w:rPr>
-        <w:t xml:space="preserve"> PE T5, Fitsipiky ny teny, p.19</w:t>
+        <w:t xml:space="preserve"> Wikipedia : « Fehezanteny »</w:t>
       </w:r>
     </w:p>
   </w:footnote>
@@ -28764,11 +28773,31 @@
         <w:rPr>
           <w:sz w:val="18"/>
         </w:rPr>
-        <w:t xml:space="preserve"> refs/EXEMPLE_DU_MANUEL.txt</w:t>
+        <w:t xml:space="preserve"> PE T5, Fitsipiky ny teny, p.19</w:t>
       </w:r>
     </w:p>
   </w:footnote>
   <w:footnote w:id="1018">
+    <w:p>
+      <w:pPr>
+        <w:spacing w:after="0" w:line="240" w:lineRule="auto"/>
+      </w:pPr>
+      <w:r>
+        <w:rPr>
+          <w:vertAlign w:val="superscript"/>
+          <w:sz w:val="18"/>
+        </w:rPr>
+        <w:footnoteRef/>
+      </w:r>
+      <w:r>
+        <w:rPr>
+          <w:sz w:val="18"/>
+        </w:rPr>
+        <w:t xml:space="preserve"> refs/EXEMPLE_DU_MANUEL.txt</w:t>
+      </w:r>
+    </w:p>
+  </w:footnote>
+  <w:footnote w:id="1019">
     <w:p>
       <w:pPr>
         <w:spacing w:after="0" w:line="240" w:lineRule="auto"/>
@@ -29016,7 +29045,7 @@
       <w:lvlText w:val="%1."/>
       <w:suff w:val="space"/>
       <w:lvlJc w:val="left"/>
-      <w:ind w:left="360" w:hanging="360"/>
+      <w:ind w:left="1080" w:hanging="360"/>
     </w:lvl>
   </w:abstractNum>
   <w:abstractNum w:abstractNumId="105">
@@ -29049,7 +29078,7 @@
       <w:lvlText w:val="%1."/>
       <w:suff w:val="space"/>
       <w:lvlJc w:val="left"/>
-      <w:ind w:left="1080" w:hanging="360"/>
+      <w:ind w:left="360" w:hanging="360"/>
     </w:lvl>
   </w:abstractNum>
   <w:abstractNum w:abstractNumId="108">
@@ -29071,7 +29100,7 @@
       <w:lvlText w:val="%1."/>
       <w:suff w:val="space"/>
       <w:lvlJc w:val="left"/>
-      <w:ind w:left="360" w:hanging="360"/>
+      <w:ind w:left="1080" w:hanging="360"/>
     </w:lvl>
   </w:abstractNum>
   <w:abstractNum w:abstractNumId="110">
@@ -29104,7 +29133,7 @@
       <w:lvlText w:val="%1."/>
       <w:suff w:val="space"/>
       <w:lvlJc w:val="left"/>
-      <w:ind w:left="1080" w:hanging="360"/>
+      <w:ind w:left="360" w:hanging="360"/>
     </w:lvl>
   </w:abstractNum>
   <w:abstractNum w:abstractNumId="113">
@@ -29115,7 +29144,7 @@
       <w:lvlText w:val="%1."/>
       <w:suff w:val="space"/>
       <w:lvlJc w:val="left"/>
-      <w:ind w:left="360" w:hanging="360"/>
+      <w:ind w:left="1080" w:hanging="360"/>
     </w:lvl>
   </w:abstractNum>
   <w:abstractNum w:abstractNumId="114">
@@ -29148,7 +29177,7 @@
       <w:lvlText w:val="%1."/>
       <w:suff w:val="space"/>
       <w:lvlJc w:val="left"/>
-      <w:ind w:left="1080" w:hanging="360"/>
+      <w:ind w:left="360" w:hanging="360"/>
     </w:lvl>
   </w:abstractNum>
   <w:abstractNum w:abstractNumId="117">
@@ -29170,7 +29199,7 @@
       <w:lvlText w:val="%1."/>
       <w:suff w:val="space"/>
       <w:lvlJc w:val="left"/>
-      <w:ind w:left="360" w:hanging="360"/>
+      <w:ind w:left="1080" w:hanging="360"/>
     </w:lvl>
   </w:abstractNum>
   <w:abstractNum w:abstractNumId="119">
@@ -29203,7 +29232,7 @@
       <w:lvlText w:val="%1."/>
       <w:suff w:val="space"/>
       <w:lvlJc w:val="left"/>
-      <w:ind w:left="1080" w:hanging="360"/>
+      <w:ind w:left="360" w:hanging="360"/>
     </w:lvl>
   </w:abstractNum>
   <w:abstractNum w:abstractNumId="122">
@@ -29247,7 +29276,7 @@
       <w:lvlText w:val="%1."/>
       <w:suff w:val="space"/>
       <w:lvlJc w:val="left"/>
-      <w:ind w:left="360" w:hanging="360"/>
+      <w:ind w:left="1080" w:hanging="360"/>
     </w:lvl>
   </w:abstractNum>
   <w:abstractNum w:abstractNumId="126">
@@ -29280,7 +29309,7 @@
       <w:lvlText w:val="%1."/>
       <w:suff w:val="space"/>
       <w:lvlJc w:val="left"/>
-      <w:ind w:left="1080" w:hanging="360"/>
+      <w:ind w:left="360" w:hanging="360"/>
     </w:lvl>
   </w:abstractNum>
   <w:abstractNum w:abstractNumId="129">
@@ -29291,7 +29320,7 @@
       <w:lvlText w:val="%1."/>
       <w:suff w:val="space"/>
       <w:lvlJc w:val="left"/>
-      <w:ind w:left="360" w:hanging="360"/>
+      <w:ind w:left="1080" w:hanging="360"/>
     </w:lvl>
   </w:abstractNum>
   <w:abstractNum w:abstractNumId="130">
@@ -29324,7 +29353,7 @@
       <w:lvlText w:val="%1."/>
       <w:suff w:val="space"/>
       <w:lvlJc w:val="left"/>
-      <w:ind w:left="1080" w:hanging="360"/>
+      <w:ind w:left="360" w:hanging="360"/>
     </w:lvl>
   </w:abstractNum>
   <w:abstractNum w:abstractNumId="133">
@@ -29346,7 +29375,7 @@
       <w:lvlText w:val="%1."/>
       <w:suff w:val="space"/>
       <w:lvlJc w:val="left"/>
-      <w:ind w:left="360" w:hanging="360"/>
+      <w:ind w:left="1080" w:hanging="360"/>
     </w:lvl>
   </w:abstractNum>
   <w:abstractNum w:abstractNumId="135">
@@ -29379,7 +29408,7 @@
       <w:lvlText w:val="%1."/>
       <w:suff w:val="space"/>
       <w:lvlJc w:val="left"/>
-      <w:ind w:left="1080" w:hanging="360"/>
+      <w:ind w:left="360" w:hanging="360"/>
     </w:lvl>
   </w:abstractNum>
   <w:abstractNum w:abstractNumId="138">
@@ -29390,7 +29419,7 @@
       <w:lvlText w:val="%1."/>
       <w:suff w:val="space"/>
       <w:lvlJc w:val="left"/>
-      <w:ind w:left="360" w:hanging="360"/>
+      <w:ind w:left="1080" w:hanging="360"/>
     </w:lvl>
   </w:abstractNum>
   <w:abstractNum w:abstractNumId="139">
@@ -29423,7 +29452,7 @@
       <w:lvlText w:val="%1."/>
       <w:suff w:val="space"/>
       <w:lvlJc w:val="left"/>
-      <w:ind w:left="1080" w:hanging="360"/>
+      <w:ind w:left="360" w:hanging="360"/>
     </w:lvl>
   </w:abstractNum>
   <w:abstractNum w:abstractNumId="142">
@@ -29445,7 +29474,7 @@
       <w:lvlText w:val="%1."/>
       <w:suff w:val="space"/>
       <w:lvlJc w:val="left"/>
-      <w:ind w:left="360" w:hanging="360"/>
+      <w:ind w:left="1080" w:hanging="360"/>
     </w:lvl>
   </w:abstractNum>
   <w:abstractNum w:abstractNumId="144">
@@ -29478,7 +29507,7 @@
       <w:lvlText w:val="%1."/>
       <w:suff w:val="space"/>
       <w:lvlJc w:val="left"/>
-      <w:ind w:left="1080" w:hanging="360"/>
+      <w:ind w:left="360" w:hanging="360"/>
     </w:lvl>
   </w:abstractNum>
   <w:abstractNum w:abstractNumId="147">
@@ -29500,7 +29529,7 @@
       <w:lvlText w:val="%1."/>
       <w:suff w:val="space"/>
       <w:lvlJc w:val="left"/>
-      <w:ind w:left="360" w:hanging="360"/>
+      <w:ind w:left="1080" w:hanging="360"/>
     </w:lvl>
   </w:abstractNum>
   <w:abstractNum w:abstractNumId="149">
@@ -29533,7 +29562,7 @@
       <w:lvlText w:val="%1."/>
       <w:suff w:val="space"/>
       <w:lvlJc w:val="left"/>
-      <w:ind w:left="1080" w:hanging="360"/>
+      <w:ind w:left="360" w:hanging="360"/>
     </w:lvl>
   </w:abstractNum>
   <w:abstractNum w:abstractNumId="152">
@@ -29555,7 +29584,7 @@
       <w:lvlText w:val="%1."/>
       <w:suff w:val="space"/>
       <w:lvlJc w:val="left"/>
-      <w:ind w:left="360" w:hanging="360"/>
+      <w:ind w:left="1080" w:hanging="360"/>
     </w:lvl>
   </w:abstractNum>
   <w:abstractNum w:abstractNumId="154">
@@ -29588,7 +29617,7 @@
       <w:lvlText w:val="%1."/>
       <w:suff w:val="space"/>
       <w:lvlJc w:val="left"/>
-      <w:ind w:left="1080" w:hanging="360"/>
+      <w:ind w:left="360" w:hanging="360"/>
     </w:lvl>
   </w:abstractNum>
   <w:abstractNum w:abstractNumId="157">
@@ -29621,10 +29650,21 @@
       <w:lvlText w:val="%1."/>
       <w:suff w:val="space"/>
       <w:lvlJc w:val="left"/>
+      <w:ind w:left="1080" w:hanging="360"/>
+    </w:lvl>
+  </w:abstractNum>
+  <w:abstractNum w:abstractNumId="160">
+    <w:multiLevelType w:val="singleLevel"/>
+    <w:lvl w:ilvl="0">
+      <w:start w:val="1"/>
+      <w:numFmt w:val="decimal"/>
+      <w:lvlText w:val="%1."/>
+      <w:suff w:val="space"/>
+      <w:lvlJc w:val="left"/>
       <w:ind w:left="360" w:hanging="360"/>
     </w:lvl>
   </w:abstractNum>
-  <w:abstractNum w:abstractNumId="160">
+  <w:abstractNum w:abstractNumId="161">
     <w:multiLevelType w:val="singleLevel"/>
     <w:lvl w:ilvl="0">
       <w:start w:val="1"/>
@@ -29844,6 +29884,9 @@
   </w:num>
   <w:num w:numId="160">
     <w:abstractNumId w:val="160"/>
+  </w:num>
+  <w:num w:numId="161">
+    <w:abstractNumId w:val="161"/>
   </w:num>
 </w:numbering>
 </file>

--- a/manuel-malagasy-t5/output/Manuel_Malagasy_T5_TSIPELINA-FITSIPIKA_V1.docx
+++ b/manuel-malagasy-t5/output/Manuel_Malagasy_T5_TSIPELINA-FITSIPIKA_V1.docx
@@ -567,7 +567,7 @@
             </w:pPr>
             <w:r/>
             <w:r>
-              <w:t>Namaky fehezanteny roa i Ravao : « Tsy nivoaka izy noho ny ranonorana. » sy « Nony tonga tany an-trano izy, dia natory avy hatrany. » Sahiran-tsaina izy hoe tsy mitovy ny teny nampifandray ny ampahany roa amin'ireo fehezanteny ireo.</w:t>
+              <w:t>Namaky fehezanteny roa i Ravao : « Fotsy volo Rakoto noho ny ahiahy. » sy « Nony hariva, dia hoy ianareo : Ho tsara ny andro, fa mena ny lanitra. » Sahiran-tsaina izy hoe tsy mitovy ny teny nampifandray ny ampahany roa amin'ireo fehezanteny ireo.</w:t>
             </w:r>
           </w:p>
         </w:tc>
@@ -660,7 +660,7 @@
               <w:spacing w:after="40" w:before="0"/>
             </w:pPr>
             <w:r>
-              <w:t>Soraty amin'ny tabilao ny fehezanteny : « Tafita izy noho ny fiezahany. »</w:t>
+              <w:t>Soraty amin'ny tabilao ny fehezanteny : « Fotsy volo Rakoto noho ny ahiahy. »</w:t>
             </w:r>
           </w:p>
         </w:tc>
@@ -755,7 +755,7 @@
               <w:spacing w:after="40" w:before="0"/>
             </w:pPr>
             <w:r>
-              <w:t>Reraka izy noho ny ratra nahazo azy.</w:t>
+              <w:t>Fotsy volo Rakoto noho ny ahiahy.</w:t>
             </w:r>
           </w:p>
           <w:p>
@@ -778,6 +778,14 @@
             <w:r/>
             <w:r>
               <w:t>Mijery.</w:t>
+            </w:r>
+          </w:p>
+          <w:p>
+            <w:pPr>
+              <w:spacing w:after="40" w:before="0"/>
+            </w:pPr>
+            <w:r>
+              <w:t>V.A.: Ny ahiahy.</w:t>
             </w:r>
           </w:p>
         </w:tc>
@@ -898,7 +906,7 @@
               <w:spacing w:after="40" w:before="0"/>
             </w:pPr>
             <w:r>
-              <w:t>Nony lasa izy, dia nody izahay.</w:t>
+              <w:t>Nony hariva, dia hoy ianareo : Ho tsara ny andro, fa mena ny lanitra.</w:t>
             </w:r>
           </w:p>
           <w:p>
@@ -928,7 +936,7 @@
               <w:spacing w:after="40" w:before="0"/>
             </w:pPr>
             <w:r>
-              <w:t>V.A.: Ny ranonorana.</w:t>
+              <w:t>V.A.: Ny ahiahy.</w:t>
             </w:r>
           </w:p>
           <w:p>
@@ -976,7 +984,7 @@
               <w:spacing w:after="40" w:before="0"/>
             </w:pPr>
             <w:r>
-              <w:t>V.A.: Nody izahay, rehefa lasa izy.</w:t>
+              <w:t>V.A.: Rehefa hariva, dia hoy ianareo : Ho tsara ny andro, fa mena ny lanitra.</w:t>
             </w:r>
           </w:p>
         </w:tc>
@@ -1761,7 +1769,7 @@
         <w:rPr>
           <w:color w:val="000000"/>
         </w:rPr>
-        <w:t xml:space="preserve"> no manaraka azy ; matetika ny hoe « dia » no fampitohizana ny ampahany faharoa. Hoy ny Rakibolana : « Suivi immédiatement du sujet du verbe ».</w:t>
+        <w:t xml:space="preserve"> no manaraka azy ; matetika ny hoe « dia » no mampifandray ny ampahany roa. Hoy ny Rakibolana : « Suivi immédiatement du sujet du verbe ».</w:t>
       </w:r>
     </w:p>
     <w:p>
@@ -1844,7 +1852,21 @@
         <w:rPr>
           <w:color w:val="000000"/>
         </w:rPr>
-        <w:t xml:space="preserve">Teny fampitohizana ampiasaina hanehoana </w:t>
+        <w:t xml:space="preserve">Teny </w:t>
+      </w:r>
+      <w:r>
+        <w:rPr>
+          <w:b/>
+          <w:i/>
+          <w:color w:val="F76995"/>
+        </w:rPr>
+        <w:t>mpampiankina fehezankevitra</w:t>
+      </w:r>
+      <w:r>
+        <w:rPr>
+          <w:color w:val="000000"/>
+        </w:rPr>
+        <w:t xml:space="preserve"> milaza </w:t>
       </w:r>
       <w:r>
         <w:rPr>
@@ -1858,7 +1880,7 @@
         <w:rPr>
           <w:color w:val="000000"/>
         </w:rPr>
-        <w:t xml:space="preserve"> (midika hoe « lorsque », « quand » na « dès que » amin'ny teny frantsay). Matetika izy io no arahina </w:t>
+        <w:t xml:space="preserve"> ny « nony » (midika hoe « lorsque », « quand » na « dès que » amin'ny teny frantsay). Matetika izy io no arahina </w:t>
       </w:r>
       <w:r>
         <w:rPr>
@@ -2319,18 +2341,64 @@
         </w:rPr>
         <w:footnoteReference w:id="1005"/>
       </w:r>
+    </w:p>
+    <w:p>
+      <w:pPr>
+        <w:spacing w:after="40" w:before="0"/>
+        <w:ind w:left="2160"/>
+      </w:pPr>
+    </w:p>
+    <w:p>
+      <w:pPr>
+        <w:spacing w:after="40" w:before="0"/>
+        <w:ind w:firstLine="360"/>
+      </w:pPr>
+      <w:r>
+        <w:rPr>
+          <w:color w:val="000000"/>
+        </w:rPr>
+        <w:t xml:space="preserve">Rehefa miaraka ny mpisolo « </w:t>
+      </w:r>
+      <w:r>
+        <w:rPr>
+          <w:b/>
+          <w:i/>
+          <w:color w:val="F76995"/>
+        </w:rPr>
+        <w:t>no</w:t>
+      </w:r>
+      <w:r>
+        <w:rPr>
+          <w:color w:val="000000"/>
+        </w:rPr>
+        <w:t xml:space="preserve"> » sy ny mpamaritra « </w:t>
+      </w:r>
+      <w:r>
+        <w:rPr>
+          <w:b/>
+          <w:i/>
+          <w:color w:val="F76995"/>
+        </w:rPr>
+        <w:t>ny</w:t>
+      </w:r>
+      <w:r>
+        <w:rPr>
+          <w:color w:val="000000"/>
+        </w:rPr>
+        <w:t xml:space="preserve"> », dia ny « no » ihany no miseho : « I Soa no maditra », fa tsy hoe « I Soa no ny maditra ».</w:t>
+      </w:r>
       <w:r>
         <w:rPr>
           <w:vertAlign w:val="superscript"/>
         </w:rPr>
         <w:footnoteReference w:id="1006"/>
       </w:r>
-    </w:p>
-    <w:p>
-      <w:pPr>
-        <w:spacing w:after="40" w:before="0"/>
-        <w:ind w:left="2160"/>
-      </w:pPr>
+      <w:r>
+        <w:rPr>
+          <w:vertAlign w:val="superscript"/>
+        </w:rPr>
+        <w:footnoteReference w:id="1007"/>
+      </w:r>
     </w:p>
     <w:p>
       <w:pPr>
@@ -2854,6 +2922,38 @@
         <w:spacing w:after="40" w:before="0"/>
       </w:pPr>
       <w:r>
+        <w:t>- Prof. Siméon Rajaona, « Ny Matoanteny eo amin'ny teny malagasy », Akademia Malagasy — https://teny-malagasy.akademia-malagasy.mg/matoanteny.php : « fotsy volo Rakoto noho ny ahiahy » (§2.1 sy ny fandinihana ny mpamari-toejavatra) ; « I Soa no maditra » (§1.4.7).</w:t>
+      </w:r>
+    </w:p>
+    <w:p>
+      <w:pPr>
+        <w:spacing w:after="40" w:before="0"/>
+      </w:pPr>
+      <w:r>
+        <w:t>- Baiboly Malagasy (dika 1910), Matiteo 16,2 : « Nony hariva, dia hoy ianareo : Ho tsara ny andro, fa mena ny lanitra. » — tolo-tsoratra : https://nybaiboly.org/Concordance-malagasy/Bibliquest-Malagasy.bbq</w:t>
+      </w:r>
+    </w:p>
+    <w:p>
+      <w:pPr>
+        <w:spacing w:after="40" w:before="0"/>
+      </w:pPr>
+      <w:r>
+        <w:t>- PROGRAMMES SCOLAIRES 8ème, Minisiteran'ny Fanabeazam-pirenena — https://www.education.gov.mg/wp-content/uploads/2016/10/PROGRAMMES-SCOLAIRES-8%C3%A8me.pdf : « Takela-teny fanonona na mitovitovy endrika : samy hafa, samihafa / noho ny, nony » ; « Fehezanteny banga » ; « solaitra ».</w:t>
+      </w:r>
+    </w:p>
+    <w:p>
+      <w:pPr>
+        <w:spacing w:after="40" w:before="0"/>
+      </w:pPr>
+      <w:r>
+        <w:t>- Rakibolana Malagasy, « dia » — https://www.rakibolana.org/rakibolana/teny/dia : « Nony tonga izy dia niteny hoe.. » ; « Rakoto dia mpianatra mazoto ».</w:t>
+      </w:r>
+    </w:p>
+    <w:p>
+      <w:pPr>
+        <w:spacing w:after="40" w:before="0"/>
+      </w:pPr>
+      <w:r>
         <w:t>- Ohabolana : « Ny fahasalamana dia ambony lavitra noho ny fananan-karena. » (ohabolana.org) ; « Ny teny mahery lava noho ny tanana. » (JICA/PAGEM, vakiteny modely).</w:t>
       </w:r>
     </w:p>
@@ -4047,7 +4147,7 @@
         <w:rPr>
           <w:vertAlign w:val="superscript"/>
         </w:rPr>
-        <w:footnoteReference w:id="1007"/>
+        <w:footnoteReference w:id="1008"/>
       </w:r>
     </w:p>
     <w:tbl>
@@ -6452,7 +6552,7 @@
         <w:rPr>
           <w:vertAlign w:val="superscript"/>
         </w:rPr>
-        <w:footnoteReference w:id="1008"/>
+        <w:footnoteReference w:id="1009"/>
       </w:r>
     </w:p>
     <w:tbl>
@@ -6704,7 +6804,7 @@
         <w:rPr>
           <w:vertAlign w:val="superscript"/>
         </w:rPr>
-        <w:footnoteReference w:id="1009"/>
+        <w:footnoteReference w:id="1010"/>
       </w:r>
     </w:p>
     <w:p>
@@ -8564,7 +8664,7 @@
         <w:rPr>
           <w:vertAlign w:val="superscript"/>
         </w:rPr>
-        <w:footnoteReference w:id="1010"/>
+        <w:footnoteReference w:id="1011"/>
       </w:r>
     </w:p>
     <w:p>
@@ -11703,7 +11803,7 @@
         <w:rPr>
           <w:vertAlign w:val="superscript"/>
         </w:rPr>
-        <w:footnoteReference w:id="1011"/>
+        <w:footnoteReference w:id="1012"/>
       </w:r>
     </w:p>
     <w:p>
@@ -13918,7 +14018,7 @@
         <w:rPr>
           <w:vertAlign w:val="superscript"/>
         </w:rPr>
-        <w:footnoteReference w:id="1012"/>
+        <w:footnoteReference w:id="1013"/>
       </w:r>
     </w:p>
     <w:tbl>
@@ -16255,7 +16355,7 @@
         <w:rPr>
           <w:vertAlign w:val="superscript"/>
         </w:rPr>
-        <w:footnoteReference w:id="1013"/>
+        <w:footnoteReference w:id="1014"/>
       </w:r>
     </w:p>
     <w:p>
@@ -18249,7 +18349,7 @@
         <w:rPr>
           <w:vertAlign w:val="superscript"/>
         </w:rPr>
-        <w:footnoteReference w:id="1014"/>
+        <w:footnoteReference w:id="1015"/>
       </w:r>
     </w:p>
     <w:p>
@@ -20724,7 +20824,7 @@
         <w:rPr>
           <w:vertAlign w:val="superscript"/>
         </w:rPr>
-        <w:footnoteReference w:id="1015"/>
+        <w:footnoteReference w:id="1016"/>
       </w:r>
     </w:p>
     <w:tbl>
@@ -22997,7 +23097,7 @@
         <w:rPr>
           <w:vertAlign w:val="superscript"/>
         </w:rPr>
-        <w:footnoteReference w:id="1016"/>
+        <w:footnoteReference w:id="1017"/>
       </w:r>
     </w:p>
     <w:p>
@@ -23033,7 +23133,7 @@
         <w:rPr>
           <w:vertAlign w:val="superscript"/>
         </w:rPr>
-        <w:footnoteReference w:id="1017"/>
+        <w:footnoteReference w:id="1018"/>
       </w:r>
     </w:p>
     <w:p>
@@ -25150,7 +25250,7 @@
         <w:rPr>
           <w:vertAlign w:val="superscript"/>
         </w:rPr>
-        <w:footnoteReference w:id="1018"/>
+        <w:footnoteReference w:id="1019"/>
       </w:r>
     </w:p>
     <w:p>
@@ -25192,7 +25292,7 @@
         <w:rPr>
           <w:vertAlign w:val="superscript"/>
         </w:rPr>
-        <w:footnoteReference w:id="1019"/>
+        <w:footnoteReference w:id="1020"/>
       </w:r>
     </w:p>
     <w:p>
@@ -27178,7 +27278,7 @@
         <w:rPr>
           <w:vertAlign w:val="superscript"/>
         </w:rPr>
-        <w:footnoteReference w:id="1020"/>
+        <w:footnoteReference w:id="1021"/>
       </w:r>
     </w:p>
     <w:p>
@@ -28130,7 +28230,7 @@
         <w:rPr>
           <w:sz w:val="18"/>
         </w:rPr>
-        <w:t xml:space="preserve"> Rakibolana an-tserasera, « nony » (conjonction) — https://malagasyword.org/bins/teny2/nony : « Rehefa (raha milaza ny lasa ny matoanteny manaraka azy) » ; « Isaky ny (ankehitriny) » ; « Tamin' ny (ho avy ao anatin'ny tantara) » ; analog : fony, raha, rehefa.</w:t>
+        <w:t xml:space="preserve"> Rakibolana an-tserasera, « nony » (conjonction) — https://malagasyword.org/bins/teny2/nony : « Rehefa (raha milaza ny lasa ny matoanteny manaraka azy) » ; « Isaky ny (ankehitriny) » ; « Tamin' ny (ho avy ao anatin'ny tantara) » ; analog : fony, raha, rehefa. Ny teny ara-drafitra hoe « mpampiankina fehezankevitra » dia avy amin'ny pejy « Fehezanteny » — https://mg.wikipedia.org/wiki/Fehezanteny.</w:t>
       </w:r>
     </w:p>
   </w:footnote>
@@ -28170,7 +28270,7 @@
         <w:rPr>
           <w:sz w:val="18"/>
         </w:rPr>
-        <w:t xml:space="preserve"> Fanamarihana nomen'ny mpampianatra : raha matoantenin'ny iharana misy tovana, mitovona ny ho — « Hovitaiko ity rahariva » = « Rahariva ity no hovitaiko » ; « Ho tonga rahampitso izy » = « Rahampitso izy no ho tonga » ; « Ho vita ity rahariva » = « Rahariva no ho vita ity ».</w:t>
+        <w:t xml:space="preserve"> Prof. Siméon Rajaona, « Ny Matoanteny eo amin'ny teny malagasy », Akademia Malagasy — https://teny-malagasy.akademia-malagasy.mg/matoanteny.php, §1.4.6 sy §1.4.7 (Fampiasana manokana ny kian-teny no) : « mifamaho sy mifaningotra ny kian-teny no sy ny mpamaritra ny, ka ny kian-teny no sisa miseho, nitelina ny mpanoritra ny ».</w:t>
       </w:r>
     </w:p>
   </w:footnote>
@@ -28190,7 +28290,7 @@
         <w:rPr>
           <w:sz w:val="18"/>
         </w:rPr>
-        <w:t xml:space="preserve"> PE T5, Tsipelina, p.18</w:t>
+        <w:t xml:space="preserve"> Fanamarihana nomen'ny mpampianatra : raha matoantenin'ny iharana misy tovana, mitovona ny ho — « Hovitaiko ity rahariva » = « Rahariva ity no hovitaiko » ; « Ho tonga rahampitso izy » = « Rahampitso izy no ho tonga » ; « Ho vita ity rahariva » = « Rahariva no ho vita ity ».</w:t>
       </w:r>
     </w:p>
   </w:footnote>
@@ -28230,7 +28330,7 @@
         <w:rPr>
           <w:sz w:val="18"/>
         </w:rPr>
-        <w:t xml:space="preserve"> « barìka », « terý », « arý » : la paire est donnée par le PE ; aucun exemple de ces formes accentuées ne se trouve dans les textes copiés ici.</w:t>
+        <w:t xml:space="preserve"> PE T5, Tsipelina, p.18</w:t>
       </w:r>
     </w:p>
   </w:footnote>
@@ -28250,7 +28350,7 @@
         <w:rPr>
           <w:sz w:val="18"/>
         </w:rPr>
-        <w:t xml:space="preserve"> PE T5, Tsipelina, p.18</w:t>
+        <w:t xml:space="preserve"> « barìka », « terý », « arý » : la paire est donnée par le PE ; aucun exemple de ces formes accentuées ne se trouve dans les textes copiés ici.</w:t>
       </w:r>
     </w:p>
   </w:footnote>
@@ -28270,7 +28370,7 @@
         <w:rPr>
           <w:sz w:val="18"/>
         </w:rPr>
-        <w:t xml:space="preserve"> PE T5, Fiasan'ny teny · Fitsipiky ny teny, p.19</w:t>
+        <w:t xml:space="preserve"> PE T5, Tsipelina, p.18</w:t>
       </w:r>
     </w:p>
   </w:footnote>
@@ -28290,7 +28390,7 @@
         <w:rPr>
           <w:sz w:val="18"/>
         </w:rPr>
-        <w:t xml:space="preserve"> PE T5, Fitsipiky ny teny, p.19</w:t>
+        <w:t xml:space="preserve"> PE T5, Fiasan'ny teny · Fitsipiky ny teny, p.19</w:t>
       </w:r>
     </w:p>
   </w:footnote>
@@ -28390,7 +28490,7 @@
         <w:rPr>
           <w:sz w:val="18"/>
         </w:rPr>
-        <w:t xml:space="preserve"> Wikipedia : « Fehezanteny »</w:t>
+        <w:t xml:space="preserve"> PE T5, Fitsipiky ny teny, p.19</w:t>
       </w:r>
     </w:p>
   </w:footnote>
@@ -28410,7 +28510,7 @@
         <w:rPr>
           <w:sz w:val="18"/>
         </w:rPr>
-        <w:t xml:space="preserve"> PE T5, Fitsipiky ny teny, p.19</w:t>
+        <w:t xml:space="preserve"> Wikipedia : « Fehezanteny »</w:t>
       </w:r>
     </w:p>
   </w:footnote>
@@ -28430,11 +28530,31 @@
         <w:rPr>
           <w:sz w:val="18"/>
         </w:rPr>
-        <w:t xml:space="preserve"> refs/EXEMPLE_DU_MANUEL.txt</w:t>
+        <w:t xml:space="preserve"> PE T5, Fitsipiky ny teny, p.19</w:t>
       </w:r>
     </w:p>
   </w:footnote>
   <w:footnote w:id="1020">
+    <w:p>
+      <w:pPr>
+        <w:spacing w:after="0" w:line="240" w:lineRule="auto"/>
+      </w:pPr>
+      <w:r>
+        <w:rPr>
+          <w:vertAlign w:val="superscript"/>
+          <w:sz w:val="18"/>
+        </w:rPr>
+        <w:footnoteRef/>
+      </w:r>
+      <w:r>
+        <w:rPr>
+          <w:sz w:val="18"/>
+        </w:rPr>
+        <w:t xml:space="preserve"> refs/EXEMPLE_DU_MANUEL.txt</w:t>
+      </w:r>
+    </w:p>
+  </w:footnote>
+  <w:footnote w:id="1021">
     <w:p>
       <w:pPr>
         <w:spacing w:after="0" w:line="240" w:lineRule="auto"/>
